--- a/docs/Test-Plan-MarketSafe.docx
+++ b/docs/Test-Plan-MarketSafe.docx
@@ -864,6 +864,13 @@
                 <w:color w:val="5B9BD5"/>
               </w:rPr>
             </w:pPr>
+            <w:r>
+              <w:rPr>
+                <w:noProof/>
+                <w:color w:val="5B9BD5"/>
+              </w:rPr>
+              <w:t>Refined requirements for Sprint 3</w:t>
+            </w:r>
           </w:p>
         </w:tc>
       </w:tr>
@@ -1124,11 +1131,22 @@
       <w:r>
         <w:rPr>
           <w:rFonts w:ascii="Times New Roman" w:hAnsi="Times New Roman" w:cs="Times New Roman"/>
-          <w:noProof/>
-          <w:sz w:val="24"/>
-          <w:szCs w:val="24"/>
-        </w:rPr>
-        <w:t>Account Registration — email domain validation (UofM), duplicate email check, password safety requirements, and unique user ID assignment.</w:t>
+          <w:b/>
+          <w:bCs/>
+          <w:noProof/>
+          <w:sz w:val="24"/>
+          <w:szCs w:val="24"/>
+        </w:rPr>
+        <w:t>Account Registration</w:t>
+      </w:r>
+      <w:r>
+        <w:rPr>
+          <w:rFonts w:ascii="Times New Roman" w:hAnsi="Times New Roman" w:cs="Times New Roman"/>
+          <w:noProof/>
+          <w:sz w:val="24"/>
+          <w:szCs w:val="24"/>
+        </w:rPr>
+        <w:t xml:space="preserve"> — email domain validation (UofM), duplicate email check, password safety requirements, and unique user ID assignment.</w:t>
       </w:r>
     </w:p>
     <w:p>
@@ -1148,11 +1166,22 @@
       <w:r>
         <w:rPr>
           <w:rFonts w:ascii="Times New Roman" w:hAnsi="Times New Roman" w:cs="Times New Roman"/>
-          <w:noProof/>
-          <w:sz w:val="24"/>
-          <w:szCs w:val="24"/>
-        </w:rPr>
-        <w:t>Email Verification — verification that the registered email is valid and belongs to a UofM domain before account activation.</w:t>
+          <w:b/>
+          <w:bCs/>
+          <w:noProof/>
+          <w:sz w:val="24"/>
+          <w:szCs w:val="24"/>
+        </w:rPr>
+        <w:t>Email Verification</w:t>
+      </w:r>
+      <w:r>
+        <w:rPr>
+          <w:rFonts w:ascii="Times New Roman" w:hAnsi="Times New Roman" w:cs="Times New Roman"/>
+          <w:noProof/>
+          <w:sz w:val="24"/>
+          <w:szCs w:val="24"/>
+        </w:rPr>
+        <w:t xml:space="preserve"> — verification that the registered email is valid and belongs to a UofM domain before account activation.</w:t>
       </w:r>
     </w:p>
     <w:p>
@@ -1172,11 +1201,22 @@
       <w:r>
         <w:rPr>
           <w:rFonts w:ascii="Times New Roman" w:hAnsi="Times New Roman" w:cs="Times New Roman"/>
-          <w:noProof/>
-          <w:sz w:val="24"/>
-          <w:szCs w:val="24"/>
-        </w:rPr>
-        <w:t>Login and Logout — JWT generation on valid credentials, proper error responses on invalid credentials, JWT inclusion in protected requests, client-side session invalidation on logout, and denial of requests without a valid token.</w:t>
+          <w:b/>
+          <w:bCs/>
+          <w:noProof/>
+          <w:sz w:val="24"/>
+          <w:szCs w:val="24"/>
+        </w:rPr>
+        <w:t>Login and Logout</w:t>
+      </w:r>
+      <w:r>
+        <w:rPr>
+          <w:rFonts w:ascii="Times New Roman" w:hAnsi="Times New Roman" w:cs="Times New Roman"/>
+          <w:noProof/>
+          <w:sz w:val="24"/>
+          <w:szCs w:val="24"/>
+        </w:rPr>
+        <w:t xml:space="preserve"> — JWT generation on valid credentials, proper error responses on invalid credentials, JWT inclusion in protected requests, client-side session invalidation on logout, and denial of requests without a valid token.</w:t>
       </w:r>
     </w:p>
     <w:p>
@@ -1196,11 +1236,22 @@
       <w:r>
         <w:rPr>
           <w:rFonts w:ascii="Times New Roman" w:hAnsi="Times New Roman" w:cs="Times New Roman"/>
-          <w:noProof/>
-          <w:sz w:val="24"/>
-          <w:szCs w:val="24"/>
-        </w:rPr>
-        <w:t>View Profile — authenticated access to the user's own profile using a valid JWT, and redirection of unauthenticated users away from protected pages.</w:t>
+          <w:b/>
+          <w:bCs/>
+          <w:noProof/>
+          <w:sz w:val="24"/>
+          <w:szCs w:val="24"/>
+        </w:rPr>
+        <w:t>View Profile</w:t>
+      </w:r>
+      <w:r>
+        <w:rPr>
+          <w:rFonts w:ascii="Times New Roman" w:hAnsi="Times New Roman" w:cs="Times New Roman"/>
+          <w:noProof/>
+          <w:sz w:val="24"/>
+          <w:szCs w:val="24"/>
+        </w:rPr>
+        <w:t xml:space="preserve"> — authenticated access to the user's own profile using a valid JWT, and redirection of unauthenticated users away from protected pages.</w:t>
       </w:r>
     </w:p>
     <w:p>
@@ -1254,23 +1305,7 @@
           <w:sz w:val="24"/>
           <w:szCs w:val="24"/>
         </w:rPr>
-        <w:t xml:space="preserve">Marketplace Listings allows users to create, manage, and interact with listings on the platform. When creating a listing, all required information must be present before the listing is saved to the database. Once created, the listing must be visible </w:t>
-      </w:r>
-      <w:r>
-        <w:rPr>
-          <w:rFonts w:ascii="Times New Roman" w:hAnsi="Times New Roman" w:cs="Times New Roman"/>
-          <w:sz w:val="24"/>
-          <w:szCs w:val="24"/>
-        </w:rPr>
-        <w:t>in</w:t>
-      </w:r>
-      <w:r>
-        <w:rPr>
-          <w:rFonts w:ascii="Times New Roman" w:hAnsi="Times New Roman" w:cs="Times New Roman"/>
-          <w:sz w:val="24"/>
-          <w:szCs w:val="24"/>
-        </w:rPr>
-        <w:t xml:space="preserve"> the marketplace. Users may delete only their own listings; deleted listings must be removed from both the database and the marketplace. Users may also comment on any posted listing, and comments from valid logged-in users must </w:t>
+        <w:t xml:space="preserve">Marketplace Listings allows users to create, manage, and interact with listings on the platform. When creating a listing, all required information must be present before the listing is saved to the database. Once created, the listing must be visible in the marketplace. Users may delete only their own listings; deleted listings must be removed from both the database and the marketplace. Users may also comment on any posted listing, and comments from valid logged-in users must </w:t>
       </w:r>
       <w:r>
         <w:rPr>
@@ -1330,10 +1365,20 @@
       <w:r>
         <w:rPr>
           <w:rFonts w:ascii="Times New Roman" w:hAnsi="Times New Roman" w:cs="Times New Roman"/>
-          <w:sz w:val="24"/>
-          <w:szCs w:val="24"/>
-        </w:rPr>
-        <w:t>Create a listing — required field validation, successful database insertion, and visibility on the marketplace after creation.</w:t>
+          <w:b/>
+          <w:bCs/>
+          <w:sz w:val="24"/>
+          <w:szCs w:val="24"/>
+        </w:rPr>
+        <w:t>Create a listing</w:t>
+      </w:r>
+      <w:r>
+        <w:rPr>
+          <w:rFonts w:ascii="Times New Roman" w:hAnsi="Times New Roman" w:cs="Times New Roman"/>
+          <w:sz w:val="24"/>
+          <w:szCs w:val="24"/>
+        </w:rPr>
+        <w:t xml:space="preserve"> — required field validation, successful database insertion, and visibility on the marketplace after creation.</w:t>
       </w:r>
     </w:p>
     <w:p>
@@ -1352,10 +1397,20 @@
       <w:r>
         <w:rPr>
           <w:rFonts w:ascii="Times New Roman" w:hAnsi="Times New Roman" w:cs="Times New Roman"/>
-          <w:sz w:val="24"/>
-          <w:szCs w:val="24"/>
-        </w:rPr>
-        <w:t>Delete a listing — permission enforcement (own listings only), removal from the database, and removal from the marketplace view.</w:t>
+          <w:b/>
+          <w:bCs/>
+          <w:sz w:val="24"/>
+          <w:szCs w:val="24"/>
+        </w:rPr>
+        <w:t>Delete a listing</w:t>
+      </w:r>
+      <w:r>
+        <w:rPr>
+          <w:rFonts w:ascii="Times New Roman" w:hAnsi="Times New Roman" w:cs="Times New Roman"/>
+          <w:sz w:val="24"/>
+          <w:szCs w:val="24"/>
+        </w:rPr>
+        <w:t xml:space="preserve"> — permission enforcement (own listings only), removal from the database, and removal from the marketplace view.</w:t>
       </w:r>
     </w:p>
     <w:p>
@@ -1374,10 +1429,20 @@
       <w:r>
         <w:rPr>
           <w:rFonts w:ascii="Times New Roman" w:hAnsi="Times New Roman" w:cs="Times New Roman"/>
-          <w:sz w:val="24"/>
-          <w:szCs w:val="24"/>
-        </w:rPr>
-        <w:t>Comment on a listing — comment submission by authenticated users, display of comments under the correct listing, and visibility of both own and other users' comments.</w:t>
+          <w:b/>
+          <w:bCs/>
+          <w:sz w:val="24"/>
+          <w:szCs w:val="24"/>
+        </w:rPr>
+        <w:t>Comment on a listing</w:t>
+      </w:r>
+      <w:r>
+        <w:rPr>
+          <w:rFonts w:ascii="Times New Roman" w:hAnsi="Times New Roman" w:cs="Times New Roman"/>
+          <w:sz w:val="24"/>
+          <w:szCs w:val="24"/>
+        </w:rPr>
+        <w:t xml:space="preserve"> — comment submission by authenticated users, display of comments under the correct listing, and visibility of both own and other users' comments.</w:t>
       </w:r>
     </w:p>
     <w:p>
@@ -1437,15 +1502,7 @@
           <w:sz w:val="24"/>
           <w:szCs w:val="24"/>
         </w:rPr>
-        <w:t>Search enables users to find listings through keywords, and sort criteria. Users can input keywords to find matching listings, and the displayed results update whenever the keyword changes or is removed. Finally, users can sort displayed listings by a chosen criterion, and the list reorganizes accordingly when the criterion is changed</w:t>
-      </w:r>
-      <w:r>
-        <w:rPr>
-          <w:rFonts w:ascii="Times New Roman" w:hAnsi="Times New Roman" w:cs="Times New Roman"/>
-          <w:sz w:val="24"/>
-          <w:szCs w:val="24"/>
-        </w:rPr>
-        <w:t>.</w:t>
+        <w:t>Search enables users to find listings through keywords, and sort criteria. Users can input keywords to find matching listings, and the displayed results update whenever the keyword changes or is removed. Finally, users can sort displayed listings by a chosen criterion, and the list reorganizes accordingly when the criterion is changed.</w:t>
       </w:r>
     </w:p>
     <w:p>
@@ -1496,10 +1553,20 @@
       <w:r>
         <w:rPr>
           <w:rFonts w:ascii="Times New Roman" w:hAnsi="Times New Roman" w:cs="Times New Roman"/>
-          <w:sz w:val="24"/>
-          <w:szCs w:val="24"/>
-        </w:rPr>
-        <w:t>Search listings — keyword matching against listings, real-time result updates on keyword change, and clearing of results when the keyword is removed.</w:t>
+          <w:b/>
+          <w:bCs/>
+          <w:sz w:val="24"/>
+          <w:szCs w:val="24"/>
+        </w:rPr>
+        <w:t>Search listings</w:t>
+      </w:r>
+      <w:r>
+        <w:rPr>
+          <w:rFonts w:ascii="Times New Roman" w:hAnsi="Times New Roman" w:cs="Times New Roman"/>
+          <w:sz w:val="24"/>
+          <w:szCs w:val="24"/>
+        </w:rPr>
+        <w:t xml:space="preserve"> — keyword matching against listings, real-time result updates on keyword change, and clearing of results when the keyword is removed.</w:t>
       </w:r>
     </w:p>
     <w:p>
@@ -1518,10 +1585,11 @@
       <w:r>
         <w:rPr>
           <w:rFonts w:ascii="Times New Roman" w:hAnsi="Times New Roman" w:cs="Times New Roman"/>
-          <w:sz w:val="24"/>
-          <w:szCs w:val="24"/>
-        </w:rPr>
-        <w:t xml:space="preserve">Sort listings — correct reorganization of results when a </w:t>
+          <w:b/>
+          <w:sz w:val="24"/>
+          <w:szCs w:val="24"/>
+        </w:rPr>
+        <w:t>Sort listings</w:t>
       </w:r>
       <w:r>
         <w:rPr>
@@ -1529,31 +1597,7 @@
           <w:sz w:val="24"/>
           <w:szCs w:val="24"/>
         </w:rPr>
-        <w:t>‘</w:t>
-      </w:r>
-      <w:r>
-        <w:rPr>
-          <w:rFonts w:ascii="Times New Roman" w:hAnsi="Times New Roman" w:cs="Times New Roman"/>
-          <w:sz w:val="24"/>
-          <w:szCs w:val="24"/>
-        </w:rPr>
-        <w:t>sort</w:t>
-      </w:r>
-      <w:r>
-        <w:rPr>
-          <w:rFonts w:ascii="Times New Roman" w:hAnsi="Times New Roman" w:cs="Times New Roman"/>
-          <w:sz w:val="24"/>
-          <w:szCs w:val="24"/>
-        </w:rPr>
-        <w:t>’</w:t>
-      </w:r>
-      <w:r>
-        <w:rPr>
-          <w:rFonts w:ascii="Times New Roman" w:hAnsi="Times New Roman" w:cs="Times New Roman"/>
-          <w:sz w:val="24"/>
-          <w:szCs w:val="24"/>
-        </w:rPr>
-        <w:t xml:space="preserve"> criterion is selected, and re-sorting when the criterion is changed.</w:t>
+        <w:t xml:space="preserve"> — correct reorganization of results when a ‘sort’ criterion is selected, and re-sorting when the criterion is changed.</w:t>
       </w:r>
     </w:p>
     <w:p>
@@ -1604,39 +1648,7 @@
           <w:sz w:val="24"/>
           <w:szCs w:val="24"/>
         </w:rPr>
-        <w:t xml:space="preserve">The Offer feature allows buyers to propose a price or terms to a seller for an available listing. Upon submission, the seller receives an in-app notification indicated by a red badge on the bell icon. The seller may then accept or decline the offer. Accepting an offer changes the offer status to accepted, marks the listing as sold, and archives it from the marketplace. Declining updates the offer status to </w:t>
-      </w:r>
-      <w:r>
-        <w:rPr>
-          <w:rFonts w:ascii="Times New Roman" w:hAnsi="Times New Roman" w:cs="Times New Roman"/>
-          <w:sz w:val="24"/>
-          <w:szCs w:val="24"/>
-        </w:rPr>
-        <w:t>decline</w:t>
-      </w:r>
-      <w:r>
-        <w:rPr>
-          <w:rFonts w:ascii="Times New Roman" w:hAnsi="Times New Roman" w:cs="Times New Roman"/>
-          <w:sz w:val="24"/>
-          <w:szCs w:val="24"/>
-        </w:rPr>
-        <w:t xml:space="preserve"> while leaving the listing unchanged. A buyer cannot send a new offer while one is still </w:t>
-      </w:r>
-      <w:r>
-        <w:rPr>
-          <w:rFonts w:ascii="Times New Roman" w:hAnsi="Times New Roman" w:cs="Times New Roman"/>
-          <w:sz w:val="24"/>
-          <w:szCs w:val="24"/>
-        </w:rPr>
-        <w:t>pending but</w:t>
-      </w:r>
-      <w:r>
-        <w:rPr>
-          <w:rFonts w:ascii="Times New Roman" w:hAnsi="Times New Roman" w:cs="Times New Roman"/>
-          <w:sz w:val="24"/>
-          <w:szCs w:val="24"/>
-        </w:rPr>
-        <w:t xml:space="preserve"> may send another after a decline. Buyers can track the status of their offers from the Offers page.</w:t>
+        <w:t>The Offer feature allows buyers to propose a price or terms to a seller for an available listing. Upon submission, the seller receives an in-app notification indicated by a red badge on the bell icon. The seller may then accept or decline the offer. Accepting an offer changes the offer status to accepted, marks the listing as sold, and archives it from the marketplace. Declining updates the offer status to decline while leaving the listing unchanged. A buyer cannot send a new offer while one is still pending but may send another after a decline. Buyers can track the status of their offers from the Offers page.</w:t>
       </w:r>
     </w:p>
     <w:p>
@@ -1687,10 +1699,20 @@
       <w:r>
         <w:rPr>
           <w:rFonts w:ascii="Times New Roman" w:hAnsi="Times New Roman" w:cs="Times New Roman"/>
-          <w:sz w:val="24"/>
-          <w:szCs w:val="24"/>
-        </w:rPr>
-        <w:t>Send an offer — offer creation on an available listing, proposed price or terms submission, and enforcement that a new offer cannot be sent while one is pending.</w:t>
+          <w:b/>
+          <w:bCs/>
+          <w:sz w:val="24"/>
+          <w:szCs w:val="24"/>
+        </w:rPr>
+        <w:t>Send an offer</w:t>
+      </w:r>
+      <w:r>
+        <w:rPr>
+          <w:rFonts w:ascii="Times New Roman" w:hAnsi="Times New Roman" w:cs="Times New Roman"/>
+          <w:sz w:val="24"/>
+          <w:szCs w:val="24"/>
+        </w:rPr>
+        <w:t xml:space="preserve"> — offer creation on an available listing, proposed price or terms submission, and enforcement that a new offer cannot be sent while one is pending.</w:t>
       </w:r>
     </w:p>
     <w:p>
@@ -1709,10 +1731,20 @@
       <w:r>
         <w:rPr>
           <w:rFonts w:ascii="Times New Roman" w:hAnsi="Times New Roman" w:cs="Times New Roman"/>
-          <w:sz w:val="24"/>
-          <w:szCs w:val="24"/>
-        </w:rPr>
-        <w:t>Offer notification — delivery of a real-time in-app notification to the seller, displayed as a red badge on the bell icon upon receiving a new offer.</w:t>
+          <w:b/>
+          <w:bCs/>
+          <w:sz w:val="24"/>
+          <w:szCs w:val="24"/>
+        </w:rPr>
+        <w:t>Offer notification</w:t>
+      </w:r>
+      <w:r>
+        <w:rPr>
+          <w:rFonts w:ascii="Times New Roman" w:hAnsi="Times New Roman" w:cs="Times New Roman"/>
+          <w:sz w:val="24"/>
+          <w:szCs w:val="24"/>
+        </w:rPr>
+        <w:t xml:space="preserve"> — delivery of a real-time in-app notification to the seller, displayed as a red badge on the bell icon upon receiving a new offer.</w:t>
       </w:r>
     </w:p>
     <w:p>
@@ -1731,10 +1763,20 @@
       <w:r>
         <w:rPr>
           <w:rFonts w:ascii="Times New Roman" w:hAnsi="Times New Roman" w:cs="Times New Roman"/>
-          <w:sz w:val="24"/>
-          <w:szCs w:val="24"/>
-        </w:rPr>
-        <w:t>Accept offer — offer status update to accepted and triggering of the mark-as-sold and archive flow.</w:t>
+          <w:b/>
+          <w:bCs/>
+          <w:sz w:val="24"/>
+          <w:szCs w:val="24"/>
+        </w:rPr>
+        <w:t>Accept offer</w:t>
+      </w:r>
+      <w:r>
+        <w:rPr>
+          <w:rFonts w:ascii="Times New Roman" w:hAnsi="Times New Roman" w:cs="Times New Roman"/>
+          <w:sz w:val="24"/>
+          <w:szCs w:val="24"/>
+        </w:rPr>
+        <w:t xml:space="preserve"> — offer status update to accepted and triggering of the mark-as-sold and archive flow.</w:t>
       </w:r>
     </w:p>
     <w:p>
@@ -1753,10 +1795,12 @@
       <w:r>
         <w:rPr>
           <w:rFonts w:ascii="Times New Roman" w:hAnsi="Times New Roman" w:cs="Times New Roman"/>
-          <w:sz w:val="24"/>
-          <w:szCs w:val="24"/>
-        </w:rPr>
-        <w:t xml:space="preserve">Decline offer — offer status update to </w:t>
+          <w:b/>
+          <w:bCs/>
+          <w:sz w:val="24"/>
+          <w:szCs w:val="24"/>
+        </w:rPr>
+        <w:t>Decline offer</w:t>
       </w:r>
       <w:r>
         <w:rPr>
@@ -1764,15 +1808,7 @@
           <w:sz w:val="24"/>
           <w:szCs w:val="24"/>
         </w:rPr>
-        <w:t>decline</w:t>
-      </w:r>
-      <w:r>
-        <w:rPr>
-          <w:rFonts w:ascii="Times New Roman" w:hAnsi="Times New Roman" w:cs="Times New Roman"/>
-          <w:sz w:val="24"/>
-          <w:szCs w:val="24"/>
-        </w:rPr>
-        <w:t>, listing remaining unchanged, and the buyer being allowed to submit a new offer after a decline.</w:t>
+        <w:t xml:space="preserve"> — offer status update to decline, listing remaining unchanged, and the buyer being allowed to submit a new offer after a decline.</w:t>
       </w:r>
     </w:p>
     <w:p>
@@ -1791,11 +1827,21 @@
       <w:r>
         <w:rPr>
           <w:rFonts w:ascii="Times New Roman" w:hAnsi="Times New Roman" w:cs="Times New Roman"/>
+          <w:b/>
+          <w:bCs/>
           <w:sz w:val="24"/>
           <w:szCs w:val="24"/>
         </w:rPr>
         <w:lastRenderedPageBreak/>
-        <w:t>Mark listing as sold — listing status update to sold, archival from the marketplace, and confirmed removal from available listings upon offer acceptance.</w:t>
+        <w:t>Mark listing as sold</w:t>
+      </w:r>
+      <w:r>
+        <w:rPr>
+          <w:rFonts w:ascii="Times New Roman" w:hAnsi="Times New Roman" w:cs="Times New Roman"/>
+          <w:sz w:val="24"/>
+          <w:szCs w:val="24"/>
+        </w:rPr>
+        <w:t xml:space="preserve"> — listing status update to sold, archival from the marketplace, and confirmed removal from available listings upon offer acceptance.</w:t>
       </w:r>
     </w:p>
     <w:p>
@@ -1905,10 +1951,20 @@
       <w:r>
         <w:rPr>
           <w:rFonts w:ascii="Times New Roman" w:hAnsi="Times New Roman" w:cs="Times New Roman"/>
-          <w:sz w:val="24"/>
-          <w:szCs w:val="24"/>
-        </w:rPr>
-        <w:t>Create a rating — rating submission, persistent storage, and correct calculation and display of the updated average rating on the seller's profile.</w:t>
+          <w:b/>
+          <w:bCs/>
+          <w:sz w:val="24"/>
+          <w:szCs w:val="24"/>
+        </w:rPr>
+        <w:t>Create a rating</w:t>
+      </w:r>
+      <w:r>
+        <w:rPr>
+          <w:rFonts w:ascii="Times New Roman" w:hAnsi="Times New Roman" w:cs="Times New Roman"/>
+          <w:sz w:val="24"/>
+          <w:szCs w:val="24"/>
+        </w:rPr>
+        <w:t xml:space="preserve"> — rating submission, persistent storage, and correct calculation and display of the updated average rating on the seller's profile.</w:t>
       </w:r>
     </w:p>
     <w:p>
@@ -1927,10 +1983,20 @@
       <w:r>
         <w:rPr>
           <w:rFonts w:ascii="Times New Roman" w:hAnsi="Times New Roman" w:cs="Times New Roman"/>
-          <w:sz w:val="24"/>
-          <w:szCs w:val="24"/>
-        </w:rPr>
-        <w:t>View another user's rating — visibility of a user's rating when visiting their profile.</w:t>
+          <w:b/>
+          <w:bCs/>
+          <w:sz w:val="24"/>
+          <w:szCs w:val="24"/>
+        </w:rPr>
+        <w:t>View another user's rating</w:t>
+      </w:r>
+      <w:r>
+        <w:rPr>
+          <w:rFonts w:ascii="Times New Roman" w:hAnsi="Times New Roman" w:cs="Times New Roman"/>
+          <w:sz w:val="24"/>
+          <w:szCs w:val="24"/>
+        </w:rPr>
+        <w:t xml:space="preserve"> — visibility of a user's rating when visiting their profile.</w:t>
       </w:r>
     </w:p>
     <w:p>
@@ -1949,10 +2015,20 @@
       <w:r>
         <w:rPr>
           <w:rFonts w:ascii="Times New Roman" w:hAnsi="Times New Roman" w:cs="Times New Roman"/>
-          <w:sz w:val="24"/>
-          <w:szCs w:val="24"/>
-        </w:rPr>
-        <w:t>View own rating — visibility of the user's own rating on their personal profile page.</w:t>
+          <w:b/>
+          <w:bCs/>
+          <w:sz w:val="24"/>
+          <w:szCs w:val="24"/>
+        </w:rPr>
+        <w:t>View own rating</w:t>
+      </w:r>
+      <w:r>
+        <w:rPr>
+          <w:rFonts w:ascii="Times New Roman" w:hAnsi="Times New Roman" w:cs="Times New Roman"/>
+          <w:sz w:val="24"/>
+          <w:szCs w:val="24"/>
+        </w:rPr>
+        <w:t xml:space="preserve"> — visibility of the user's own rating on their personal profile page.</w:t>
       </w:r>
     </w:p>
     <w:p>
@@ -3589,13 +3665,11 @@
       <w:pPr>
         <w:pStyle w:val="Heading3"/>
         <w:rPr>
-          <w:rFonts w:ascii="Times New Roman" w:hAnsi="Times New Roman"/>
-          <w:noProof/>
-        </w:rPr>
-      </w:pPr>
-      <w:r>
-        <w:rPr>
-          <w:rFonts w:ascii="Times New Roman" w:hAnsi="Times New Roman"/>
+          <w:noProof/>
+        </w:rPr>
+      </w:pPr>
+      <w:r>
+        <w:rPr>
           <w:noProof/>
         </w:rPr>
         <w:t xml:space="preserve">Test Levels </w:t>
@@ -4184,26 +4258,6 @@
       <w:bookmarkEnd w:id="12"/>
       <w:bookmarkEnd w:id="13"/>
       <w:bookmarkEnd w:id="14"/>
-    </w:p>
-    <w:p>
-      <w:pPr>
-        <w:rPr>
-          <w:noProof/>
-          <w:color w:val="000000"/>
-          <w:szCs w:val="24"/>
-          <w:lang w:val="en-CA"/>
-        </w:rPr>
-      </w:pPr>
-    </w:p>
-    <w:p>
-      <w:pPr>
-        <w:rPr>
-          <w:noProof/>
-          <w:color w:val="000000"/>
-          <w:szCs w:val="24"/>
-          <w:lang w:val="en-CA"/>
-        </w:rPr>
-      </w:pPr>
     </w:p>
     <w:tbl>
       <w:tblPr>
@@ -4218,9 +4272,9 @@
         <w:tblLook w:val="04A0" w:firstRow="1" w:lastRow="0" w:firstColumn="1" w:lastColumn="0" w:noHBand="0" w:noVBand="1"/>
       </w:tblPr>
       <w:tblGrid>
-        <w:gridCol w:w="1390"/>
-        <w:gridCol w:w="2119"/>
-        <w:gridCol w:w="5835"/>
+        <w:gridCol w:w="1388"/>
+        <w:gridCol w:w="2234"/>
+        <w:gridCol w:w="5722"/>
       </w:tblGrid>
       <w:tr>
         <w:trPr>
@@ -4383,23 +4437,14 @@
           <w:p>
             <w:pPr>
               <w:rPr>
-                <w:noProof/>
-                <w:color w:val="000000"/>
-                <w:szCs w:val="24"/>
-                <w:lang w:val="en-CA"/>
-              </w:rPr>
-            </w:pPr>
-            <w:r>
-              <w:rPr>
                 <w:b/>
                 <w:bCs/>
                 <w:noProof/>
                 <w:color w:val="000000"/>
                 <w:szCs w:val="24"/>
-                <w:lang w:val="en-CA" w:eastAsia="zh-CN"/>
-              </w:rPr>
-              <w:t>[</w:t>
-            </w:r>
+                <w:lang w:val="en-CA"/>
+              </w:rPr>
+            </w:pPr>
             <w:r>
               <w:rPr>
                 <w:b/>
@@ -4409,7 +4454,7 @@
                 <w:szCs w:val="24"/>
                 <w:lang w:val="en-CA" w:eastAsia="zh-CN"/>
               </w:rPr>
-              <w:t>~150</w:t>
+              <w:t>[</w:t>
             </w:r>
             <w:r>
               <w:rPr>
@@ -4420,7 +4465,7 @@
                 <w:szCs w:val="24"/>
                 <w:lang w:val="en-CA" w:eastAsia="zh-CN"/>
               </w:rPr>
-              <w:t>]</w:t>
+              <w:t>~</w:t>
             </w:r>
             <w:r>
               <w:rPr>
@@ -4429,9 +4474,9 @@
                 <w:noProof/>
                 <w:color w:val="000000"/>
                 <w:szCs w:val="24"/>
-                <w:lang w:val="en-CA"/>
-              </w:rPr>
-              <w:t xml:space="preserve"> tests per core feature.</w:t>
+                <w:lang w:val="en-CA" w:eastAsia="zh-CN"/>
+              </w:rPr>
+              <w:t>200</w:t>
             </w:r>
             <w:r>
               <w:rPr>
@@ -4440,10 +4485,42 @@
                 <w:noProof/>
                 <w:color w:val="000000"/>
                 <w:szCs w:val="24"/>
+                <w:lang w:val="en-CA" w:eastAsia="zh-CN"/>
+              </w:rPr>
+              <w:t>]</w:t>
+            </w:r>
+            <w:r>
+              <w:rPr>
+                <w:b/>
+                <w:bCs/>
+                <w:noProof/>
+                <w:color w:val="000000"/>
+                <w:szCs w:val="24"/>
+                <w:lang w:val="en-CA"/>
+              </w:rPr>
+              <w:t xml:space="preserve"> tests per core feature.</w:t>
+            </w:r>
+            <w:r>
+              <w:rPr>
+                <w:b/>
+                <w:bCs/>
+                <w:noProof/>
+                <w:color w:val="000000"/>
+                <w:szCs w:val="24"/>
                 <w:lang w:val="en-CA"/>
               </w:rPr>
               <w:t xml:space="preserve"> </w:t>
             </w:r>
+          </w:p>
+          <w:p>
+            <w:pPr>
+              <w:rPr>
+                <w:noProof/>
+                <w:color w:val="000000"/>
+                <w:szCs w:val="24"/>
+                <w:lang w:val="en-CA"/>
+              </w:rPr>
+            </w:pPr>
             <w:r>
               <w:rPr>
                 <w:noProof/>
@@ -4460,7 +4537,16 @@
                 <w:szCs w:val="24"/>
                 <w:lang w:val="en-CA"/>
               </w:rPr>
-              <w:t>~3486</w:t>
+              <w:t>~</w:t>
+            </w:r>
+            <w:r>
+              <w:rPr>
+                <w:noProof/>
+                <w:color w:val="000000"/>
+                <w:szCs w:val="24"/>
+                <w:lang w:val="en-CA"/>
+              </w:rPr>
+              <w:t>930</w:t>
             </w:r>
             <w:r>
               <w:rPr>
@@ -4717,7 +4803,45 @@
                 <w:szCs w:val="24"/>
                 <w:lang w:val="en-CA"/>
               </w:rPr>
-              <w:t xml:space="preserve">Using ‘unittest’ to run tests. </w:t>
+              <w:t xml:space="preserve">Using </w:t>
+            </w:r>
+            <w:r>
+              <w:rPr>
+                <w:noProof/>
+                <w:color w:val="000000"/>
+                <w:szCs w:val="24"/>
+                <w:lang w:val="en-CA"/>
+              </w:rPr>
+              <w:t xml:space="preserve">python </w:t>
+            </w:r>
+            <w:r>
+              <w:rPr>
+                <w:noProof/>
+                <w:color w:val="000000"/>
+                <w:szCs w:val="24"/>
+                <w:lang w:val="en-CA"/>
+              </w:rPr>
+              <w:t>‘</w:t>
+            </w:r>
+            <w:r>
+              <w:rPr>
+                <w:b/>
+                <w:bCs/>
+                <w:noProof/>
+                <w:color w:val="000000"/>
+                <w:szCs w:val="24"/>
+                <w:lang w:val="en-CA"/>
+              </w:rPr>
+              <w:t>unittest’</w:t>
+            </w:r>
+            <w:r>
+              <w:rPr>
+                <w:noProof/>
+                <w:color w:val="000000"/>
+                <w:szCs w:val="24"/>
+                <w:lang w:val="en-CA"/>
+              </w:rPr>
+              <w:t xml:space="preserve"> to run tests. </w:t>
             </w:r>
             <w:r>
               <w:rPr>
@@ -4924,7 +5048,6 @@
                 <w:szCs w:val="24"/>
                 <w:lang w:val="en-CA"/>
               </w:rPr>
-              <w:lastRenderedPageBreak/>
               <w:t>Regression Testing</w:t>
             </w:r>
           </w:p>
@@ -4968,7 +5091,19 @@
                 <w:szCs w:val="24"/>
                 <w:lang w:val="en-CA"/>
               </w:rPr>
+              <w:lastRenderedPageBreak/>
               <w:t>every push to main</w:t>
+            </w:r>
+            <w:r>
+              <w:rPr>
+                <w:b/>
+                <w:bCs/>
+                <w:noProof/>
+                <w:color w:val="000000"/>
+                <w:szCs w:val="24"/>
+                <w:lang w:val="en-CA"/>
+              </w:rPr>
+              <w:t xml:space="preserve"> and prod</w:t>
             </w:r>
             <w:r>
               <w:rPr>
@@ -5020,6 +5155,7 @@
                 <w:szCs w:val="24"/>
                 <w:lang w:val="en-CA"/>
               </w:rPr>
+              <w:lastRenderedPageBreak/>
               <w:t xml:space="preserve">We </w:t>
             </w:r>
             <w:r>
@@ -5038,7 +5174,17 @@
                 <w:szCs w:val="24"/>
                 <w:lang w:val="en-CA"/>
               </w:rPr>
-              <w:t xml:space="preserve"> a GitHub Actions CI pipeline to automatically run our unit, integration, and frontend tests on each pull request. All CI checks must pass before a merge is allowed.</w:t>
+              <w:t xml:space="preserve"> a GitHub Actions CI pipeline to automatically run our unit, integration, and frontend tests </w:t>
+            </w:r>
+            <w:r>
+              <w:rPr>
+                <w:noProof/>
+                <w:color w:val="000000"/>
+                <w:szCs w:val="24"/>
+                <w:lang w:val="en-CA"/>
+              </w:rPr>
+              <w:lastRenderedPageBreak/>
+              <w:t>on each pull request. All CI checks must pass before a merge is allowed.</w:t>
             </w:r>
           </w:p>
         </w:tc>
@@ -5047,13 +5193,6 @@
     <w:p>
       <w:pPr>
         <w:rPr>
-          <w:lang w:val="en-CA" w:eastAsia="zh-CN"/>
-        </w:rPr>
-      </w:pPr>
-    </w:p>
-    <w:p>
-      <w:pPr>
-        <w:rPr>
           <w:b/>
           <w:bCs/>
           <w:lang w:val="en-CA" w:eastAsia="zh-CN"/>
@@ -5062,177 +5201,830 @@
     </w:p>
     <w:p>
       <w:pPr>
-        <w:rPr>
+        <w:pStyle w:val="Heading3"/>
+      </w:pPr>
+      <w:r>
+        <w:t>Unit Testing</w:t>
+      </w:r>
+    </w:p>
+    <w:p>
+      <w:pPr>
+        <w:rPr>
+          <w:szCs w:val="24"/>
+          <w:lang w:val="en-CA" w:eastAsia="zh-CN"/>
+        </w:rPr>
+      </w:pPr>
+      <w:hyperlink r:id="rId8" w:history="1">
+        <w:r>
+          <w:rPr>
+            <w:rStyle w:val="Hyperlink"/>
+            <w:szCs w:val="24"/>
+            <w:lang w:val="en-CA" w:eastAsia="zh-CN"/>
+          </w:rPr>
+          <w:t>https://github.com/MarketSafe-4350/MarketSafe/tree/main/server/tests/unit</w:t>
+        </w:r>
+      </w:hyperlink>
+    </w:p>
+    <w:p>
+      <w:pPr>
+        <w:rPr>
+          <w:szCs w:val="24"/>
+          <w:lang w:val="en-CA" w:eastAsia="zh-CN"/>
+        </w:rPr>
+      </w:pPr>
+    </w:p>
+    <w:p>
+      <w:pPr>
+        <w:rPr>
+          <w:szCs w:val="24"/>
+          <w:lang w:val="en-CA" w:eastAsia="zh-CN"/>
+        </w:rPr>
+      </w:pPr>
+      <w:r>
+        <w:rPr>
+          <w:szCs w:val="24"/>
+          <w:lang w:val="en-CA" w:eastAsia="zh-CN"/>
+        </w:rPr>
+        <w:t>Scope &amp; Requirements Tested:</w:t>
+      </w:r>
+    </w:p>
+    <w:p>
+      <w:pPr>
+        <w:pStyle w:val="ListParagraph"/>
+        <w:numPr>
+          <w:ilvl w:val="0"/>
+          <w:numId w:val="58"/>
+        </w:numPr>
+        <w:rPr>
+          <w:rFonts w:ascii="Times New Roman" w:hAnsi="Times New Roman"/>
+          <w:sz w:val="24"/>
+          <w:szCs w:val="24"/>
+          <w:lang w:val="en-CA" w:eastAsia="zh-CN"/>
+        </w:rPr>
+      </w:pPr>
+      <w:r>
+        <w:rPr>
+          <w:rFonts w:ascii="Times New Roman" w:hAnsi="Times New Roman"/>
           <w:b/>
           <w:bCs/>
+          <w:sz w:val="24"/>
+          <w:szCs w:val="24"/>
           <w:lang w:val="en-CA" w:eastAsia="zh-CN"/>
         </w:rPr>
-      </w:pPr>
-    </w:p>
-    <w:p>
-      <w:pPr>
-        <w:rPr>
+        <w:t>Account Management System</w:t>
+      </w:r>
+      <w:r>
+        <w:rPr>
+          <w:rFonts w:ascii="Times New Roman" w:hAnsi="Times New Roman"/>
+          <w:sz w:val="24"/>
+          <w:szCs w:val="24"/>
+          <w:lang w:val="en-CA" w:eastAsia="zh-CN"/>
+        </w:rPr>
+        <w:t xml:space="preserve"> (Registration, email verification, login/logout, view profile) — ~172 tests, 718 statements, 100% coverage.</w:t>
+      </w:r>
+    </w:p>
+    <w:p>
+      <w:pPr>
+        <w:pStyle w:val="ListParagraph"/>
+        <w:numPr>
+          <w:ilvl w:val="0"/>
+          <w:numId w:val="58"/>
+        </w:numPr>
+        <w:rPr>
+          <w:rFonts w:ascii="Times New Roman" w:hAnsi="Times New Roman"/>
+          <w:sz w:val="24"/>
+          <w:szCs w:val="24"/>
+          <w:lang w:val="en-CA" w:eastAsia="zh-CN"/>
+        </w:rPr>
+      </w:pPr>
+      <w:r>
+        <w:rPr>
+          <w:rFonts w:ascii="Times New Roman" w:hAnsi="Times New Roman"/>
           <w:b/>
           <w:bCs/>
+          <w:sz w:val="24"/>
+          <w:szCs w:val="24"/>
           <w:lang w:val="en-CA" w:eastAsia="zh-CN"/>
         </w:rPr>
-      </w:pPr>
-    </w:p>
-    <w:p>
-      <w:pPr>
-        <w:rPr>
+        <w:t>Marketplace Listings</w:t>
+      </w:r>
+      <w:r>
+        <w:rPr>
+          <w:rFonts w:ascii="Times New Roman" w:hAnsi="Times New Roman"/>
+          <w:sz w:val="24"/>
+          <w:szCs w:val="24"/>
+          <w:lang w:val="en-CA" w:eastAsia="zh-CN"/>
+        </w:rPr>
+        <w:t xml:space="preserve"> (Create listing, delete listing, comment on listing) — ~261 tests, 874 statements, 100% coverage.</w:t>
+      </w:r>
+    </w:p>
+    <w:p>
+      <w:pPr>
+        <w:pStyle w:val="ListParagraph"/>
+        <w:numPr>
+          <w:ilvl w:val="0"/>
+          <w:numId w:val="58"/>
+        </w:numPr>
+        <w:rPr>
+          <w:rFonts w:ascii="Times New Roman" w:hAnsi="Times New Roman"/>
+          <w:sz w:val="24"/>
+          <w:szCs w:val="24"/>
+          <w:lang w:val="en-CA" w:eastAsia="zh-CN"/>
+        </w:rPr>
+      </w:pPr>
+      <w:r>
+        <w:rPr>
+          <w:rFonts w:ascii="Times New Roman" w:hAnsi="Times New Roman"/>
           <w:b/>
           <w:bCs/>
+          <w:sz w:val="24"/>
+          <w:szCs w:val="24"/>
           <w:lang w:val="en-CA" w:eastAsia="zh-CN"/>
         </w:rPr>
-      </w:pPr>
-    </w:p>
-    <w:p>
-      <w:pPr>
-        <w:rPr>
+        <w:t>Search</w:t>
+      </w:r>
+      <w:r>
+        <w:rPr>
+          <w:rFonts w:ascii="Times New Roman" w:hAnsi="Times New Roman"/>
+          <w:sz w:val="24"/>
+          <w:szCs w:val="24"/>
+          <w:lang w:val="en-CA" w:eastAsia="zh-CN"/>
+        </w:rPr>
+        <w:t xml:space="preserve"> (Search listings, filter by tags, sort listings) — embedded within Marketplace Listings.</w:t>
+      </w:r>
+    </w:p>
+    <w:p>
+      <w:pPr>
+        <w:pStyle w:val="ListParagraph"/>
+        <w:numPr>
+          <w:ilvl w:val="0"/>
+          <w:numId w:val="58"/>
+        </w:numPr>
+        <w:rPr>
+          <w:rFonts w:ascii="Times New Roman" w:hAnsi="Times New Roman"/>
+          <w:sz w:val="24"/>
+          <w:szCs w:val="24"/>
+          <w:lang w:val="en-CA" w:eastAsia="zh-CN"/>
+        </w:rPr>
+      </w:pPr>
+      <w:r>
+        <w:rPr>
+          <w:rFonts w:ascii="Times New Roman" w:hAnsi="Times New Roman"/>
           <w:b/>
           <w:bCs/>
+          <w:sz w:val="24"/>
+          <w:szCs w:val="24"/>
           <w:lang w:val="en-CA" w:eastAsia="zh-CN"/>
         </w:rPr>
-      </w:pPr>
-    </w:p>
-    <w:p>
-      <w:pPr>
-        <w:rPr>
+        <w:t>Offer</w:t>
+      </w:r>
+      <w:r>
+        <w:rPr>
+          <w:rFonts w:ascii="Times New Roman" w:hAnsi="Times New Roman"/>
+          <w:sz w:val="24"/>
+          <w:szCs w:val="24"/>
+          <w:lang w:val="en-CA" w:eastAsia="zh-CN"/>
+        </w:rPr>
+        <w:t xml:space="preserve"> (Send offer, notification, accept, decline, mark as sold) — ~192 tests, 565 statements, 100% coverage.</w:t>
+      </w:r>
+    </w:p>
+    <w:p>
+      <w:pPr>
+        <w:pStyle w:val="ListParagraph"/>
+        <w:numPr>
+          <w:ilvl w:val="0"/>
+          <w:numId w:val="58"/>
+        </w:numPr>
+        <w:rPr>
+          <w:rFonts w:ascii="Times New Roman" w:hAnsi="Times New Roman"/>
+          <w:sz w:val="24"/>
+          <w:szCs w:val="24"/>
+          <w:lang w:val="en-CA" w:eastAsia="zh-CN"/>
+        </w:rPr>
+      </w:pPr>
+      <w:r>
+        <w:rPr>
+          <w:rFonts w:ascii="Times New Roman" w:hAnsi="Times New Roman"/>
           <w:b/>
           <w:bCs/>
+          <w:sz w:val="24"/>
+          <w:szCs w:val="24"/>
           <w:lang w:val="en-CA" w:eastAsia="zh-CN"/>
         </w:rPr>
-      </w:pPr>
-    </w:p>
-    <w:p>
-      <w:pPr>
-        <w:rPr>
+        <w:t>Rating</w:t>
+      </w:r>
+      <w:r>
+        <w:rPr>
+          <w:rFonts w:ascii="Times New Roman" w:hAnsi="Times New Roman"/>
+          <w:sz w:val="24"/>
+          <w:szCs w:val="24"/>
+          <w:lang w:val="en-CA" w:eastAsia="zh-CN"/>
+        </w:rPr>
+        <w:t xml:space="preserve"> (Create rating, view others' rating, view own rating) — ~168 tests, 485 statements, 100% coverage.</w:t>
+      </w:r>
+    </w:p>
+    <w:p>
+      <w:pPr>
+        <w:rPr>
+          <w:szCs w:val="24"/>
+          <w:lang w:val="en-CA" w:eastAsia="zh-CN"/>
+        </w:rPr>
+      </w:pPr>
+      <w:r>
+        <w:rPr>
+          <w:szCs w:val="24"/>
+          <w:lang w:val="en-CA" w:eastAsia="zh-CN"/>
+        </w:rPr>
+        <w:t>Total: 930 tests, 3,486 statements, 100% coverage.</w:t>
+      </w:r>
+    </w:p>
+    <w:p>
+      <w:pPr>
+        <w:rPr>
+          <w:lang w:val="en-CA" w:eastAsia="zh-CN"/>
+        </w:rPr>
+      </w:pPr>
+    </w:p>
+    <w:p>
+      <w:pPr>
+        <w:pStyle w:val="Heading3"/>
+      </w:pPr>
+      <w:r>
+        <w:t>Integration Testing</w:t>
+      </w:r>
+    </w:p>
+    <w:p>
+      <w:pPr>
+        <w:rPr>
+          <w:szCs w:val="24"/>
+          <w:lang w:val="en-CA" w:eastAsia="zh-CN"/>
+        </w:rPr>
+      </w:pPr>
+      <w:hyperlink r:id="rId9" w:history="1">
+        <w:r>
+          <w:rPr>
+            <w:rStyle w:val="Hyperlink"/>
+            <w:szCs w:val="24"/>
+            <w:lang w:val="en-CA" w:eastAsia="zh-CN"/>
+          </w:rPr>
+          <w:t>https://github.com/MarketSafe-4350/MarketSafe/tree/main/server/tests/integration</w:t>
+        </w:r>
+      </w:hyperlink>
+    </w:p>
+    <w:p>
+      <w:pPr>
+        <w:rPr>
+          <w:szCs w:val="24"/>
+          <w:lang w:val="en-CA" w:eastAsia="zh-CN"/>
+        </w:rPr>
+      </w:pPr>
+    </w:p>
+    <w:p>
+      <w:pPr>
+        <w:rPr>
+          <w:szCs w:val="24"/>
+          <w:lang w:val="en-CA" w:eastAsia="zh-CN"/>
+        </w:rPr>
+      </w:pPr>
+      <w:r>
+        <w:rPr>
+          <w:szCs w:val="24"/>
+          <w:lang w:val="en-CA" w:eastAsia="zh-CN"/>
+        </w:rPr>
+        <w:t>Scope &amp; Requirements Tested:</w:t>
+      </w:r>
+    </w:p>
+    <w:p>
+      <w:pPr>
+        <w:pStyle w:val="ListParagraph"/>
+        <w:numPr>
+          <w:ilvl w:val="0"/>
+          <w:numId w:val="59"/>
+        </w:numPr>
+        <w:rPr>
+          <w:rFonts w:ascii="Times New Roman" w:hAnsi="Times New Roman"/>
+          <w:sz w:val="24"/>
+          <w:szCs w:val="24"/>
+          <w:lang w:val="en-CA" w:eastAsia="zh-CN"/>
+        </w:rPr>
+      </w:pPr>
+      <w:r>
+        <w:rPr>
+          <w:rFonts w:ascii="Times New Roman" w:hAnsi="Times New Roman"/>
           <w:b/>
           <w:bCs/>
+          <w:sz w:val="24"/>
+          <w:szCs w:val="24"/>
           <w:lang w:val="en-CA" w:eastAsia="zh-CN"/>
         </w:rPr>
-      </w:pPr>
-    </w:p>
-    <w:p>
-      <w:pPr>
-        <w:rPr>
+        <w:t>Account Management System</w:t>
+      </w:r>
+      <w:r>
+        <w:rPr>
+          <w:rFonts w:ascii="Times New Roman" w:hAnsi="Times New Roman"/>
+          <w:sz w:val="24"/>
+          <w:szCs w:val="24"/>
+          <w:lang w:val="en-CA" w:eastAsia="zh-CN"/>
+        </w:rPr>
+        <w:t xml:space="preserve"> (Registration, email verification, login/logout, view profile) — covers database operations, account manager, account service, and the full email verification token lifecycle.</w:t>
+      </w:r>
+    </w:p>
+    <w:p>
+      <w:pPr>
+        <w:pStyle w:val="ListParagraph"/>
+        <w:numPr>
+          <w:ilvl w:val="0"/>
+          <w:numId w:val="59"/>
+        </w:numPr>
+        <w:rPr>
+          <w:rFonts w:ascii="Times New Roman" w:hAnsi="Times New Roman"/>
+          <w:sz w:val="24"/>
+          <w:szCs w:val="24"/>
+          <w:lang w:val="en-CA" w:eastAsia="zh-CN"/>
+        </w:rPr>
+      </w:pPr>
+      <w:r>
+        <w:rPr>
+          <w:rFonts w:ascii="Times New Roman" w:hAnsi="Times New Roman"/>
           <w:b/>
           <w:bCs/>
+          <w:sz w:val="24"/>
+          <w:szCs w:val="24"/>
           <w:lang w:val="en-CA" w:eastAsia="zh-CN"/>
         </w:rPr>
-      </w:pPr>
-    </w:p>
-    <w:p>
-      <w:pPr>
-        <w:rPr>
+        <w:t>Marketplace Listings</w:t>
+      </w:r>
+      <w:r>
+        <w:rPr>
+          <w:rFonts w:ascii="Times New Roman" w:hAnsi="Times New Roman"/>
+          <w:sz w:val="24"/>
+          <w:szCs w:val="24"/>
+          <w:lang w:val="en-CA" w:eastAsia="zh-CN"/>
+        </w:rPr>
+        <w:t xml:space="preserve"> (Create listing, delete listing, comment on listing) — covers the MySQL listing and comment database layers, listing and comment managers, listing service, and API route integration.</w:t>
+      </w:r>
+    </w:p>
+    <w:p>
+      <w:pPr>
+        <w:pStyle w:val="ListParagraph"/>
+        <w:numPr>
+          <w:ilvl w:val="0"/>
+          <w:numId w:val="59"/>
+        </w:numPr>
+        <w:rPr>
+          <w:rFonts w:ascii="Times New Roman" w:hAnsi="Times New Roman"/>
+          <w:sz w:val="24"/>
+          <w:szCs w:val="24"/>
+          <w:lang w:val="en-CA" w:eastAsia="zh-CN"/>
+        </w:rPr>
+      </w:pPr>
+      <w:r>
+        <w:rPr>
+          <w:rFonts w:ascii="Times New Roman" w:hAnsi="Times New Roman"/>
           <w:b/>
           <w:bCs/>
+          <w:sz w:val="24"/>
+          <w:szCs w:val="24"/>
           <w:lang w:val="en-CA" w:eastAsia="zh-CN"/>
         </w:rPr>
-      </w:pPr>
-    </w:p>
-    <w:p>
-      <w:pPr>
-        <w:rPr>
+        <w:t>Search</w:t>
+      </w:r>
+      <w:r>
+        <w:rPr>
+          <w:rFonts w:ascii="Times New Roman" w:hAnsi="Times New Roman"/>
+          <w:sz w:val="24"/>
+          <w:szCs w:val="24"/>
+          <w:lang w:val="en-CA" w:eastAsia="zh-CN"/>
+        </w:rPr>
+        <w:t xml:space="preserve"> (Search listings, filter by tags, sort listings) — embedded within Marketplace Listings integration tests.</w:t>
+      </w:r>
+    </w:p>
+    <w:p>
+      <w:pPr>
+        <w:pStyle w:val="ListParagraph"/>
+        <w:numPr>
+          <w:ilvl w:val="0"/>
+          <w:numId w:val="59"/>
+        </w:numPr>
+        <w:rPr>
+          <w:rFonts w:ascii="Times New Roman" w:hAnsi="Times New Roman"/>
+          <w:sz w:val="24"/>
+          <w:szCs w:val="24"/>
+          <w:lang w:val="en-CA" w:eastAsia="zh-CN"/>
+        </w:rPr>
+      </w:pPr>
+      <w:r>
+        <w:rPr>
+          <w:rFonts w:ascii="Times New Roman" w:hAnsi="Times New Roman"/>
           <w:b/>
           <w:bCs/>
+          <w:sz w:val="24"/>
+          <w:szCs w:val="24"/>
           <w:lang w:val="en-CA" w:eastAsia="zh-CN"/>
         </w:rPr>
-      </w:pPr>
-    </w:p>
-    <w:p>
-      <w:pPr>
-        <w:rPr>
+        <w:t>Offer</w:t>
+      </w:r>
+      <w:r>
+        <w:rPr>
+          <w:rFonts w:ascii="Times New Roman" w:hAnsi="Times New Roman"/>
+          <w:sz w:val="24"/>
+          <w:szCs w:val="24"/>
+          <w:lang w:val="en-CA" w:eastAsia="zh-CN"/>
+        </w:rPr>
+        <w:t xml:space="preserve"> (Send offer, notification, accept, decline, mark as sold) — covers the MySQL offer database layer, offer manager, offer service, and API route integration including full accept/decline/resolve flows.</w:t>
+      </w:r>
+    </w:p>
+    <w:p>
+      <w:pPr>
+        <w:pStyle w:val="ListParagraph"/>
+        <w:numPr>
+          <w:ilvl w:val="0"/>
+          <w:numId w:val="59"/>
+        </w:numPr>
+        <w:rPr>
+          <w:rFonts w:ascii="Times New Roman" w:hAnsi="Times New Roman"/>
+          <w:sz w:val="24"/>
+          <w:szCs w:val="24"/>
+          <w:lang w:val="en-CA" w:eastAsia="zh-CN"/>
+        </w:rPr>
+      </w:pPr>
+      <w:r>
+        <w:rPr>
+          <w:rFonts w:ascii="Times New Roman" w:hAnsi="Times New Roman"/>
           <w:b/>
           <w:bCs/>
+          <w:sz w:val="24"/>
+          <w:szCs w:val="24"/>
           <w:lang w:val="en-CA" w:eastAsia="zh-CN"/>
         </w:rPr>
-      </w:pPr>
-    </w:p>
-    <w:p>
-      <w:pPr>
-        <w:rPr>
-          <w:b/>
-          <w:bCs/>
+        <w:t>Rating</w:t>
+      </w:r>
+      <w:r>
+        <w:rPr>
+          <w:rFonts w:ascii="Times New Roman" w:hAnsi="Times New Roman"/>
+          <w:sz w:val="24"/>
+          <w:szCs w:val="24"/>
+          <w:lang w:val="en-CA" w:eastAsia="zh-CN"/>
+        </w:rPr>
+        <w:t xml:space="preserve"> (Create rating, view others' rating, view own rating) — covers the MySQL rating database layer and rating manager across all rating operations.</w:t>
+      </w:r>
+    </w:p>
+    <w:p>
+      <w:pPr>
+        <w:rPr>
+          <w:szCs w:val="24"/>
+          <w:lang w:val="en-CA" w:eastAsia="zh-CN"/>
+        </w:rPr>
+      </w:pPr>
+      <w:r>
+        <w:rPr>
+          <w:szCs w:val="24"/>
+          <w:lang w:val="en-CA" w:eastAsia="zh-CN"/>
+        </w:rPr>
+        <w:t>Total: 270 tests, all passed.</w:t>
+      </w:r>
+    </w:p>
+    <w:p>
+      <w:pPr>
+        <w:pStyle w:val="Heading3"/>
+        <w:rPr>
           <w:color w:val="EE0000"/>
+        </w:rPr>
+      </w:pPr>
+      <w:r>
+        <w:lastRenderedPageBreak/>
+        <w:t>Acceptance Testing</w:t>
+      </w:r>
+    </w:p>
+    <w:p>
+      <w:pPr>
+        <w:rPr>
+          <w:color w:val="000000" w:themeColor="text1"/>
           <w:lang w:val="en-CA" w:eastAsia="zh-CN"/>
         </w:rPr>
       </w:pPr>
       <w:r>
+        <w:rPr>
+          <w:color w:val="000000" w:themeColor="text1"/>
+          <w:lang w:val="en-CA" w:eastAsia="zh-CN"/>
+        </w:rPr>
+        <w:t xml:space="preserve">We decided to conduct our acceptance testing </w:t>
+      </w:r>
+      <w:r>
+        <w:rPr>
+          <w:color w:val="000000" w:themeColor="text1"/>
+          <w:lang w:val="en-CA" w:eastAsia="zh-CN"/>
+        </w:rPr>
+        <w:t>manually. Each feature will have its own set of steps to follow to complete the acceptance testing. Each feature and its acceptance testing steps are as follows:</w:t>
+      </w:r>
+    </w:p>
+    <w:p>
+      <w:pPr>
+        <w:rPr>
+          <w:color w:val="000000" w:themeColor="text1"/>
+          <w:lang w:val="en-CA" w:eastAsia="zh-CN"/>
+        </w:rPr>
+      </w:pPr>
+    </w:p>
+    <w:p>
+      <w:pPr>
         <w:rPr>
           <w:b/>
           <w:bCs/>
           <w:color w:val="000000" w:themeColor="text1"/>
-          <w:highlight w:val="yellow"/>
-          <w:lang w:val="en-CA" w:eastAsia="zh-CN"/>
-        </w:rPr>
-        <w:t xml:space="preserve">Acceptance Testing </w:t>
-      </w:r>
+          <w:szCs w:val="24"/>
+          <w:lang w:eastAsia="zh-CN"/>
+        </w:rPr>
+      </w:pPr>
       <w:r>
         <w:rPr>
           <w:b/>
           <w:bCs/>
           <w:color w:val="000000" w:themeColor="text1"/>
-          <w:highlight w:val="yellow"/>
-          <w:lang w:val="en-CA" w:eastAsia="zh-CN"/>
-        </w:rPr>
-        <w:t>Steps:</w:t>
-      </w:r>
-    </w:p>
-    <w:p>
-      <w:pPr>
-        <w:rPr>
-          <w:b/>
-          <w:bCs/>
-          <w:color w:val="EE0000"/>
-          <w:lang w:val="en-CA" w:eastAsia="zh-CN"/>
-        </w:rPr>
-      </w:pPr>
-    </w:p>
-    <w:p>
-      <w:pPr>
+          <w:szCs w:val="24"/>
+          <w:lang w:eastAsia="zh-CN"/>
+        </w:rPr>
+        <w:t>Account &amp; Authentication:</w:t>
+      </w:r>
+    </w:p>
+    <w:p>
+      <w:pPr>
+        <w:numPr>
+          <w:ilvl w:val="0"/>
+          <w:numId w:val="60"/>
+        </w:numPr>
         <w:rPr>
           <w:color w:val="000000" w:themeColor="text1"/>
-          <w:lang w:val="en-CA" w:eastAsia="zh-CN"/>
+          <w:szCs w:val="24"/>
+          <w:lang w:eastAsia="zh-CN"/>
         </w:rPr>
       </w:pPr>
       <w:r>
         <w:rPr>
           <w:color w:val="000000" w:themeColor="text1"/>
-          <w:lang w:val="en-CA" w:eastAsia="zh-CN"/>
-        </w:rPr>
-        <w:t xml:space="preserve">We decided to conduct our acceptance testing </w:t>
-      </w:r>
-      <w:r>
+          <w:szCs w:val="24"/>
+          <w:lang w:eastAsia="zh-CN"/>
+        </w:rPr>
+        <w:t xml:space="preserve">Create account </w:t>
+      </w:r>
+    </w:p>
+    <w:p>
+      <w:pPr>
+        <w:numPr>
+          <w:ilvl w:val="1"/>
+          <w:numId w:val="60"/>
+        </w:numPr>
         <w:rPr>
           <w:color w:val="000000" w:themeColor="text1"/>
-          <w:lang w:val="en-CA" w:eastAsia="zh-CN"/>
-        </w:rPr>
-        <w:t>manually. Each feature will have its own set of steps to follow to complete the acceptance testing. Each feature and its acceptance testing steps are as follows:</w:t>
-      </w:r>
-    </w:p>
-    <w:p>
-      <w:pPr>
+          <w:szCs w:val="24"/>
+          <w:lang w:eastAsia="zh-CN"/>
+        </w:rPr>
+      </w:pPr>
+      <w:r>
         <w:rPr>
           <w:color w:val="000000" w:themeColor="text1"/>
-          <w:lang w:val="en-CA" w:eastAsia="zh-CN"/>
-        </w:rPr>
-      </w:pPr>
-    </w:p>
-    <w:p>
-      <w:pPr>
+          <w:szCs w:val="24"/>
+          <w:lang w:eastAsia="zh-CN"/>
+        </w:rPr>
+        <w:t xml:space="preserve">Given I am on the registration page, when I enter </w:t>
+      </w:r>
+      <w:hyperlink r:id="rId10" w:history="1">
+        <w:r>
+          <w:rPr>
+            <w:rStyle w:val="Hyperlink"/>
+            <w:szCs w:val="24"/>
+            <w:lang w:eastAsia="zh-CN"/>
+          </w:rPr>
+          <w:t>newtest123@umanitoba.ca</w:t>
+        </w:r>
+      </w:hyperlink>
+      <w:r>
         <w:rPr>
           <w:color w:val="000000" w:themeColor="text1"/>
-          <w:lang w:val="en-CA" w:eastAsia="zh-CN"/>
-        </w:rPr>
-      </w:pPr>
-    </w:p>
-    <w:p>
-      <w:pPr>
+          <w:szCs w:val="24"/>
+          <w:lang w:eastAsia="zh-CN"/>
+        </w:rPr>
+        <w:t xml:space="preserve"> and a valid password and submit the form, then the account should be created successfully.</w:t>
+      </w:r>
+    </w:p>
+    <w:p>
+      <w:pPr>
+        <w:numPr>
+          <w:ilvl w:val="0"/>
+          <w:numId w:val="60"/>
+        </w:numPr>
         <w:rPr>
           <w:color w:val="000000" w:themeColor="text1"/>
-          <w:lang w:val="en-CA" w:eastAsia="zh-CN"/>
+          <w:szCs w:val="24"/>
+          <w:lang w:eastAsia="zh-CN"/>
+        </w:rPr>
+      </w:pPr>
+      <w:r>
+        <w:rPr>
+          <w:color w:val="000000" w:themeColor="text1"/>
+          <w:szCs w:val="24"/>
+          <w:lang w:eastAsia="zh-CN"/>
+        </w:rPr>
+        <w:t xml:space="preserve">Verify email </w:t>
+      </w:r>
+    </w:p>
+    <w:p>
+      <w:pPr>
+        <w:numPr>
+          <w:ilvl w:val="1"/>
+          <w:numId w:val="60"/>
+        </w:numPr>
+        <w:rPr>
+          <w:color w:val="000000" w:themeColor="text1"/>
+          <w:szCs w:val="24"/>
+          <w:lang w:eastAsia="zh-CN"/>
+        </w:rPr>
+      </w:pPr>
+      <w:r>
+        <w:rPr>
+          <w:color w:val="000000" w:themeColor="text1"/>
+          <w:szCs w:val="24"/>
+          <w:lang w:eastAsia="zh-CN"/>
+        </w:rPr>
+        <w:t>Given that I have successfully registered, when I click the verification link within the valid time period, then my account should be activated.</w:t>
+      </w:r>
+    </w:p>
+    <w:p>
+      <w:pPr>
+        <w:numPr>
+          <w:ilvl w:val="0"/>
+          <w:numId w:val="60"/>
+        </w:numPr>
+        <w:rPr>
+          <w:color w:val="000000" w:themeColor="text1"/>
+          <w:szCs w:val="24"/>
+          <w:lang w:eastAsia="zh-CN"/>
+        </w:rPr>
+      </w:pPr>
+      <w:r>
+        <w:rPr>
+          <w:color w:val="000000" w:themeColor="text1"/>
+          <w:szCs w:val="24"/>
+          <w:lang w:eastAsia="zh-CN"/>
+        </w:rPr>
+        <w:t xml:space="preserve">Log in </w:t>
+      </w:r>
+    </w:p>
+    <w:p>
+      <w:pPr>
+        <w:numPr>
+          <w:ilvl w:val="1"/>
+          <w:numId w:val="60"/>
+        </w:numPr>
+        <w:rPr>
+          <w:color w:val="000000" w:themeColor="text1"/>
+          <w:szCs w:val="24"/>
+          <w:lang w:eastAsia="zh-CN"/>
+        </w:rPr>
+      </w:pPr>
+      <w:r>
+        <w:rPr>
+          <w:color w:val="000000" w:themeColor="text1"/>
+          <w:szCs w:val="24"/>
+          <w:lang w:eastAsia="zh-CN"/>
+        </w:rPr>
+        <w:t xml:space="preserve">Given I am on the login page, when I enter </w:t>
+      </w:r>
+      <w:hyperlink r:id="rId11" w:history="1">
+        <w:r>
+          <w:rPr>
+            <w:rStyle w:val="Hyperlink"/>
+            <w:szCs w:val="24"/>
+            <w:lang w:eastAsia="zh-CN"/>
+          </w:rPr>
+          <w:t>newtest123@umanitoba.ca</w:t>
+        </w:r>
+      </w:hyperlink>
+      <w:r>
+        <w:rPr>
+          <w:color w:val="000000" w:themeColor="text1"/>
+          <w:szCs w:val="24"/>
+          <w:lang w:eastAsia="zh-CN"/>
+        </w:rPr>
+        <w:t xml:space="preserve"> and the correct password and submit, then I should be logged in and taken to the </w:t>
+      </w:r>
+      <w:proofErr w:type="spellStart"/>
+      <w:r>
+        <w:rPr>
+          <w:color w:val="000000" w:themeColor="text1"/>
+          <w:szCs w:val="24"/>
+          <w:lang w:eastAsia="zh-CN"/>
+        </w:rPr>
+        <w:t>MarketSafe</w:t>
+      </w:r>
+      <w:proofErr w:type="spellEnd"/>
+      <w:r>
+        <w:rPr>
+          <w:color w:val="000000" w:themeColor="text1"/>
+          <w:szCs w:val="24"/>
+          <w:lang w:eastAsia="zh-CN"/>
+        </w:rPr>
+        <w:t xml:space="preserve"> home page.</w:t>
+      </w:r>
+    </w:p>
+    <w:p>
+      <w:pPr>
+        <w:numPr>
+          <w:ilvl w:val="0"/>
+          <w:numId w:val="60"/>
+        </w:numPr>
+        <w:rPr>
+          <w:color w:val="000000" w:themeColor="text1"/>
+          <w:szCs w:val="24"/>
+          <w:lang w:eastAsia="zh-CN"/>
+        </w:rPr>
+      </w:pPr>
+      <w:r>
+        <w:rPr>
+          <w:color w:val="000000" w:themeColor="text1"/>
+          <w:szCs w:val="24"/>
+          <w:lang w:eastAsia="zh-CN"/>
+        </w:rPr>
+        <w:t xml:space="preserve">View profile </w:t>
+      </w:r>
+    </w:p>
+    <w:p>
+      <w:pPr>
+        <w:numPr>
+          <w:ilvl w:val="1"/>
+          <w:numId w:val="60"/>
+        </w:numPr>
+        <w:rPr>
+          <w:color w:val="000000" w:themeColor="text1"/>
+          <w:szCs w:val="24"/>
+          <w:lang w:eastAsia="zh-CN"/>
+        </w:rPr>
+      </w:pPr>
+      <w:r>
+        <w:rPr>
+          <w:color w:val="000000" w:themeColor="text1"/>
+          <w:szCs w:val="24"/>
+          <w:lang w:eastAsia="zh-CN"/>
+        </w:rPr>
+        <w:t>Given I am logged in and on the home page, when I select 'Profile', then I should see my personal account information including first and last name, email, rating (0.0), and my listings (no listings to show).</w:t>
+      </w:r>
+    </w:p>
+    <w:p>
+      <w:pPr>
+        <w:numPr>
+          <w:ilvl w:val="0"/>
+          <w:numId w:val="60"/>
+        </w:numPr>
+        <w:rPr>
+          <w:color w:val="000000" w:themeColor="text1"/>
+          <w:szCs w:val="24"/>
+          <w:lang w:eastAsia="zh-CN"/>
+        </w:rPr>
+      </w:pPr>
+      <w:r>
+        <w:rPr>
+          <w:color w:val="000000" w:themeColor="text1"/>
+          <w:szCs w:val="24"/>
+          <w:lang w:eastAsia="zh-CN"/>
+        </w:rPr>
+        <w:t xml:space="preserve">Log out </w:t>
+      </w:r>
+    </w:p>
+    <w:p>
+      <w:pPr>
+        <w:numPr>
+          <w:ilvl w:val="1"/>
+          <w:numId w:val="60"/>
+        </w:numPr>
+        <w:rPr>
+          <w:color w:val="000000" w:themeColor="text1"/>
+          <w:szCs w:val="24"/>
+          <w:lang w:eastAsia="zh-CN"/>
+        </w:rPr>
+      </w:pPr>
+      <w:r>
+        <w:rPr>
+          <w:color w:val="000000" w:themeColor="text1"/>
+          <w:szCs w:val="24"/>
+          <w:lang w:eastAsia="zh-CN"/>
+        </w:rPr>
+        <w:t>Given I am logged in and on the home page, when I select the dropdown menu in the top right and select 'Logout', then I should be redirected to the login page.</w:t>
+      </w:r>
+    </w:p>
+    <w:p>
+      <w:pPr>
+        <w:ind w:left="1440"/>
+        <w:rPr>
+          <w:color w:val="000000" w:themeColor="text1"/>
+          <w:szCs w:val="24"/>
+          <w:lang w:eastAsia="zh-CN"/>
+        </w:rPr>
+      </w:pPr>
+    </w:p>
+    <w:p>
+      <w:pPr>
+        <w:rPr>
+          <w:szCs w:val="24"/>
         </w:rPr>
       </w:pPr>
       <w:r>
@@ -5240,15 +6032,17 @@
           <w:b/>
           <w:bCs/>
           <w:color w:val="000000" w:themeColor="text1"/>
+          <w:szCs w:val="24"/>
           <w:lang w:val="en-CA" w:eastAsia="zh-CN"/>
         </w:rPr>
-        <w:t>Account &amp; Authentication</w:t>
+        <w:t>Marketplace Listings</w:t>
       </w:r>
       <w:r>
         <w:rPr>
           <w:b/>
           <w:bCs/>
           <w:color w:val="000000" w:themeColor="text1"/>
+          <w:szCs w:val="24"/>
           <w:lang w:val="en-CA" w:eastAsia="zh-CN"/>
         </w:rPr>
         <w:t>:</w:t>
@@ -5259,29 +6053,23 @@
         <w:pStyle w:val="ListParagraph"/>
         <w:numPr>
           <w:ilvl w:val="0"/>
-          <w:numId w:val="47"/>
+          <w:numId w:val="61"/>
         </w:numPr>
+        <w:rPr>
+          <w:rFonts w:ascii="Times New Roman" w:eastAsia="SimSun" w:hAnsi="Times New Roman"/>
+          <w:sz w:val="24"/>
+          <w:szCs w:val="24"/>
+        </w:rPr>
+      </w:pPr>
+      <w:r>
         <w:rPr>
           <w:rFonts w:ascii="Times New Roman" w:hAnsi="Times New Roman"/>
           <w:color w:val="000000" w:themeColor="text1"/>
+          <w:sz w:val="24"/>
+          <w:szCs w:val="24"/>
           <w:lang w:val="en-CA" w:eastAsia="zh-CN"/>
         </w:rPr>
-      </w:pPr>
-      <w:r>
-        <w:rPr>
-          <w:rFonts w:ascii="Times New Roman" w:hAnsi="Times New Roman"/>
-          <w:color w:val="000000" w:themeColor="text1"/>
-          <w:lang w:val="en-CA" w:eastAsia="zh-CN"/>
-        </w:rPr>
-        <w:t>Create account</w:t>
-      </w:r>
-      <w:r>
-        <w:rPr>
-          <w:rFonts w:ascii="Times New Roman" w:hAnsi="Times New Roman"/>
-          <w:color w:val="000000" w:themeColor="text1"/>
-          <w:lang w:val="en-CA" w:eastAsia="zh-CN"/>
-        </w:rPr>
-        <w:t>:</w:t>
+        <w:t xml:space="preserve">Log in </w:t>
       </w:r>
     </w:p>
     <w:p>
@@ -5289,61 +6077,45 @@
         <w:pStyle w:val="ListParagraph"/>
         <w:numPr>
           <w:ilvl w:val="1"/>
-          <w:numId w:val="47"/>
+          <w:numId w:val="61"/>
         </w:numPr>
+        <w:rPr>
+          <w:rFonts w:ascii="Times New Roman" w:eastAsia="SimSun" w:hAnsi="Times New Roman"/>
+          <w:sz w:val="24"/>
+          <w:szCs w:val="24"/>
+        </w:rPr>
+      </w:pPr>
+      <w:r>
         <w:rPr>
           <w:rFonts w:ascii="Times New Roman" w:hAnsi="Times New Roman"/>
           <w:color w:val="000000" w:themeColor="text1"/>
+          <w:sz w:val="24"/>
+          <w:szCs w:val="24"/>
           <w:lang w:val="en-CA" w:eastAsia="zh-CN"/>
         </w:rPr>
-      </w:pPr>
+        <w:t xml:space="preserve">Given I am on the login page, when I enter test999@umanitoba.ca and password TestPass999, then I should be taken to the </w:t>
+      </w:r>
+      <w:proofErr w:type="spellStart"/>
       <w:r>
         <w:rPr>
           <w:rFonts w:ascii="Times New Roman" w:hAnsi="Times New Roman"/>
           <w:color w:val="000000" w:themeColor="text1"/>
+          <w:sz w:val="24"/>
+          <w:szCs w:val="24"/>
           <w:lang w:val="en-CA" w:eastAsia="zh-CN"/>
         </w:rPr>
-        <w:t xml:space="preserve">Tester logs in using </w:t>
-      </w:r>
+        <w:t>MarketSafe</w:t>
+      </w:r>
+      <w:proofErr w:type="spellEnd"/>
       <w:r>
         <w:rPr>
           <w:rFonts w:ascii="Times New Roman" w:hAnsi="Times New Roman"/>
           <w:color w:val="000000" w:themeColor="text1"/>
+          <w:sz w:val="24"/>
+          <w:szCs w:val="24"/>
           <w:lang w:val="en-CA" w:eastAsia="zh-CN"/>
         </w:rPr>
-        <w:t>the email address new</w:t>
-      </w:r>
-      <w:r>
-        <w:rPr>
-          <w:rFonts w:ascii="Times New Roman" w:hAnsi="Times New Roman"/>
-          <w:color w:val="000000" w:themeColor="text1"/>
-          <w:lang w:val="en-CA" w:eastAsia="zh-CN"/>
-        </w:rPr>
-        <w:t>test123</w:t>
-      </w:r>
-      <w:r>
-        <w:rPr>
-          <w:rFonts w:ascii="Times New Roman" w:hAnsi="Times New Roman"/>
-          <w:color w:val="000000" w:themeColor="text1"/>
-          <w:lang w:val="en-CA" w:eastAsia="zh-CN"/>
-        </w:rPr>
-        <w:t>@umanitoba.</w:t>
-      </w:r>
-      <w:r>
-        <w:rPr>
-          <w:rFonts w:ascii="Times New Roman" w:hAnsi="Times New Roman"/>
-          <w:color w:val="000000" w:themeColor="text1"/>
-          <w:lang w:val="en-CA" w:eastAsia="zh-CN"/>
-        </w:rPr>
-        <w:t>ca</w:t>
-      </w:r>
-      <w:r>
-        <w:rPr>
-          <w:rFonts w:ascii="Times New Roman" w:hAnsi="Times New Roman"/>
-          <w:color w:val="000000" w:themeColor="text1"/>
-          <w:lang w:val="en-CA" w:eastAsia="zh-CN"/>
-        </w:rPr>
-        <w:t xml:space="preserve"> and proper password</w:t>
+        <w:t xml:space="preserve"> home page.</w:t>
       </w:r>
     </w:p>
     <w:p>
@@ -5351,21 +6123,23 @@
         <w:pStyle w:val="ListParagraph"/>
         <w:numPr>
           <w:ilvl w:val="0"/>
-          <w:numId w:val="47"/>
+          <w:numId w:val="61"/>
         </w:numPr>
+        <w:rPr>
+          <w:rFonts w:ascii="Times New Roman" w:eastAsia="SimSun" w:hAnsi="Times New Roman"/>
+          <w:sz w:val="24"/>
+          <w:szCs w:val="24"/>
+        </w:rPr>
+      </w:pPr>
+      <w:r>
         <w:rPr>
           <w:rFonts w:ascii="Times New Roman" w:hAnsi="Times New Roman"/>
           <w:color w:val="000000" w:themeColor="text1"/>
+          <w:sz w:val="24"/>
+          <w:szCs w:val="24"/>
           <w:lang w:val="en-CA" w:eastAsia="zh-CN"/>
         </w:rPr>
-      </w:pPr>
-      <w:r>
-        <w:rPr>
-          <w:rFonts w:ascii="Times New Roman" w:hAnsi="Times New Roman"/>
-          <w:color w:val="000000" w:themeColor="text1"/>
-          <w:lang w:val="en-CA" w:eastAsia="zh-CN"/>
-        </w:rPr>
-        <w:t>Verify email</w:t>
+        <w:t xml:space="preserve">Comment on a listing </w:t>
       </w:r>
     </w:p>
     <w:p>
@@ -5373,21 +6147,23 @@
         <w:pStyle w:val="ListParagraph"/>
         <w:numPr>
           <w:ilvl w:val="1"/>
-          <w:numId w:val="47"/>
+          <w:numId w:val="61"/>
         </w:numPr>
+        <w:rPr>
+          <w:rFonts w:ascii="Times New Roman" w:eastAsia="SimSun" w:hAnsi="Times New Roman"/>
+          <w:sz w:val="24"/>
+          <w:szCs w:val="24"/>
+        </w:rPr>
+      </w:pPr>
+      <w:r>
         <w:rPr>
           <w:rFonts w:ascii="Times New Roman" w:hAnsi="Times New Roman"/>
           <w:color w:val="000000" w:themeColor="text1"/>
+          <w:sz w:val="24"/>
+          <w:szCs w:val="24"/>
           <w:lang w:val="en-CA" w:eastAsia="zh-CN"/>
         </w:rPr>
-      </w:pPr>
-      <w:r>
-        <w:rPr>
-          <w:rFonts w:ascii="Times New Roman" w:hAnsi="Times New Roman"/>
-          <w:color w:val="000000" w:themeColor="text1"/>
-          <w:lang w:val="en-CA" w:eastAsia="zh-CN"/>
-        </w:rPr>
-        <w:t>EMAIL VERIFICATION STEPS</w:t>
+        <w:t>Given I am logged in and on the home page, when I select 'Test Listing', type 'Test comment!' in the comment field, and submit, then the comment should be displayed under the listing.</w:t>
       </w:r>
     </w:p>
     <w:p>
@@ -5395,21 +6171,23 @@
         <w:pStyle w:val="ListParagraph"/>
         <w:numPr>
           <w:ilvl w:val="0"/>
-          <w:numId w:val="47"/>
+          <w:numId w:val="61"/>
         </w:numPr>
+        <w:rPr>
+          <w:rFonts w:ascii="Times New Roman" w:eastAsia="SimSun" w:hAnsi="Times New Roman"/>
+          <w:sz w:val="24"/>
+          <w:szCs w:val="24"/>
+        </w:rPr>
+      </w:pPr>
+      <w:r>
         <w:rPr>
           <w:rFonts w:ascii="Times New Roman" w:hAnsi="Times New Roman"/>
           <w:color w:val="000000" w:themeColor="text1"/>
+          <w:sz w:val="24"/>
+          <w:szCs w:val="24"/>
           <w:lang w:val="en-CA" w:eastAsia="zh-CN"/>
         </w:rPr>
-      </w:pPr>
-      <w:r>
-        <w:rPr>
-          <w:rFonts w:ascii="Times New Roman" w:hAnsi="Times New Roman"/>
-          <w:color w:val="000000" w:themeColor="text1"/>
-          <w:lang w:val="en-CA" w:eastAsia="zh-CN"/>
-        </w:rPr>
-        <w:t>Log in</w:t>
+        <w:t xml:space="preserve">Create listing </w:t>
       </w:r>
     </w:p>
     <w:p>
@@ -5417,37 +6195,47 @@
         <w:pStyle w:val="ListParagraph"/>
         <w:numPr>
           <w:ilvl w:val="1"/>
-          <w:numId w:val="47"/>
+          <w:numId w:val="61"/>
         </w:numPr>
+        <w:rPr>
+          <w:rFonts w:ascii="Times New Roman" w:eastAsia="SimSun" w:hAnsi="Times New Roman"/>
+          <w:sz w:val="24"/>
+          <w:szCs w:val="24"/>
+        </w:rPr>
+      </w:pPr>
+      <w:r>
         <w:rPr>
           <w:rFonts w:ascii="Times New Roman" w:hAnsi="Times New Roman"/>
           <w:color w:val="000000" w:themeColor="text1"/>
+          <w:sz w:val="24"/>
+          <w:szCs w:val="24"/>
           <w:lang w:val="en-CA" w:eastAsia="zh-CN"/>
+        </w:rPr>
+        <w:t>Given I am logged in and on the home page, when I select '+' on My Listings, fill in the title as 'Headphones', enter a brief description, set the price to $300, set the location to University Centre, add a photo, and select 'Create', then I should see the Headphones listing appear in the marketplace with the correct price, description, and photo after refreshing.</w:t>
+      </w:r>
+    </w:p>
+    <w:p>
+      <w:pPr>
+        <w:pStyle w:val="ListParagraph"/>
+        <w:numPr>
+          <w:ilvl w:val="0"/>
+          <w:numId w:val="61"/>
+        </w:numPr>
+        <w:rPr>
+          <w:rFonts w:ascii="Times New Roman" w:eastAsia="SimSun" w:hAnsi="Times New Roman"/>
+          <w:sz w:val="24"/>
+          <w:szCs w:val="24"/>
         </w:rPr>
       </w:pPr>
       <w:r>
         <w:rPr>
           <w:rFonts w:ascii="Times New Roman" w:hAnsi="Times New Roman"/>
           <w:color w:val="000000" w:themeColor="text1"/>
+          <w:sz w:val="24"/>
+          <w:szCs w:val="24"/>
           <w:lang w:val="en-CA" w:eastAsia="zh-CN"/>
         </w:rPr>
-        <w:t xml:space="preserve">Tester logs in with </w:t>
-      </w:r>
-      <w:r>
-        <w:rPr>
-          <w:rFonts w:ascii="Times New Roman" w:hAnsi="Times New Roman"/>
-          <w:color w:val="000000" w:themeColor="text1"/>
-          <w:lang w:val="en-CA" w:eastAsia="zh-CN"/>
-        </w:rPr>
-        <w:t>newtest123@umanitoba.ca</w:t>
-      </w:r>
-      <w:r>
-        <w:rPr>
-          <w:rFonts w:ascii="Times New Roman" w:hAnsi="Times New Roman"/>
-          <w:color w:val="000000" w:themeColor="text1"/>
-          <w:lang w:val="en-CA" w:eastAsia="zh-CN"/>
-        </w:rPr>
-        <w:t xml:space="preserve"> and password</w:t>
+        <w:t xml:space="preserve">Delete listing </w:t>
       </w:r>
     </w:p>
     <w:p>
@@ -5455,55 +6243,44 @@
         <w:pStyle w:val="ListParagraph"/>
         <w:numPr>
           <w:ilvl w:val="1"/>
-          <w:numId w:val="47"/>
+          <w:numId w:val="61"/>
         </w:numPr>
+        <w:rPr>
+          <w:rFonts w:ascii="Times New Roman" w:eastAsia="SimSun" w:hAnsi="Times New Roman"/>
+          <w:sz w:val="24"/>
+          <w:szCs w:val="24"/>
+        </w:rPr>
+      </w:pPr>
+      <w:r>
         <w:rPr>
           <w:rFonts w:ascii="Times New Roman" w:hAnsi="Times New Roman"/>
           <w:color w:val="000000" w:themeColor="text1"/>
+          <w:sz w:val="24"/>
+          <w:szCs w:val="24"/>
           <w:lang w:val="en-CA" w:eastAsia="zh-CN"/>
         </w:rPr>
-      </w:pPr>
-      <w:r>
-        <w:rPr>
-          <w:rFonts w:ascii="Times New Roman" w:hAnsi="Times New Roman"/>
+        <w:t>Given I am logged in and viewing my Headphones listing, when I select 'Delete', then the listing should be removed and no longer visible in the marketplace after refreshing.</w:t>
+      </w:r>
+    </w:p>
+    <w:p>
+      <w:pPr>
+        <w:rPr>
+          <w:b/>
+          <w:bCs/>
           <w:color w:val="000000" w:themeColor="text1"/>
+          <w:szCs w:val="24"/>
           <w:lang w:val="en-CA" w:eastAsia="zh-CN"/>
         </w:rPr>
-        <w:t xml:space="preserve">Tester should enter the </w:t>
-      </w:r>
-      <w:proofErr w:type="spellStart"/>
-      <w:r>
-        <w:rPr>
-          <w:rFonts w:ascii="Times New Roman" w:hAnsi="Times New Roman"/>
+      </w:pPr>
+      <w:r>
+        <w:rPr>
+          <w:b/>
+          <w:bCs/>
           <w:color w:val="000000" w:themeColor="text1"/>
+          <w:szCs w:val="24"/>
           <w:lang w:val="en-CA" w:eastAsia="zh-CN"/>
         </w:rPr>
-        <w:t>Marketsafe</w:t>
-      </w:r>
-      <w:proofErr w:type="spellEnd"/>
-      <w:r>
-        <w:rPr>
-          <w:rFonts w:ascii="Times New Roman" w:hAnsi="Times New Roman"/>
-          <w:color w:val="000000" w:themeColor="text1"/>
-          <w:lang w:val="en-CA" w:eastAsia="zh-CN"/>
-        </w:rPr>
-        <w:t xml:space="preserve"> </w:t>
-      </w:r>
-      <w:r>
-        <w:rPr>
-          <w:rFonts w:ascii="Times New Roman" w:hAnsi="Times New Roman"/>
-          <w:color w:val="000000" w:themeColor="text1"/>
-          <w:lang w:val="en-CA" w:eastAsia="zh-CN"/>
-        </w:rPr>
-        <w:t>home</w:t>
-      </w:r>
-      <w:r>
-        <w:rPr>
-          <w:rFonts w:ascii="Times New Roman" w:hAnsi="Times New Roman"/>
-          <w:color w:val="000000" w:themeColor="text1"/>
-          <w:lang w:val="en-CA" w:eastAsia="zh-CN"/>
-        </w:rPr>
-        <w:t xml:space="preserve"> page</w:t>
+        <w:t>Search:</w:t>
       </w:r>
     </w:p>
     <w:p>
@@ -5511,11 +6288,13 @@
         <w:pStyle w:val="ListParagraph"/>
         <w:numPr>
           <w:ilvl w:val="0"/>
-          <w:numId w:val="47"/>
+          <w:numId w:val="62"/>
         </w:numPr>
         <w:rPr>
           <w:rFonts w:ascii="Times New Roman" w:hAnsi="Times New Roman"/>
           <w:color w:val="000000" w:themeColor="text1"/>
+          <w:sz w:val="24"/>
+          <w:szCs w:val="24"/>
           <w:lang w:val="en-CA" w:eastAsia="zh-CN"/>
         </w:rPr>
       </w:pPr>
@@ -5523,9 +6302,12 @@
         <w:rPr>
           <w:rFonts w:ascii="Times New Roman" w:hAnsi="Times New Roman"/>
           <w:color w:val="000000" w:themeColor="text1"/>
+          <w:sz w:val="24"/>
+          <w:szCs w:val="24"/>
           <w:lang w:val="en-CA" w:eastAsia="zh-CN"/>
         </w:rPr>
-        <w:t>View profile</w:t>
+        <w:lastRenderedPageBreak/>
+        <w:t xml:space="preserve">Log in </w:t>
       </w:r>
     </w:p>
     <w:p>
@@ -5533,11 +6315,13 @@
         <w:pStyle w:val="ListParagraph"/>
         <w:numPr>
           <w:ilvl w:val="1"/>
-          <w:numId w:val="47"/>
+          <w:numId w:val="62"/>
         </w:numPr>
         <w:rPr>
           <w:rFonts w:ascii="Times New Roman" w:hAnsi="Times New Roman"/>
           <w:color w:val="000000" w:themeColor="text1"/>
+          <w:sz w:val="24"/>
+          <w:szCs w:val="24"/>
           <w:lang w:val="en-CA" w:eastAsia="zh-CN"/>
         </w:rPr>
       </w:pPr>
@@ -5545,33 +6329,59 @@
         <w:rPr>
           <w:rFonts w:ascii="Times New Roman" w:hAnsi="Times New Roman"/>
           <w:color w:val="000000" w:themeColor="text1"/>
+          <w:sz w:val="24"/>
+          <w:szCs w:val="24"/>
           <w:lang w:val="en-CA" w:eastAsia="zh-CN"/>
         </w:rPr>
-        <w:t>Tester</w:t>
-      </w:r>
+        <w:t xml:space="preserve">Given I am on the login page, when I enter test999@umanitoba.ca and password TestPass999, then I should be taken to the </w:t>
+      </w:r>
+      <w:proofErr w:type="spellStart"/>
       <w:r>
         <w:rPr>
           <w:rFonts w:ascii="Times New Roman" w:hAnsi="Times New Roman"/>
           <w:color w:val="000000" w:themeColor="text1"/>
+          <w:sz w:val="24"/>
+          <w:szCs w:val="24"/>
           <w:lang w:val="en-CA" w:eastAsia="zh-CN"/>
         </w:rPr>
-        <w:t xml:space="preserve">, now on the home page, </w:t>
-      </w:r>
+        <w:t>MarketSafe</w:t>
+      </w:r>
+      <w:proofErr w:type="spellEnd"/>
       <w:r>
         <w:rPr>
           <w:rFonts w:ascii="Times New Roman" w:hAnsi="Times New Roman"/>
           <w:color w:val="000000" w:themeColor="text1"/>
+          <w:sz w:val="24"/>
+          <w:szCs w:val="24"/>
           <w:lang w:val="en-CA" w:eastAsia="zh-CN"/>
         </w:rPr>
-        <w:t>will s</w:t>
-      </w:r>
-      <w:r>
+        <w:t xml:space="preserve"> home page.</w:t>
+      </w:r>
+    </w:p>
+    <w:p>
+      <w:pPr>
+        <w:pStyle w:val="ListParagraph"/>
+        <w:numPr>
+          <w:ilvl w:val="0"/>
+          <w:numId w:val="62"/>
+        </w:numPr>
         <w:rPr>
           <w:rFonts w:ascii="Times New Roman" w:hAnsi="Times New Roman"/>
           <w:color w:val="000000" w:themeColor="text1"/>
+          <w:sz w:val="24"/>
+          <w:szCs w:val="24"/>
           <w:lang w:val="en-CA" w:eastAsia="zh-CN"/>
         </w:rPr>
-        <w:t>elect ‘profile’</w:t>
+      </w:pPr>
+      <w:r>
+        <w:rPr>
+          <w:rFonts w:ascii="Times New Roman" w:hAnsi="Times New Roman"/>
+          <w:color w:val="000000" w:themeColor="text1"/>
+          <w:sz w:val="24"/>
+          <w:szCs w:val="24"/>
+          <w:lang w:val="en-CA" w:eastAsia="zh-CN"/>
+        </w:rPr>
+        <w:t xml:space="preserve">Search for a listing </w:t>
       </w:r>
     </w:p>
     <w:p>
@@ -5579,11 +6389,13 @@
         <w:pStyle w:val="ListParagraph"/>
         <w:numPr>
           <w:ilvl w:val="1"/>
-          <w:numId w:val="47"/>
+          <w:numId w:val="62"/>
         </w:numPr>
         <w:rPr>
           <w:rFonts w:ascii="Times New Roman" w:hAnsi="Times New Roman"/>
           <w:color w:val="000000" w:themeColor="text1"/>
+          <w:sz w:val="24"/>
+          <w:szCs w:val="24"/>
           <w:lang w:val="en-CA" w:eastAsia="zh-CN"/>
         </w:rPr>
       </w:pPr>
@@ -5591,17 +6403,37 @@
         <w:rPr>
           <w:rFonts w:ascii="Times New Roman" w:hAnsi="Times New Roman"/>
           <w:color w:val="000000" w:themeColor="text1"/>
+          <w:sz w:val="24"/>
+          <w:szCs w:val="24"/>
           <w:lang w:val="en-CA" w:eastAsia="zh-CN"/>
         </w:rPr>
-        <w:t>Tester should see their profile page</w:t>
-      </w:r>
-      <w:r>
+        <w:t>Given I am logged in and on the home page, when I type 'Mountain Bike' into the search bar, then a Mountain Bike listing should be displayed as a search result.</w:t>
+      </w:r>
+    </w:p>
+    <w:p>
+      <w:pPr>
+        <w:pStyle w:val="ListParagraph"/>
+        <w:numPr>
+          <w:ilvl w:val="0"/>
+          <w:numId w:val="62"/>
+        </w:numPr>
         <w:rPr>
           <w:rFonts w:ascii="Times New Roman" w:hAnsi="Times New Roman"/>
           <w:color w:val="000000" w:themeColor="text1"/>
+          <w:sz w:val="24"/>
+          <w:szCs w:val="24"/>
           <w:lang w:val="en-CA" w:eastAsia="zh-CN"/>
         </w:rPr>
-        <w:t xml:space="preserve"> and verify all details including: first and last name, email, rating (0.0), my listings (no listings to show)</w:t>
+      </w:pPr>
+      <w:r>
+        <w:rPr>
+          <w:rFonts w:ascii="Times New Roman" w:hAnsi="Times New Roman"/>
+          <w:color w:val="000000" w:themeColor="text1"/>
+          <w:sz w:val="24"/>
+          <w:szCs w:val="24"/>
+          <w:lang w:val="en-CA" w:eastAsia="zh-CN"/>
+        </w:rPr>
+        <w:t xml:space="preserve">Sort listings </w:t>
       </w:r>
     </w:p>
     <w:p>
@@ -5609,11 +6441,13 @@
         <w:pStyle w:val="ListParagraph"/>
         <w:numPr>
           <w:ilvl w:val="1"/>
-          <w:numId w:val="47"/>
+          <w:numId w:val="62"/>
         </w:numPr>
         <w:rPr>
           <w:rFonts w:ascii="Times New Roman" w:hAnsi="Times New Roman"/>
           <w:color w:val="000000" w:themeColor="text1"/>
+          <w:sz w:val="24"/>
+          <w:szCs w:val="24"/>
           <w:lang w:val="en-CA" w:eastAsia="zh-CN"/>
         </w:rPr>
       </w:pPr>
@@ -5621,41 +6455,32 @@
         <w:rPr>
           <w:rFonts w:ascii="Times New Roman" w:hAnsi="Times New Roman"/>
           <w:color w:val="000000" w:themeColor="text1"/>
+          <w:sz w:val="24"/>
+          <w:szCs w:val="24"/>
           <w:lang w:val="en-CA" w:eastAsia="zh-CN"/>
         </w:rPr>
-        <w:t xml:space="preserve">Tester selects </w:t>
-      </w:r>
-      <w:r>
-        <w:rPr>
-          <w:rFonts w:ascii="Times New Roman" w:hAnsi="Times New Roman"/>
+        <w:t>Given I am logged in and on the home page, when I type '.' in the search bar and select 'Sort by Price' from the Sort By menu, then the listings should be displayed in the following order: Office Chair $150, Mountain Bike $600, iPhone 13 Pro $850, Gaming Laptop $1200.</w:t>
+      </w:r>
+    </w:p>
+    <w:p>
+      <w:pPr>
+        <w:rPr>
+          <w:b/>
+          <w:bCs/>
           <w:color w:val="000000" w:themeColor="text1"/>
+          <w:szCs w:val="24"/>
           <w:lang w:val="en-CA" w:eastAsia="zh-CN"/>
         </w:rPr>
-        <w:t>‘home’</w:t>
-      </w:r>
-      <w:r>
-        <w:rPr>
-          <w:rFonts w:ascii="Times New Roman" w:hAnsi="Times New Roman"/>
+      </w:pPr>
+      <w:r>
+        <w:rPr>
+          <w:b/>
+          <w:bCs/>
           <w:color w:val="000000" w:themeColor="text1"/>
+          <w:szCs w:val="24"/>
           <w:lang w:val="en-CA" w:eastAsia="zh-CN"/>
         </w:rPr>
-        <w:t xml:space="preserve"> to go back to </w:t>
-      </w:r>
-      <w:r>
-        <w:rPr>
-          <w:rFonts w:ascii="Times New Roman" w:hAnsi="Times New Roman"/>
-          <w:color w:val="000000" w:themeColor="text1"/>
-          <w:lang w:val="en-CA" w:eastAsia="zh-CN"/>
-        </w:rPr>
-        <w:t>home</w:t>
-      </w:r>
-      <w:r>
-        <w:rPr>
-          <w:rFonts w:ascii="Times New Roman" w:hAnsi="Times New Roman"/>
-          <w:color w:val="000000" w:themeColor="text1"/>
-          <w:lang w:val="en-CA" w:eastAsia="zh-CN"/>
-        </w:rPr>
-        <w:t xml:space="preserve"> page</w:t>
+        <w:t>Offer:</w:t>
       </w:r>
     </w:p>
     <w:p>
@@ -5663,11 +6488,13 @@
         <w:pStyle w:val="ListParagraph"/>
         <w:numPr>
           <w:ilvl w:val="0"/>
-          <w:numId w:val="47"/>
+          <w:numId w:val="63"/>
         </w:numPr>
         <w:rPr>
           <w:rFonts w:ascii="Times New Roman" w:hAnsi="Times New Roman"/>
           <w:color w:val="000000" w:themeColor="text1"/>
+          <w:sz w:val="24"/>
+          <w:szCs w:val="24"/>
           <w:lang w:val="en-CA" w:eastAsia="zh-CN"/>
         </w:rPr>
       </w:pPr>
@@ -5675,9 +6502,11 @@
         <w:rPr>
           <w:rFonts w:ascii="Times New Roman" w:hAnsi="Times New Roman"/>
           <w:color w:val="000000" w:themeColor="text1"/>
+          <w:sz w:val="24"/>
+          <w:szCs w:val="24"/>
           <w:lang w:val="en-CA" w:eastAsia="zh-CN"/>
         </w:rPr>
-        <w:t>Log out</w:t>
+        <w:t xml:space="preserve">Log in </w:t>
       </w:r>
     </w:p>
     <w:p>
@@ -5685,11 +6514,13 @@
         <w:pStyle w:val="ListParagraph"/>
         <w:numPr>
           <w:ilvl w:val="1"/>
-          <w:numId w:val="47"/>
+          <w:numId w:val="63"/>
         </w:numPr>
         <w:rPr>
           <w:rFonts w:ascii="Times New Roman" w:hAnsi="Times New Roman"/>
           <w:color w:val="000000" w:themeColor="text1"/>
+          <w:sz w:val="24"/>
+          <w:szCs w:val="24"/>
           <w:lang w:val="en-CA" w:eastAsia="zh-CN"/>
         </w:rPr>
       </w:pPr>
@@ -5697,33 +6528,59 @@
         <w:rPr>
           <w:rFonts w:ascii="Times New Roman" w:hAnsi="Times New Roman"/>
           <w:color w:val="000000" w:themeColor="text1"/>
+          <w:sz w:val="24"/>
+          <w:szCs w:val="24"/>
           <w:lang w:val="en-CA" w:eastAsia="zh-CN"/>
         </w:rPr>
-        <w:t>Tester</w:t>
-      </w:r>
+        <w:t xml:space="preserve">Given I am on the login page, when I enter test999@umanitoba.ca and password TestPass999, then I should be taken to the </w:t>
+      </w:r>
+      <w:proofErr w:type="spellStart"/>
       <w:r>
         <w:rPr>
           <w:rFonts w:ascii="Times New Roman" w:hAnsi="Times New Roman"/>
           <w:color w:val="000000" w:themeColor="text1"/>
+          <w:sz w:val="24"/>
+          <w:szCs w:val="24"/>
           <w:lang w:val="en-CA" w:eastAsia="zh-CN"/>
         </w:rPr>
-        <w:t xml:space="preserve">, now on the home page, will </w:t>
-      </w:r>
+        <w:t>MarketSafe</w:t>
+      </w:r>
+      <w:proofErr w:type="spellEnd"/>
       <w:r>
         <w:rPr>
           <w:rFonts w:ascii="Times New Roman" w:hAnsi="Times New Roman"/>
           <w:color w:val="000000" w:themeColor="text1"/>
+          <w:sz w:val="24"/>
+          <w:szCs w:val="24"/>
           <w:lang w:val="en-CA" w:eastAsia="zh-CN"/>
         </w:rPr>
-        <w:t>select</w:t>
-      </w:r>
-      <w:r>
+        <w:t xml:space="preserve"> home page.</w:t>
+      </w:r>
+    </w:p>
+    <w:p>
+      <w:pPr>
+        <w:pStyle w:val="ListParagraph"/>
+        <w:numPr>
+          <w:ilvl w:val="0"/>
+          <w:numId w:val="63"/>
+        </w:numPr>
         <w:rPr>
           <w:rFonts w:ascii="Times New Roman" w:hAnsi="Times New Roman"/>
           <w:color w:val="000000" w:themeColor="text1"/>
+          <w:sz w:val="24"/>
+          <w:szCs w:val="24"/>
           <w:lang w:val="en-CA" w:eastAsia="zh-CN"/>
         </w:rPr>
-        <w:t xml:space="preserve"> the down arrow drop down menu in the top right of the page</w:t>
+      </w:pPr>
+      <w:r>
+        <w:rPr>
+          <w:rFonts w:ascii="Times New Roman" w:hAnsi="Times New Roman"/>
+          <w:color w:val="000000" w:themeColor="text1"/>
+          <w:sz w:val="24"/>
+          <w:szCs w:val="24"/>
+          <w:lang w:val="en-CA" w:eastAsia="zh-CN"/>
+        </w:rPr>
+        <w:t xml:space="preserve">Send offer </w:t>
       </w:r>
     </w:p>
     <w:p>
@@ -5731,11 +6588,13 @@
         <w:pStyle w:val="ListParagraph"/>
         <w:numPr>
           <w:ilvl w:val="1"/>
-          <w:numId w:val="47"/>
+          <w:numId w:val="63"/>
         </w:numPr>
         <w:rPr>
           <w:rFonts w:ascii="Times New Roman" w:hAnsi="Times New Roman"/>
           <w:color w:val="000000" w:themeColor="text1"/>
+          <w:sz w:val="24"/>
+          <w:szCs w:val="24"/>
           <w:lang w:val="en-CA" w:eastAsia="zh-CN"/>
         </w:rPr>
       </w:pPr>
@@ -5743,9 +6602,37 @@
         <w:rPr>
           <w:rFonts w:ascii="Times New Roman" w:hAnsi="Times New Roman"/>
           <w:color w:val="000000" w:themeColor="text1"/>
+          <w:sz w:val="24"/>
+          <w:szCs w:val="24"/>
           <w:lang w:val="en-CA" w:eastAsia="zh-CN"/>
         </w:rPr>
-        <w:t>Tester will select ‘Logout’</w:t>
+        <w:t>Given I am logged in and viewing the Mountain Bike listing, when I select 'Send Offer', enter '275' in the Offered Price field and 'Drake Lobby' in the Meeting Location field, and select 'Send Offer', then the offer should be submitted successfully.</w:t>
+      </w:r>
+    </w:p>
+    <w:p>
+      <w:pPr>
+        <w:pStyle w:val="ListParagraph"/>
+        <w:numPr>
+          <w:ilvl w:val="0"/>
+          <w:numId w:val="63"/>
+        </w:numPr>
+        <w:rPr>
+          <w:rFonts w:ascii="Times New Roman" w:hAnsi="Times New Roman"/>
+          <w:color w:val="000000" w:themeColor="text1"/>
+          <w:sz w:val="24"/>
+          <w:szCs w:val="24"/>
+          <w:lang w:val="en-CA" w:eastAsia="zh-CN"/>
+        </w:rPr>
+      </w:pPr>
+      <w:r>
+        <w:rPr>
+          <w:rFonts w:ascii="Times New Roman" w:hAnsi="Times New Roman"/>
+          <w:color w:val="000000" w:themeColor="text1"/>
+          <w:sz w:val="24"/>
+          <w:szCs w:val="24"/>
+          <w:lang w:val="en-CA" w:eastAsia="zh-CN"/>
+        </w:rPr>
+        <w:t xml:space="preserve">Offer notification </w:t>
       </w:r>
     </w:p>
     <w:p>
@@ -5753,11 +6640,13 @@
         <w:pStyle w:val="ListParagraph"/>
         <w:numPr>
           <w:ilvl w:val="1"/>
-          <w:numId w:val="47"/>
+          <w:numId w:val="63"/>
         </w:numPr>
         <w:rPr>
           <w:rFonts w:ascii="Times New Roman" w:hAnsi="Times New Roman"/>
           <w:color w:val="000000" w:themeColor="text1"/>
+          <w:sz w:val="24"/>
+          <w:szCs w:val="24"/>
           <w:lang w:val="en-CA" w:eastAsia="zh-CN"/>
         </w:rPr>
       </w:pPr>
@@ -5765,50 +6654,188 @@
         <w:rPr>
           <w:rFonts w:ascii="Times New Roman" w:hAnsi="Times New Roman"/>
           <w:color w:val="000000" w:themeColor="text1"/>
+          <w:sz w:val="24"/>
+          <w:szCs w:val="24"/>
           <w:lang w:val="en-CA" w:eastAsia="zh-CN"/>
         </w:rPr>
-        <w:t xml:space="preserve">Tester </w:t>
-      </w:r>
-      <w:r>
+        <w:t>Given an offer has been sent to the seller, when the seller logs in, then a red notification badge should appear on the bell icon. When the seller opens the notification, then the offer details (price: $275, location: Drake Lobby) should be visible.</w:t>
+      </w:r>
+    </w:p>
+    <w:p>
+      <w:pPr>
+        <w:pStyle w:val="ListParagraph"/>
+        <w:numPr>
+          <w:ilvl w:val="0"/>
+          <w:numId w:val="63"/>
+        </w:numPr>
         <w:rPr>
           <w:rFonts w:ascii="Times New Roman" w:hAnsi="Times New Roman"/>
           <w:color w:val="000000" w:themeColor="text1"/>
+          <w:sz w:val="24"/>
+          <w:szCs w:val="24"/>
           <w:lang w:val="en-CA" w:eastAsia="zh-CN"/>
         </w:rPr>
-        <w:t>will verify they are re</w:t>
-      </w:r>
+      </w:pPr>
       <w:r>
         <w:rPr>
           <w:rFonts w:ascii="Times New Roman" w:hAnsi="Times New Roman"/>
           <w:color w:val="000000" w:themeColor="text1"/>
+          <w:sz w:val="24"/>
+          <w:szCs w:val="24"/>
           <w:lang w:val="en-CA" w:eastAsia="zh-CN"/>
         </w:rPr>
-        <w:t>directed to the login page</w:t>
-      </w:r>
-    </w:p>
-    <w:p>
-      <w:pPr>
-        <w:rPr>
-          <w:szCs w:val="24"/>
-        </w:rPr>
-      </w:pPr>
-      <w:r>
+        <w:t xml:space="preserve">Accept offer </w:t>
+      </w:r>
+    </w:p>
+    <w:p>
+      <w:pPr>
+        <w:pStyle w:val="ListParagraph"/>
+        <w:numPr>
+          <w:ilvl w:val="1"/>
+          <w:numId w:val="63"/>
+        </w:numPr>
+        <w:rPr>
+          <w:rFonts w:ascii="Times New Roman" w:hAnsi="Times New Roman"/>
+          <w:color w:val="000000" w:themeColor="text1"/>
+          <w:sz w:val="24"/>
+          <w:szCs w:val="24"/>
+          <w:lang w:val="en-CA" w:eastAsia="zh-CN"/>
+        </w:rPr>
+      </w:pPr>
+      <w:r>
+        <w:rPr>
+          <w:rFonts w:ascii="Times New Roman" w:hAnsi="Times New Roman"/>
+          <w:color w:val="000000" w:themeColor="text1"/>
+          <w:sz w:val="24"/>
+          <w:szCs w:val="24"/>
+          <w:lang w:val="en-CA" w:eastAsia="zh-CN"/>
+        </w:rPr>
+        <w:t>Given I am a seller viewing a received offer, when I select 'Accept', then the offer status should be updated to Accepted.</w:t>
+      </w:r>
+    </w:p>
+    <w:p>
+      <w:pPr>
+        <w:pStyle w:val="ListParagraph"/>
+        <w:numPr>
+          <w:ilvl w:val="0"/>
+          <w:numId w:val="63"/>
+        </w:numPr>
+        <w:rPr>
+          <w:rFonts w:ascii="Times New Roman" w:hAnsi="Times New Roman"/>
+          <w:color w:val="000000" w:themeColor="text1"/>
+          <w:sz w:val="24"/>
+          <w:szCs w:val="24"/>
+          <w:lang w:val="en-CA" w:eastAsia="zh-CN"/>
+        </w:rPr>
+      </w:pPr>
+      <w:r>
+        <w:rPr>
+          <w:rFonts w:ascii="Times New Roman" w:hAnsi="Times New Roman"/>
+          <w:color w:val="000000" w:themeColor="text1"/>
+          <w:sz w:val="24"/>
+          <w:szCs w:val="24"/>
+          <w:lang w:val="en-CA" w:eastAsia="zh-CN"/>
+        </w:rPr>
+        <w:t xml:space="preserve">Mark listing as sold </w:t>
+      </w:r>
+    </w:p>
+    <w:p>
+      <w:pPr>
+        <w:pStyle w:val="ListParagraph"/>
+        <w:numPr>
+          <w:ilvl w:val="1"/>
+          <w:numId w:val="63"/>
+        </w:numPr>
+        <w:rPr>
+          <w:rFonts w:ascii="Times New Roman" w:hAnsi="Times New Roman"/>
+          <w:color w:val="000000" w:themeColor="text1"/>
+          <w:sz w:val="24"/>
+          <w:szCs w:val="24"/>
+          <w:lang w:val="en-CA" w:eastAsia="zh-CN"/>
+        </w:rPr>
+      </w:pPr>
+      <w:r>
+        <w:rPr>
+          <w:rFonts w:ascii="Times New Roman" w:hAnsi="Times New Roman"/>
+          <w:color w:val="000000" w:themeColor="text1"/>
+          <w:sz w:val="24"/>
+          <w:szCs w:val="24"/>
+          <w:lang w:val="en-CA" w:eastAsia="zh-CN"/>
+        </w:rPr>
+        <w:t>Given I am a seller who has accepted an offer, when I or any other user browses or searches the marketplace, then the Mountain Bike listing should no longer appear in the available listings.</w:t>
+      </w:r>
+    </w:p>
+    <w:p>
+      <w:pPr>
+        <w:pStyle w:val="ListParagraph"/>
+        <w:numPr>
+          <w:ilvl w:val="0"/>
+          <w:numId w:val="63"/>
+        </w:numPr>
+        <w:rPr>
+          <w:rFonts w:ascii="Times New Roman" w:hAnsi="Times New Roman"/>
+          <w:color w:val="000000" w:themeColor="text1"/>
+          <w:sz w:val="24"/>
+          <w:szCs w:val="24"/>
+          <w:lang w:val="en-CA" w:eastAsia="zh-CN"/>
+        </w:rPr>
+      </w:pPr>
+      <w:r>
+        <w:rPr>
+          <w:rFonts w:ascii="Times New Roman" w:hAnsi="Times New Roman"/>
+          <w:color w:val="000000" w:themeColor="text1"/>
+          <w:sz w:val="24"/>
+          <w:szCs w:val="24"/>
+          <w:lang w:val="en-CA" w:eastAsia="zh-CN"/>
+        </w:rPr>
+        <w:t xml:space="preserve">Decline offer (alternative path) </w:t>
+      </w:r>
+    </w:p>
+    <w:p>
+      <w:pPr>
+        <w:pStyle w:val="ListParagraph"/>
+        <w:numPr>
+          <w:ilvl w:val="1"/>
+          <w:numId w:val="63"/>
+        </w:numPr>
+        <w:rPr>
+          <w:rFonts w:ascii="Times New Roman" w:hAnsi="Times New Roman"/>
+          <w:color w:val="000000" w:themeColor="text1"/>
+          <w:sz w:val="24"/>
+          <w:szCs w:val="24"/>
+          <w:lang w:val="en-CA" w:eastAsia="zh-CN"/>
+        </w:rPr>
+      </w:pPr>
+      <w:r>
+        <w:rPr>
+          <w:rFonts w:ascii="Times New Roman" w:hAnsi="Times New Roman"/>
+          <w:color w:val="000000" w:themeColor="text1"/>
+          <w:sz w:val="24"/>
+          <w:szCs w:val="24"/>
+          <w:lang w:val="en-CA" w:eastAsia="zh-CN"/>
+        </w:rPr>
+        <w:t>Given I am a seller viewing a pending offer, when I select 'Decline', then the offer status should be updated to Declined and the listing should remain visible and unchanged in the marketplace.</w:t>
+      </w:r>
+    </w:p>
+    <w:p>
+      <w:pPr>
         <w:rPr>
           <w:b/>
           <w:bCs/>
           <w:color w:val="000000" w:themeColor="text1"/>
+          <w:szCs w:val="24"/>
           <w:lang w:val="en-CA" w:eastAsia="zh-CN"/>
         </w:rPr>
-        <w:t>Marketplace Listings</w:t>
-      </w:r>
+      </w:pPr>
       <w:r>
         <w:rPr>
           <w:b/>
           <w:bCs/>
           <w:color w:val="000000" w:themeColor="text1"/>
+          <w:szCs w:val="24"/>
           <w:lang w:val="en-CA" w:eastAsia="zh-CN"/>
         </w:rPr>
-        <w:t>:</w:t>
+        <w:t>Rating:</w:t>
       </w:r>
     </w:p>
     <w:p>
@@ -5816,11 +6843,13 @@
         <w:pStyle w:val="ListParagraph"/>
         <w:numPr>
           <w:ilvl w:val="0"/>
-          <w:numId w:val="49"/>
+          <w:numId w:val="64"/>
         </w:numPr>
         <w:rPr>
           <w:rFonts w:ascii="Times New Roman" w:hAnsi="Times New Roman"/>
           <w:color w:val="000000" w:themeColor="text1"/>
+          <w:sz w:val="24"/>
+          <w:szCs w:val="24"/>
           <w:lang w:val="en-CA" w:eastAsia="zh-CN"/>
         </w:rPr>
       </w:pPr>
@@ -5828,6 +6857,8 @@
         <w:rPr>
           <w:rFonts w:ascii="Times New Roman" w:hAnsi="Times New Roman"/>
           <w:color w:val="000000" w:themeColor="text1"/>
+          <w:sz w:val="24"/>
+          <w:szCs w:val="24"/>
           <w:lang w:val="en-CA" w:eastAsia="zh-CN"/>
         </w:rPr>
         <w:t xml:space="preserve">Log in </w:t>
@@ -5838,11 +6869,13 @@
         <w:pStyle w:val="ListParagraph"/>
         <w:numPr>
           <w:ilvl w:val="1"/>
-          <w:numId w:val="49"/>
+          <w:numId w:val="64"/>
         </w:numPr>
         <w:rPr>
           <w:rFonts w:ascii="Times New Roman" w:hAnsi="Times New Roman"/>
           <w:color w:val="000000" w:themeColor="text1"/>
+          <w:sz w:val="24"/>
+          <w:szCs w:val="24"/>
           <w:lang w:val="en-CA" w:eastAsia="zh-CN"/>
         </w:rPr>
       </w:pPr>
@@ -5850,26 +6883,33 @@
         <w:rPr>
           <w:rFonts w:ascii="Times New Roman" w:hAnsi="Times New Roman"/>
           <w:color w:val="000000" w:themeColor="text1"/>
+          <w:sz w:val="24"/>
+          <w:szCs w:val="24"/>
           <w:lang w:val="en-CA" w:eastAsia="zh-CN"/>
         </w:rPr>
-        <w:lastRenderedPageBreak/>
-        <w:t xml:space="preserve">Tester logs in with </w:t>
-      </w:r>
+        <w:t xml:space="preserve">Given I am on the login page, when I enter test999@umanitoba.ca and password TestPass999, then I should be taken to the </w:t>
+      </w:r>
+      <w:proofErr w:type="spellStart"/>
       <w:r>
         <w:rPr>
           <w:rFonts w:ascii="Times New Roman" w:hAnsi="Times New Roman"/>
           <w:color w:val="000000" w:themeColor="text1"/>
+          <w:sz w:val="24"/>
+          <w:szCs w:val="24"/>
           <w:lang w:val="en-CA" w:eastAsia="zh-CN"/>
         </w:rPr>
-        <w:t>test</w:t>
-      </w:r>
+        <w:t>MarketSafe</w:t>
+      </w:r>
+      <w:proofErr w:type="spellEnd"/>
       <w:r>
         <w:rPr>
           <w:rFonts w:ascii="Times New Roman" w:hAnsi="Times New Roman"/>
           <w:color w:val="000000" w:themeColor="text1"/>
+          <w:sz w:val="24"/>
+          <w:szCs w:val="24"/>
           <w:lang w:val="en-CA" w:eastAsia="zh-CN"/>
         </w:rPr>
-        <w:t xml:space="preserve"> account ‘test999@umanitoba.ca’ and password ‘TestPass999’</w:t>
+        <w:t xml:space="preserve"> home page.</w:t>
       </w:r>
     </w:p>
     <w:p>
@@ -5877,11 +6917,13 @@
         <w:pStyle w:val="ListParagraph"/>
         <w:numPr>
           <w:ilvl w:val="0"/>
-          <w:numId w:val="49"/>
+          <w:numId w:val="64"/>
         </w:numPr>
         <w:rPr>
           <w:rFonts w:ascii="Times New Roman" w:hAnsi="Times New Roman"/>
           <w:color w:val="000000" w:themeColor="text1"/>
+          <w:sz w:val="24"/>
+          <w:szCs w:val="24"/>
           <w:lang w:val="en-CA" w:eastAsia="zh-CN"/>
         </w:rPr>
       </w:pPr>
@@ -5889,9 +6931,11 @@
         <w:rPr>
           <w:rFonts w:ascii="Times New Roman" w:hAnsi="Times New Roman"/>
           <w:color w:val="000000" w:themeColor="text1"/>
+          <w:sz w:val="24"/>
+          <w:szCs w:val="24"/>
           <w:lang w:val="en-CA" w:eastAsia="zh-CN"/>
         </w:rPr>
-        <w:t>Comment on a listing</w:t>
+        <w:t xml:space="preserve">Rate a seller </w:t>
       </w:r>
     </w:p>
     <w:p>
@@ -5899,11 +6943,13 @@
         <w:pStyle w:val="ListParagraph"/>
         <w:numPr>
           <w:ilvl w:val="1"/>
-          <w:numId w:val="49"/>
+          <w:numId w:val="64"/>
         </w:numPr>
         <w:rPr>
           <w:rFonts w:ascii="Times New Roman" w:hAnsi="Times New Roman"/>
           <w:color w:val="000000" w:themeColor="text1"/>
+          <w:sz w:val="24"/>
+          <w:szCs w:val="24"/>
           <w:lang w:val="en-CA" w:eastAsia="zh-CN"/>
         </w:rPr>
       </w:pPr>
@@ -5911,9 +6957,38 @@
         <w:rPr>
           <w:rFonts w:ascii="Times New Roman" w:hAnsi="Times New Roman"/>
           <w:color w:val="000000" w:themeColor="text1"/>
+          <w:sz w:val="24"/>
+          <w:szCs w:val="24"/>
           <w:lang w:val="en-CA" w:eastAsia="zh-CN"/>
         </w:rPr>
-        <w:t>Tester now on the main page will select the test listing ‘Test Listing’</w:t>
+        <w:lastRenderedPageBreak/>
+        <w:t>Given I am a buyer who has completed a transaction with a seller, when I submit a rating with valid details, then the rating should be saved successfully.</w:t>
+      </w:r>
+    </w:p>
+    <w:p>
+      <w:pPr>
+        <w:pStyle w:val="ListParagraph"/>
+        <w:numPr>
+          <w:ilvl w:val="0"/>
+          <w:numId w:val="64"/>
+        </w:numPr>
+        <w:rPr>
+          <w:rFonts w:ascii="Times New Roman" w:hAnsi="Times New Roman"/>
+          <w:color w:val="000000" w:themeColor="text1"/>
+          <w:sz w:val="24"/>
+          <w:szCs w:val="24"/>
+          <w:lang w:val="en-CA" w:eastAsia="zh-CN"/>
+        </w:rPr>
+      </w:pPr>
+      <w:r>
+        <w:rPr>
+          <w:rFonts w:ascii="Times New Roman" w:hAnsi="Times New Roman"/>
+          <w:color w:val="000000" w:themeColor="text1"/>
+          <w:sz w:val="24"/>
+          <w:szCs w:val="24"/>
+          <w:lang w:val="en-CA" w:eastAsia="zh-CN"/>
+        </w:rPr>
+        <w:t xml:space="preserve">View another user's rating </w:t>
       </w:r>
     </w:p>
     <w:p>
@@ -5921,11 +6996,13 @@
         <w:pStyle w:val="ListParagraph"/>
         <w:numPr>
           <w:ilvl w:val="1"/>
-          <w:numId w:val="49"/>
+          <w:numId w:val="64"/>
         </w:numPr>
         <w:rPr>
           <w:rFonts w:ascii="Times New Roman" w:hAnsi="Times New Roman"/>
           <w:color w:val="000000" w:themeColor="text1"/>
+          <w:sz w:val="24"/>
+          <w:szCs w:val="24"/>
           <w:lang w:val="en-CA" w:eastAsia="zh-CN"/>
         </w:rPr>
       </w:pPr>
@@ -5933,9 +7010,37 @@
         <w:rPr>
           <w:rFonts w:ascii="Times New Roman" w:hAnsi="Times New Roman"/>
           <w:color w:val="000000" w:themeColor="text1"/>
+          <w:sz w:val="24"/>
+          <w:szCs w:val="24"/>
           <w:lang w:val="en-CA" w:eastAsia="zh-CN"/>
         </w:rPr>
-        <w:t>Tester will select comment</w:t>
+        <w:t>Given a rating has been submitted, when I navigate to the seller's profile page, then the rating should be visible and accurately reflect the submitted value.</w:t>
+      </w:r>
+    </w:p>
+    <w:p>
+      <w:pPr>
+        <w:pStyle w:val="ListParagraph"/>
+        <w:numPr>
+          <w:ilvl w:val="0"/>
+          <w:numId w:val="64"/>
+        </w:numPr>
+        <w:rPr>
+          <w:rFonts w:ascii="Times New Roman" w:hAnsi="Times New Roman"/>
+          <w:color w:val="000000" w:themeColor="text1"/>
+          <w:sz w:val="24"/>
+          <w:szCs w:val="24"/>
+          <w:lang w:val="en-CA" w:eastAsia="zh-CN"/>
+        </w:rPr>
+      </w:pPr>
+      <w:r>
+        <w:rPr>
+          <w:rFonts w:ascii="Times New Roman" w:hAnsi="Times New Roman"/>
+          <w:color w:val="000000" w:themeColor="text1"/>
+          <w:sz w:val="24"/>
+          <w:szCs w:val="24"/>
+          <w:lang w:val="en-CA" w:eastAsia="zh-CN"/>
+        </w:rPr>
+        <w:t xml:space="preserve">View own rating </w:t>
       </w:r>
     </w:p>
     <w:p>
@@ -5943,11 +7048,13 @@
         <w:pStyle w:val="ListParagraph"/>
         <w:numPr>
           <w:ilvl w:val="1"/>
-          <w:numId w:val="49"/>
+          <w:numId w:val="64"/>
         </w:numPr>
         <w:rPr>
           <w:rFonts w:ascii="Times New Roman" w:hAnsi="Times New Roman"/>
           <w:color w:val="000000" w:themeColor="text1"/>
+          <w:sz w:val="24"/>
+          <w:szCs w:val="24"/>
           <w:lang w:val="en-CA" w:eastAsia="zh-CN"/>
         </w:rPr>
       </w:pPr>
@@ -5955,1443 +7062,19 @@
         <w:rPr>
           <w:rFonts w:ascii="Times New Roman" w:hAnsi="Times New Roman"/>
           <w:color w:val="000000" w:themeColor="text1"/>
+          <w:sz w:val="24"/>
+          <w:szCs w:val="24"/>
           <w:lang w:val="en-CA" w:eastAsia="zh-CN"/>
         </w:rPr>
-        <w:t>Tester will type ‘Test comment!’ and submit comment</w:t>
-      </w:r>
-    </w:p>
-    <w:p>
-      <w:pPr>
-        <w:pStyle w:val="ListParagraph"/>
-        <w:numPr>
-          <w:ilvl w:val="1"/>
-          <w:numId w:val="49"/>
-        </w:numPr>
-        <w:rPr>
-          <w:rFonts w:ascii="Times New Roman" w:hAnsi="Times New Roman"/>
-          <w:color w:val="000000" w:themeColor="text1"/>
-          <w:lang w:val="en-CA" w:eastAsia="zh-CN"/>
-        </w:rPr>
-      </w:pPr>
-      <w:r>
-        <w:rPr>
-          <w:rFonts w:ascii="Times New Roman" w:hAnsi="Times New Roman"/>
-          <w:color w:val="000000" w:themeColor="text1"/>
-          <w:lang w:val="en-CA" w:eastAsia="zh-CN"/>
-        </w:rPr>
-        <w:t>Tester will view the listing and verify the comment is viewable</w:t>
-      </w:r>
-    </w:p>
-    <w:p>
-      <w:pPr>
-        <w:pStyle w:val="ListParagraph"/>
-        <w:numPr>
-          <w:ilvl w:val="0"/>
-          <w:numId w:val="49"/>
-        </w:numPr>
-        <w:rPr>
-          <w:rFonts w:ascii="Times New Roman" w:hAnsi="Times New Roman"/>
-          <w:color w:val="000000" w:themeColor="text1"/>
-          <w:lang w:val="en-CA" w:eastAsia="zh-CN"/>
-        </w:rPr>
-      </w:pPr>
-      <w:r>
-        <w:rPr>
-          <w:rFonts w:ascii="Times New Roman" w:hAnsi="Times New Roman"/>
-          <w:color w:val="000000" w:themeColor="text1"/>
-          <w:lang w:val="en-CA" w:eastAsia="zh-CN"/>
-        </w:rPr>
-        <w:t>Create listing:</w:t>
-      </w:r>
-    </w:p>
-    <w:p>
-      <w:pPr>
-        <w:pStyle w:val="ListParagraph"/>
-        <w:numPr>
-          <w:ilvl w:val="1"/>
-          <w:numId w:val="49"/>
-        </w:numPr>
-        <w:rPr>
-          <w:rFonts w:ascii="Times New Roman" w:hAnsi="Times New Roman"/>
-          <w:color w:val="000000" w:themeColor="text1"/>
-          <w:lang w:val="en-CA" w:eastAsia="zh-CN"/>
-        </w:rPr>
-      </w:pPr>
-      <w:r>
-        <w:rPr>
-          <w:rFonts w:ascii="Times New Roman" w:hAnsi="Times New Roman"/>
-          <w:color w:val="000000" w:themeColor="text1"/>
-          <w:lang w:val="en-CA" w:eastAsia="zh-CN"/>
-        </w:rPr>
-        <w:t xml:space="preserve">Tester, now on the </w:t>
-      </w:r>
-      <w:r>
-        <w:rPr>
-          <w:rFonts w:ascii="Times New Roman" w:hAnsi="Times New Roman"/>
-          <w:color w:val="000000" w:themeColor="text1"/>
-          <w:lang w:val="en-CA" w:eastAsia="zh-CN"/>
-        </w:rPr>
-        <w:t>home</w:t>
-      </w:r>
-      <w:r>
-        <w:rPr>
-          <w:rFonts w:ascii="Times New Roman" w:hAnsi="Times New Roman"/>
-          <w:color w:val="000000" w:themeColor="text1"/>
-          <w:lang w:val="en-CA" w:eastAsia="zh-CN"/>
-        </w:rPr>
-        <w:t xml:space="preserve"> page, will select </w:t>
-      </w:r>
-      <w:r>
-        <w:rPr>
-          <w:rFonts w:ascii="Times New Roman" w:hAnsi="Times New Roman"/>
-          <w:color w:val="000000" w:themeColor="text1"/>
-          <w:lang w:val="en-CA" w:eastAsia="zh-CN"/>
-        </w:rPr>
-        <w:t>‘+’ on my listings</w:t>
-      </w:r>
-    </w:p>
-    <w:p>
-      <w:pPr>
-        <w:pStyle w:val="ListParagraph"/>
-        <w:numPr>
-          <w:ilvl w:val="1"/>
-          <w:numId w:val="49"/>
-        </w:numPr>
-        <w:rPr>
-          <w:rFonts w:ascii="Times New Roman" w:hAnsi="Times New Roman"/>
-          <w:color w:val="000000" w:themeColor="text1"/>
-          <w:lang w:val="en-CA" w:eastAsia="zh-CN"/>
-        </w:rPr>
-      </w:pPr>
-      <w:r>
-        <w:rPr>
-          <w:rFonts w:ascii="Times New Roman" w:hAnsi="Times New Roman"/>
-          <w:color w:val="000000" w:themeColor="text1"/>
-          <w:lang w:val="en-CA" w:eastAsia="zh-CN"/>
-        </w:rPr>
-        <w:t xml:space="preserve">Tester will create a listing for a </w:t>
-      </w:r>
-      <w:r>
-        <w:rPr>
-          <w:rFonts w:ascii="Times New Roman" w:hAnsi="Times New Roman"/>
-          <w:color w:val="000000" w:themeColor="text1"/>
-          <w:lang w:val="en-CA" w:eastAsia="zh-CN"/>
-        </w:rPr>
-        <w:t>Headphones</w:t>
-      </w:r>
-    </w:p>
-    <w:p>
-      <w:pPr>
-        <w:pStyle w:val="ListParagraph"/>
-        <w:numPr>
-          <w:ilvl w:val="1"/>
-          <w:numId w:val="49"/>
-        </w:numPr>
-        <w:rPr>
-          <w:rFonts w:ascii="Times New Roman" w:hAnsi="Times New Roman"/>
-          <w:color w:val="000000" w:themeColor="text1"/>
-          <w:lang w:val="en-CA" w:eastAsia="zh-CN"/>
-        </w:rPr>
-      </w:pPr>
-      <w:r>
-        <w:rPr>
-          <w:rFonts w:ascii="Times New Roman" w:hAnsi="Times New Roman"/>
-          <w:color w:val="000000" w:themeColor="text1"/>
-          <w:lang w:val="en-CA" w:eastAsia="zh-CN"/>
-        </w:rPr>
-        <w:t xml:space="preserve">Tester will </w:t>
-      </w:r>
-      <w:r>
-        <w:rPr>
-          <w:rFonts w:ascii="Times New Roman" w:hAnsi="Times New Roman"/>
-          <w:color w:val="000000" w:themeColor="text1"/>
-          <w:lang w:val="en-CA" w:eastAsia="zh-CN"/>
-        </w:rPr>
-        <w:t>giv</w:t>
-      </w:r>
-      <w:r>
-        <w:rPr>
-          <w:rFonts w:ascii="Times New Roman" w:hAnsi="Times New Roman"/>
-          <w:color w:val="000000" w:themeColor="text1"/>
-          <w:lang w:val="en-CA" w:eastAsia="zh-CN"/>
-        </w:rPr>
-        <w:t>e</w:t>
-      </w:r>
-      <w:r>
-        <w:rPr>
-          <w:rFonts w:ascii="Times New Roman" w:hAnsi="Times New Roman"/>
-          <w:color w:val="000000" w:themeColor="text1"/>
-          <w:lang w:val="en-CA" w:eastAsia="zh-CN"/>
-        </w:rPr>
-        <w:t xml:space="preserve"> a brief description of the </w:t>
-      </w:r>
-      <w:r>
-        <w:rPr>
-          <w:rFonts w:ascii="Times New Roman" w:hAnsi="Times New Roman"/>
-          <w:color w:val="000000" w:themeColor="text1"/>
-          <w:lang w:val="en-CA" w:eastAsia="zh-CN"/>
-        </w:rPr>
-        <w:t>headphones</w:t>
-      </w:r>
-    </w:p>
-    <w:p>
-      <w:pPr>
-        <w:pStyle w:val="ListParagraph"/>
-        <w:numPr>
-          <w:ilvl w:val="1"/>
-          <w:numId w:val="49"/>
-        </w:numPr>
-        <w:rPr>
-          <w:rFonts w:ascii="Times New Roman" w:hAnsi="Times New Roman"/>
-          <w:color w:val="000000" w:themeColor="text1"/>
-          <w:lang w:val="en-CA" w:eastAsia="zh-CN"/>
-        </w:rPr>
-      </w:pPr>
-      <w:r>
-        <w:rPr>
-          <w:rFonts w:ascii="Times New Roman" w:hAnsi="Times New Roman"/>
-          <w:color w:val="000000" w:themeColor="text1"/>
-          <w:lang w:val="en-CA" w:eastAsia="zh-CN"/>
-        </w:rPr>
-        <w:t>Tester will enter the price as $300</w:t>
-      </w:r>
-    </w:p>
-    <w:p>
-      <w:pPr>
-        <w:pStyle w:val="ListParagraph"/>
-        <w:numPr>
-          <w:ilvl w:val="1"/>
-          <w:numId w:val="49"/>
-        </w:numPr>
-        <w:rPr>
-          <w:rFonts w:ascii="Times New Roman" w:hAnsi="Times New Roman"/>
-          <w:color w:val="000000" w:themeColor="text1"/>
-          <w:lang w:val="en-CA" w:eastAsia="zh-CN"/>
-        </w:rPr>
-      </w:pPr>
-      <w:r>
-        <w:rPr>
-          <w:rFonts w:ascii="Times New Roman" w:hAnsi="Times New Roman"/>
-          <w:color w:val="000000" w:themeColor="text1"/>
-          <w:lang w:val="en-CA" w:eastAsia="zh-CN"/>
-        </w:rPr>
-        <w:t>Tester will enter the location as University Centre</w:t>
-      </w:r>
-    </w:p>
-    <w:p>
-      <w:pPr>
-        <w:pStyle w:val="ListParagraph"/>
-        <w:numPr>
-          <w:ilvl w:val="1"/>
-          <w:numId w:val="49"/>
-        </w:numPr>
-        <w:rPr>
-          <w:rFonts w:ascii="Times New Roman" w:hAnsi="Times New Roman"/>
-          <w:color w:val="000000" w:themeColor="text1"/>
-          <w:lang w:val="en-CA" w:eastAsia="zh-CN"/>
-        </w:rPr>
-      </w:pPr>
-      <w:r>
-        <w:rPr>
-          <w:rFonts w:ascii="Times New Roman" w:hAnsi="Times New Roman"/>
-          <w:color w:val="000000" w:themeColor="text1"/>
-          <w:lang w:val="en-CA" w:eastAsia="zh-CN"/>
-        </w:rPr>
-        <w:t xml:space="preserve">Tester will add a photo of </w:t>
-      </w:r>
-      <w:r>
-        <w:rPr>
-          <w:rFonts w:ascii="Times New Roman" w:hAnsi="Times New Roman"/>
-          <w:color w:val="000000" w:themeColor="text1"/>
-          <w:lang w:val="en-CA" w:eastAsia="zh-CN"/>
-        </w:rPr>
-        <w:t>the headphones</w:t>
-      </w:r>
-      <w:r>
-        <w:rPr>
-          <w:rFonts w:ascii="Times New Roman" w:hAnsi="Times New Roman"/>
-          <w:color w:val="000000" w:themeColor="text1"/>
-          <w:lang w:val="en-CA" w:eastAsia="zh-CN"/>
-        </w:rPr>
-        <w:t xml:space="preserve"> </w:t>
-      </w:r>
-    </w:p>
-    <w:p>
-      <w:pPr>
-        <w:pStyle w:val="ListParagraph"/>
-        <w:numPr>
-          <w:ilvl w:val="1"/>
-          <w:numId w:val="49"/>
-        </w:numPr>
-        <w:rPr>
-          <w:rFonts w:ascii="Times New Roman" w:hAnsi="Times New Roman"/>
-          <w:color w:val="000000" w:themeColor="text1"/>
-          <w:lang w:val="en-CA" w:eastAsia="zh-CN"/>
-        </w:rPr>
-      </w:pPr>
-      <w:r>
-        <w:rPr>
-          <w:rFonts w:ascii="Times New Roman" w:hAnsi="Times New Roman"/>
-          <w:color w:val="000000" w:themeColor="text1"/>
-          <w:lang w:val="en-CA" w:eastAsia="zh-CN"/>
-        </w:rPr>
-        <w:t xml:space="preserve">Tester will </w:t>
-      </w:r>
-      <w:r>
-        <w:rPr>
-          <w:rFonts w:ascii="Times New Roman" w:hAnsi="Times New Roman"/>
-          <w:color w:val="000000" w:themeColor="text1"/>
-          <w:lang w:val="en-CA" w:eastAsia="zh-CN"/>
-        </w:rPr>
-        <w:t>select ‘</w:t>
-      </w:r>
-      <w:r>
-        <w:rPr>
-          <w:rFonts w:ascii="Times New Roman" w:hAnsi="Times New Roman"/>
-          <w:color w:val="000000" w:themeColor="text1"/>
-          <w:lang w:val="en-CA" w:eastAsia="zh-CN"/>
-        </w:rPr>
-        <w:t>C</w:t>
-      </w:r>
-      <w:r>
-        <w:rPr>
-          <w:rFonts w:ascii="Times New Roman" w:hAnsi="Times New Roman"/>
-          <w:color w:val="000000" w:themeColor="text1"/>
-          <w:lang w:val="en-CA" w:eastAsia="zh-CN"/>
-        </w:rPr>
-        <w:t>reate’</w:t>
-      </w:r>
-    </w:p>
-    <w:p>
-      <w:pPr>
-        <w:pStyle w:val="ListParagraph"/>
-        <w:numPr>
-          <w:ilvl w:val="1"/>
-          <w:numId w:val="49"/>
-        </w:numPr>
-        <w:rPr>
-          <w:rFonts w:ascii="Times New Roman" w:hAnsi="Times New Roman"/>
-          <w:color w:val="000000" w:themeColor="text1"/>
-          <w:lang w:val="en-CA" w:eastAsia="zh-CN"/>
-        </w:rPr>
-      </w:pPr>
-      <w:r>
-        <w:rPr>
-          <w:rFonts w:ascii="Times New Roman" w:hAnsi="Times New Roman"/>
-          <w:color w:val="000000" w:themeColor="text1"/>
-          <w:lang w:val="en-CA" w:eastAsia="zh-CN"/>
-        </w:rPr>
-        <w:t xml:space="preserve">Tester will refresh the main page and ensure the </w:t>
-      </w:r>
-      <w:r>
-        <w:rPr>
-          <w:rFonts w:ascii="Times New Roman" w:hAnsi="Times New Roman"/>
-          <w:color w:val="000000" w:themeColor="text1"/>
-          <w:lang w:val="en-CA" w:eastAsia="zh-CN"/>
-        </w:rPr>
-        <w:t>headphones</w:t>
-      </w:r>
-      <w:r>
-        <w:rPr>
-          <w:rFonts w:ascii="Times New Roman" w:hAnsi="Times New Roman"/>
-          <w:color w:val="000000" w:themeColor="text1"/>
-          <w:lang w:val="en-CA" w:eastAsia="zh-CN"/>
-        </w:rPr>
-        <w:t xml:space="preserve"> listing is on the marketplace with the exact same information as it was created with ($300, same description and same photo)</w:t>
-      </w:r>
-    </w:p>
-    <w:p>
-      <w:pPr>
-        <w:pStyle w:val="ListParagraph"/>
-        <w:numPr>
-          <w:ilvl w:val="0"/>
-          <w:numId w:val="49"/>
-        </w:numPr>
-        <w:rPr>
-          <w:rFonts w:ascii="Times New Roman" w:hAnsi="Times New Roman"/>
-          <w:color w:val="000000" w:themeColor="text1"/>
-          <w:lang w:val="en-CA" w:eastAsia="zh-CN"/>
-        </w:rPr>
-      </w:pPr>
-      <w:r>
-        <w:rPr>
-          <w:rFonts w:ascii="Times New Roman" w:hAnsi="Times New Roman"/>
-          <w:color w:val="000000" w:themeColor="text1"/>
-          <w:lang w:val="en-CA" w:eastAsia="zh-CN"/>
-        </w:rPr>
-        <w:t>Delete listing</w:t>
-      </w:r>
-    </w:p>
-    <w:p>
-      <w:pPr>
-        <w:pStyle w:val="ListParagraph"/>
-        <w:numPr>
-          <w:ilvl w:val="1"/>
-          <w:numId w:val="49"/>
-        </w:numPr>
-        <w:rPr>
-          <w:rFonts w:ascii="Times New Roman" w:hAnsi="Times New Roman"/>
-          <w:color w:val="000000" w:themeColor="text1"/>
-          <w:lang w:val="en-CA" w:eastAsia="zh-CN"/>
-        </w:rPr>
-      </w:pPr>
-      <w:r>
-        <w:rPr>
-          <w:rFonts w:ascii="Times New Roman" w:hAnsi="Times New Roman"/>
-          <w:color w:val="000000" w:themeColor="text1"/>
-          <w:lang w:val="en-CA" w:eastAsia="zh-CN"/>
-        </w:rPr>
-        <w:t>Tester, now on the</w:t>
-      </w:r>
-      <w:r>
-        <w:rPr>
-          <w:rFonts w:ascii="Times New Roman" w:hAnsi="Times New Roman"/>
-          <w:color w:val="000000" w:themeColor="text1"/>
-          <w:lang w:val="en-CA" w:eastAsia="zh-CN"/>
-        </w:rPr>
-        <w:t xml:space="preserve"> home</w:t>
-      </w:r>
-      <w:r>
-        <w:rPr>
-          <w:rFonts w:ascii="Times New Roman" w:hAnsi="Times New Roman"/>
-          <w:color w:val="000000" w:themeColor="text1"/>
-          <w:lang w:val="en-CA" w:eastAsia="zh-CN"/>
-        </w:rPr>
-        <w:t xml:space="preserve"> page will select their newly created </w:t>
-      </w:r>
-      <w:r>
-        <w:rPr>
-          <w:rFonts w:ascii="Times New Roman" w:hAnsi="Times New Roman"/>
-          <w:color w:val="000000" w:themeColor="text1"/>
-          <w:lang w:val="en-CA" w:eastAsia="zh-CN"/>
-        </w:rPr>
-        <w:t xml:space="preserve">headphones </w:t>
-      </w:r>
-      <w:r>
-        <w:rPr>
-          <w:rFonts w:ascii="Times New Roman" w:hAnsi="Times New Roman"/>
-          <w:color w:val="000000" w:themeColor="text1"/>
-          <w:lang w:val="en-CA" w:eastAsia="zh-CN"/>
-        </w:rPr>
-        <w:t>listing</w:t>
-      </w:r>
-    </w:p>
-    <w:p>
-      <w:pPr>
-        <w:pStyle w:val="ListParagraph"/>
-        <w:numPr>
-          <w:ilvl w:val="1"/>
-          <w:numId w:val="49"/>
-        </w:numPr>
-        <w:rPr>
-          <w:rFonts w:ascii="Times New Roman" w:hAnsi="Times New Roman"/>
-          <w:color w:val="000000" w:themeColor="text1"/>
-          <w:lang w:val="en-CA" w:eastAsia="zh-CN"/>
-        </w:rPr>
-      </w:pPr>
-      <w:r>
-        <w:rPr>
-          <w:rFonts w:ascii="Times New Roman" w:hAnsi="Times New Roman"/>
-          <w:color w:val="000000" w:themeColor="text1"/>
-          <w:lang w:val="en-CA" w:eastAsia="zh-CN"/>
-        </w:rPr>
-        <w:t>Tester will select ‘</w:t>
-      </w:r>
-      <w:r>
-        <w:rPr>
-          <w:rFonts w:ascii="Times New Roman" w:hAnsi="Times New Roman"/>
-          <w:color w:val="000000" w:themeColor="text1"/>
-          <w:lang w:val="en-CA" w:eastAsia="zh-CN"/>
-        </w:rPr>
-        <w:t>D</w:t>
-      </w:r>
-      <w:r>
-        <w:rPr>
-          <w:rFonts w:ascii="Times New Roman" w:hAnsi="Times New Roman"/>
-          <w:color w:val="000000" w:themeColor="text1"/>
-          <w:lang w:val="en-CA" w:eastAsia="zh-CN"/>
-        </w:rPr>
-        <w:t>elete’ to delete their listing</w:t>
-      </w:r>
-    </w:p>
-    <w:p>
-      <w:pPr>
-        <w:pStyle w:val="ListParagraph"/>
-        <w:numPr>
-          <w:ilvl w:val="1"/>
-          <w:numId w:val="49"/>
-        </w:numPr>
-        <w:rPr>
-          <w:rFonts w:ascii="Times New Roman" w:hAnsi="Times New Roman"/>
-          <w:color w:val="000000" w:themeColor="text1"/>
-          <w:lang w:val="en-CA" w:eastAsia="zh-CN"/>
-        </w:rPr>
-      </w:pPr>
-      <w:r>
-        <w:rPr>
-          <w:rFonts w:ascii="Times New Roman" w:hAnsi="Times New Roman"/>
-          <w:color w:val="000000" w:themeColor="text1"/>
-          <w:lang w:val="en-CA" w:eastAsia="zh-CN"/>
-        </w:rPr>
-        <w:t>Tester will refresh the main page and verify the deleted listing is no longer viewable on the marketplace</w:t>
-      </w:r>
-    </w:p>
-    <w:p>
-      <w:pPr>
-        <w:rPr>
-          <w:b/>
-          <w:bCs/>
-          <w:color w:val="000000" w:themeColor="text1"/>
-          <w:lang w:val="en-CA" w:eastAsia="zh-CN"/>
-        </w:rPr>
-      </w:pPr>
-    </w:p>
-    <w:p>
-      <w:pPr>
-        <w:rPr>
-          <w:b/>
-          <w:bCs/>
-          <w:color w:val="000000" w:themeColor="text1"/>
-          <w:lang w:val="en-CA" w:eastAsia="zh-CN"/>
-        </w:rPr>
-      </w:pPr>
-      <w:r>
-        <w:rPr>
-          <w:b/>
-          <w:bCs/>
-          <w:color w:val="000000" w:themeColor="text1"/>
-          <w:lang w:val="en-CA" w:eastAsia="zh-CN"/>
-        </w:rPr>
-        <w:t>Search</w:t>
-      </w:r>
-      <w:r>
-        <w:rPr>
-          <w:b/>
-          <w:bCs/>
-          <w:color w:val="000000" w:themeColor="text1"/>
-          <w:lang w:val="en-CA" w:eastAsia="zh-CN"/>
-        </w:rPr>
-        <w:t xml:space="preserve"> Listings:</w:t>
-      </w:r>
-    </w:p>
-    <w:p>
-      <w:pPr>
-        <w:pStyle w:val="ListParagraph"/>
-        <w:numPr>
-          <w:ilvl w:val="0"/>
-          <w:numId w:val="50"/>
-        </w:numPr>
-        <w:rPr>
-          <w:rFonts w:ascii="Times New Roman" w:hAnsi="Times New Roman"/>
-          <w:color w:val="000000" w:themeColor="text1"/>
-          <w:lang w:val="en-CA" w:eastAsia="zh-CN"/>
-        </w:rPr>
-      </w:pPr>
-      <w:r>
-        <w:rPr>
-          <w:rFonts w:ascii="Times New Roman" w:hAnsi="Times New Roman"/>
-          <w:color w:val="000000" w:themeColor="text1"/>
-          <w:lang w:val="en-CA" w:eastAsia="zh-CN"/>
-        </w:rPr>
-        <w:t>Log in</w:t>
-      </w:r>
-    </w:p>
-    <w:p>
-      <w:pPr>
-        <w:pStyle w:val="ListParagraph"/>
-        <w:numPr>
-          <w:ilvl w:val="1"/>
-          <w:numId w:val="50"/>
-        </w:numPr>
-        <w:rPr>
-          <w:rFonts w:ascii="Times New Roman" w:hAnsi="Times New Roman"/>
-          <w:color w:val="000000" w:themeColor="text1"/>
-          <w:lang w:val="en-CA" w:eastAsia="zh-CN"/>
-        </w:rPr>
-      </w:pPr>
-      <w:r>
-        <w:rPr>
-          <w:rFonts w:ascii="Times New Roman" w:hAnsi="Times New Roman"/>
-          <w:color w:val="000000" w:themeColor="text1"/>
-          <w:lang w:val="en-CA" w:eastAsia="zh-CN"/>
-        </w:rPr>
-        <w:t>Tester logs in with test account ‘test999@umanitoba.ca’ and password ‘TestPass999’</w:t>
-      </w:r>
-    </w:p>
-    <w:p>
-      <w:pPr>
-        <w:pStyle w:val="ListParagraph"/>
-        <w:numPr>
-          <w:ilvl w:val="0"/>
-          <w:numId w:val="50"/>
-        </w:numPr>
-        <w:rPr>
-          <w:rFonts w:ascii="Times New Roman" w:hAnsi="Times New Roman"/>
-          <w:color w:val="000000" w:themeColor="text1"/>
-          <w:lang w:val="en-CA" w:eastAsia="zh-CN"/>
-        </w:rPr>
-      </w:pPr>
-      <w:r>
-        <w:rPr>
-          <w:rFonts w:ascii="Times New Roman" w:hAnsi="Times New Roman"/>
-          <w:color w:val="000000" w:themeColor="text1"/>
-          <w:lang w:val="en-CA" w:eastAsia="zh-CN"/>
-        </w:rPr>
-        <w:t>Search for listing</w:t>
-      </w:r>
-    </w:p>
-    <w:p>
-      <w:pPr>
-        <w:pStyle w:val="ListParagraph"/>
-        <w:numPr>
-          <w:ilvl w:val="1"/>
-          <w:numId w:val="50"/>
-        </w:numPr>
-        <w:rPr>
-          <w:rFonts w:ascii="Times New Roman" w:hAnsi="Times New Roman"/>
-          <w:color w:val="000000" w:themeColor="text1"/>
-          <w:lang w:val="en-CA" w:eastAsia="zh-CN"/>
-        </w:rPr>
-      </w:pPr>
-      <w:r>
-        <w:rPr>
-          <w:rFonts w:ascii="Times New Roman" w:hAnsi="Times New Roman"/>
-          <w:color w:val="000000" w:themeColor="text1"/>
-          <w:lang w:val="en-CA" w:eastAsia="zh-CN"/>
-        </w:rPr>
-        <w:t xml:space="preserve">Tester, now on the </w:t>
-      </w:r>
-      <w:r>
-        <w:rPr>
-          <w:rFonts w:ascii="Times New Roman" w:hAnsi="Times New Roman"/>
-          <w:color w:val="000000" w:themeColor="text1"/>
-          <w:lang w:val="en-CA" w:eastAsia="zh-CN"/>
-        </w:rPr>
-        <w:t>home</w:t>
-      </w:r>
-      <w:r>
-        <w:rPr>
-          <w:rFonts w:ascii="Times New Roman" w:hAnsi="Times New Roman"/>
-          <w:color w:val="000000" w:themeColor="text1"/>
-          <w:lang w:val="en-CA" w:eastAsia="zh-CN"/>
-        </w:rPr>
-        <w:t xml:space="preserve"> page, will select the search bar</w:t>
-      </w:r>
-    </w:p>
-    <w:p>
-      <w:pPr>
-        <w:pStyle w:val="ListParagraph"/>
-        <w:numPr>
-          <w:ilvl w:val="1"/>
-          <w:numId w:val="50"/>
-        </w:numPr>
-        <w:rPr>
-          <w:rFonts w:ascii="Times New Roman" w:hAnsi="Times New Roman"/>
-          <w:color w:val="000000" w:themeColor="text1"/>
-          <w:lang w:val="en-CA" w:eastAsia="zh-CN"/>
-        </w:rPr>
-      </w:pPr>
-      <w:r>
-        <w:rPr>
-          <w:rFonts w:ascii="Times New Roman" w:hAnsi="Times New Roman"/>
-          <w:color w:val="000000" w:themeColor="text1"/>
-          <w:lang w:val="en-CA" w:eastAsia="zh-CN"/>
-        </w:rPr>
-        <w:t>Tester will type ‘</w:t>
-      </w:r>
-      <w:r>
-        <w:rPr>
-          <w:rFonts w:ascii="Times New Roman" w:hAnsi="Times New Roman"/>
-          <w:color w:val="000000" w:themeColor="text1"/>
-          <w:lang w:val="en-CA" w:eastAsia="zh-CN"/>
-        </w:rPr>
-        <w:t>Mountain Bike</w:t>
-      </w:r>
-      <w:r>
-        <w:rPr>
-          <w:rFonts w:ascii="Times New Roman" w:hAnsi="Times New Roman"/>
-          <w:color w:val="000000" w:themeColor="text1"/>
-          <w:lang w:val="en-CA" w:eastAsia="zh-CN"/>
-        </w:rPr>
-        <w:t>’</w:t>
-      </w:r>
-    </w:p>
-    <w:p>
-      <w:pPr>
-        <w:pStyle w:val="ListParagraph"/>
-        <w:numPr>
-          <w:ilvl w:val="1"/>
-          <w:numId w:val="50"/>
-        </w:numPr>
-        <w:rPr>
-          <w:rFonts w:ascii="Times New Roman" w:hAnsi="Times New Roman"/>
-          <w:color w:val="000000" w:themeColor="text1"/>
-          <w:lang w:val="en-CA" w:eastAsia="zh-CN"/>
-        </w:rPr>
-      </w:pPr>
-      <w:r>
-        <w:rPr>
-          <w:rFonts w:ascii="Times New Roman" w:hAnsi="Times New Roman"/>
-          <w:color w:val="000000" w:themeColor="text1"/>
-          <w:lang w:val="en-CA" w:eastAsia="zh-CN"/>
-        </w:rPr>
-        <w:t xml:space="preserve">Tester will verify that </w:t>
-      </w:r>
-      <w:r>
-        <w:rPr>
-          <w:rFonts w:ascii="Times New Roman" w:hAnsi="Times New Roman"/>
-          <w:color w:val="000000" w:themeColor="text1"/>
-          <w:lang w:val="en-CA" w:eastAsia="zh-CN"/>
-        </w:rPr>
-        <w:t xml:space="preserve">a mountain bike </w:t>
-      </w:r>
-      <w:r>
-        <w:rPr>
-          <w:rFonts w:ascii="Times New Roman" w:hAnsi="Times New Roman"/>
-          <w:color w:val="000000" w:themeColor="text1"/>
-          <w:lang w:val="en-CA" w:eastAsia="zh-CN"/>
-        </w:rPr>
-        <w:t>is displayed on the page as a search result</w:t>
-      </w:r>
-    </w:p>
-    <w:p>
-      <w:pPr>
-        <w:pStyle w:val="ListParagraph"/>
-        <w:numPr>
-          <w:ilvl w:val="1"/>
-          <w:numId w:val="50"/>
-        </w:numPr>
-        <w:rPr>
-          <w:rFonts w:ascii="Times New Roman" w:hAnsi="Times New Roman"/>
-          <w:color w:val="000000" w:themeColor="text1"/>
-          <w:lang w:val="en-CA" w:eastAsia="zh-CN"/>
-        </w:rPr>
-      </w:pPr>
-      <w:r>
-        <w:rPr>
-          <w:rFonts w:ascii="Times New Roman" w:hAnsi="Times New Roman"/>
-          <w:color w:val="000000" w:themeColor="text1"/>
-          <w:lang w:val="en-CA" w:eastAsia="zh-CN"/>
-        </w:rPr>
-        <w:t>Tester will close the listing</w:t>
-      </w:r>
-    </w:p>
-    <w:p>
-      <w:pPr>
-        <w:pStyle w:val="ListParagraph"/>
-        <w:numPr>
-          <w:ilvl w:val="1"/>
-          <w:numId w:val="50"/>
-        </w:numPr>
-        <w:rPr>
-          <w:rFonts w:ascii="Times New Roman" w:hAnsi="Times New Roman"/>
-          <w:color w:val="000000" w:themeColor="text1"/>
-          <w:lang w:val="en-CA" w:eastAsia="zh-CN"/>
-        </w:rPr>
-      </w:pPr>
-      <w:r>
-        <w:rPr>
-          <w:rFonts w:ascii="Times New Roman" w:hAnsi="Times New Roman"/>
-          <w:color w:val="000000" w:themeColor="text1"/>
-          <w:lang w:val="en-CA" w:eastAsia="zh-CN"/>
-        </w:rPr>
-        <w:t xml:space="preserve">Tester will navigate back to the </w:t>
-      </w:r>
-      <w:r>
-        <w:rPr>
-          <w:rFonts w:ascii="Times New Roman" w:hAnsi="Times New Roman"/>
-          <w:color w:val="000000" w:themeColor="text1"/>
-          <w:lang w:val="en-CA" w:eastAsia="zh-CN"/>
-        </w:rPr>
-        <w:t>home</w:t>
-      </w:r>
-      <w:r>
-        <w:rPr>
-          <w:rFonts w:ascii="Times New Roman" w:hAnsi="Times New Roman"/>
-          <w:color w:val="000000" w:themeColor="text1"/>
-          <w:lang w:val="en-CA" w:eastAsia="zh-CN"/>
-        </w:rPr>
-        <w:t xml:space="preserve"> page</w:t>
-      </w:r>
-    </w:p>
-    <w:p>
-      <w:pPr>
-        <w:pStyle w:val="ListParagraph"/>
-        <w:numPr>
-          <w:ilvl w:val="0"/>
-          <w:numId w:val="50"/>
-        </w:numPr>
-        <w:rPr>
-          <w:rFonts w:ascii="Times New Roman" w:hAnsi="Times New Roman"/>
-          <w:color w:val="000000" w:themeColor="text1"/>
-          <w:lang w:val="en-CA" w:eastAsia="zh-CN"/>
-        </w:rPr>
-      </w:pPr>
-      <w:r>
-        <w:rPr>
-          <w:rFonts w:ascii="Times New Roman" w:hAnsi="Times New Roman"/>
-          <w:color w:val="000000" w:themeColor="text1"/>
-          <w:lang w:val="en-CA" w:eastAsia="zh-CN"/>
-        </w:rPr>
-        <w:t>Sort listings</w:t>
-      </w:r>
-    </w:p>
-    <w:p>
-      <w:pPr>
-        <w:pStyle w:val="ListParagraph"/>
-        <w:numPr>
-          <w:ilvl w:val="1"/>
-          <w:numId w:val="50"/>
-        </w:numPr>
-        <w:rPr>
-          <w:rFonts w:ascii="Times New Roman" w:hAnsi="Times New Roman"/>
-          <w:color w:val="000000" w:themeColor="text1"/>
-          <w:lang w:val="en-CA" w:eastAsia="zh-CN"/>
-        </w:rPr>
-      </w:pPr>
-      <w:r>
-        <w:rPr>
-          <w:rFonts w:ascii="Times New Roman" w:hAnsi="Times New Roman"/>
-          <w:color w:val="000000" w:themeColor="text1"/>
-          <w:lang w:val="en-CA" w:eastAsia="zh-CN"/>
-        </w:rPr>
-        <w:t xml:space="preserve">Tester, now on the </w:t>
-      </w:r>
-      <w:r>
-        <w:rPr>
-          <w:rFonts w:ascii="Times New Roman" w:hAnsi="Times New Roman"/>
-          <w:color w:val="000000" w:themeColor="text1"/>
-          <w:lang w:val="en-CA" w:eastAsia="zh-CN"/>
-        </w:rPr>
-        <w:t>home</w:t>
-      </w:r>
-      <w:r>
-        <w:rPr>
-          <w:rFonts w:ascii="Times New Roman" w:hAnsi="Times New Roman"/>
-          <w:color w:val="000000" w:themeColor="text1"/>
-          <w:lang w:val="en-CA" w:eastAsia="zh-CN"/>
-        </w:rPr>
-        <w:t xml:space="preserve"> page, will select the</w:t>
-      </w:r>
-      <w:r>
-        <w:rPr>
-          <w:rFonts w:ascii="Times New Roman" w:hAnsi="Times New Roman"/>
-          <w:color w:val="000000" w:themeColor="text1"/>
-          <w:lang w:val="en-CA" w:eastAsia="zh-CN"/>
-        </w:rPr>
-        <w:t xml:space="preserve"> search button</w:t>
-      </w:r>
-    </w:p>
-    <w:p>
-      <w:pPr>
-        <w:pStyle w:val="ListParagraph"/>
-        <w:numPr>
-          <w:ilvl w:val="1"/>
-          <w:numId w:val="50"/>
-        </w:numPr>
-        <w:rPr>
-          <w:rFonts w:ascii="Times New Roman" w:hAnsi="Times New Roman"/>
-          <w:color w:val="000000" w:themeColor="text1"/>
-          <w:lang w:val="en-CA" w:eastAsia="zh-CN"/>
-        </w:rPr>
-      </w:pPr>
-      <w:r>
-        <w:rPr>
-          <w:rFonts w:ascii="Times New Roman" w:hAnsi="Times New Roman"/>
-          <w:color w:val="000000" w:themeColor="text1"/>
-          <w:lang w:val="en-CA" w:eastAsia="zh-CN"/>
-        </w:rPr>
-        <w:t>Tester will select the search bar</w:t>
-      </w:r>
-    </w:p>
-    <w:p>
-      <w:pPr>
-        <w:pStyle w:val="ListParagraph"/>
-        <w:numPr>
-          <w:ilvl w:val="1"/>
-          <w:numId w:val="50"/>
-        </w:numPr>
-        <w:rPr>
-          <w:rFonts w:ascii="Times New Roman" w:hAnsi="Times New Roman"/>
-          <w:color w:val="000000" w:themeColor="text1"/>
-          <w:lang w:val="en-CA" w:eastAsia="zh-CN"/>
-        </w:rPr>
-      </w:pPr>
-      <w:r>
-        <w:rPr>
-          <w:rFonts w:ascii="Times New Roman" w:hAnsi="Times New Roman"/>
-          <w:color w:val="000000" w:themeColor="text1"/>
-          <w:lang w:val="en-CA" w:eastAsia="zh-CN"/>
-        </w:rPr>
-        <w:t xml:space="preserve">Tester will type </w:t>
-      </w:r>
-      <w:r>
-        <w:rPr>
-          <w:rFonts w:ascii="Times New Roman" w:hAnsi="Times New Roman"/>
-          <w:color w:val="000000" w:themeColor="text1"/>
-          <w:lang w:val="en-CA" w:eastAsia="zh-CN"/>
-        </w:rPr>
-        <w:t>‘.’</w:t>
-      </w:r>
-    </w:p>
-    <w:p>
-      <w:pPr>
-        <w:pStyle w:val="ListParagraph"/>
-        <w:numPr>
-          <w:ilvl w:val="1"/>
-          <w:numId w:val="50"/>
-        </w:numPr>
-        <w:rPr>
-          <w:rFonts w:ascii="Times New Roman" w:hAnsi="Times New Roman"/>
-          <w:color w:val="000000" w:themeColor="text1"/>
-          <w:lang w:val="en-CA" w:eastAsia="zh-CN"/>
-        </w:rPr>
-      </w:pPr>
-      <w:r>
-        <w:rPr>
-          <w:rFonts w:ascii="Times New Roman" w:hAnsi="Times New Roman"/>
-          <w:color w:val="000000" w:themeColor="text1"/>
-          <w:lang w:val="en-CA" w:eastAsia="zh-CN"/>
-        </w:rPr>
-        <w:t xml:space="preserve">Tester will select </w:t>
-      </w:r>
-      <w:r>
-        <w:rPr>
-          <w:rFonts w:ascii="Times New Roman" w:hAnsi="Times New Roman"/>
-          <w:color w:val="000000" w:themeColor="text1"/>
-          <w:lang w:val="en-CA" w:eastAsia="zh-CN"/>
-        </w:rPr>
-        <w:t>the ‘</w:t>
-      </w:r>
-      <w:r>
-        <w:rPr>
-          <w:rFonts w:ascii="Times New Roman" w:hAnsi="Times New Roman"/>
-          <w:color w:val="000000" w:themeColor="text1"/>
-          <w:lang w:val="en-CA" w:eastAsia="zh-CN"/>
-        </w:rPr>
-        <w:t>S</w:t>
-      </w:r>
-      <w:r>
-        <w:rPr>
-          <w:rFonts w:ascii="Times New Roman" w:hAnsi="Times New Roman"/>
-          <w:color w:val="000000" w:themeColor="text1"/>
-          <w:lang w:val="en-CA" w:eastAsia="zh-CN"/>
-        </w:rPr>
-        <w:t xml:space="preserve">ort </w:t>
-      </w:r>
-      <w:r>
-        <w:rPr>
-          <w:rFonts w:ascii="Times New Roman" w:hAnsi="Times New Roman"/>
-          <w:color w:val="000000" w:themeColor="text1"/>
-          <w:lang w:val="en-CA" w:eastAsia="zh-CN"/>
-        </w:rPr>
-        <w:t>B</w:t>
-      </w:r>
-      <w:r>
-        <w:rPr>
-          <w:rFonts w:ascii="Times New Roman" w:hAnsi="Times New Roman"/>
-          <w:color w:val="000000" w:themeColor="text1"/>
-          <w:lang w:val="en-CA" w:eastAsia="zh-CN"/>
-        </w:rPr>
-        <w:t>y’ menu</w:t>
-      </w:r>
-    </w:p>
-    <w:p>
-      <w:pPr>
-        <w:pStyle w:val="ListParagraph"/>
-        <w:numPr>
-          <w:ilvl w:val="1"/>
-          <w:numId w:val="50"/>
-        </w:numPr>
-        <w:rPr>
-          <w:rFonts w:ascii="Times New Roman" w:hAnsi="Times New Roman"/>
-          <w:color w:val="000000" w:themeColor="text1"/>
-          <w:lang w:val="en-CA" w:eastAsia="zh-CN"/>
-        </w:rPr>
-      </w:pPr>
-      <w:r>
-        <w:rPr>
-          <w:rFonts w:ascii="Times New Roman" w:hAnsi="Times New Roman"/>
-          <w:color w:val="000000" w:themeColor="text1"/>
-          <w:lang w:val="en-CA" w:eastAsia="zh-CN"/>
-        </w:rPr>
-        <w:t>Tester will select ‘</w:t>
-      </w:r>
-      <w:r>
-        <w:rPr>
-          <w:rFonts w:ascii="Times New Roman" w:hAnsi="Times New Roman"/>
-          <w:color w:val="000000" w:themeColor="text1"/>
-          <w:lang w:val="en-CA" w:eastAsia="zh-CN"/>
-        </w:rPr>
-        <w:t>S</w:t>
-      </w:r>
-      <w:r>
-        <w:rPr>
-          <w:rFonts w:ascii="Times New Roman" w:hAnsi="Times New Roman"/>
-          <w:color w:val="000000" w:themeColor="text1"/>
-          <w:lang w:val="en-CA" w:eastAsia="zh-CN"/>
-        </w:rPr>
-        <w:t xml:space="preserve">ort by </w:t>
-      </w:r>
-      <w:r>
-        <w:rPr>
-          <w:rFonts w:ascii="Times New Roman" w:hAnsi="Times New Roman"/>
-          <w:color w:val="000000" w:themeColor="text1"/>
-          <w:lang w:val="en-CA" w:eastAsia="zh-CN"/>
-        </w:rPr>
-        <w:t>P</w:t>
-      </w:r>
-      <w:r>
-        <w:rPr>
-          <w:rFonts w:ascii="Times New Roman" w:hAnsi="Times New Roman"/>
-          <w:color w:val="000000" w:themeColor="text1"/>
-          <w:lang w:val="en-CA" w:eastAsia="zh-CN"/>
-        </w:rPr>
-        <w:t>rice’</w:t>
-      </w:r>
-    </w:p>
-    <w:p>
-      <w:pPr>
-        <w:pStyle w:val="ListParagraph"/>
-        <w:numPr>
-          <w:ilvl w:val="1"/>
-          <w:numId w:val="50"/>
-        </w:numPr>
-        <w:rPr>
-          <w:rFonts w:ascii="Times New Roman" w:hAnsi="Times New Roman"/>
-          <w:color w:val="000000" w:themeColor="text1"/>
-          <w:lang w:val="en-CA" w:eastAsia="zh-CN"/>
-        </w:rPr>
-      </w:pPr>
-      <w:r>
-        <w:rPr>
-          <w:rFonts w:ascii="Times New Roman" w:hAnsi="Times New Roman"/>
-          <w:color w:val="000000" w:themeColor="text1"/>
-          <w:lang w:val="en-CA" w:eastAsia="zh-CN"/>
-        </w:rPr>
-        <w:t>Tester will verify the order of the listings as: Office Chair $150, Mountain Bike $600, iPhone 13 Pro $850, Gaming Laptop $1200</w:t>
-      </w:r>
-    </w:p>
-    <w:p>
-      <w:pPr>
-        <w:pStyle w:val="ListParagraph"/>
-        <w:numPr>
-          <w:ilvl w:val="1"/>
-          <w:numId w:val="50"/>
-        </w:numPr>
-        <w:rPr>
-          <w:rFonts w:ascii="Times New Roman" w:hAnsi="Times New Roman"/>
-          <w:color w:val="000000" w:themeColor="text1"/>
-          <w:lang w:val="en-CA" w:eastAsia="zh-CN"/>
-        </w:rPr>
-      </w:pPr>
-      <w:r>
-        <w:rPr>
-          <w:rFonts w:ascii="Times New Roman" w:hAnsi="Times New Roman"/>
-          <w:color w:val="000000" w:themeColor="text1"/>
-          <w:lang w:val="en-CA" w:eastAsia="zh-CN"/>
-        </w:rPr>
-        <w:t xml:space="preserve">Tester will navigate to the home page </w:t>
-      </w:r>
-    </w:p>
-    <w:p>
-      <w:pPr>
-        <w:rPr>
-          <w:b/>
-          <w:bCs/>
-          <w:color w:val="000000" w:themeColor="text1"/>
-          <w:lang w:val="en-CA" w:eastAsia="zh-CN"/>
-        </w:rPr>
-      </w:pPr>
-      <w:r>
-        <w:rPr>
-          <w:b/>
-          <w:bCs/>
-          <w:color w:val="000000" w:themeColor="text1"/>
-          <w:lang w:val="en-CA" w:eastAsia="zh-CN"/>
-        </w:rPr>
-        <w:t>Rating</w:t>
-      </w:r>
-      <w:r>
-        <w:rPr>
-          <w:b/>
-          <w:bCs/>
-          <w:color w:val="000000" w:themeColor="text1"/>
-          <w:lang w:val="en-CA" w:eastAsia="zh-CN"/>
-        </w:rPr>
-        <w:t>:</w:t>
-      </w:r>
-    </w:p>
-    <w:p>
-      <w:pPr>
-        <w:pStyle w:val="ListParagraph"/>
-        <w:numPr>
-          <w:ilvl w:val="0"/>
-          <w:numId w:val="51"/>
-        </w:numPr>
-        <w:rPr>
-          <w:rFonts w:ascii="Times New Roman" w:hAnsi="Times New Roman"/>
-          <w:color w:val="000000" w:themeColor="text1"/>
-          <w:lang w:val="en-CA" w:eastAsia="zh-CN"/>
-        </w:rPr>
-      </w:pPr>
-      <w:r>
-        <w:rPr>
-          <w:rFonts w:ascii="Times New Roman" w:hAnsi="Times New Roman"/>
-          <w:color w:val="000000" w:themeColor="text1"/>
-          <w:lang w:val="en-CA" w:eastAsia="zh-CN"/>
-        </w:rPr>
-        <w:t>Log in</w:t>
-      </w:r>
-    </w:p>
-    <w:p>
-      <w:pPr>
-        <w:pStyle w:val="ListParagraph"/>
-        <w:numPr>
-          <w:ilvl w:val="1"/>
-          <w:numId w:val="51"/>
-        </w:numPr>
-        <w:rPr>
-          <w:rFonts w:ascii="Times New Roman" w:hAnsi="Times New Roman"/>
-          <w:color w:val="000000" w:themeColor="text1"/>
-          <w:lang w:val="en-CA" w:eastAsia="zh-CN"/>
-        </w:rPr>
-      </w:pPr>
-      <w:r>
-        <w:rPr>
-          <w:rFonts w:ascii="Times New Roman" w:hAnsi="Times New Roman"/>
-          <w:color w:val="000000" w:themeColor="text1"/>
-          <w:lang w:val="en-CA" w:eastAsia="zh-CN"/>
-        </w:rPr>
-        <w:t>Tester logs in with test account ‘test999@umanitoba.ca’ and password ‘TestPass999’</w:t>
-      </w:r>
-    </w:p>
-    <w:p>
-      <w:pPr>
-        <w:pStyle w:val="ListParagraph"/>
-        <w:numPr>
-          <w:ilvl w:val="0"/>
-          <w:numId w:val="51"/>
-        </w:numPr>
-        <w:rPr>
-          <w:rFonts w:ascii="Times New Roman" w:hAnsi="Times New Roman"/>
-          <w:color w:val="000000" w:themeColor="text1"/>
-          <w:lang w:val="en-CA" w:eastAsia="zh-CN"/>
-        </w:rPr>
-      </w:pPr>
-      <w:r>
-        <w:rPr>
-          <w:rFonts w:ascii="Times New Roman" w:hAnsi="Times New Roman"/>
-          <w:color w:val="000000" w:themeColor="text1"/>
-          <w:lang w:val="en-CA" w:eastAsia="zh-CN"/>
-        </w:rPr>
-        <w:t>?????</w:t>
-      </w:r>
-    </w:p>
-    <w:p>
-      <w:pPr>
-        <w:rPr>
-          <w:b/>
-          <w:bCs/>
-          <w:color w:val="000000" w:themeColor="text1"/>
-          <w:lang w:val="en-CA" w:eastAsia="zh-CN"/>
-        </w:rPr>
-      </w:pPr>
-    </w:p>
-    <w:p>
-      <w:pPr>
-        <w:rPr>
-          <w:b/>
-          <w:bCs/>
-          <w:color w:val="000000" w:themeColor="text1"/>
-          <w:lang w:val="en-CA" w:eastAsia="zh-CN"/>
-        </w:rPr>
-      </w:pPr>
-      <w:r>
-        <w:rPr>
-          <w:b/>
-          <w:bCs/>
-          <w:color w:val="000000" w:themeColor="text1"/>
-          <w:lang w:val="en-CA" w:eastAsia="zh-CN"/>
-        </w:rPr>
-        <w:t>Offer</w:t>
-      </w:r>
-      <w:r>
-        <w:rPr>
-          <w:b/>
-          <w:bCs/>
-          <w:color w:val="000000" w:themeColor="text1"/>
-          <w:lang w:val="en-CA" w:eastAsia="zh-CN"/>
-        </w:rPr>
-        <w:t>:</w:t>
-      </w:r>
-    </w:p>
-    <w:p>
-      <w:pPr>
-        <w:pStyle w:val="ListParagraph"/>
-        <w:numPr>
-          <w:ilvl w:val="0"/>
-          <w:numId w:val="52"/>
-        </w:numPr>
-        <w:rPr>
-          <w:rFonts w:ascii="Times New Roman" w:hAnsi="Times New Roman"/>
-          <w:color w:val="000000" w:themeColor="text1"/>
-          <w:lang w:val="en-CA" w:eastAsia="zh-CN"/>
-        </w:rPr>
-      </w:pPr>
-      <w:r>
-        <w:rPr>
-          <w:rFonts w:ascii="Times New Roman" w:hAnsi="Times New Roman"/>
-          <w:color w:val="000000" w:themeColor="text1"/>
-          <w:lang w:val="en-CA" w:eastAsia="zh-CN"/>
-        </w:rPr>
-        <w:t>Log in</w:t>
-      </w:r>
-    </w:p>
-    <w:p>
-      <w:pPr>
-        <w:pStyle w:val="ListParagraph"/>
-        <w:numPr>
-          <w:ilvl w:val="1"/>
-          <w:numId w:val="52"/>
-        </w:numPr>
-        <w:rPr>
-          <w:rFonts w:ascii="Times New Roman" w:hAnsi="Times New Roman"/>
-          <w:color w:val="000000" w:themeColor="text1"/>
-          <w:lang w:val="en-CA" w:eastAsia="zh-CN"/>
-        </w:rPr>
-      </w:pPr>
-      <w:r>
-        <w:rPr>
-          <w:rFonts w:ascii="Times New Roman" w:hAnsi="Times New Roman"/>
-          <w:color w:val="000000" w:themeColor="text1"/>
-          <w:lang w:val="en-CA" w:eastAsia="zh-CN"/>
-        </w:rPr>
-        <w:t>Tester logs in with test account ‘test999@umanitoba.ca’ and password ‘TestPass999’</w:t>
-      </w:r>
-    </w:p>
-    <w:p>
-      <w:pPr>
-        <w:pStyle w:val="ListParagraph"/>
-        <w:numPr>
-          <w:ilvl w:val="0"/>
-          <w:numId w:val="52"/>
-        </w:numPr>
-        <w:rPr>
-          <w:rFonts w:ascii="Times New Roman" w:hAnsi="Times New Roman"/>
-          <w:color w:val="000000" w:themeColor="text1"/>
-          <w:lang w:val="en-CA" w:eastAsia="zh-CN"/>
-        </w:rPr>
-      </w:pPr>
-      <w:r>
-        <w:rPr>
-          <w:rFonts w:ascii="Times New Roman" w:hAnsi="Times New Roman"/>
-          <w:color w:val="000000" w:themeColor="text1"/>
-          <w:lang w:val="en-CA" w:eastAsia="zh-CN"/>
-        </w:rPr>
-        <w:t>Send Offer</w:t>
-      </w:r>
-    </w:p>
-    <w:p>
-      <w:pPr>
-        <w:pStyle w:val="ListParagraph"/>
-        <w:numPr>
-          <w:ilvl w:val="1"/>
-          <w:numId w:val="52"/>
-        </w:numPr>
-        <w:rPr>
-          <w:rFonts w:ascii="Times New Roman" w:hAnsi="Times New Roman"/>
-          <w:color w:val="000000" w:themeColor="text1"/>
-          <w:lang w:val="en-CA" w:eastAsia="zh-CN"/>
-        </w:rPr>
-      </w:pPr>
-      <w:r>
-        <w:rPr>
-          <w:rFonts w:ascii="Times New Roman" w:hAnsi="Times New Roman"/>
-          <w:color w:val="000000" w:themeColor="text1"/>
-          <w:lang w:val="en-CA" w:eastAsia="zh-CN"/>
-        </w:rPr>
-        <w:t>Tester, now on the home page, will navigate to the ‘Mountain Bike’ listing</w:t>
-      </w:r>
-    </w:p>
-    <w:p>
-      <w:pPr>
-        <w:pStyle w:val="ListParagraph"/>
-        <w:numPr>
-          <w:ilvl w:val="1"/>
-          <w:numId w:val="52"/>
-        </w:numPr>
-        <w:rPr>
-          <w:rFonts w:ascii="Times New Roman" w:hAnsi="Times New Roman"/>
-          <w:color w:val="000000" w:themeColor="text1"/>
-          <w:lang w:val="en-CA" w:eastAsia="zh-CN"/>
-        </w:rPr>
-      </w:pPr>
-      <w:r>
-        <w:rPr>
-          <w:rFonts w:ascii="Times New Roman" w:hAnsi="Times New Roman"/>
-          <w:color w:val="000000" w:themeColor="text1"/>
-          <w:lang w:val="en-CA" w:eastAsia="zh-CN"/>
-        </w:rPr>
-        <w:t>Tester will select ‘Send Offer’</w:t>
-      </w:r>
-    </w:p>
-    <w:p>
-      <w:pPr>
-        <w:pStyle w:val="ListParagraph"/>
-        <w:numPr>
-          <w:ilvl w:val="1"/>
-          <w:numId w:val="52"/>
-        </w:numPr>
-        <w:rPr>
-          <w:rFonts w:ascii="Times New Roman" w:hAnsi="Times New Roman"/>
-          <w:color w:val="000000" w:themeColor="text1"/>
-          <w:lang w:val="en-CA" w:eastAsia="zh-CN"/>
-        </w:rPr>
-      </w:pPr>
-      <w:r>
-        <w:rPr>
-          <w:rFonts w:ascii="Times New Roman" w:hAnsi="Times New Roman"/>
-          <w:color w:val="000000" w:themeColor="text1"/>
-          <w:lang w:val="en-CA" w:eastAsia="zh-CN"/>
-        </w:rPr>
-        <w:t>Tester will select the ‘Offered Price’ text box and type ‘275’</w:t>
-      </w:r>
-    </w:p>
-    <w:p>
-      <w:pPr>
-        <w:pStyle w:val="ListParagraph"/>
-        <w:numPr>
-          <w:ilvl w:val="1"/>
-          <w:numId w:val="52"/>
-        </w:numPr>
-        <w:rPr>
-          <w:rFonts w:ascii="Times New Roman" w:hAnsi="Times New Roman"/>
-          <w:color w:val="000000" w:themeColor="text1"/>
-          <w:lang w:val="en-CA" w:eastAsia="zh-CN"/>
-        </w:rPr>
-      </w:pPr>
-      <w:r>
-        <w:rPr>
-          <w:rFonts w:ascii="Times New Roman" w:hAnsi="Times New Roman"/>
-          <w:color w:val="000000" w:themeColor="text1"/>
-          <w:lang w:val="en-CA" w:eastAsia="zh-CN"/>
-        </w:rPr>
-        <w:t>Tester will select the ‘Meeting Location’ text box and type ‘Drake Lobby’</w:t>
-      </w:r>
-    </w:p>
-    <w:p>
-      <w:pPr>
-        <w:pStyle w:val="ListParagraph"/>
-        <w:numPr>
-          <w:ilvl w:val="1"/>
-          <w:numId w:val="52"/>
-        </w:numPr>
-        <w:rPr>
-          <w:rFonts w:ascii="Times New Roman" w:hAnsi="Times New Roman"/>
-          <w:color w:val="000000" w:themeColor="text1"/>
-          <w:lang w:val="en-CA" w:eastAsia="zh-CN"/>
-        </w:rPr>
-      </w:pPr>
-      <w:proofErr w:type="spellStart"/>
-      <w:r>
-        <w:rPr>
-          <w:rFonts w:ascii="Times New Roman" w:hAnsi="Times New Roman"/>
-          <w:color w:val="000000" w:themeColor="text1"/>
-          <w:lang w:val="en-CA" w:eastAsia="zh-CN"/>
-        </w:rPr>
-        <w:t>Testert</w:t>
-      </w:r>
-      <w:proofErr w:type="spellEnd"/>
-      <w:r>
-        <w:rPr>
-          <w:rFonts w:ascii="Times New Roman" w:hAnsi="Times New Roman"/>
-          <w:color w:val="000000" w:themeColor="text1"/>
-          <w:lang w:val="en-CA" w:eastAsia="zh-CN"/>
-        </w:rPr>
-        <w:t xml:space="preserve"> will select ‘Send Offer’</w:t>
-      </w:r>
-    </w:p>
-    <w:p>
-      <w:pPr>
-        <w:rPr>
-          <w:b/>
-          <w:bCs/>
-          <w:color w:val="000000" w:themeColor="text1"/>
-          <w:lang w:val="en-CA" w:eastAsia="zh-CN"/>
-        </w:rPr>
-      </w:pPr>
-    </w:p>
-    <w:p>
-      <w:pPr>
-        <w:rPr>
-          <w:b/>
-          <w:bCs/>
-          <w:color w:val="000000" w:themeColor="text1"/>
-          <w:lang w:val="en-CA" w:eastAsia="zh-CN"/>
-        </w:rPr>
-      </w:pPr>
-    </w:p>
-    <w:p>
-      <w:pPr>
-        <w:rPr>
-          <w:b/>
-          <w:bCs/>
-          <w:lang w:val="en-CA" w:eastAsia="zh-CN"/>
-        </w:rPr>
-      </w:pPr>
-    </w:p>
-    <w:p>
-      <w:pPr>
-        <w:rPr>
-          <w:b/>
-          <w:bCs/>
-          <w:lang w:val="en-CA" w:eastAsia="zh-CN"/>
-        </w:rPr>
-      </w:pPr>
-    </w:p>
-    <w:p>
-      <w:pPr>
-        <w:rPr>
-          <w:b/>
-          <w:bCs/>
-          <w:lang w:val="en-CA" w:eastAsia="zh-CN"/>
-        </w:rPr>
-      </w:pPr>
-    </w:p>
-    <w:p>
-      <w:pPr>
-        <w:rPr>
-          <w:b/>
-          <w:bCs/>
-          <w:lang w:val="en-CA" w:eastAsia="zh-CN"/>
-        </w:rPr>
-      </w:pPr>
-    </w:p>
-    <w:p>
-      <w:pPr>
-        <w:rPr>
-          <w:b/>
-          <w:bCs/>
-          <w:lang w:val="en-CA" w:eastAsia="zh-CN"/>
-        </w:rPr>
-      </w:pPr>
-    </w:p>
-    <w:p>
-      <w:pPr>
-        <w:rPr>
-          <w:b/>
-          <w:bCs/>
-          <w:lang w:val="en-CA" w:eastAsia="zh-CN"/>
-        </w:rPr>
-      </w:pPr>
-      <w:r>
-        <w:rPr>
-          <w:b/>
-          <w:bCs/>
-          <w:lang w:val="en-CA" w:eastAsia="zh-CN"/>
-        </w:rPr>
-        <w:t>2.1.2 CI/CD Regression Workflow</w:t>
+        <w:t>Given I have received one or more ratings, when I navigate to my own profile page, then my rating should be displayed and reflect all ratings I have received.</w:t>
+      </w:r>
+    </w:p>
+    <w:p>
+      <w:pPr>
+        <w:pStyle w:val="Heading3"/>
+      </w:pPr>
+      <w:r>
+        <w:t>Regression Testing (CI/CD)</w:t>
       </w:r>
     </w:p>
     <w:p>
@@ -7752,7 +7435,6 @@
         <w:rPr>
           <w:rFonts w:ascii="Times New Roman" w:hAnsi="Times New Roman"/>
           <w:noProof/>
-          <w:highlight w:val="yellow"/>
           <w:lang w:eastAsia="zh-CN"/>
         </w:rPr>
         <w:t>Mutation Testing</w:t>
@@ -7761,25 +7443,16 @@
         <w:rPr>
           <w:rFonts w:ascii="Times New Roman" w:hAnsi="Times New Roman"/>
           <w:noProof/>
-          <w:highlight w:val="yellow"/>
           <w:lang w:eastAsia="zh-CN"/>
         </w:rPr>
-        <w:t xml:space="preserve"> (Test effectiveness</w:t>
-      </w:r>
-      <w:r>
-        <w:rPr>
-          <w:rFonts w:ascii="Times New Roman" w:hAnsi="Times New Roman"/>
-          <w:noProof/>
+        <w:t xml:space="preserve"> (Test effectiveness)</w:t>
+      </w:r>
+    </w:p>
+    <w:p>
+      <w:pPr>
+        <w:rPr>
           <w:lang w:eastAsia="zh-CN"/>
         </w:rPr>
-        <w:t>)</w:t>
-      </w:r>
-    </w:p>
-    <w:p>
-      <w:pPr>
-        <w:rPr>
-          <w:lang w:eastAsia="zh-CN"/>
-        </w:rPr>
       </w:pPr>
     </w:p>
     <w:p>
@@ -7843,14 +7516,172 @@
         <w:rPr>
           <w:lang w:val="en-CA" w:eastAsia="zh-CN"/>
         </w:rPr>
-        <w:t xml:space="preserve">as it is one of the leading packages available for mutation testing python </w:t>
+        <w:t xml:space="preserve">as it is one of the leading packages available for mutation testing python systems. Further, </w:t>
+      </w:r>
+      <w:r>
+        <w:t>Cosmic-Ray</w:t>
       </w:r>
       <w:r>
         <w:rPr>
           <w:lang w:val="en-CA" w:eastAsia="zh-CN"/>
         </w:rPr>
-        <w:lastRenderedPageBreak/>
-        <w:t xml:space="preserve">systems. Further, </w:t>
+        <w:t xml:space="preserve"> </w:t>
+      </w:r>
+      <w:r>
+        <w:rPr>
+          <w:lang w:val="en-CA" w:eastAsia="zh-CN"/>
+        </w:rPr>
+        <w:t>integrates well with ‘</w:t>
+      </w:r>
+      <w:proofErr w:type="spellStart"/>
+      <w:r>
+        <w:rPr>
+          <w:lang w:val="en-CA" w:eastAsia="zh-CN"/>
+        </w:rPr>
+        <w:t>unittest</w:t>
+      </w:r>
+      <w:proofErr w:type="spellEnd"/>
+      <w:r>
+        <w:rPr>
+          <w:lang w:val="en-CA" w:eastAsia="zh-CN"/>
+        </w:rPr>
+        <w:t xml:space="preserve">’ which is the testing framework we have chosen for </w:t>
+      </w:r>
+      <w:r>
+        <w:rPr>
+          <w:lang w:val="en-CA" w:eastAsia="zh-CN"/>
+        </w:rPr>
+        <w:t>our</w:t>
+      </w:r>
+      <w:r>
+        <w:rPr>
+          <w:lang w:val="en-CA" w:eastAsia="zh-CN"/>
+        </w:rPr>
+        <w:t xml:space="preserve"> system</w:t>
+      </w:r>
+      <w:r>
+        <w:rPr>
+          <w:lang w:val="en-CA" w:eastAsia="zh-CN"/>
+        </w:rPr>
+        <w:t xml:space="preserve">. </w:t>
+      </w:r>
+    </w:p>
+    <w:p>
+      <w:pPr>
+        <w:rPr>
+          <w:lang w:val="en-CA" w:eastAsia="zh-CN"/>
+        </w:rPr>
+      </w:pPr>
+    </w:p>
+    <w:p>
+      <w:r>
+        <w:t xml:space="preserve">To organize our testing, we separated mutation testing by feature. Each feature is associated with its own configuration file (e.g. </w:t>
+      </w:r>
+      <w:proofErr w:type="spellStart"/>
+      <w:r>
+        <w:t>feature_cosmic-ray.toml</w:t>
+      </w:r>
+      <w:proofErr w:type="spellEnd"/>
+      <w:r>
+        <w:t>), which specifies the exact files to be mutated. We chose to target individual files rather than entire directories to maintain precise control over the number of mutants generated per feature. This made it easier to track mutation coverage across features.</w:t>
+      </w:r>
+    </w:p>
+    <w:p>
+      <w:pPr>
+        <w:rPr>
+          <w:lang w:val="en-CA" w:eastAsia="zh-CN"/>
+        </w:rPr>
+      </w:pPr>
+    </w:p>
+    <w:p>
+      <w:r>
+        <w:rPr>
+          <w:lang w:val="en-CA" w:eastAsia="zh-CN"/>
+        </w:rPr>
+        <w:t xml:space="preserve">Mutation </w:t>
+      </w:r>
+      <w:r>
+        <w:rPr>
+          <w:lang w:val="en-CA" w:eastAsia="zh-CN"/>
+        </w:rPr>
+        <w:t>execution</w:t>
+      </w:r>
+      <w:r>
+        <w:rPr>
+          <w:lang w:val="en-CA" w:eastAsia="zh-CN"/>
+        </w:rPr>
+        <w:t xml:space="preserve"> is </w:t>
+      </w:r>
+      <w:r>
+        <w:rPr>
+          <w:lang w:val="en-CA" w:eastAsia="zh-CN"/>
+        </w:rPr>
+        <w:t>automated using</w:t>
+      </w:r>
+      <w:r>
+        <w:rPr>
+          <w:lang w:val="en-CA" w:eastAsia="zh-CN"/>
+        </w:rPr>
+        <w:t xml:space="preserve"> a python script </w:t>
+      </w:r>
+      <w:r>
+        <w:t xml:space="preserve">that invokes Cosmic-Ray via subprocess calls for each feature’s specific configuration file. Within this script, we apply several important configurations. </w:t>
+      </w:r>
+      <w:r>
+        <w:rPr>
+          <w:lang w:val="en-CA" w:eastAsia="zh-CN"/>
+        </w:rPr>
+        <w:t xml:space="preserve">First, </w:t>
+      </w:r>
+      <w:r>
+        <w:t>we</w:t>
+      </w:r>
+      <w:r>
+        <w:t xml:space="preserve"> reinitialize the Cosmic-Ray session before mutating each feature to ensure that previously generated mutants are not reused or retested.</w:t>
+      </w:r>
+      <w:r>
+        <w:rPr>
+          <w:lang w:val="en-CA" w:eastAsia="zh-CN"/>
+        </w:rPr>
+        <w:t xml:space="preserve"> Second, we use </w:t>
+      </w:r>
+      <w:r>
+        <w:rPr>
+          <w:lang w:val="en-CA" w:eastAsia="zh-CN"/>
+        </w:rPr>
+        <w:t>the</w:t>
+      </w:r>
+      <w:r>
+        <w:rPr>
+          <w:lang w:val="en-CA" w:eastAsia="zh-CN"/>
+        </w:rPr>
+        <w:t xml:space="preserve"> ‘</w:t>
+      </w:r>
+      <w:proofErr w:type="spellStart"/>
+      <w:r>
+        <w:rPr>
+          <w:lang w:val="en-CA" w:eastAsia="zh-CN"/>
+        </w:rPr>
+        <w:t>cr</w:t>
+      </w:r>
+      <w:proofErr w:type="spellEnd"/>
+      <w:r>
+        <w:rPr>
+          <w:lang w:val="en-CA" w:eastAsia="zh-CN"/>
+        </w:rPr>
+        <w:t xml:space="preserve">-pragma-filter’ </w:t>
+      </w:r>
+      <w:r>
+        <w:rPr>
+          <w:lang w:val="en-CA" w:eastAsia="zh-CN"/>
+        </w:rPr>
+        <w:t xml:space="preserve">feature </w:t>
+      </w:r>
+      <w:r>
+        <w:rPr>
+          <w:lang w:val="en-CA" w:eastAsia="zh-CN"/>
+        </w:rPr>
+        <w:t xml:space="preserve">which simply tells </w:t>
       </w:r>
       <w:r>
         <w:t>Cosmic-Ray</w:t>
@@ -7865,240 +7696,54 @@
         <w:rPr>
           <w:lang w:val="en-CA" w:eastAsia="zh-CN"/>
         </w:rPr>
-        <w:t>integrates well with ‘</w:t>
-      </w:r>
-      <w:proofErr w:type="spellStart"/>
+        <w:t xml:space="preserve">to avoid mutating lines which contain the comment </w:t>
+      </w:r>
       <w:r>
         <w:rPr>
           <w:lang w:val="en-CA" w:eastAsia="zh-CN"/>
         </w:rPr>
-        <w:t>unittest</w:t>
-      </w:r>
-      <w:proofErr w:type="spellEnd"/>
+        <w:t>‘#</w:t>
+      </w:r>
       <w:r>
         <w:rPr>
           <w:lang w:val="en-CA" w:eastAsia="zh-CN"/>
         </w:rPr>
-        <w:t xml:space="preserve">’ which is the testing framework we have chosen for </w:t>
-      </w:r>
-      <w:r>
+        <w:t xml:space="preserve"> pragma: no mutate’. </w:t>
+      </w:r>
+      <w:r>
+        <w:t>This was necessary to prevent mutation of lines such as ‘@override’</w:t>
+      </w:r>
+      <w:r>
+        <w:t xml:space="preserve"> decorators</w:t>
+      </w:r>
+      <w:r>
+        <w:t xml:space="preserve">, where mutations would not be testable. After execution, Cosmic-Ray generates both .txt and HTML reports for each feature. The .txt reports allow for quick verification of mutation test result such as confirming 100% mutant kill rates, while the HTML reports provide a more detailed and visual breakdown of each mutation and its result. </w:t>
+      </w:r>
+    </w:p>
+    <w:p/>
+    <w:p>
+      <w:pPr>
         <w:rPr>
           <w:lang w:val="en-CA" w:eastAsia="zh-CN"/>
         </w:rPr>
-        <w:t>our</w:t>
-      </w:r>
+      </w:pPr>
       <w:r>
         <w:rPr>
           <w:lang w:val="en-CA" w:eastAsia="zh-CN"/>
         </w:rPr>
-        <w:t xml:space="preserve"> system</w:t>
+        <w:t>Each feature individually achieved a 100% mutation score, meaning all generated mutants were killed by the existing unit tests. In total we have 405 mutants successfully killed by our tests</w:t>
       </w:r>
       <w:r>
         <w:rPr>
           <w:lang w:val="en-CA" w:eastAsia="zh-CN"/>
         </w:rPr>
-        <w:t xml:space="preserve">. </w:t>
-      </w:r>
-    </w:p>
-    <w:p>
-      <w:pPr>
+        <w:t>.</w:t>
+      </w:r>
+      <w:r>
         <w:rPr>
           <w:lang w:val="en-CA" w:eastAsia="zh-CN"/>
         </w:rPr>
-      </w:pPr>
-    </w:p>
-    <w:p>
-      <w:r>
-        <w:t xml:space="preserve">To organize our testing, we separated mutation testing by feature. Each feature is associated with its own configuration file (e.g. </w:t>
-      </w:r>
-      <w:proofErr w:type="spellStart"/>
-      <w:r>
-        <w:t>feature_cosmic-</w:t>
-      </w:r>
-      <w:proofErr w:type="gramStart"/>
-      <w:r>
-        <w:t>ray.toml</w:t>
-      </w:r>
-      <w:proofErr w:type="spellEnd"/>
-      <w:proofErr w:type="gramEnd"/>
-      <w:r>
-        <w:t>), which specifies the exact files to be mutated. We chose to target individual files rather than entire directories to maintain precise control over the number of mutants generated per feature. This made it easier to track mutation coverage across features.</w:t>
-      </w:r>
-    </w:p>
-    <w:p>
-      <w:pPr>
-        <w:rPr>
-          <w:lang w:val="en-CA" w:eastAsia="zh-CN"/>
-        </w:rPr>
-      </w:pPr>
-    </w:p>
-    <w:p>
-      <w:r>
-        <w:rPr>
-          <w:lang w:val="en-CA" w:eastAsia="zh-CN"/>
-        </w:rPr>
-        <w:t xml:space="preserve">Mutation </w:t>
-      </w:r>
-      <w:r>
-        <w:rPr>
-          <w:lang w:val="en-CA" w:eastAsia="zh-CN"/>
-        </w:rPr>
-        <w:t>execution</w:t>
-      </w:r>
-      <w:r>
-        <w:rPr>
-          <w:lang w:val="en-CA" w:eastAsia="zh-CN"/>
-        </w:rPr>
-        <w:t xml:space="preserve"> is </w:t>
-      </w:r>
-      <w:r>
-        <w:rPr>
-          <w:lang w:val="en-CA" w:eastAsia="zh-CN"/>
-        </w:rPr>
-        <w:t>automated using</w:t>
-      </w:r>
-      <w:r>
-        <w:rPr>
-          <w:lang w:val="en-CA" w:eastAsia="zh-CN"/>
-        </w:rPr>
-        <w:t xml:space="preserve"> a python script </w:t>
-      </w:r>
-      <w:r>
-        <w:t xml:space="preserve">that invokes Cosmic-Ray via subprocess calls for each feature’s specific configuration file. Within this script, we apply several important configurations. </w:t>
-      </w:r>
-      <w:r>
-        <w:rPr>
-          <w:lang w:val="en-CA" w:eastAsia="zh-CN"/>
-        </w:rPr>
-        <w:t xml:space="preserve">First, </w:t>
-      </w:r>
-      <w:proofErr w:type="gramStart"/>
-      <w:r>
-        <w:t>We</w:t>
-      </w:r>
-      <w:proofErr w:type="gramEnd"/>
-      <w:r>
-        <w:t xml:space="preserve"> reinitialize the Cosmic-Ray session before mutating each feature to ensure that previously generated mutants are not reused or retested.</w:t>
-      </w:r>
-      <w:r>
-        <w:rPr>
-          <w:lang w:val="en-CA" w:eastAsia="zh-CN"/>
-        </w:rPr>
-        <w:t xml:space="preserve"> Second, we use </w:t>
-      </w:r>
-      <w:r>
-        <w:rPr>
-          <w:lang w:val="en-CA" w:eastAsia="zh-CN"/>
-        </w:rPr>
-        <w:t>the</w:t>
-      </w:r>
-      <w:r>
-        <w:rPr>
-          <w:lang w:val="en-CA" w:eastAsia="zh-CN"/>
-        </w:rPr>
-        <w:t xml:space="preserve"> ‘</w:t>
-      </w:r>
-      <w:proofErr w:type="spellStart"/>
-      <w:r>
-        <w:rPr>
-          <w:lang w:val="en-CA" w:eastAsia="zh-CN"/>
-        </w:rPr>
-        <w:t>cr</w:t>
-      </w:r>
-      <w:proofErr w:type="spellEnd"/>
-      <w:r>
-        <w:rPr>
-          <w:lang w:val="en-CA" w:eastAsia="zh-CN"/>
-        </w:rPr>
-        <w:t xml:space="preserve">-pragma-filter’ </w:t>
-      </w:r>
-      <w:r>
-        <w:rPr>
-          <w:lang w:val="en-CA" w:eastAsia="zh-CN"/>
-        </w:rPr>
-        <w:t xml:space="preserve">feature </w:t>
-      </w:r>
-      <w:r>
-        <w:rPr>
-          <w:lang w:val="en-CA" w:eastAsia="zh-CN"/>
-        </w:rPr>
-        <w:t xml:space="preserve">which simply tells </w:t>
-      </w:r>
-      <w:r>
-        <w:t>Cosmic-Ray</w:t>
-      </w:r>
-      <w:r>
-        <w:rPr>
-          <w:lang w:val="en-CA" w:eastAsia="zh-CN"/>
-        </w:rPr>
         <w:t xml:space="preserve"> </w:t>
-      </w:r>
-      <w:r>
-        <w:rPr>
-          <w:lang w:val="en-CA" w:eastAsia="zh-CN"/>
-        </w:rPr>
-        <w:t xml:space="preserve">to avoid mutating lines which contain the comment </w:t>
-      </w:r>
-      <w:proofErr w:type="gramStart"/>
-      <w:r>
-        <w:rPr>
-          <w:lang w:val="en-CA" w:eastAsia="zh-CN"/>
-        </w:rPr>
-        <w:t>‘ #</w:t>
-      </w:r>
-      <w:proofErr w:type="gramEnd"/>
-      <w:r>
-        <w:rPr>
-          <w:lang w:val="en-CA" w:eastAsia="zh-CN"/>
-        </w:rPr>
-        <w:t xml:space="preserve"> pragma: no mutate’. </w:t>
-      </w:r>
-      <w:r>
-        <w:t>This was necessary to prevent mutation of lines such as ‘@override’</w:t>
-      </w:r>
-      <w:r>
-        <w:t xml:space="preserve"> decorators</w:t>
-      </w:r>
-      <w:r>
-        <w:t xml:space="preserve">, where mutations would not be testable. After execution, Cosmic-Ray generates both .txt and HTML reports for each feature. The .txt reports allow for quick verification of mutation test result such as confirming 100% mutant kill rates, while the HTML reports provide a more detailed and visual breakdown of each mutation and its result. </w:t>
-      </w:r>
-    </w:p>
-    <w:p/>
-    <w:p>
-      <w:pPr>
-        <w:rPr>
-          <w:lang w:val="en-CA" w:eastAsia="zh-CN"/>
-        </w:rPr>
-      </w:pPr>
-      <w:r>
-        <w:rPr>
-          <w:lang w:val="en-CA" w:eastAsia="zh-CN"/>
-        </w:rPr>
-        <w:t xml:space="preserve">In total we have </w:t>
-      </w:r>
-      <w:r>
-        <w:rPr>
-          <w:lang w:val="en-CA" w:eastAsia="zh-CN"/>
-        </w:rPr>
-        <w:t>405</w:t>
-      </w:r>
-      <w:r>
-        <w:rPr>
-          <w:lang w:val="en-CA" w:eastAsia="zh-CN"/>
-        </w:rPr>
-        <w:t xml:space="preserve"> mutants successfully killed by our tests, averaging to </w:t>
-      </w:r>
-      <w:r>
-        <w:rPr>
-          <w:lang w:val="en-CA" w:eastAsia="zh-CN"/>
-        </w:rPr>
-        <w:t>81</w:t>
-      </w:r>
-      <w:r>
-        <w:rPr>
-          <w:lang w:val="en-CA" w:eastAsia="zh-CN"/>
-        </w:rPr>
-        <w:t xml:space="preserve"> mutants per feature. </w:t>
       </w:r>
     </w:p>
     <w:p>
@@ -8196,9 +7841,11 @@
     </w:p>
     <w:p>
       <w:pPr>
-        <w:pStyle w:val="Heading1"/>
-        <w:rPr>
-          <w:noProof/>
+        <w:rPr>
+          <w:b/>
+          <w:noProof/>
+          <w:kern w:val="28"/>
+          <w:sz w:val="48"/>
         </w:rPr>
       </w:pPr>
       <w:bookmarkStart w:id="15" w:name="_Toc351975668"/>
@@ -8209,6 +7856,21 @@
         <w:rPr>
           <w:noProof/>
         </w:rPr>
+        <w:br w:type="page"/>
+      </w:r>
+    </w:p>
+    <w:p>
+      <w:pPr>
+        <w:pStyle w:val="Heading1"/>
+        <w:rPr>
+          <w:noProof/>
+        </w:rPr>
+      </w:pPr>
+      <w:r>
+        <w:rPr>
+          <w:noProof/>
+        </w:rPr>
+        <w:lastRenderedPageBreak/>
         <w:t>Terms/Acronyms</w:t>
       </w:r>
       <w:bookmarkEnd w:id="15"/>
@@ -8650,7 +8312,7 @@
     </w:p>
     <w:p/>
     <w:sectPr>
-      <w:footerReference w:type="default" r:id="rId8"/>
+      <w:footerReference w:type="default" r:id="rId12"/>
       <w:pgSz w:w="12240" w:h="15840" w:code="1"/>
       <w:pgMar w:top="1440" w:right="1440" w:bottom="1440" w:left="1440" w:header="720" w:footer="720" w:gutter="0"/>
       <w:pgNumType w:start="0"/>
@@ -8852,7 +8514,7 @@
   <w:abstractNum w:abstractNumId="2" w15:restartNumberingAfterBreak="0">
     <w:nsid w:val="06202541"/>
     <w:multiLevelType w:val="multilevel"/>
-    <w:tmpl w:val="DB747722"/>
+    <w:tmpl w:val="7ACAFE46"/>
     <w:lvl w:ilvl="0">
       <w:start w:val="1"/>
       <w:numFmt w:val="decimal"/>
@@ -8887,10 +8549,13 @@
       <w:lvlJc w:val="left"/>
       <w:pPr>
         <w:tabs>
-          <w:tab w:val="num" w:pos="2700"/>
+          <w:tab w:val="num" w:pos="720"/>
         </w:tabs>
-        <w:ind w:left="2700" w:hanging="720"/>
-      </w:pPr>
+        <w:ind w:left="720" w:hanging="720"/>
+      </w:pPr>
+      <w:rPr>
+        <w:color w:val="auto"/>
+      </w:rPr>
     </w:lvl>
     <w:lvl w:ilvl="3">
       <w:start w:val="1"/>
@@ -9766,6 +9431,95 @@
     </w:lvl>
   </w:abstractNum>
   <w:abstractNum w:abstractNumId="11" w15:restartNumberingAfterBreak="0">
+    <w:nsid w:val="24504369"/>
+    <w:multiLevelType w:val="hybridMultilevel"/>
+    <w:tmpl w:val="F042C7C8"/>
+    <w:lvl w:ilvl="0" w:tplc="0409000F">
+      <w:start w:val="1"/>
+      <w:numFmt w:val="decimal"/>
+      <w:lvlText w:val="%1."/>
+      <w:lvlJc w:val="left"/>
+      <w:pPr>
+        <w:ind w:left="720" w:hanging="360"/>
+      </w:pPr>
+    </w:lvl>
+    <w:lvl w:ilvl="1" w:tplc="04090003">
+      <w:start w:val="1"/>
+      <w:numFmt w:val="bullet"/>
+      <w:lvlText w:val="o"/>
+      <w:lvlJc w:val="left"/>
+      <w:pPr>
+        <w:ind w:left="1440" w:hanging="360"/>
+      </w:pPr>
+      <w:rPr>
+        <w:rFonts w:ascii="Courier New" w:hAnsi="Courier New" w:cs="Courier New" w:hint="default"/>
+      </w:rPr>
+    </w:lvl>
+    <w:lvl w:ilvl="2" w:tplc="0409001B" w:tentative="1">
+      <w:start w:val="1"/>
+      <w:numFmt w:val="lowerRoman"/>
+      <w:lvlText w:val="%3."/>
+      <w:lvlJc w:val="right"/>
+      <w:pPr>
+        <w:ind w:left="2160" w:hanging="180"/>
+      </w:pPr>
+    </w:lvl>
+    <w:lvl w:ilvl="3" w:tplc="0409000F" w:tentative="1">
+      <w:start w:val="1"/>
+      <w:numFmt w:val="decimal"/>
+      <w:lvlText w:val="%4."/>
+      <w:lvlJc w:val="left"/>
+      <w:pPr>
+        <w:ind w:left="2880" w:hanging="360"/>
+      </w:pPr>
+    </w:lvl>
+    <w:lvl w:ilvl="4" w:tplc="04090019" w:tentative="1">
+      <w:start w:val="1"/>
+      <w:numFmt w:val="lowerLetter"/>
+      <w:lvlText w:val="%5."/>
+      <w:lvlJc w:val="left"/>
+      <w:pPr>
+        <w:ind w:left="3600" w:hanging="360"/>
+      </w:pPr>
+    </w:lvl>
+    <w:lvl w:ilvl="5" w:tplc="0409001B" w:tentative="1">
+      <w:start w:val="1"/>
+      <w:numFmt w:val="lowerRoman"/>
+      <w:lvlText w:val="%6."/>
+      <w:lvlJc w:val="right"/>
+      <w:pPr>
+        <w:ind w:left="4320" w:hanging="180"/>
+      </w:pPr>
+    </w:lvl>
+    <w:lvl w:ilvl="6" w:tplc="0409000F" w:tentative="1">
+      <w:start w:val="1"/>
+      <w:numFmt w:val="decimal"/>
+      <w:lvlText w:val="%7."/>
+      <w:lvlJc w:val="left"/>
+      <w:pPr>
+        <w:ind w:left="5040" w:hanging="360"/>
+      </w:pPr>
+    </w:lvl>
+    <w:lvl w:ilvl="7" w:tplc="04090019" w:tentative="1">
+      <w:start w:val="1"/>
+      <w:numFmt w:val="lowerLetter"/>
+      <w:lvlText w:val="%8."/>
+      <w:lvlJc w:val="left"/>
+      <w:pPr>
+        <w:ind w:left="5760" w:hanging="360"/>
+      </w:pPr>
+    </w:lvl>
+    <w:lvl w:ilvl="8" w:tplc="0409001B" w:tentative="1">
+      <w:start w:val="1"/>
+      <w:numFmt w:val="lowerRoman"/>
+      <w:lvlText w:val="%9."/>
+      <w:lvlJc w:val="right"/>
+      <w:pPr>
+        <w:ind w:left="6480" w:hanging="180"/>
+      </w:pPr>
+    </w:lvl>
+  </w:abstractNum>
+  <w:abstractNum w:abstractNumId="12" w15:restartNumberingAfterBreak="0">
     <w:nsid w:val="25654943"/>
     <w:multiLevelType w:val="multilevel"/>
     <w:tmpl w:val="988CB74A"/>
@@ -9914,7 +9668,7 @@
       </w:rPr>
     </w:lvl>
   </w:abstractNum>
-  <w:abstractNum w:abstractNumId="12" w15:restartNumberingAfterBreak="0">
+  <w:abstractNum w:abstractNumId="13" w15:restartNumberingAfterBreak="0">
     <w:nsid w:val="25B36C96"/>
     <w:multiLevelType w:val="hybridMultilevel"/>
     <w:tmpl w:val="DC68362C"/>
@@ -9924,7 +9678,7 @@
       <w:lvlText w:val="%1."/>
       <w:lvlJc w:val="left"/>
       <w:pPr>
-        <w:ind w:left="720" w:hanging="360"/>
+        <w:ind w:left="360" w:hanging="360"/>
       </w:pPr>
       <w:rPr>
         <w:rFonts w:hint="default"/>
@@ -9936,7 +9690,7 @@
       <w:lvlText w:val="%2."/>
       <w:lvlJc w:val="left"/>
       <w:pPr>
-        <w:ind w:left="1440" w:hanging="360"/>
+        <w:ind w:left="1080" w:hanging="360"/>
       </w:pPr>
     </w:lvl>
     <w:lvl w:ilvl="2" w:tplc="0409001B" w:tentative="1">
@@ -9945,7 +9699,7 @@
       <w:lvlText w:val="%3."/>
       <w:lvlJc w:val="right"/>
       <w:pPr>
-        <w:ind w:left="2160" w:hanging="180"/>
+        <w:ind w:left="1800" w:hanging="180"/>
       </w:pPr>
     </w:lvl>
     <w:lvl w:ilvl="3" w:tplc="0409000F" w:tentative="1">
@@ -9954,7 +9708,7 @@
       <w:lvlText w:val="%4."/>
       <w:lvlJc w:val="left"/>
       <w:pPr>
-        <w:ind w:left="2880" w:hanging="360"/>
+        <w:ind w:left="2520" w:hanging="360"/>
       </w:pPr>
     </w:lvl>
     <w:lvl w:ilvl="4" w:tplc="04090019" w:tentative="1">
@@ -9963,7 +9717,7 @@
       <w:lvlText w:val="%5."/>
       <w:lvlJc w:val="left"/>
       <w:pPr>
-        <w:ind w:left="3600" w:hanging="360"/>
+        <w:ind w:left="3240" w:hanging="360"/>
       </w:pPr>
     </w:lvl>
     <w:lvl w:ilvl="5" w:tplc="0409001B" w:tentative="1">
@@ -9972,7 +9726,7 @@
       <w:lvlText w:val="%6."/>
       <w:lvlJc w:val="right"/>
       <w:pPr>
-        <w:ind w:left="4320" w:hanging="180"/>
+        <w:ind w:left="3960" w:hanging="180"/>
       </w:pPr>
     </w:lvl>
     <w:lvl w:ilvl="6" w:tplc="0409000F" w:tentative="1">
@@ -9981,7 +9735,7 @@
       <w:lvlText w:val="%7."/>
       <w:lvlJc w:val="left"/>
       <w:pPr>
-        <w:ind w:left="5040" w:hanging="360"/>
+        <w:ind w:left="4680" w:hanging="360"/>
       </w:pPr>
     </w:lvl>
     <w:lvl w:ilvl="7" w:tplc="04090019" w:tentative="1">
@@ -9990,7 +9744,7 @@
       <w:lvlText w:val="%8."/>
       <w:lvlJc w:val="left"/>
       <w:pPr>
-        <w:ind w:left="5760" w:hanging="360"/>
+        <w:ind w:left="5400" w:hanging="360"/>
       </w:pPr>
     </w:lvl>
     <w:lvl w:ilvl="8" w:tplc="0409001B" w:tentative="1">
@@ -9999,11 +9753,11 @@
       <w:lvlText w:val="%9."/>
       <w:lvlJc w:val="right"/>
       <w:pPr>
-        <w:ind w:left="6480" w:hanging="180"/>
+        <w:ind w:left="6120" w:hanging="180"/>
       </w:pPr>
     </w:lvl>
   </w:abstractNum>
-  <w:abstractNum w:abstractNumId="13" w15:restartNumberingAfterBreak="0">
+  <w:abstractNum w:abstractNumId="14" w15:restartNumberingAfterBreak="0">
     <w:nsid w:val="29711931"/>
     <w:multiLevelType w:val="hybridMultilevel"/>
     <w:tmpl w:val="3E2EEB0C"/>
@@ -10116,7 +9870,7 @@
       </w:rPr>
     </w:lvl>
   </w:abstractNum>
-  <w:abstractNum w:abstractNumId="14" w15:restartNumberingAfterBreak="0">
+  <w:abstractNum w:abstractNumId="15" w15:restartNumberingAfterBreak="0">
     <w:nsid w:val="29944428"/>
     <w:multiLevelType w:val="hybridMultilevel"/>
     <w:tmpl w:val="9ED6E176"/>
@@ -10205,7 +9959,7 @@
       </w:pPr>
     </w:lvl>
   </w:abstractNum>
-  <w:abstractNum w:abstractNumId="15" w15:restartNumberingAfterBreak="0">
+  <w:abstractNum w:abstractNumId="16" w15:restartNumberingAfterBreak="0">
     <w:nsid w:val="29DA5C4D"/>
     <w:multiLevelType w:val="hybridMultilevel"/>
     <w:tmpl w:val="8276506E"/>
@@ -10318,7 +10072,96 @@
       </w:rPr>
     </w:lvl>
   </w:abstractNum>
-  <w:abstractNum w:abstractNumId="16" w15:restartNumberingAfterBreak="0">
+  <w:abstractNum w:abstractNumId="17" w15:restartNumberingAfterBreak="0">
+    <w:nsid w:val="2A1A5B73"/>
+    <w:multiLevelType w:val="hybridMultilevel"/>
+    <w:tmpl w:val="6DCA60B0"/>
+    <w:lvl w:ilvl="0" w:tplc="0409000F">
+      <w:start w:val="1"/>
+      <w:numFmt w:val="decimal"/>
+      <w:lvlText w:val="%1."/>
+      <w:lvlJc w:val="left"/>
+      <w:pPr>
+        <w:ind w:left="720" w:hanging="360"/>
+      </w:pPr>
+    </w:lvl>
+    <w:lvl w:ilvl="1" w:tplc="04090003">
+      <w:start w:val="1"/>
+      <w:numFmt w:val="bullet"/>
+      <w:lvlText w:val="o"/>
+      <w:lvlJc w:val="left"/>
+      <w:pPr>
+        <w:ind w:left="1440" w:hanging="360"/>
+      </w:pPr>
+      <w:rPr>
+        <w:rFonts w:ascii="Courier New" w:hAnsi="Courier New" w:cs="Courier New" w:hint="default"/>
+      </w:rPr>
+    </w:lvl>
+    <w:lvl w:ilvl="2" w:tplc="0409001B" w:tentative="1">
+      <w:start w:val="1"/>
+      <w:numFmt w:val="lowerRoman"/>
+      <w:lvlText w:val="%3."/>
+      <w:lvlJc w:val="right"/>
+      <w:pPr>
+        <w:ind w:left="2160" w:hanging="180"/>
+      </w:pPr>
+    </w:lvl>
+    <w:lvl w:ilvl="3" w:tplc="0409000F" w:tentative="1">
+      <w:start w:val="1"/>
+      <w:numFmt w:val="decimal"/>
+      <w:lvlText w:val="%4."/>
+      <w:lvlJc w:val="left"/>
+      <w:pPr>
+        <w:ind w:left="2880" w:hanging="360"/>
+      </w:pPr>
+    </w:lvl>
+    <w:lvl w:ilvl="4" w:tplc="04090019" w:tentative="1">
+      <w:start w:val="1"/>
+      <w:numFmt w:val="lowerLetter"/>
+      <w:lvlText w:val="%5."/>
+      <w:lvlJc w:val="left"/>
+      <w:pPr>
+        <w:ind w:left="3600" w:hanging="360"/>
+      </w:pPr>
+    </w:lvl>
+    <w:lvl w:ilvl="5" w:tplc="0409001B" w:tentative="1">
+      <w:start w:val="1"/>
+      <w:numFmt w:val="lowerRoman"/>
+      <w:lvlText w:val="%6."/>
+      <w:lvlJc w:val="right"/>
+      <w:pPr>
+        <w:ind w:left="4320" w:hanging="180"/>
+      </w:pPr>
+    </w:lvl>
+    <w:lvl w:ilvl="6" w:tplc="0409000F" w:tentative="1">
+      <w:start w:val="1"/>
+      <w:numFmt w:val="decimal"/>
+      <w:lvlText w:val="%7."/>
+      <w:lvlJc w:val="left"/>
+      <w:pPr>
+        <w:ind w:left="5040" w:hanging="360"/>
+      </w:pPr>
+    </w:lvl>
+    <w:lvl w:ilvl="7" w:tplc="04090019" w:tentative="1">
+      <w:start w:val="1"/>
+      <w:numFmt w:val="lowerLetter"/>
+      <w:lvlText w:val="%8."/>
+      <w:lvlJc w:val="left"/>
+      <w:pPr>
+        <w:ind w:left="5760" w:hanging="360"/>
+      </w:pPr>
+    </w:lvl>
+    <w:lvl w:ilvl="8" w:tplc="0409001B" w:tentative="1">
+      <w:start w:val="1"/>
+      <w:numFmt w:val="lowerRoman"/>
+      <w:lvlText w:val="%9."/>
+      <w:lvlJc w:val="right"/>
+      <w:pPr>
+        <w:ind w:left="6480" w:hanging="180"/>
+      </w:pPr>
+    </w:lvl>
+  </w:abstractNum>
+  <w:abstractNum w:abstractNumId="18" w15:restartNumberingAfterBreak="0">
     <w:nsid w:val="2B0A47DE"/>
     <w:multiLevelType w:val="hybridMultilevel"/>
     <w:tmpl w:val="98DE131C"/>
@@ -10431,7 +10274,96 @@
       </w:rPr>
     </w:lvl>
   </w:abstractNum>
-  <w:abstractNum w:abstractNumId="17" w15:restartNumberingAfterBreak="0">
+  <w:abstractNum w:abstractNumId="19" w15:restartNumberingAfterBreak="0">
+    <w:nsid w:val="2CB42B77"/>
+    <w:multiLevelType w:val="hybridMultilevel"/>
+    <w:tmpl w:val="0B4CA8CC"/>
+    <w:lvl w:ilvl="0" w:tplc="0409000F">
+      <w:start w:val="1"/>
+      <w:numFmt w:val="decimal"/>
+      <w:lvlText w:val="%1."/>
+      <w:lvlJc w:val="left"/>
+      <w:pPr>
+        <w:ind w:left="720" w:hanging="360"/>
+      </w:pPr>
+    </w:lvl>
+    <w:lvl w:ilvl="1" w:tplc="04090003">
+      <w:start w:val="1"/>
+      <w:numFmt w:val="bullet"/>
+      <w:lvlText w:val="o"/>
+      <w:lvlJc w:val="left"/>
+      <w:pPr>
+        <w:ind w:left="1440" w:hanging="360"/>
+      </w:pPr>
+      <w:rPr>
+        <w:rFonts w:ascii="Courier New" w:hAnsi="Courier New" w:cs="Courier New" w:hint="default"/>
+      </w:rPr>
+    </w:lvl>
+    <w:lvl w:ilvl="2" w:tplc="0409001B" w:tentative="1">
+      <w:start w:val="1"/>
+      <w:numFmt w:val="lowerRoman"/>
+      <w:lvlText w:val="%3."/>
+      <w:lvlJc w:val="right"/>
+      <w:pPr>
+        <w:ind w:left="2160" w:hanging="180"/>
+      </w:pPr>
+    </w:lvl>
+    <w:lvl w:ilvl="3" w:tplc="0409000F" w:tentative="1">
+      <w:start w:val="1"/>
+      <w:numFmt w:val="decimal"/>
+      <w:lvlText w:val="%4."/>
+      <w:lvlJc w:val="left"/>
+      <w:pPr>
+        <w:ind w:left="2880" w:hanging="360"/>
+      </w:pPr>
+    </w:lvl>
+    <w:lvl w:ilvl="4" w:tplc="04090019" w:tentative="1">
+      <w:start w:val="1"/>
+      <w:numFmt w:val="lowerLetter"/>
+      <w:lvlText w:val="%5."/>
+      <w:lvlJc w:val="left"/>
+      <w:pPr>
+        <w:ind w:left="3600" w:hanging="360"/>
+      </w:pPr>
+    </w:lvl>
+    <w:lvl w:ilvl="5" w:tplc="0409001B" w:tentative="1">
+      <w:start w:val="1"/>
+      <w:numFmt w:val="lowerRoman"/>
+      <w:lvlText w:val="%6."/>
+      <w:lvlJc w:val="right"/>
+      <w:pPr>
+        <w:ind w:left="4320" w:hanging="180"/>
+      </w:pPr>
+    </w:lvl>
+    <w:lvl w:ilvl="6" w:tplc="0409000F" w:tentative="1">
+      <w:start w:val="1"/>
+      <w:numFmt w:val="decimal"/>
+      <w:lvlText w:val="%7."/>
+      <w:lvlJc w:val="left"/>
+      <w:pPr>
+        <w:ind w:left="5040" w:hanging="360"/>
+      </w:pPr>
+    </w:lvl>
+    <w:lvl w:ilvl="7" w:tplc="04090019" w:tentative="1">
+      <w:start w:val="1"/>
+      <w:numFmt w:val="lowerLetter"/>
+      <w:lvlText w:val="%8."/>
+      <w:lvlJc w:val="left"/>
+      <w:pPr>
+        <w:ind w:left="5760" w:hanging="360"/>
+      </w:pPr>
+    </w:lvl>
+    <w:lvl w:ilvl="8" w:tplc="0409001B" w:tentative="1">
+      <w:start w:val="1"/>
+      <w:numFmt w:val="lowerRoman"/>
+      <w:lvlText w:val="%9."/>
+      <w:lvlJc w:val="right"/>
+      <w:pPr>
+        <w:ind w:left="6480" w:hanging="180"/>
+      </w:pPr>
+    </w:lvl>
+  </w:abstractNum>
+  <w:abstractNum w:abstractNumId="20" w15:restartNumberingAfterBreak="0">
     <w:nsid w:val="2E2321F6"/>
     <w:multiLevelType w:val="hybridMultilevel"/>
     <w:tmpl w:val="27A67F70"/>
@@ -10544,7 +10476,7 @@
       </w:rPr>
     </w:lvl>
   </w:abstractNum>
-  <w:abstractNum w:abstractNumId="18" w15:restartNumberingAfterBreak="0">
+  <w:abstractNum w:abstractNumId="21" w15:restartNumberingAfterBreak="0">
     <w:nsid w:val="2FE468FC"/>
     <w:multiLevelType w:val="hybridMultilevel"/>
     <w:tmpl w:val="73A639D2"/>
@@ -10684,7 +10616,7 @@
       </w:rPr>
     </w:lvl>
   </w:abstractNum>
-  <w:abstractNum w:abstractNumId="19" w15:restartNumberingAfterBreak="0">
+  <w:abstractNum w:abstractNumId="22" w15:restartNumberingAfterBreak="0">
     <w:nsid w:val="31524AE6"/>
     <w:multiLevelType w:val="hybridMultilevel"/>
     <w:tmpl w:val="3EFA79C4"/>
@@ -10797,7 +10729,7 @@
       </w:rPr>
     </w:lvl>
   </w:abstractNum>
-  <w:abstractNum w:abstractNumId="20" w15:restartNumberingAfterBreak="0">
+  <w:abstractNum w:abstractNumId="23" w15:restartNumberingAfterBreak="0">
     <w:nsid w:val="35024C0F"/>
     <w:multiLevelType w:val="multilevel"/>
     <w:tmpl w:val="637CFC46"/>
@@ -10946,7 +10878,124 @@
       </w:rPr>
     </w:lvl>
   </w:abstractNum>
-  <w:abstractNum w:abstractNumId="21" w15:restartNumberingAfterBreak="0">
+  <w:abstractNum w:abstractNumId="24" w15:restartNumberingAfterBreak="0">
+    <w:nsid w:val="37394494"/>
+    <w:multiLevelType w:val="multilevel"/>
+    <w:tmpl w:val="4A98257A"/>
+    <w:lvl w:ilvl="0">
+      <w:start w:val="1"/>
+      <w:numFmt w:val="decimal"/>
+      <w:lvlText w:val="%1."/>
+      <w:lvlJc w:val="left"/>
+      <w:pPr>
+        <w:tabs>
+          <w:tab w:val="num" w:pos="720"/>
+        </w:tabs>
+        <w:ind w:left="720" w:hanging="360"/>
+      </w:pPr>
+    </w:lvl>
+    <w:lvl w:ilvl="1">
+      <w:start w:val="1"/>
+      <w:numFmt w:val="bullet"/>
+      <w:lvlText w:val="o"/>
+      <w:lvlJc w:val="left"/>
+      <w:pPr>
+        <w:tabs>
+          <w:tab w:val="num" w:pos="1440"/>
+        </w:tabs>
+        <w:ind w:left="1440" w:hanging="360"/>
+      </w:pPr>
+      <w:rPr>
+        <w:rFonts w:ascii="Courier New" w:hAnsi="Courier New" w:hint="default"/>
+        <w:sz w:val="20"/>
+      </w:rPr>
+    </w:lvl>
+    <w:lvl w:ilvl="2" w:tentative="1">
+      <w:start w:val="1"/>
+      <w:numFmt w:val="decimal"/>
+      <w:lvlText w:val="%3."/>
+      <w:lvlJc w:val="left"/>
+      <w:pPr>
+        <w:tabs>
+          <w:tab w:val="num" w:pos="2160"/>
+        </w:tabs>
+        <w:ind w:left="2160" w:hanging="360"/>
+      </w:pPr>
+    </w:lvl>
+    <w:lvl w:ilvl="3" w:tentative="1">
+      <w:start w:val="1"/>
+      <w:numFmt w:val="decimal"/>
+      <w:lvlText w:val="%4."/>
+      <w:lvlJc w:val="left"/>
+      <w:pPr>
+        <w:tabs>
+          <w:tab w:val="num" w:pos="2880"/>
+        </w:tabs>
+        <w:ind w:left="2880" w:hanging="360"/>
+      </w:pPr>
+    </w:lvl>
+    <w:lvl w:ilvl="4" w:tentative="1">
+      <w:start w:val="1"/>
+      <w:numFmt w:val="decimal"/>
+      <w:lvlText w:val="%5."/>
+      <w:lvlJc w:val="left"/>
+      <w:pPr>
+        <w:tabs>
+          <w:tab w:val="num" w:pos="3600"/>
+        </w:tabs>
+        <w:ind w:left="3600" w:hanging="360"/>
+      </w:pPr>
+    </w:lvl>
+    <w:lvl w:ilvl="5" w:tentative="1">
+      <w:start w:val="1"/>
+      <w:numFmt w:val="decimal"/>
+      <w:lvlText w:val="%6."/>
+      <w:lvlJc w:val="left"/>
+      <w:pPr>
+        <w:tabs>
+          <w:tab w:val="num" w:pos="4320"/>
+        </w:tabs>
+        <w:ind w:left="4320" w:hanging="360"/>
+      </w:pPr>
+    </w:lvl>
+    <w:lvl w:ilvl="6" w:tentative="1">
+      <w:start w:val="1"/>
+      <w:numFmt w:val="decimal"/>
+      <w:lvlText w:val="%7."/>
+      <w:lvlJc w:val="left"/>
+      <w:pPr>
+        <w:tabs>
+          <w:tab w:val="num" w:pos="5040"/>
+        </w:tabs>
+        <w:ind w:left="5040" w:hanging="360"/>
+      </w:pPr>
+    </w:lvl>
+    <w:lvl w:ilvl="7" w:tentative="1">
+      <w:start w:val="1"/>
+      <w:numFmt w:val="decimal"/>
+      <w:lvlText w:val="%8."/>
+      <w:lvlJc w:val="left"/>
+      <w:pPr>
+        <w:tabs>
+          <w:tab w:val="num" w:pos="5760"/>
+        </w:tabs>
+        <w:ind w:left="5760" w:hanging="360"/>
+      </w:pPr>
+    </w:lvl>
+    <w:lvl w:ilvl="8" w:tentative="1">
+      <w:start w:val="1"/>
+      <w:numFmt w:val="decimal"/>
+      <w:lvlText w:val="%9."/>
+      <w:lvlJc w:val="left"/>
+      <w:pPr>
+        <w:tabs>
+          <w:tab w:val="num" w:pos="6480"/>
+        </w:tabs>
+        <w:ind w:left="6480" w:hanging="360"/>
+      </w:pPr>
+    </w:lvl>
+  </w:abstractNum>
+  <w:abstractNum w:abstractNumId="25" w15:restartNumberingAfterBreak="0">
     <w:nsid w:val="382220AD"/>
     <w:multiLevelType w:val="hybridMultilevel"/>
     <w:tmpl w:val="AC4A3CF4"/>
@@ -11059,7 +11108,7 @@
       </w:rPr>
     </w:lvl>
   </w:abstractNum>
-  <w:abstractNum w:abstractNumId="22" w15:restartNumberingAfterBreak="0">
+  <w:abstractNum w:abstractNumId="26" w15:restartNumberingAfterBreak="0">
     <w:nsid w:val="3ACB3A12"/>
     <w:multiLevelType w:val="hybridMultilevel"/>
     <w:tmpl w:val="11368D14"/>
@@ -11172,7 +11221,7 @@
       </w:rPr>
     </w:lvl>
   </w:abstractNum>
-  <w:abstractNum w:abstractNumId="23" w15:restartNumberingAfterBreak="0">
+  <w:abstractNum w:abstractNumId="27" w15:restartNumberingAfterBreak="0">
     <w:nsid w:val="3C0079C2"/>
     <w:multiLevelType w:val="hybridMultilevel"/>
     <w:tmpl w:val="BAFABEEA"/>
@@ -11285,7 +11334,7 @@
       </w:rPr>
     </w:lvl>
   </w:abstractNum>
-  <w:abstractNum w:abstractNumId="24" w15:restartNumberingAfterBreak="0">
+  <w:abstractNum w:abstractNumId="28" w15:restartNumberingAfterBreak="0">
     <w:nsid w:val="3CDB5A35"/>
     <w:multiLevelType w:val="hybridMultilevel"/>
     <w:tmpl w:val="CB96AD00"/>
@@ -11398,7 +11447,7 @@
       </w:rPr>
     </w:lvl>
   </w:abstractNum>
-  <w:abstractNum w:abstractNumId="25" w15:restartNumberingAfterBreak="0">
+  <w:abstractNum w:abstractNumId="29" w15:restartNumberingAfterBreak="0">
     <w:nsid w:val="3E5C1464"/>
     <w:multiLevelType w:val="hybridMultilevel"/>
     <w:tmpl w:val="2A6259EC"/>
@@ -11510,7 +11559,7 @@
       </w:rPr>
     </w:lvl>
   </w:abstractNum>
-  <w:abstractNum w:abstractNumId="26" w15:restartNumberingAfterBreak="0">
+  <w:abstractNum w:abstractNumId="30" w15:restartNumberingAfterBreak="0">
     <w:nsid w:val="434F5E77"/>
     <w:multiLevelType w:val="hybridMultilevel"/>
     <w:tmpl w:val="24EE36E8"/>
@@ -11601,7 +11650,7 @@
       </w:pPr>
     </w:lvl>
   </w:abstractNum>
-  <w:abstractNum w:abstractNumId="27" w15:restartNumberingAfterBreak="0">
+  <w:abstractNum w:abstractNumId="31" w15:restartNumberingAfterBreak="0">
     <w:nsid w:val="449000AD"/>
     <w:multiLevelType w:val="hybridMultilevel"/>
     <w:tmpl w:val="41C0D204"/>
@@ -11714,7 +11763,7 @@
       </w:rPr>
     </w:lvl>
   </w:abstractNum>
-  <w:abstractNum w:abstractNumId="28" w15:restartNumberingAfterBreak="0">
+  <w:abstractNum w:abstractNumId="32" w15:restartNumberingAfterBreak="0">
     <w:nsid w:val="469508F0"/>
     <w:multiLevelType w:val="hybridMultilevel"/>
     <w:tmpl w:val="3C6696AE"/>
@@ -11827,7 +11876,7 @@
       </w:rPr>
     </w:lvl>
   </w:abstractNum>
-  <w:abstractNum w:abstractNumId="29" w15:restartNumberingAfterBreak="0">
+  <w:abstractNum w:abstractNumId="33" w15:restartNumberingAfterBreak="0">
     <w:nsid w:val="46986C32"/>
     <w:multiLevelType w:val="multilevel"/>
     <w:tmpl w:val="2F2AB9AC"/>
@@ -11976,7 +12025,7 @@
       </w:rPr>
     </w:lvl>
   </w:abstractNum>
-  <w:abstractNum w:abstractNumId="30" w15:restartNumberingAfterBreak="0">
+  <w:abstractNum w:abstractNumId="34" w15:restartNumberingAfterBreak="0">
     <w:nsid w:val="483D0C50"/>
     <w:multiLevelType w:val="hybridMultilevel"/>
     <w:tmpl w:val="10305144"/>
@@ -12089,7 +12138,7 @@
       </w:rPr>
     </w:lvl>
   </w:abstractNum>
-  <w:abstractNum w:abstractNumId="31" w15:restartNumberingAfterBreak="0">
+  <w:abstractNum w:abstractNumId="35" w15:restartNumberingAfterBreak="0">
     <w:nsid w:val="48B9182F"/>
     <w:multiLevelType w:val="hybridMultilevel"/>
     <w:tmpl w:val="E60C0F94"/>
@@ -12202,7 +12251,7 @@
       </w:rPr>
     </w:lvl>
   </w:abstractNum>
-  <w:abstractNum w:abstractNumId="32" w15:restartNumberingAfterBreak="0">
+  <w:abstractNum w:abstractNumId="36" w15:restartNumberingAfterBreak="0">
     <w:nsid w:val="48CF032E"/>
     <w:multiLevelType w:val="hybridMultilevel"/>
     <w:tmpl w:val="5C6C3668"/>
@@ -12315,7 +12364,7 @@
       </w:rPr>
     </w:lvl>
   </w:abstractNum>
-  <w:abstractNum w:abstractNumId="33" w15:restartNumberingAfterBreak="0">
+  <w:abstractNum w:abstractNumId="37" w15:restartNumberingAfterBreak="0">
     <w:nsid w:val="4C1A5298"/>
     <w:multiLevelType w:val="hybridMultilevel"/>
     <w:tmpl w:val="AC6A0AE4"/>
@@ -12428,7 +12477,7 @@
       </w:rPr>
     </w:lvl>
   </w:abstractNum>
-  <w:abstractNum w:abstractNumId="34" w15:restartNumberingAfterBreak="0">
+  <w:abstractNum w:abstractNumId="38" w15:restartNumberingAfterBreak="0">
     <w:nsid w:val="4EC23853"/>
     <w:multiLevelType w:val="hybridMultilevel"/>
     <w:tmpl w:val="313296F6"/>
@@ -12541,7 +12590,7 @@
       </w:rPr>
     </w:lvl>
   </w:abstractNum>
-  <w:abstractNum w:abstractNumId="35" w15:restartNumberingAfterBreak="0">
+  <w:abstractNum w:abstractNumId="39" w15:restartNumberingAfterBreak="0">
     <w:nsid w:val="50495009"/>
     <w:multiLevelType w:val="hybridMultilevel"/>
     <w:tmpl w:val="4816D78A"/>
@@ -12654,7 +12703,7 @@
       </w:rPr>
     </w:lvl>
   </w:abstractNum>
-  <w:abstractNum w:abstractNumId="36" w15:restartNumberingAfterBreak="0">
+  <w:abstractNum w:abstractNumId="40" w15:restartNumberingAfterBreak="0">
     <w:nsid w:val="517004C2"/>
     <w:multiLevelType w:val="hybridMultilevel"/>
     <w:tmpl w:val="5E5A1F4E"/>
@@ -12767,7 +12816,7 @@
       </w:rPr>
     </w:lvl>
   </w:abstractNum>
-  <w:abstractNum w:abstractNumId="37" w15:restartNumberingAfterBreak="0">
+  <w:abstractNum w:abstractNumId="41" w15:restartNumberingAfterBreak="0">
     <w:nsid w:val="517F32B6"/>
     <w:multiLevelType w:val="hybridMultilevel"/>
     <w:tmpl w:val="685C0E2E"/>
@@ -12880,7 +12929,7 @@
       </w:rPr>
     </w:lvl>
   </w:abstractNum>
-  <w:abstractNum w:abstractNumId="38" w15:restartNumberingAfterBreak="0">
+  <w:abstractNum w:abstractNumId="42" w15:restartNumberingAfterBreak="0">
     <w:nsid w:val="57077526"/>
     <w:multiLevelType w:val="hybridMultilevel"/>
     <w:tmpl w:val="2974B450"/>
@@ -12993,7 +13042,7 @@
       </w:rPr>
     </w:lvl>
   </w:abstractNum>
-  <w:abstractNum w:abstractNumId="39" w15:restartNumberingAfterBreak="0">
+  <w:abstractNum w:abstractNumId="43" w15:restartNumberingAfterBreak="0">
     <w:nsid w:val="57AF260A"/>
     <w:multiLevelType w:val="multilevel"/>
     <w:tmpl w:val="F37C9A58"/>
@@ -13142,7 +13191,120 @@
       </w:rPr>
     </w:lvl>
   </w:abstractNum>
-  <w:abstractNum w:abstractNumId="40" w15:restartNumberingAfterBreak="0">
+  <w:abstractNum w:abstractNumId="44" w15:restartNumberingAfterBreak="0">
+    <w:nsid w:val="5A6F17FC"/>
+    <w:multiLevelType w:val="hybridMultilevel"/>
+    <w:tmpl w:val="904E6734"/>
+    <w:lvl w:ilvl="0" w:tplc="04090001">
+      <w:start w:val="1"/>
+      <w:numFmt w:val="bullet"/>
+      <w:lvlText w:val=""/>
+      <w:lvlJc w:val="left"/>
+      <w:pPr>
+        <w:ind w:left="720" w:hanging="360"/>
+      </w:pPr>
+      <w:rPr>
+        <w:rFonts w:ascii="Symbol" w:hAnsi="Symbol" w:hint="default"/>
+      </w:rPr>
+    </w:lvl>
+    <w:lvl w:ilvl="1" w:tplc="04090003" w:tentative="1">
+      <w:start w:val="1"/>
+      <w:numFmt w:val="bullet"/>
+      <w:lvlText w:val="o"/>
+      <w:lvlJc w:val="left"/>
+      <w:pPr>
+        <w:ind w:left="1440" w:hanging="360"/>
+      </w:pPr>
+      <w:rPr>
+        <w:rFonts w:ascii="Courier New" w:hAnsi="Courier New" w:cs="Courier New" w:hint="default"/>
+      </w:rPr>
+    </w:lvl>
+    <w:lvl w:ilvl="2" w:tplc="04090005" w:tentative="1">
+      <w:start w:val="1"/>
+      <w:numFmt w:val="bullet"/>
+      <w:lvlText w:val=""/>
+      <w:lvlJc w:val="left"/>
+      <w:pPr>
+        <w:ind w:left="2160" w:hanging="360"/>
+      </w:pPr>
+      <w:rPr>
+        <w:rFonts w:ascii="Wingdings" w:hAnsi="Wingdings" w:hint="default"/>
+      </w:rPr>
+    </w:lvl>
+    <w:lvl w:ilvl="3" w:tplc="04090001" w:tentative="1">
+      <w:start w:val="1"/>
+      <w:numFmt w:val="bullet"/>
+      <w:lvlText w:val=""/>
+      <w:lvlJc w:val="left"/>
+      <w:pPr>
+        <w:ind w:left="2880" w:hanging="360"/>
+      </w:pPr>
+      <w:rPr>
+        <w:rFonts w:ascii="Symbol" w:hAnsi="Symbol" w:hint="default"/>
+      </w:rPr>
+    </w:lvl>
+    <w:lvl w:ilvl="4" w:tplc="04090003" w:tentative="1">
+      <w:start w:val="1"/>
+      <w:numFmt w:val="bullet"/>
+      <w:lvlText w:val="o"/>
+      <w:lvlJc w:val="left"/>
+      <w:pPr>
+        <w:ind w:left="3600" w:hanging="360"/>
+      </w:pPr>
+      <w:rPr>
+        <w:rFonts w:ascii="Courier New" w:hAnsi="Courier New" w:cs="Courier New" w:hint="default"/>
+      </w:rPr>
+    </w:lvl>
+    <w:lvl w:ilvl="5" w:tplc="04090005" w:tentative="1">
+      <w:start w:val="1"/>
+      <w:numFmt w:val="bullet"/>
+      <w:lvlText w:val=""/>
+      <w:lvlJc w:val="left"/>
+      <w:pPr>
+        <w:ind w:left="4320" w:hanging="360"/>
+      </w:pPr>
+      <w:rPr>
+        <w:rFonts w:ascii="Wingdings" w:hAnsi="Wingdings" w:hint="default"/>
+      </w:rPr>
+    </w:lvl>
+    <w:lvl w:ilvl="6" w:tplc="04090001" w:tentative="1">
+      <w:start w:val="1"/>
+      <w:numFmt w:val="bullet"/>
+      <w:lvlText w:val=""/>
+      <w:lvlJc w:val="left"/>
+      <w:pPr>
+        <w:ind w:left="5040" w:hanging="360"/>
+      </w:pPr>
+      <w:rPr>
+        <w:rFonts w:ascii="Symbol" w:hAnsi="Symbol" w:hint="default"/>
+      </w:rPr>
+    </w:lvl>
+    <w:lvl w:ilvl="7" w:tplc="04090003" w:tentative="1">
+      <w:start w:val="1"/>
+      <w:numFmt w:val="bullet"/>
+      <w:lvlText w:val="o"/>
+      <w:lvlJc w:val="left"/>
+      <w:pPr>
+        <w:ind w:left="5760" w:hanging="360"/>
+      </w:pPr>
+      <w:rPr>
+        <w:rFonts w:ascii="Courier New" w:hAnsi="Courier New" w:cs="Courier New" w:hint="default"/>
+      </w:rPr>
+    </w:lvl>
+    <w:lvl w:ilvl="8" w:tplc="04090005" w:tentative="1">
+      <w:start w:val="1"/>
+      <w:numFmt w:val="bullet"/>
+      <w:lvlText w:val=""/>
+      <w:lvlJc w:val="left"/>
+      <w:pPr>
+        <w:ind w:left="6480" w:hanging="360"/>
+      </w:pPr>
+      <w:rPr>
+        <w:rFonts w:ascii="Wingdings" w:hAnsi="Wingdings" w:hint="default"/>
+      </w:rPr>
+    </w:lvl>
+  </w:abstractNum>
+  <w:abstractNum w:abstractNumId="45" w15:restartNumberingAfterBreak="0">
     <w:nsid w:val="5DBB2896"/>
     <w:multiLevelType w:val="hybridMultilevel"/>
     <w:tmpl w:val="46AED284"/>
@@ -13255,7 +13417,7 @@
       </w:rPr>
     </w:lvl>
   </w:abstractNum>
-  <w:abstractNum w:abstractNumId="41" w15:restartNumberingAfterBreak="0">
+  <w:abstractNum w:abstractNumId="46" w15:restartNumberingAfterBreak="0">
     <w:nsid w:val="5FA34611"/>
     <w:multiLevelType w:val="hybridMultilevel"/>
     <w:tmpl w:val="921E31F2"/>
@@ -13341,7 +13503,7 @@
       </w:pPr>
     </w:lvl>
   </w:abstractNum>
-  <w:abstractNum w:abstractNumId="42" w15:restartNumberingAfterBreak="0">
+  <w:abstractNum w:abstractNumId="47" w15:restartNumberingAfterBreak="0">
     <w:nsid w:val="61C80027"/>
     <w:multiLevelType w:val="hybridMultilevel"/>
     <w:tmpl w:val="3072FF50"/>
@@ -13454,7 +13616,7 @@
       </w:rPr>
     </w:lvl>
   </w:abstractNum>
-  <w:abstractNum w:abstractNumId="43" w15:restartNumberingAfterBreak="0">
+  <w:abstractNum w:abstractNumId="48" w15:restartNumberingAfterBreak="0">
     <w:nsid w:val="634C313B"/>
     <w:multiLevelType w:val="hybridMultilevel"/>
     <w:tmpl w:val="B750F484"/>
@@ -13567,7 +13729,7 @@
       </w:rPr>
     </w:lvl>
   </w:abstractNum>
-  <w:abstractNum w:abstractNumId="44" w15:restartNumberingAfterBreak="0">
+  <w:abstractNum w:abstractNumId="49" w15:restartNumberingAfterBreak="0">
     <w:nsid w:val="63976132"/>
     <w:multiLevelType w:val="hybridMultilevel"/>
     <w:tmpl w:val="F6BE6EAC"/>
@@ -13680,7 +13842,7 @@
       </w:rPr>
     </w:lvl>
   </w:abstractNum>
-  <w:abstractNum w:abstractNumId="45" w15:restartNumberingAfterBreak="0">
+  <w:abstractNum w:abstractNumId="50" w15:restartNumberingAfterBreak="0">
     <w:nsid w:val="64805B21"/>
     <w:multiLevelType w:val="multilevel"/>
     <w:tmpl w:val="E5CC7B2E"/>
@@ -13826,7 +13988,7 @@
       </w:rPr>
     </w:lvl>
   </w:abstractNum>
-  <w:abstractNum w:abstractNumId="46" w15:restartNumberingAfterBreak="0">
+  <w:abstractNum w:abstractNumId="51" w15:restartNumberingAfterBreak="0">
     <w:nsid w:val="64915600"/>
     <w:multiLevelType w:val="hybridMultilevel"/>
     <w:tmpl w:val="175CA976"/>
@@ -13939,7 +14101,96 @@
       </w:rPr>
     </w:lvl>
   </w:abstractNum>
-  <w:abstractNum w:abstractNumId="47" w15:restartNumberingAfterBreak="0">
+  <w:abstractNum w:abstractNumId="52" w15:restartNumberingAfterBreak="0">
+    <w:nsid w:val="65792B17"/>
+    <w:multiLevelType w:val="hybridMultilevel"/>
+    <w:tmpl w:val="BB5405F0"/>
+    <w:lvl w:ilvl="0" w:tplc="0409000F">
+      <w:start w:val="1"/>
+      <w:numFmt w:val="decimal"/>
+      <w:lvlText w:val="%1."/>
+      <w:lvlJc w:val="left"/>
+      <w:pPr>
+        <w:ind w:left="720" w:hanging="360"/>
+      </w:pPr>
+    </w:lvl>
+    <w:lvl w:ilvl="1" w:tplc="04090003">
+      <w:start w:val="1"/>
+      <w:numFmt w:val="bullet"/>
+      <w:lvlText w:val="o"/>
+      <w:lvlJc w:val="left"/>
+      <w:pPr>
+        <w:ind w:left="1440" w:hanging="360"/>
+      </w:pPr>
+      <w:rPr>
+        <w:rFonts w:ascii="Courier New" w:hAnsi="Courier New" w:cs="Courier New" w:hint="default"/>
+      </w:rPr>
+    </w:lvl>
+    <w:lvl w:ilvl="2" w:tplc="0409001B" w:tentative="1">
+      <w:start w:val="1"/>
+      <w:numFmt w:val="lowerRoman"/>
+      <w:lvlText w:val="%3."/>
+      <w:lvlJc w:val="right"/>
+      <w:pPr>
+        <w:ind w:left="2160" w:hanging="180"/>
+      </w:pPr>
+    </w:lvl>
+    <w:lvl w:ilvl="3" w:tplc="0409000F" w:tentative="1">
+      <w:start w:val="1"/>
+      <w:numFmt w:val="decimal"/>
+      <w:lvlText w:val="%4."/>
+      <w:lvlJc w:val="left"/>
+      <w:pPr>
+        <w:ind w:left="2880" w:hanging="360"/>
+      </w:pPr>
+    </w:lvl>
+    <w:lvl w:ilvl="4" w:tplc="04090019" w:tentative="1">
+      <w:start w:val="1"/>
+      <w:numFmt w:val="lowerLetter"/>
+      <w:lvlText w:val="%5."/>
+      <w:lvlJc w:val="left"/>
+      <w:pPr>
+        <w:ind w:left="3600" w:hanging="360"/>
+      </w:pPr>
+    </w:lvl>
+    <w:lvl w:ilvl="5" w:tplc="0409001B" w:tentative="1">
+      <w:start w:val="1"/>
+      <w:numFmt w:val="lowerRoman"/>
+      <w:lvlText w:val="%6."/>
+      <w:lvlJc w:val="right"/>
+      <w:pPr>
+        <w:ind w:left="4320" w:hanging="180"/>
+      </w:pPr>
+    </w:lvl>
+    <w:lvl w:ilvl="6" w:tplc="0409000F" w:tentative="1">
+      <w:start w:val="1"/>
+      <w:numFmt w:val="decimal"/>
+      <w:lvlText w:val="%7."/>
+      <w:lvlJc w:val="left"/>
+      <w:pPr>
+        <w:ind w:left="5040" w:hanging="360"/>
+      </w:pPr>
+    </w:lvl>
+    <w:lvl w:ilvl="7" w:tplc="04090019" w:tentative="1">
+      <w:start w:val="1"/>
+      <w:numFmt w:val="lowerLetter"/>
+      <w:lvlText w:val="%8."/>
+      <w:lvlJc w:val="left"/>
+      <w:pPr>
+        <w:ind w:left="5760" w:hanging="360"/>
+      </w:pPr>
+    </w:lvl>
+    <w:lvl w:ilvl="8" w:tplc="0409001B" w:tentative="1">
+      <w:start w:val="1"/>
+      <w:numFmt w:val="lowerRoman"/>
+      <w:lvlText w:val="%9."/>
+      <w:lvlJc w:val="right"/>
+      <w:pPr>
+        <w:ind w:left="6480" w:hanging="180"/>
+      </w:pPr>
+    </w:lvl>
+  </w:abstractNum>
+  <w:abstractNum w:abstractNumId="53" w15:restartNumberingAfterBreak="0">
     <w:nsid w:val="67074E28"/>
     <w:multiLevelType w:val="hybridMultilevel"/>
     <w:tmpl w:val="2F0E729C"/>
@@ -14052,7 +14303,7 @@
       </w:rPr>
     </w:lvl>
   </w:abstractNum>
-  <w:abstractNum w:abstractNumId="48" w15:restartNumberingAfterBreak="0">
+  <w:abstractNum w:abstractNumId="54" w15:restartNumberingAfterBreak="0">
     <w:nsid w:val="690C4319"/>
     <w:multiLevelType w:val="hybridMultilevel"/>
     <w:tmpl w:val="96720368"/>
@@ -14165,7 +14416,7 @@
       </w:rPr>
     </w:lvl>
   </w:abstractNum>
-  <w:abstractNum w:abstractNumId="49" w15:restartNumberingAfterBreak="0">
+  <w:abstractNum w:abstractNumId="55" w15:restartNumberingAfterBreak="0">
     <w:nsid w:val="710A5EB9"/>
     <w:multiLevelType w:val="multilevel"/>
     <w:tmpl w:val="59C40BC4"/>
@@ -14314,7 +14565,7 @@
       </w:rPr>
     </w:lvl>
   </w:abstractNum>
-  <w:abstractNum w:abstractNumId="50" w15:restartNumberingAfterBreak="0">
+  <w:abstractNum w:abstractNumId="56" w15:restartNumberingAfterBreak="0">
     <w:nsid w:val="750502D6"/>
     <w:multiLevelType w:val="hybridMultilevel"/>
     <w:tmpl w:val="E27AE442"/>
@@ -14400,7 +14651,120 @@
       </w:pPr>
     </w:lvl>
   </w:abstractNum>
-  <w:abstractNum w:abstractNumId="51" w15:restartNumberingAfterBreak="0">
+  <w:abstractNum w:abstractNumId="57" w15:restartNumberingAfterBreak="0">
+    <w:nsid w:val="76463F09"/>
+    <w:multiLevelType w:val="hybridMultilevel"/>
+    <w:tmpl w:val="A0B81E7A"/>
+    <w:lvl w:ilvl="0" w:tplc="04090001">
+      <w:start w:val="1"/>
+      <w:numFmt w:val="bullet"/>
+      <w:lvlText w:val=""/>
+      <w:lvlJc w:val="left"/>
+      <w:pPr>
+        <w:ind w:left="720" w:hanging="360"/>
+      </w:pPr>
+      <w:rPr>
+        <w:rFonts w:ascii="Symbol" w:hAnsi="Symbol" w:hint="default"/>
+      </w:rPr>
+    </w:lvl>
+    <w:lvl w:ilvl="1" w:tplc="04090003" w:tentative="1">
+      <w:start w:val="1"/>
+      <w:numFmt w:val="bullet"/>
+      <w:lvlText w:val="o"/>
+      <w:lvlJc w:val="left"/>
+      <w:pPr>
+        <w:ind w:left="1440" w:hanging="360"/>
+      </w:pPr>
+      <w:rPr>
+        <w:rFonts w:ascii="Courier New" w:hAnsi="Courier New" w:cs="Courier New" w:hint="default"/>
+      </w:rPr>
+    </w:lvl>
+    <w:lvl w:ilvl="2" w:tplc="04090005" w:tentative="1">
+      <w:start w:val="1"/>
+      <w:numFmt w:val="bullet"/>
+      <w:lvlText w:val=""/>
+      <w:lvlJc w:val="left"/>
+      <w:pPr>
+        <w:ind w:left="2160" w:hanging="360"/>
+      </w:pPr>
+      <w:rPr>
+        <w:rFonts w:ascii="Wingdings" w:hAnsi="Wingdings" w:hint="default"/>
+      </w:rPr>
+    </w:lvl>
+    <w:lvl w:ilvl="3" w:tplc="04090001" w:tentative="1">
+      <w:start w:val="1"/>
+      <w:numFmt w:val="bullet"/>
+      <w:lvlText w:val=""/>
+      <w:lvlJc w:val="left"/>
+      <w:pPr>
+        <w:ind w:left="2880" w:hanging="360"/>
+      </w:pPr>
+      <w:rPr>
+        <w:rFonts w:ascii="Symbol" w:hAnsi="Symbol" w:hint="default"/>
+      </w:rPr>
+    </w:lvl>
+    <w:lvl w:ilvl="4" w:tplc="04090003" w:tentative="1">
+      <w:start w:val="1"/>
+      <w:numFmt w:val="bullet"/>
+      <w:lvlText w:val="o"/>
+      <w:lvlJc w:val="left"/>
+      <w:pPr>
+        <w:ind w:left="3600" w:hanging="360"/>
+      </w:pPr>
+      <w:rPr>
+        <w:rFonts w:ascii="Courier New" w:hAnsi="Courier New" w:cs="Courier New" w:hint="default"/>
+      </w:rPr>
+    </w:lvl>
+    <w:lvl w:ilvl="5" w:tplc="04090005" w:tentative="1">
+      <w:start w:val="1"/>
+      <w:numFmt w:val="bullet"/>
+      <w:lvlText w:val=""/>
+      <w:lvlJc w:val="left"/>
+      <w:pPr>
+        <w:ind w:left="4320" w:hanging="360"/>
+      </w:pPr>
+      <w:rPr>
+        <w:rFonts w:ascii="Wingdings" w:hAnsi="Wingdings" w:hint="default"/>
+      </w:rPr>
+    </w:lvl>
+    <w:lvl w:ilvl="6" w:tplc="04090001" w:tentative="1">
+      <w:start w:val="1"/>
+      <w:numFmt w:val="bullet"/>
+      <w:lvlText w:val=""/>
+      <w:lvlJc w:val="left"/>
+      <w:pPr>
+        <w:ind w:left="5040" w:hanging="360"/>
+      </w:pPr>
+      <w:rPr>
+        <w:rFonts w:ascii="Symbol" w:hAnsi="Symbol" w:hint="default"/>
+      </w:rPr>
+    </w:lvl>
+    <w:lvl w:ilvl="7" w:tplc="04090003" w:tentative="1">
+      <w:start w:val="1"/>
+      <w:numFmt w:val="bullet"/>
+      <w:lvlText w:val="o"/>
+      <w:lvlJc w:val="left"/>
+      <w:pPr>
+        <w:ind w:left="5760" w:hanging="360"/>
+      </w:pPr>
+      <w:rPr>
+        <w:rFonts w:ascii="Courier New" w:hAnsi="Courier New" w:cs="Courier New" w:hint="default"/>
+      </w:rPr>
+    </w:lvl>
+    <w:lvl w:ilvl="8" w:tplc="04090005" w:tentative="1">
+      <w:start w:val="1"/>
+      <w:numFmt w:val="bullet"/>
+      <w:lvlText w:val=""/>
+      <w:lvlJc w:val="left"/>
+      <w:pPr>
+        <w:ind w:left="6480" w:hanging="360"/>
+      </w:pPr>
+      <w:rPr>
+        <w:rFonts w:ascii="Wingdings" w:hAnsi="Wingdings" w:hint="default"/>
+      </w:rPr>
+    </w:lvl>
+  </w:abstractNum>
+  <w:abstractNum w:abstractNumId="58" w15:restartNumberingAfterBreak="0">
     <w:nsid w:val="792C4E99"/>
     <w:multiLevelType w:val="hybridMultilevel"/>
     <w:tmpl w:val="14EABCCE"/>
@@ -14489,7 +14853,7 @@
       </w:pPr>
     </w:lvl>
   </w:abstractNum>
-  <w:abstractNum w:abstractNumId="52" w15:restartNumberingAfterBreak="0">
+  <w:abstractNum w:abstractNumId="59" w15:restartNumberingAfterBreak="0">
     <w:nsid w:val="796E3C38"/>
     <w:multiLevelType w:val="hybridMultilevel"/>
     <w:tmpl w:val="FE14CA7C"/>
@@ -14602,7 +14966,7 @@
       </w:rPr>
     </w:lvl>
   </w:abstractNum>
-  <w:abstractNum w:abstractNumId="53" w15:restartNumberingAfterBreak="0">
+  <w:abstractNum w:abstractNumId="60" w15:restartNumberingAfterBreak="0">
     <w:nsid w:val="7B857335"/>
     <w:multiLevelType w:val="hybridMultilevel"/>
     <w:tmpl w:val="A590F1DC"/>
@@ -14784,121 +15148,121 @@
     <w:abstractNumId w:val="2"/>
   </w:num>
   <w:num w:numId="7" w16cid:durableId="1137651956">
-    <w:abstractNumId w:val="45"/>
+    <w:abstractNumId w:val="50"/>
   </w:num>
   <w:num w:numId="8" w16cid:durableId="1469519384">
-    <w:abstractNumId w:val="18"/>
+    <w:abstractNumId w:val="21"/>
   </w:num>
   <w:num w:numId="9" w16cid:durableId="988486434">
+    <w:abstractNumId w:val="38"/>
+  </w:num>
+  <w:num w:numId="10" w16cid:durableId="1308047874">
+    <w:abstractNumId w:val="20"/>
+  </w:num>
+  <w:num w:numId="11" w16cid:durableId="1680817119">
+    <w:abstractNumId w:val="48"/>
+  </w:num>
+  <w:num w:numId="12" w16cid:durableId="1657032424">
     <w:abstractNumId w:val="34"/>
   </w:num>
-  <w:num w:numId="10" w16cid:durableId="1308047874">
-    <w:abstractNumId w:val="17"/>
-  </w:num>
-  <w:num w:numId="11" w16cid:durableId="1680817119">
-    <w:abstractNumId w:val="43"/>
-  </w:num>
-  <w:num w:numId="12" w16cid:durableId="1657032424">
-    <w:abstractNumId w:val="30"/>
-  </w:num>
   <w:num w:numId="13" w16cid:durableId="649864577">
-    <w:abstractNumId w:val="37"/>
+    <w:abstractNumId w:val="41"/>
   </w:num>
   <w:num w:numId="14" w16cid:durableId="1726565903">
-    <w:abstractNumId w:val="42"/>
+    <w:abstractNumId w:val="47"/>
   </w:num>
   <w:num w:numId="15" w16cid:durableId="291138803">
-    <w:abstractNumId w:val="48"/>
+    <w:abstractNumId w:val="54"/>
   </w:num>
   <w:num w:numId="16" w16cid:durableId="378406814">
-    <w:abstractNumId w:val="53"/>
+    <w:abstractNumId w:val="60"/>
   </w:num>
   <w:num w:numId="17" w16cid:durableId="1651863553">
-    <w:abstractNumId w:val="28"/>
+    <w:abstractNumId w:val="32"/>
   </w:num>
   <w:num w:numId="18" w16cid:durableId="226379165">
     <w:abstractNumId w:val="7"/>
   </w:num>
   <w:num w:numId="19" w16cid:durableId="1233077439">
-    <w:abstractNumId w:val="15"/>
+    <w:abstractNumId w:val="16"/>
   </w:num>
   <w:num w:numId="20" w16cid:durableId="1384676454">
-    <w:abstractNumId w:val="41"/>
+    <w:abstractNumId w:val="46"/>
   </w:num>
   <w:num w:numId="21" w16cid:durableId="1535535207">
-    <w:abstractNumId w:val="50"/>
+    <w:abstractNumId w:val="56"/>
   </w:num>
   <w:num w:numId="22" w16cid:durableId="974218683">
     <w:abstractNumId w:val="4"/>
   </w:num>
   <w:num w:numId="23" w16cid:durableId="811405244">
-    <w:abstractNumId w:val="16"/>
+    <w:abstractNumId w:val="18"/>
   </w:num>
   <w:num w:numId="24" w16cid:durableId="1968202110">
-    <w:abstractNumId w:val="40"/>
+    <w:abstractNumId w:val="45"/>
   </w:num>
   <w:num w:numId="25" w16cid:durableId="117116312">
     <w:abstractNumId w:val="8"/>
   </w:num>
   <w:num w:numId="26" w16cid:durableId="834959143">
-    <w:abstractNumId w:val="52"/>
+    <w:abstractNumId w:val="59"/>
   </w:num>
   <w:num w:numId="27" w16cid:durableId="1562981036">
+    <w:abstractNumId w:val="31"/>
+  </w:num>
+  <w:num w:numId="28" w16cid:durableId="1673607329">
+    <w:abstractNumId w:val="35"/>
+  </w:num>
+  <w:num w:numId="29" w16cid:durableId="963852183">
+    <w:abstractNumId w:val="42"/>
+  </w:num>
+  <w:num w:numId="30" w16cid:durableId="2009794409">
+    <w:abstractNumId w:val="37"/>
+  </w:num>
+  <w:num w:numId="31" w16cid:durableId="1987314705">
+    <w:abstractNumId w:val="49"/>
+  </w:num>
+  <w:num w:numId="32" w16cid:durableId="1824004607">
+    <w:abstractNumId w:val="51"/>
+  </w:num>
+  <w:num w:numId="33" w16cid:durableId="1772360895">
+    <w:abstractNumId w:val="40"/>
+  </w:num>
+  <w:num w:numId="34" w16cid:durableId="1434744324">
     <w:abstractNumId w:val="27"/>
   </w:num>
-  <w:num w:numId="28" w16cid:durableId="1673607329">
-    <w:abstractNumId w:val="31"/>
-  </w:num>
-  <w:num w:numId="29" w16cid:durableId="963852183">
-    <w:abstractNumId w:val="38"/>
-  </w:num>
-  <w:num w:numId="30" w16cid:durableId="2009794409">
-    <w:abstractNumId w:val="33"/>
-  </w:num>
-  <w:num w:numId="31" w16cid:durableId="1987314705">
-    <w:abstractNumId w:val="44"/>
-  </w:num>
-  <w:num w:numId="32" w16cid:durableId="1824004607">
-    <w:abstractNumId w:val="46"/>
-  </w:num>
-  <w:num w:numId="33" w16cid:durableId="1772360895">
-    <w:abstractNumId w:val="36"/>
-  </w:num>
-  <w:num w:numId="34" w16cid:durableId="1434744324">
-    <w:abstractNumId w:val="23"/>
-  </w:num>
   <w:num w:numId="35" w16cid:durableId="2024866083">
-    <w:abstractNumId w:val="47"/>
+    <w:abstractNumId w:val="53"/>
   </w:num>
   <w:num w:numId="36" w16cid:durableId="2006855178">
     <w:abstractNumId w:val="9"/>
   </w:num>
   <w:num w:numId="37" w16cid:durableId="878318313">
-    <w:abstractNumId w:val="24"/>
+    <w:abstractNumId w:val="28"/>
   </w:num>
   <w:num w:numId="38" w16cid:durableId="1843355151">
-    <w:abstractNumId w:val="25"/>
+    <w:abstractNumId w:val="29"/>
   </w:num>
   <w:num w:numId="39" w16cid:durableId="891304514">
-    <w:abstractNumId w:val="29"/>
+    <w:abstractNumId w:val="33"/>
   </w:num>
   <w:num w:numId="40" w16cid:durableId="1488745686">
-    <w:abstractNumId w:val="20"/>
+    <w:abstractNumId w:val="23"/>
   </w:num>
   <w:num w:numId="41" w16cid:durableId="261575900">
     <w:abstractNumId w:val="10"/>
   </w:num>
   <w:num w:numId="42" w16cid:durableId="1734422222">
-    <w:abstractNumId w:val="32"/>
+    <w:abstractNumId w:val="36"/>
   </w:num>
   <w:num w:numId="43" w16cid:durableId="1540555372">
-    <w:abstractNumId w:val="49"/>
+    <w:abstractNumId w:val="55"/>
   </w:num>
   <w:num w:numId="44" w16cid:durableId="136577369">
-    <w:abstractNumId w:val="11"/>
+    <w:abstractNumId w:val="12"/>
   </w:num>
   <w:num w:numId="45" w16cid:durableId="1142581606">
-    <w:abstractNumId w:val="39"/>
+    <w:abstractNumId w:val="43"/>
   </w:num>
   <w:num w:numId="46" w16cid:durableId="1160191040">
     <w:abstractNumId w:val="1"/>
@@ -14907,34 +15271,55 @@
     <w:abstractNumId w:val="3"/>
   </w:num>
   <w:num w:numId="48" w16cid:durableId="1512993573">
-    <w:abstractNumId w:val="26"/>
+    <w:abstractNumId w:val="30"/>
   </w:num>
   <w:num w:numId="49" w16cid:durableId="8604160">
     <w:abstractNumId w:val="5"/>
   </w:num>
   <w:num w:numId="50" w16cid:durableId="635069165">
-    <w:abstractNumId w:val="12"/>
+    <w:abstractNumId w:val="13"/>
   </w:num>
   <w:num w:numId="51" w16cid:durableId="989409384">
+    <w:abstractNumId w:val="15"/>
+  </w:num>
+  <w:num w:numId="52" w16cid:durableId="260332887">
+    <w:abstractNumId w:val="58"/>
+  </w:num>
+  <w:num w:numId="53" w16cid:durableId="755056438">
     <w:abstractNumId w:val="14"/>
   </w:num>
-  <w:num w:numId="52" w16cid:durableId="260332887">
-    <w:abstractNumId w:val="51"/>
+  <w:num w:numId="54" w16cid:durableId="260912829">
+    <w:abstractNumId w:val="26"/>
   </w:num>
-  <w:num w:numId="53" w16cid:durableId="755056438">
-    <w:abstractNumId w:val="13"/>
+  <w:num w:numId="55" w16cid:durableId="1580673731">
+    <w:abstractNumId w:val="25"/>
   </w:num>
-  <w:num w:numId="54" w16cid:durableId="260912829">
+  <w:num w:numId="56" w16cid:durableId="1003780315">
     <w:abstractNumId w:val="22"/>
   </w:num>
-  <w:num w:numId="55" w16cid:durableId="1580673731">
-    <w:abstractNumId w:val="21"/>
+  <w:num w:numId="57" w16cid:durableId="1042486044">
+    <w:abstractNumId w:val="39"/>
   </w:num>
-  <w:num w:numId="56" w16cid:durableId="1003780315">
+  <w:num w:numId="58" w16cid:durableId="2014647660">
+    <w:abstractNumId w:val="57"/>
+  </w:num>
+  <w:num w:numId="59" w16cid:durableId="912131360">
+    <w:abstractNumId w:val="44"/>
+  </w:num>
+  <w:num w:numId="60" w16cid:durableId="292248374">
+    <w:abstractNumId w:val="24"/>
+  </w:num>
+  <w:num w:numId="61" w16cid:durableId="709300402">
     <w:abstractNumId w:val="19"/>
   </w:num>
-  <w:num w:numId="57" w16cid:durableId="1042486044">
-    <w:abstractNumId w:val="35"/>
+  <w:num w:numId="62" w16cid:durableId="1557860830">
+    <w:abstractNumId w:val="17"/>
+  </w:num>
+  <w:num w:numId="63" w16cid:durableId="390730905">
+    <w:abstractNumId w:val="52"/>
+  </w:num>
+  <w:num w:numId="64" w16cid:durableId="1029574910">
+    <w:abstractNumId w:val="11"/>
   </w:num>
 </w:numbering>
 </file>
@@ -15293,24 +15678,22 @@
     <w:next w:val="Normal"/>
     <w:autoRedefine/>
     <w:qFormat/>
-    <w:rsid w:val="00CB50DB"/>
+    <w:rsid w:val="00901696"/>
     <w:pPr>
       <w:keepNext/>
       <w:numPr>
         <w:ilvl w:val="2"/>
         <w:numId w:val="6"/>
       </w:numPr>
-      <w:tabs>
-        <w:tab w:val="clear" w:pos="2700"/>
-        <w:tab w:val="num" w:pos="720"/>
-      </w:tabs>
       <w:spacing w:before="240" w:after="60"/>
-      <w:ind w:left="720"/>
       <w:outlineLvl w:val="2"/>
     </w:pPr>
     <w:rPr>
       <w:rFonts w:ascii="Palatino Linotype" w:hAnsi="Palatino Linotype"/>
+      <w:b/>
+      <w:bCs/>
       <w:sz w:val="28"/>
+      <w:lang w:val="en-CA" w:eastAsia="zh-CN"/>
     </w:rPr>
   </w:style>
   <w:style w:type="paragraph" w:styleId="Heading4">
@@ -15433,6 +15816,7 @@
   <w:style w:type="character" w:default="1" w:styleId="DefaultParagraphFont">
     <w:name w:val="Default Paragraph Font"/>
     <w:uiPriority w:val="1"/>
+    <w:semiHidden/>
     <w:unhideWhenUsed/>
   </w:style>
   <w:style w:type="table" w:default="1" w:styleId="TableNormal">

--- a/docs/Test-Plan-MarketSafe.docx
+++ b/docs/Test-Plan-MarketSafe.docx
@@ -105,7 +105,6 @@
                                 <w:color w:val="000000"/>
                               </w:rPr>
                             </w:pPr>
-                            <w:proofErr w:type="spellStart"/>
                             <w:r>
                               <w:rPr>
                                 <w:rFonts w:ascii="Calibri" w:hAnsi="Calibri" w:cs="Calibri"/>
@@ -117,7 +116,6 @@
                               </w:rPr>
                               <w:t>MarketSafe</w:t>
                             </w:r>
-                            <w:proofErr w:type="spellEnd"/>
                           </w:p>
                         </w:txbxContent>
                       </wps:txbx>
@@ -182,7 +180,6 @@
                           <w:color w:val="000000"/>
                         </w:rPr>
                       </w:pPr>
-                      <w:proofErr w:type="spellStart"/>
                       <w:r>
                         <w:rPr>
                           <w:rFonts w:ascii="Calibri" w:hAnsi="Calibri" w:cs="Calibri"/>
@@ -194,7 +191,6 @@
                         </w:rPr>
                         <w:t>MarketSafe</w:t>
                       </w:r>
-                      <w:proofErr w:type="spellEnd"/>
                     </w:p>
                   </w:txbxContent>
                 </v:textbox>
@@ -874,6 +870,107 @@
           </w:p>
         </w:tc>
       </w:tr>
+      <w:tr>
+        <w:tc>
+          <w:tcPr>
+            <w:tcW w:w="2334" w:type="dxa"/>
+          </w:tcPr>
+          <w:p>
+            <w:pPr>
+              <w:jc w:val="center"/>
+              <w:rPr>
+                <w:noProof/>
+                <w:color w:val="5B9BD5"/>
+              </w:rPr>
+            </w:pPr>
+            <w:r>
+              <w:rPr>
+                <w:noProof/>
+                <w:color w:val="5B9BD5"/>
+              </w:rPr>
+              <w:t>3.0</w:t>
+            </w:r>
+          </w:p>
+        </w:tc>
+        <w:tc>
+          <w:tcPr>
+            <w:tcW w:w="1645" w:type="dxa"/>
+          </w:tcPr>
+          <w:p>
+            <w:pPr>
+              <w:jc w:val="center"/>
+              <w:rPr>
+                <w:noProof/>
+                <w:color w:val="5B9BD5"/>
+              </w:rPr>
+            </w:pPr>
+            <w:r>
+              <w:rPr>
+                <w:noProof/>
+                <w:color w:val="5B9BD5"/>
+              </w:rPr>
+              <w:t>April 1</w:t>
+            </w:r>
+            <w:r>
+              <w:rPr>
+                <w:noProof/>
+                <w:color w:val="5B9BD5"/>
+                <w:vertAlign w:val="superscript"/>
+              </w:rPr>
+              <w:t>st</w:t>
+            </w:r>
+            <w:r>
+              <w:rPr>
+                <w:noProof/>
+                <w:color w:val="5B9BD5"/>
+              </w:rPr>
+              <w:t xml:space="preserve">, 2026 </w:t>
+            </w:r>
+          </w:p>
+        </w:tc>
+        <w:tc>
+          <w:tcPr>
+            <w:tcW w:w="2453" w:type="dxa"/>
+          </w:tcPr>
+          <w:p>
+            <w:pPr>
+              <w:jc w:val="center"/>
+              <w:rPr>
+                <w:noProof/>
+                <w:color w:val="5B9BD5"/>
+              </w:rPr>
+            </w:pPr>
+            <w:r>
+              <w:rPr>
+                <w:noProof/>
+                <w:color w:val="5B9BD5"/>
+              </w:rPr>
+              <w:t>Michael</w:t>
+            </w:r>
+          </w:p>
+        </w:tc>
+        <w:tc>
+          <w:tcPr>
+            <w:tcW w:w="2918" w:type="dxa"/>
+          </w:tcPr>
+          <w:p>
+            <w:pPr>
+              <w:jc w:val="center"/>
+              <w:rPr>
+                <w:noProof/>
+                <w:color w:val="5B9BD5"/>
+              </w:rPr>
+            </w:pPr>
+            <w:r>
+              <w:rPr>
+                <w:noProof/>
+                <w:color w:val="5B9BD5"/>
+              </w:rPr>
+              <w:t>Load Testing</w:t>
+            </w:r>
+          </w:p>
+        </w:tc>
+      </w:tr>
     </w:tbl>
     <w:p/>
     <w:p>
@@ -1119,7 +1216,7 @@
         <w:pStyle w:val="SGBulletLevel3"/>
         <w:numPr>
           <w:ilvl w:val="0"/>
-          <w:numId w:val="53"/>
+          <w:numId w:val="9"/>
         </w:numPr>
         <w:rPr>
           <w:rFonts w:ascii="Times New Roman" w:hAnsi="Times New Roman" w:cs="Times New Roman"/>
@@ -1154,7 +1251,7 @@
         <w:pStyle w:val="SGBulletLevel3"/>
         <w:numPr>
           <w:ilvl w:val="0"/>
-          <w:numId w:val="53"/>
+          <w:numId w:val="9"/>
         </w:numPr>
         <w:rPr>
           <w:rFonts w:ascii="Times New Roman" w:hAnsi="Times New Roman" w:cs="Times New Roman"/>
@@ -1189,7 +1286,7 @@
         <w:pStyle w:val="SGBulletLevel3"/>
         <w:numPr>
           <w:ilvl w:val="0"/>
-          <w:numId w:val="53"/>
+          <w:numId w:val="9"/>
         </w:numPr>
         <w:rPr>
           <w:rFonts w:ascii="Times New Roman" w:hAnsi="Times New Roman" w:cs="Times New Roman"/>
@@ -1224,7 +1321,7 @@
         <w:pStyle w:val="SGBulletLevel3"/>
         <w:numPr>
           <w:ilvl w:val="0"/>
-          <w:numId w:val="53"/>
+          <w:numId w:val="9"/>
         </w:numPr>
         <w:rPr>
           <w:rFonts w:ascii="Times New Roman" w:hAnsi="Times New Roman" w:cs="Times New Roman"/>
@@ -1354,7 +1451,7 @@
         <w:pStyle w:val="SGBulletLevel3"/>
         <w:numPr>
           <w:ilvl w:val="0"/>
-          <w:numId w:val="54"/>
+          <w:numId w:val="10"/>
         </w:numPr>
         <w:rPr>
           <w:rFonts w:ascii="Times New Roman" w:hAnsi="Times New Roman" w:cs="Times New Roman"/>
@@ -1386,7 +1483,7 @@
         <w:pStyle w:val="SGBulletLevel3"/>
         <w:numPr>
           <w:ilvl w:val="0"/>
-          <w:numId w:val="54"/>
+          <w:numId w:val="10"/>
         </w:numPr>
         <w:rPr>
           <w:rFonts w:ascii="Times New Roman" w:hAnsi="Times New Roman" w:cs="Times New Roman"/>
@@ -1418,7 +1515,7 @@
         <w:pStyle w:val="SGBulletLevel3"/>
         <w:numPr>
           <w:ilvl w:val="0"/>
-          <w:numId w:val="54"/>
+          <w:numId w:val="10"/>
         </w:numPr>
         <w:rPr>
           <w:rFonts w:ascii="Times New Roman" w:hAnsi="Times New Roman" w:cs="Times New Roman"/>
@@ -1542,7 +1639,7 @@
         <w:pStyle w:val="SGBulletLevel3"/>
         <w:numPr>
           <w:ilvl w:val="0"/>
-          <w:numId w:val="55"/>
+          <w:numId w:val="11"/>
         </w:numPr>
         <w:rPr>
           <w:rFonts w:ascii="Times New Roman" w:hAnsi="Times New Roman" w:cs="Times New Roman"/>
@@ -1574,7 +1671,7 @@
         <w:pStyle w:val="SGBulletLevel3"/>
         <w:numPr>
           <w:ilvl w:val="0"/>
-          <w:numId w:val="55"/>
+          <w:numId w:val="11"/>
         </w:numPr>
         <w:rPr>
           <w:rFonts w:ascii="Times New Roman" w:hAnsi="Times New Roman" w:cs="Times New Roman"/>
@@ -1688,7 +1785,7 @@
         <w:pStyle w:val="SGBulletLevel3"/>
         <w:numPr>
           <w:ilvl w:val="0"/>
-          <w:numId w:val="56"/>
+          <w:numId w:val="12"/>
         </w:numPr>
         <w:rPr>
           <w:rFonts w:ascii="Times New Roman" w:hAnsi="Times New Roman" w:cs="Times New Roman"/>
@@ -1720,7 +1817,7 @@
         <w:pStyle w:val="SGBulletLevel3"/>
         <w:numPr>
           <w:ilvl w:val="0"/>
-          <w:numId w:val="56"/>
+          <w:numId w:val="12"/>
         </w:numPr>
         <w:rPr>
           <w:rFonts w:ascii="Times New Roman" w:hAnsi="Times New Roman" w:cs="Times New Roman"/>
@@ -1752,7 +1849,7 @@
         <w:pStyle w:val="SGBulletLevel3"/>
         <w:numPr>
           <w:ilvl w:val="0"/>
-          <w:numId w:val="56"/>
+          <w:numId w:val="12"/>
         </w:numPr>
         <w:rPr>
           <w:rFonts w:ascii="Times New Roman" w:hAnsi="Times New Roman" w:cs="Times New Roman"/>
@@ -1784,7 +1881,7 @@
         <w:pStyle w:val="SGBulletLevel3"/>
         <w:numPr>
           <w:ilvl w:val="0"/>
-          <w:numId w:val="56"/>
+          <w:numId w:val="12"/>
         </w:numPr>
         <w:rPr>
           <w:rFonts w:ascii="Times New Roman" w:hAnsi="Times New Roman" w:cs="Times New Roman"/>
@@ -1816,7 +1913,7 @@
         <w:pStyle w:val="SGBulletLevel3"/>
         <w:numPr>
           <w:ilvl w:val="0"/>
-          <w:numId w:val="56"/>
+          <w:numId w:val="12"/>
         </w:numPr>
         <w:rPr>
           <w:rFonts w:ascii="Times New Roman" w:hAnsi="Times New Roman" w:cs="Times New Roman"/>
@@ -1940,7 +2037,7 @@
         <w:pStyle w:val="SGBulletLevel3"/>
         <w:numPr>
           <w:ilvl w:val="0"/>
-          <w:numId w:val="57"/>
+          <w:numId w:val="13"/>
         </w:numPr>
         <w:rPr>
           <w:rFonts w:ascii="Times New Roman" w:hAnsi="Times New Roman" w:cs="Times New Roman"/>
@@ -1972,7 +2069,7 @@
         <w:pStyle w:val="SGBulletLevel3"/>
         <w:numPr>
           <w:ilvl w:val="0"/>
-          <w:numId w:val="57"/>
+          <w:numId w:val="13"/>
         </w:numPr>
         <w:rPr>
           <w:rFonts w:ascii="Times New Roman" w:hAnsi="Times New Roman" w:cs="Times New Roman"/>
@@ -2004,7 +2101,7 @@
         <w:pStyle w:val="SGBulletLevel3"/>
         <w:numPr>
           <w:ilvl w:val="0"/>
-          <w:numId w:val="57"/>
+          <w:numId w:val="13"/>
         </w:numPr>
         <w:rPr>
           <w:rFonts w:ascii="Times New Roman" w:hAnsi="Times New Roman" w:cs="Times New Roman"/>
@@ -2139,7 +2236,7 @@
       <w:pPr>
         <w:numPr>
           <w:ilvl w:val="0"/>
-          <w:numId w:val="32"/>
+          <w:numId w:val="3"/>
         </w:numPr>
         <w:rPr>
           <w:b/>
@@ -2158,7 +2255,7 @@
       <w:pPr>
         <w:numPr>
           <w:ilvl w:val="0"/>
-          <w:numId w:val="32"/>
+          <w:numId w:val="3"/>
         </w:numPr>
         <w:rPr>
           <w:b/>
@@ -2184,7 +2281,7 @@
       <w:pPr>
         <w:numPr>
           <w:ilvl w:val="0"/>
-          <w:numId w:val="32"/>
+          <w:numId w:val="3"/>
         </w:numPr>
         <w:rPr>
           <w:b/>
@@ -2203,7 +2300,7 @@
       <w:pPr>
         <w:numPr>
           <w:ilvl w:val="0"/>
-          <w:numId w:val="32"/>
+          <w:numId w:val="3"/>
         </w:numPr>
         <w:rPr>
           <w:b/>
@@ -2222,7 +2319,7 @@
       <w:pPr>
         <w:numPr>
           <w:ilvl w:val="0"/>
-          <w:numId w:val="32"/>
+          <w:numId w:val="3"/>
         </w:numPr>
         <w:rPr>
           <w:b/>
@@ -2241,7 +2338,7 @@
       <w:pPr>
         <w:numPr>
           <w:ilvl w:val="0"/>
-          <w:numId w:val="32"/>
+          <w:numId w:val="3"/>
         </w:numPr>
         <w:rPr>
           <w:b/>
@@ -2260,7 +2357,7 @@
       <w:pPr>
         <w:numPr>
           <w:ilvl w:val="0"/>
-          <w:numId w:val="32"/>
+          <w:numId w:val="3"/>
         </w:numPr>
         <w:rPr>
           <w:b/>
@@ -3084,7 +3181,7 @@
         <w:pStyle w:val="ListParagraph"/>
         <w:numPr>
           <w:ilvl w:val="0"/>
-          <w:numId w:val="42"/>
+          <w:numId w:val="5"/>
         </w:numPr>
         <w:rPr>
           <w:rFonts w:ascii="Times New Roman" w:hAnsi="Times New Roman"/>
@@ -3108,7 +3205,7 @@
         <w:pStyle w:val="ListParagraph"/>
         <w:numPr>
           <w:ilvl w:val="1"/>
-          <w:numId w:val="42"/>
+          <w:numId w:val="5"/>
         </w:numPr>
         <w:rPr>
           <w:rFonts w:ascii="Times New Roman" w:hAnsi="Times New Roman"/>
@@ -3132,7 +3229,7 @@
         <w:pStyle w:val="ListParagraph"/>
         <w:numPr>
           <w:ilvl w:val="1"/>
-          <w:numId w:val="42"/>
+          <w:numId w:val="5"/>
         </w:numPr>
         <w:rPr>
           <w:rFonts w:ascii="Times New Roman" w:hAnsi="Times New Roman"/>
@@ -3156,7 +3253,7 @@
         <w:pStyle w:val="ListParagraph"/>
         <w:numPr>
           <w:ilvl w:val="0"/>
-          <w:numId w:val="42"/>
+          <w:numId w:val="5"/>
         </w:numPr>
         <w:rPr>
           <w:rFonts w:ascii="Times New Roman" w:hAnsi="Times New Roman"/>
@@ -3180,7 +3277,7 @@
         <w:pStyle w:val="ListParagraph"/>
         <w:numPr>
           <w:ilvl w:val="1"/>
-          <w:numId w:val="42"/>
+          <w:numId w:val="5"/>
         </w:numPr>
         <w:rPr>
           <w:rFonts w:ascii="Times New Roman" w:hAnsi="Times New Roman"/>
@@ -3204,7 +3301,7 @@
         <w:pStyle w:val="ListParagraph"/>
         <w:numPr>
           <w:ilvl w:val="1"/>
-          <w:numId w:val="42"/>
+          <w:numId w:val="5"/>
         </w:numPr>
         <w:rPr>
           <w:rFonts w:ascii="Times New Roman" w:hAnsi="Times New Roman"/>
@@ -3228,7 +3325,7 @@
         <w:pStyle w:val="ListParagraph"/>
         <w:numPr>
           <w:ilvl w:val="0"/>
-          <w:numId w:val="42"/>
+          <w:numId w:val="5"/>
         </w:numPr>
         <w:rPr>
           <w:rFonts w:ascii="Times New Roman" w:hAnsi="Times New Roman"/>
@@ -3252,7 +3349,7 @@
         <w:pStyle w:val="ListParagraph"/>
         <w:numPr>
           <w:ilvl w:val="1"/>
-          <w:numId w:val="42"/>
+          <w:numId w:val="5"/>
         </w:numPr>
         <w:rPr>
           <w:rFonts w:ascii="Times New Roman" w:hAnsi="Times New Roman"/>
@@ -3276,7 +3373,7 @@
         <w:pStyle w:val="ListParagraph"/>
         <w:numPr>
           <w:ilvl w:val="1"/>
-          <w:numId w:val="42"/>
+          <w:numId w:val="5"/>
         </w:numPr>
         <w:rPr>
           <w:rFonts w:ascii="Times New Roman" w:hAnsi="Times New Roman"/>
@@ -3300,7 +3397,7 @@
         <w:pStyle w:val="ListParagraph"/>
         <w:numPr>
           <w:ilvl w:val="0"/>
-          <w:numId w:val="42"/>
+          <w:numId w:val="5"/>
         </w:numPr>
         <w:rPr>
           <w:rFonts w:ascii="Times New Roman" w:hAnsi="Times New Roman"/>
@@ -3324,7 +3421,7 @@
         <w:pStyle w:val="ListParagraph"/>
         <w:numPr>
           <w:ilvl w:val="1"/>
-          <w:numId w:val="42"/>
+          <w:numId w:val="5"/>
         </w:numPr>
         <w:rPr>
           <w:rFonts w:ascii="Times New Roman" w:hAnsi="Times New Roman"/>
@@ -3348,7 +3445,7 @@
         <w:pStyle w:val="ListParagraph"/>
         <w:numPr>
           <w:ilvl w:val="1"/>
-          <w:numId w:val="42"/>
+          <w:numId w:val="5"/>
         </w:numPr>
         <w:rPr>
           <w:rFonts w:ascii="Times New Roman" w:hAnsi="Times New Roman"/>
@@ -3372,7 +3469,7 @@
         <w:pStyle w:val="ListParagraph"/>
         <w:numPr>
           <w:ilvl w:val="0"/>
-          <w:numId w:val="42"/>
+          <w:numId w:val="5"/>
         </w:numPr>
         <w:rPr>
           <w:rFonts w:ascii="Times New Roman" w:hAnsi="Times New Roman"/>
@@ -3396,7 +3493,7 @@
         <w:pStyle w:val="ListParagraph"/>
         <w:numPr>
           <w:ilvl w:val="1"/>
-          <w:numId w:val="42"/>
+          <w:numId w:val="5"/>
         </w:numPr>
         <w:rPr>
           <w:rFonts w:ascii="Times New Roman" w:hAnsi="Times New Roman"/>
@@ -3420,7 +3517,7 @@
         <w:pStyle w:val="ListParagraph"/>
         <w:numPr>
           <w:ilvl w:val="1"/>
-          <w:numId w:val="42"/>
+          <w:numId w:val="5"/>
         </w:numPr>
         <w:rPr>
           <w:rFonts w:ascii="Times New Roman" w:hAnsi="Times New Roman"/>
@@ -3453,7 +3550,7 @@
         <w:pStyle w:val="ListParagraph"/>
         <w:numPr>
           <w:ilvl w:val="0"/>
-          <w:numId w:val="42"/>
+          <w:numId w:val="5"/>
         </w:numPr>
         <w:rPr>
           <w:rFonts w:ascii="Times New Roman" w:hAnsi="Times New Roman"/>
@@ -3477,7 +3574,7 @@
         <w:pStyle w:val="ListParagraph"/>
         <w:numPr>
           <w:ilvl w:val="1"/>
-          <w:numId w:val="42"/>
+          <w:numId w:val="5"/>
         </w:numPr>
         <w:rPr>
           <w:rFonts w:ascii="Times New Roman" w:hAnsi="Times New Roman"/>
@@ -3501,7 +3598,7 @@
         <w:pStyle w:val="ListParagraph"/>
         <w:numPr>
           <w:ilvl w:val="1"/>
-          <w:numId w:val="42"/>
+          <w:numId w:val="5"/>
         </w:numPr>
         <w:rPr>
           <w:rFonts w:ascii="Times New Roman" w:hAnsi="Times New Roman"/>
@@ -3534,7 +3631,7 @@
         <w:pStyle w:val="ListParagraph"/>
         <w:numPr>
           <w:ilvl w:val="0"/>
-          <w:numId w:val="42"/>
+          <w:numId w:val="5"/>
         </w:numPr>
         <w:rPr>
           <w:rFonts w:ascii="Times New Roman" w:hAnsi="Times New Roman"/>
@@ -3558,7 +3655,7 @@
         <w:pStyle w:val="ListParagraph"/>
         <w:numPr>
           <w:ilvl w:val="1"/>
-          <w:numId w:val="42"/>
+          <w:numId w:val="5"/>
         </w:numPr>
         <w:rPr>
           <w:rFonts w:ascii="Times New Roman" w:hAnsi="Times New Roman"/>
@@ -3582,7 +3679,7 @@
         <w:pStyle w:val="ListParagraph"/>
         <w:numPr>
           <w:ilvl w:val="1"/>
-          <w:numId w:val="42"/>
+          <w:numId w:val="5"/>
         </w:numPr>
         <w:rPr>
           <w:rFonts w:ascii="Times New Roman" w:hAnsi="Times New Roman"/>
@@ -3893,7 +3990,7 @@
       <w:pPr>
         <w:numPr>
           <w:ilvl w:val="0"/>
-          <w:numId w:val="38"/>
+          <w:numId w:val="4"/>
         </w:numPr>
         <w:rPr>
           <w:b/>
@@ -3978,7 +4075,7 @@
       <w:pPr>
         <w:numPr>
           <w:ilvl w:val="0"/>
-          <w:numId w:val="38"/>
+          <w:numId w:val="4"/>
         </w:numPr>
         <w:rPr>
           <w:b/>
@@ -4053,7 +4150,7 @@
       <w:pPr>
         <w:numPr>
           <w:ilvl w:val="0"/>
-          <w:numId w:val="38"/>
+          <w:numId w:val="4"/>
         </w:numPr>
         <w:rPr>
           <w:b/>
@@ -4128,7 +4225,7 @@
       <w:pPr>
         <w:numPr>
           <w:ilvl w:val="0"/>
-          <w:numId w:val="38"/>
+          <w:numId w:val="4"/>
         </w:numPr>
         <w:rPr>
           <w:b/>
@@ -5253,7 +5350,7 @@
         <w:pStyle w:val="ListParagraph"/>
         <w:numPr>
           <w:ilvl w:val="0"/>
-          <w:numId w:val="58"/>
+          <w:numId w:val="14"/>
         </w:numPr>
         <w:rPr>
           <w:rFonts w:ascii="Times New Roman" w:hAnsi="Times New Roman"/>
@@ -5288,7 +5385,7 @@
         <w:pStyle w:val="ListParagraph"/>
         <w:numPr>
           <w:ilvl w:val="0"/>
-          <w:numId w:val="58"/>
+          <w:numId w:val="14"/>
         </w:numPr>
         <w:rPr>
           <w:rFonts w:ascii="Times New Roman" w:hAnsi="Times New Roman"/>
@@ -5323,7 +5420,7 @@
         <w:pStyle w:val="ListParagraph"/>
         <w:numPr>
           <w:ilvl w:val="0"/>
-          <w:numId w:val="58"/>
+          <w:numId w:val="14"/>
         </w:numPr>
         <w:rPr>
           <w:rFonts w:ascii="Times New Roman" w:hAnsi="Times New Roman"/>
@@ -5358,7 +5455,7 @@
         <w:pStyle w:val="ListParagraph"/>
         <w:numPr>
           <w:ilvl w:val="0"/>
-          <w:numId w:val="58"/>
+          <w:numId w:val="14"/>
         </w:numPr>
         <w:rPr>
           <w:rFonts w:ascii="Times New Roman" w:hAnsi="Times New Roman"/>
@@ -5393,7 +5490,7 @@
         <w:pStyle w:val="ListParagraph"/>
         <w:numPr>
           <w:ilvl w:val="0"/>
-          <w:numId w:val="58"/>
+          <w:numId w:val="14"/>
         </w:numPr>
         <w:rPr>
           <w:rFonts w:ascii="Times New Roman" w:hAnsi="Times New Roman"/>
@@ -5499,7 +5596,7 @@
         <w:pStyle w:val="ListParagraph"/>
         <w:numPr>
           <w:ilvl w:val="0"/>
-          <w:numId w:val="59"/>
+          <w:numId w:val="15"/>
         </w:numPr>
         <w:rPr>
           <w:rFonts w:ascii="Times New Roman" w:hAnsi="Times New Roman"/>
@@ -5534,7 +5631,7 @@
         <w:pStyle w:val="ListParagraph"/>
         <w:numPr>
           <w:ilvl w:val="0"/>
-          <w:numId w:val="59"/>
+          <w:numId w:val="15"/>
         </w:numPr>
         <w:rPr>
           <w:rFonts w:ascii="Times New Roman" w:hAnsi="Times New Roman"/>
@@ -5569,7 +5666,7 @@
         <w:pStyle w:val="ListParagraph"/>
         <w:numPr>
           <w:ilvl w:val="0"/>
-          <w:numId w:val="59"/>
+          <w:numId w:val="15"/>
         </w:numPr>
         <w:rPr>
           <w:rFonts w:ascii="Times New Roman" w:hAnsi="Times New Roman"/>
@@ -5604,7 +5701,7 @@
         <w:pStyle w:val="ListParagraph"/>
         <w:numPr>
           <w:ilvl w:val="0"/>
-          <w:numId w:val="59"/>
+          <w:numId w:val="15"/>
         </w:numPr>
         <w:rPr>
           <w:rFonts w:ascii="Times New Roman" w:hAnsi="Times New Roman"/>
@@ -5639,7 +5736,7 @@
         <w:pStyle w:val="ListParagraph"/>
         <w:numPr>
           <w:ilvl w:val="0"/>
-          <w:numId w:val="59"/>
+          <w:numId w:val="15"/>
         </w:numPr>
         <w:rPr>
           <w:rFonts w:ascii="Times New Roman" w:hAnsi="Times New Roman"/>
@@ -5751,7 +5848,7 @@
       <w:pPr>
         <w:numPr>
           <w:ilvl w:val="0"/>
-          <w:numId w:val="60"/>
+          <w:numId w:val="16"/>
         </w:numPr>
         <w:rPr>
           <w:color w:val="000000" w:themeColor="text1"/>
@@ -5772,7 +5869,7 @@
       <w:pPr>
         <w:numPr>
           <w:ilvl w:val="1"/>
-          <w:numId w:val="60"/>
+          <w:numId w:val="16"/>
         </w:numPr>
         <w:rPr>
           <w:color w:val="000000" w:themeColor="text1"/>
@@ -5811,7 +5908,7 @@
       <w:pPr>
         <w:numPr>
           <w:ilvl w:val="0"/>
-          <w:numId w:val="60"/>
+          <w:numId w:val="16"/>
         </w:numPr>
         <w:rPr>
           <w:color w:val="000000" w:themeColor="text1"/>
@@ -5832,7 +5929,7 @@
       <w:pPr>
         <w:numPr>
           <w:ilvl w:val="1"/>
-          <w:numId w:val="60"/>
+          <w:numId w:val="16"/>
         </w:numPr>
         <w:rPr>
           <w:color w:val="000000" w:themeColor="text1"/>
@@ -5853,7 +5950,7 @@
       <w:pPr>
         <w:numPr>
           <w:ilvl w:val="0"/>
-          <w:numId w:val="60"/>
+          <w:numId w:val="16"/>
         </w:numPr>
         <w:rPr>
           <w:color w:val="000000" w:themeColor="text1"/>
@@ -5874,7 +5971,7 @@
       <w:pPr>
         <w:numPr>
           <w:ilvl w:val="1"/>
-          <w:numId w:val="60"/>
+          <w:numId w:val="16"/>
         </w:numPr>
         <w:rPr>
           <w:color w:val="000000" w:themeColor="text1"/>
@@ -5931,7 +6028,7 @@
       <w:pPr>
         <w:numPr>
           <w:ilvl w:val="0"/>
-          <w:numId w:val="60"/>
+          <w:numId w:val="16"/>
         </w:numPr>
         <w:rPr>
           <w:color w:val="000000" w:themeColor="text1"/>
@@ -5952,7 +6049,7 @@
       <w:pPr>
         <w:numPr>
           <w:ilvl w:val="1"/>
-          <w:numId w:val="60"/>
+          <w:numId w:val="16"/>
         </w:numPr>
         <w:rPr>
           <w:color w:val="000000" w:themeColor="text1"/>
@@ -5973,7 +6070,7 @@
       <w:pPr>
         <w:numPr>
           <w:ilvl w:val="0"/>
-          <w:numId w:val="60"/>
+          <w:numId w:val="16"/>
         </w:numPr>
         <w:rPr>
           <w:color w:val="000000" w:themeColor="text1"/>
@@ -5994,7 +6091,7 @@
       <w:pPr>
         <w:numPr>
           <w:ilvl w:val="1"/>
-          <w:numId w:val="60"/>
+          <w:numId w:val="16"/>
         </w:numPr>
         <w:rPr>
           <w:color w:val="000000" w:themeColor="text1"/>
@@ -6053,7 +6150,7 @@
         <w:pStyle w:val="ListParagraph"/>
         <w:numPr>
           <w:ilvl w:val="0"/>
-          <w:numId w:val="61"/>
+          <w:numId w:val="17"/>
         </w:numPr>
         <w:rPr>
           <w:rFonts w:ascii="Times New Roman" w:eastAsia="SimSun" w:hAnsi="Times New Roman"/>
@@ -6077,7 +6174,7 @@
         <w:pStyle w:val="ListParagraph"/>
         <w:numPr>
           <w:ilvl w:val="1"/>
-          <w:numId w:val="61"/>
+          <w:numId w:val="17"/>
         </w:numPr>
         <w:rPr>
           <w:rFonts w:ascii="Times New Roman" w:eastAsia="SimSun" w:hAnsi="Times New Roman"/>
@@ -6123,7 +6220,7 @@
         <w:pStyle w:val="ListParagraph"/>
         <w:numPr>
           <w:ilvl w:val="0"/>
-          <w:numId w:val="61"/>
+          <w:numId w:val="17"/>
         </w:numPr>
         <w:rPr>
           <w:rFonts w:ascii="Times New Roman" w:eastAsia="SimSun" w:hAnsi="Times New Roman"/>
@@ -6147,7 +6244,7 @@
         <w:pStyle w:val="ListParagraph"/>
         <w:numPr>
           <w:ilvl w:val="1"/>
-          <w:numId w:val="61"/>
+          <w:numId w:val="17"/>
         </w:numPr>
         <w:rPr>
           <w:rFonts w:ascii="Times New Roman" w:eastAsia="SimSun" w:hAnsi="Times New Roman"/>
@@ -6171,7 +6268,7 @@
         <w:pStyle w:val="ListParagraph"/>
         <w:numPr>
           <w:ilvl w:val="0"/>
-          <w:numId w:val="61"/>
+          <w:numId w:val="17"/>
         </w:numPr>
         <w:rPr>
           <w:rFonts w:ascii="Times New Roman" w:eastAsia="SimSun" w:hAnsi="Times New Roman"/>
@@ -6195,7 +6292,7 @@
         <w:pStyle w:val="ListParagraph"/>
         <w:numPr>
           <w:ilvl w:val="1"/>
-          <w:numId w:val="61"/>
+          <w:numId w:val="17"/>
         </w:numPr>
         <w:rPr>
           <w:rFonts w:ascii="Times New Roman" w:eastAsia="SimSun" w:hAnsi="Times New Roman"/>
@@ -6219,7 +6316,7 @@
         <w:pStyle w:val="ListParagraph"/>
         <w:numPr>
           <w:ilvl w:val="0"/>
-          <w:numId w:val="61"/>
+          <w:numId w:val="17"/>
         </w:numPr>
         <w:rPr>
           <w:rFonts w:ascii="Times New Roman" w:eastAsia="SimSun" w:hAnsi="Times New Roman"/>
@@ -6243,7 +6340,7 @@
         <w:pStyle w:val="ListParagraph"/>
         <w:numPr>
           <w:ilvl w:val="1"/>
-          <w:numId w:val="61"/>
+          <w:numId w:val="17"/>
         </w:numPr>
         <w:rPr>
           <w:rFonts w:ascii="Times New Roman" w:eastAsia="SimSun" w:hAnsi="Times New Roman"/>
@@ -6288,7 +6385,7 @@
         <w:pStyle w:val="ListParagraph"/>
         <w:numPr>
           <w:ilvl w:val="0"/>
-          <w:numId w:val="62"/>
+          <w:numId w:val="18"/>
         </w:numPr>
         <w:rPr>
           <w:rFonts w:ascii="Times New Roman" w:hAnsi="Times New Roman"/>
@@ -6315,7 +6412,7 @@
         <w:pStyle w:val="ListParagraph"/>
         <w:numPr>
           <w:ilvl w:val="1"/>
-          <w:numId w:val="62"/>
+          <w:numId w:val="18"/>
         </w:numPr>
         <w:rPr>
           <w:rFonts w:ascii="Times New Roman" w:hAnsi="Times New Roman"/>
@@ -6363,7 +6460,7 @@
         <w:pStyle w:val="ListParagraph"/>
         <w:numPr>
           <w:ilvl w:val="0"/>
-          <w:numId w:val="62"/>
+          <w:numId w:val="18"/>
         </w:numPr>
         <w:rPr>
           <w:rFonts w:ascii="Times New Roman" w:hAnsi="Times New Roman"/>
@@ -6389,7 +6486,7 @@
         <w:pStyle w:val="ListParagraph"/>
         <w:numPr>
           <w:ilvl w:val="1"/>
-          <w:numId w:val="62"/>
+          <w:numId w:val="18"/>
         </w:numPr>
         <w:rPr>
           <w:rFonts w:ascii="Times New Roman" w:hAnsi="Times New Roman"/>
@@ -6415,7 +6512,7 @@
         <w:pStyle w:val="ListParagraph"/>
         <w:numPr>
           <w:ilvl w:val="0"/>
-          <w:numId w:val="62"/>
+          <w:numId w:val="18"/>
         </w:numPr>
         <w:rPr>
           <w:rFonts w:ascii="Times New Roman" w:hAnsi="Times New Roman"/>
@@ -6441,7 +6538,7 @@
         <w:pStyle w:val="ListParagraph"/>
         <w:numPr>
           <w:ilvl w:val="1"/>
-          <w:numId w:val="62"/>
+          <w:numId w:val="18"/>
         </w:numPr>
         <w:rPr>
           <w:rFonts w:ascii="Times New Roman" w:hAnsi="Times New Roman"/>
@@ -6488,7 +6585,7 @@
         <w:pStyle w:val="ListParagraph"/>
         <w:numPr>
           <w:ilvl w:val="0"/>
-          <w:numId w:val="63"/>
+          <w:numId w:val="19"/>
         </w:numPr>
         <w:rPr>
           <w:rFonts w:ascii="Times New Roman" w:hAnsi="Times New Roman"/>
@@ -6514,7 +6611,7 @@
         <w:pStyle w:val="ListParagraph"/>
         <w:numPr>
           <w:ilvl w:val="1"/>
-          <w:numId w:val="63"/>
+          <w:numId w:val="19"/>
         </w:numPr>
         <w:rPr>
           <w:rFonts w:ascii="Times New Roman" w:hAnsi="Times New Roman"/>
@@ -6562,7 +6659,7 @@
         <w:pStyle w:val="ListParagraph"/>
         <w:numPr>
           <w:ilvl w:val="0"/>
-          <w:numId w:val="63"/>
+          <w:numId w:val="19"/>
         </w:numPr>
         <w:rPr>
           <w:rFonts w:ascii="Times New Roman" w:hAnsi="Times New Roman"/>
@@ -6588,7 +6685,7 @@
         <w:pStyle w:val="ListParagraph"/>
         <w:numPr>
           <w:ilvl w:val="1"/>
-          <w:numId w:val="63"/>
+          <w:numId w:val="19"/>
         </w:numPr>
         <w:rPr>
           <w:rFonts w:ascii="Times New Roman" w:hAnsi="Times New Roman"/>
@@ -6614,7 +6711,7 @@
         <w:pStyle w:val="ListParagraph"/>
         <w:numPr>
           <w:ilvl w:val="0"/>
-          <w:numId w:val="63"/>
+          <w:numId w:val="19"/>
         </w:numPr>
         <w:rPr>
           <w:rFonts w:ascii="Times New Roman" w:hAnsi="Times New Roman"/>
@@ -6640,7 +6737,7 @@
         <w:pStyle w:val="ListParagraph"/>
         <w:numPr>
           <w:ilvl w:val="1"/>
-          <w:numId w:val="63"/>
+          <w:numId w:val="19"/>
         </w:numPr>
         <w:rPr>
           <w:rFonts w:ascii="Times New Roman" w:hAnsi="Times New Roman"/>
@@ -6666,7 +6763,7 @@
         <w:pStyle w:val="ListParagraph"/>
         <w:numPr>
           <w:ilvl w:val="0"/>
-          <w:numId w:val="63"/>
+          <w:numId w:val="19"/>
         </w:numPr>
         <w:rPr>
           <w:rFonts w:ascii="Times New Roman" w:hAnsi="Times New Roman"/>
@@ -6692,7 +6789,7 @@
         <w:pStyle w:val="ListParagraph"/>
         <w:numPr>
           <w:ilvl w:val="1"/>
-          <w:numId w:val="63"/>
+          <w:numId w:val="19"/>
         </w:numPr>
         <w:rPr>
           <w:rFonts w:ascii="Times New Roman" w:hAnsi="Times New Roman"/>
@@ -6718,7 +6815,7 @@
         <w:pStyle w:val="ListParagraph"/>
         <w:numPr>
           <w:ilvl w:val="0"/>
-          <w:numId w:val="63"/>
+          <w:numId w:val="19"/>
         </w:numPr>
         <w:rPr>
           <w:rFonts w:ascii="Times New Roman" w:hAnsi="Times New Roman"/>
@@ -6744,7 +6841,7 @@
         <w:pStyle w:val="ListParagraph"/>
         <w:numPr>
           <w:ilvl w:val="1"/>
-          <w:numId w:val="63"/>
+          <w:numId w:val="19"/>
         </w:numPr>
         <w:rPr>
           <w:rFonts w:ascii="Times New Roman" w:hAnsi="Times New Roman"/>
@@ -6770,7 +6867,7 @@
         <w:pStyle w:val="ListParagraph"/>
         <w:numPr>
           <w:ilvl w:val="0"/>
-          <w:numId w:val="63"/>
+          <w:numId w:val="19"/>
         </w:numPr>
         <w:rPr>
           <w:rFonts w:ascii="Times New Roman" w:hAnsi="Times New Roman"/>
@@ -6796,7 +6893,7 @@
         <w:pStyle w:val="ListParagraph"/>
         <w:numPr>
           <w:ilvl w:val="1"/>
-          <w:numId w:val="63"/>
+          <w:numId w:val="19"/>
         </w:numPr>
         <w:rPr>
           <w:rFonts w:ascii="Times New Roman" w:hAnsi="Times New Roman"/>
@@ -6843,7 +6940,7 @@
         <w:pStyle w:val="ListParagraph"/>
         <w:numPr>
           <w:ilvl w:val="0"/>
-          <w:numId w:val="64"/>
+          <w:numId w:val="20"/>
         </w:numPr>
         <w:rPr>
           <w:rFonts w:ascii="Times New Roman" w:hAnsi="Times New Roman"/>
@@ -6869,7 +6966,7 @@
         <w:pStyle w:val="ListParagraph"/>
         <w:numPr>
           <w:ilvl w:val="1"/>
-          <w:numId w:val="64"/>
+          <w:numId w:val="20"/>
         </w:numPr>
         <w:rPr>
           <w:rFonts w:ascii="Times New Roman" w:hAnsi="Times New Roman"/>
@@ -6917,7 +7014,7 @@
         <w:pStyle w:val="ListParagraph"/>
         <w:numPr>
           <w:ilvl w:val="0"/>
-          <w:numId w:val="64"/>
+          <w:numId w:val="20"/>
         </w:numPr>
         <w:rPr>
           <w:rFonts w:ascii="Times New Roman" w:hAnsi="Times New Roman"/>
@@ -6943,7 +7040,7 @@
         <w:pStyle w:val="ListParagraph"/>
         <w:numPr>
           <w:ilvl w:val="1"/>
-          <w:numId w:val="64"/>
+          <w:numId w:val="20"/>
         </w:numPr>
         <w:rPr>
           <w:rFonts w:ascii="Times New Roman" w:hAnsi="Times New Roman"/>
@@ -6970,7 +7067,7 @@
         <w:pStyle w:val="ListParagraph"/>
         <w:numPr>
           <w:ilvl w:val="0"/>
-          <w:numId w:val="64"/>
+          <w:numId w:val="20"/>
         </w:numPr>
         <w:rPr>
           <w:rFonts w:ascii="Times New Roman" w:hAnsi="Times New Roman"/>
@@ -6996,7 +7093,7 @@
         <w:pStyle w:val="ListParagraph"/>
         <w:numPr>
           <w:ilvl w:val="1"/>
-          <w:numId w:val="64"/>
+          <w:numId w:val="20"/>
         </w:numPr>
         <w:rPr>
           <w:rFonts w:ascii="Times New Roman" w:hAnsi="Times New Roman"/>
@@ -7022,7 +7119,7 @@
         <w:pStyle w:val="ListParagraph"/>
         <w:numPr>
           <w:ilvl w:val="0"/>
-          <w:numId w:val="64"/>
+          <w:numId w:val="20"/>
         </w:numPr>
         <w:rPr>
           <w:rFonts w:ascii="Times New Roman" w:hAnsi="Times New Roman"/>
@@ -7048,7 +7145,7 @@
         <w:pStyle w:val="ListParagraph"/>
         <w:numPr>
           <w:ilvl w:val="1"/>
-          <w:numId w:val="64"/>
+          <w:numId w:val="20"/>
         </w:numPr>
         <w:rPr>
           <w:rFonts w:ascii="Times New Roman" w:hAnsi="Times New Roman"/>
@@ -7105,7 +7202,7 @@
       <w:pPr>
         <w:numPr>
           <w:ilvl w:val="0"/>
-          <w:numId w:val="43"/>
+          <w:numId w:val="6"/>
         </w:numPr>
         <w:rPr>
           <w:lang w:eastAsia="zh-CN"/>
@@ -7122,7 +7219,7 @@
       <w:pPr>
         <w:numPr>
           <w:ilvl w:val="0"/>
-          <w:numId w:val="43"/>
+          <w:numId w:val="6"/>
         </w:numPr>
         <w:rPr>
           <w:lang w:eastAsia="zh-CN"/>
@@ -7139,7 +7236,7 @@
       <w:pPr>
         <w:numPr>
           <w:ilvl w:val="0"/>
-          <w:numId w:val="43"/>
+          <w:numId w:val="6"/>
         </w:numPr>
         <w:rPr>
           <w:lang w:eastAsia="zh-CN"/>
@@ -7170,7 +7267,7 @@
       <w:pPr>
         <w:numPr>
           <w:ilvl w:val="0"/>
-          <w:numId w:val="43"/>
+          <w:numId w:val="6"/>
         </w:numPr>
         <w:rPr>
           <w:lang w:eastAsia="zh-CN"/>
@@ -7201,7 +7298,7 @@
       <w:pPr>
         <w:numPr>
           <w:ilvl w:val="0"/>
-          <w:numId w:val="43"/>
+          <w:numId w:val="6"/>
         </w:numPr>
         <w:rPr>
           <w:lang w:eastAsia="zh-CN"/>
@@ -7233,7 +7330,7 @@
       <w:pPr>
         <w:numPr>
           <w:ilvl w:val="0"/>
-          <w:numId w:val="44"/>
+          <w:numId w:val="7"/>
         </w:numPr>
         <w:rPr>
           <w:lang w:eastAsia="zh-CN"/>
@@ -7250,7 +7347,7 @@
       <w:pPr>
         <w:numPr>
           <w:ilvl w:val="0"/>
-          <w:numId w:val="44"/>
+          <w:numId w:val="7"/>
         </w:numPr>
         <w:rPr>
           <w:lang w:eastAsia="zh-CN"/>
@@ -7267,7 +7364,7 @@
       <w:pPr>
         <w:numPr>
           <w:ilvl w:val="0"/>
-          <w:numId w:val="44"/>
+          <w:numId w:val="7"/>
         </w:numPr>
         <w:rPr>
           <w:lang w:eastAsia="zh-CN"/>
@@ -7284,7 +7381,7 @@
       <w:pPr>
         <w:numPr>
           <w:ilvl w:val="0"/>
-          <w:numId w:val="44"/>
+          <w:numId w:val="7"/>
         </w:numPr>
         <w:rPr>
           <w:lang w:eastAsia="zh-CN"/>
@@ -7329,7 +7426,7 @@
       <w:pPr>
         <w:numPr>
           <w:ilvl w:val="0"/>
-          <w:numId w:val="44"/>
+          <w:numId w:val="7"/>
         </w:numPr>
         <w:rPr>
           <w:lang w:eastAsia="zh-CN"/>
@@ -7360,7 +7457,7 @@
       <w:pPr>
         <w:numPr>
           <w:ilvl w:val="0"/>
-          <w:numId w:val="44"/>
+          <w:numId w:val="7"/>
         </w:numPr>
         <w:rPr>
           <w:lang w:eastAsia="zh-CN"/>
@@ -7392,7 +7489,7 @@
       <w:pPr>
         <w:numPr>
           <w:ilvl w:val="0"/>
-          <w:numId w:val="45"/>
+          <w:numId w:val="8"/>
         </w:numPr>
         <w:rPr>
           <w:lang w:eastAsia="zh-CN"/>
@@ -7409,7 +7506,7 @@
       <w:pPr>
         <w:numPr>
           <w:ilvl w:val="0"/>
-          <w:numId w:val="45"/>
+          <w:numId w:val="8"/>
         </w:numPr>
         <w:rPr>
           <w:lang w:eastAsia="zh-CN"/>
@@ -7451,60 +7548,437 @@
     <w:p>
       <w:pPr>
         <w:rPr>
+          <w:lang w:val="en-CA" w:eastAsia="zh-CN"/>
+        </w:rPr>
+      </w:pPr>
+      <w:hyperlink r:id="rId12" w:history="1">
+        <w:r>
+          <w:rPr>
+            <w:rStyle w:val="Hyperlink"/>
+            <w:lang w:val="en-CA" w:eastAsia="zh-CN"/>
+          </w:rPr>
+          <w:t>https://github.com/MarketSafe-4350/MarketSafe/tree/main/server/tests/mutation_tests</w:t>
+        </w:r>
+      </w:hyperlink>
+    </w:p>
+    <w:p>
+      <w:pPr>
+        <w:rPr>
+          <w:lang w:val="en-CA" w:eastAsia="zh-CN"/>
+        </w:rPr>
+      </w:pPr>
+    </w:p>
+    <w:p>
+      <w:pPr>
+        <w:rPr>
+          <w:lang w:val="en-CA" w:eastAsia="zh-CN"/>
+        </w:rPr>
+      </w:pPr>
+      <w:r>
+        <w:rPr>
+          <w:lang w:val="en-CA" w:eastAsia="zh-CN"/>
+        </w:rPr>
+        <w:t xml:space="preserve">For mutation testing we are using </w:t>
+      </w:r>
+      <w:r>
+        <w:rPr>
+          <w:lang w:val="en-CA" w:eastAsia="zh-CN"/>
+        </w:rPr>
+        <w:t xml:space="preserve">the </w:t>
+      </w:r>
+      <w:r>
+        <w:rPr>
+          <w:lang w:val="en-CA" w:eastAsia="zh-CN"/>
+        </w:rPr>
+        <w:t>‘</w:t>
+      </w:r>
+      <w:r>
+        <w:rPr>
+          <w:lang w:val="en-CA" w:eastAsia="zh-CN"/>
+        </w:rPr>
+        <w:t>C</w:t>
+      </w:r>
+      <w:r>
+        <w:rPr>
+          <w:lang w:val="en-CA" w:eastAsia="zh-CN"/>
+        </w:rPr>
+        <w:t xml:space="preserve">osmic-Ray’ </w:t>
+      </w:r>
+      <w:r>
+        <w:rPr>
+          <w:lang w:val="en-CA" w:eastAsia="zh-CN"/>
+        </w:rPr>
+        <w:t xml:space="preserve">framework </w:t>
+      </w:r>
+      <w:r>
+        <w:rPr>
+          <w:lang w:val="en-CA" w:eastAsia="zh-CN"/>
+        </w:rPr>
+        <w:t xml:space="preserve">to run our mutation tests. We chose </w:t>
+      </w:r>
+      <w:r>
+        <w:t>Cosmic-Ray</w:t>
+      </w:r>
+      <w:r>
+        <w:rPr>
+          <w:lang w:val="en-CA" w:eastAsia="zh-CN"/>
+        </w:rPr>
+        <w:t xml:space="preserve"> </w:t>
+      </w:r>
+      <w:r>
+        <w:rPr>
+          <w:lang w:val="en-CA" w:eastAsia="zh-CN"/>
+        </w:rPr>
+        <w:t xml:space="preserve">as it is one of the leading packages available for mutation testing python systems. Further, </w:t>
+      </w:r>
+      <w:r>
+        <w:t>Cosmic-Ray</w:t>
+      </w:r>
+      <w:r>
+        <w:rPr>
+          <w:lang w:val="en-CA" w:eastAsia="zh-CN"/>
+        </w:rPr>
+        <w:t xml:space="preserve"> </w:t>
+      </w:r>
+      <w:r>
+        <w:rPr>
+          <w:lang w:val="en-CA" w:eastAsia="zh-CN"/>
+        </w:rPr>
+        <w:t>integrates well with ‘</w:t>
+      </w:r>
+      <w:proofErr w:type="spellStart"/>
+      <w:r>
+        <w:rPr>
+          <w:lang w:val="en-CA" w:eastAsia="zh-CN"/>
+        </w:rPr>
+        <w:t>unittest</w:t>
+      </w:r>
+      <w:proofErr w:type="spellEnd"/>
+      <w:r>
+        <w:rPr>
+          <w:lang w:val="en-CA" w:eastAsia="zh-CN"/>
+        </w:rPr>
+        <w:t xml:space="preserve">’ which is the testing framework we have chosen for </w:t>
+      </w:r>
+      <w:r>
+        <w:rPr>
+          <w:lang w:val="en-CA" w:eastAsia="zh-CN"/>
+        </w:rPr>
+        <w:t>our</w:t>
+      </w:r>
+      <w:r>
+        <w:rPr>
+          <w:lang w:val="en-CA" w:eastAsia="zh-CN"/>
+        </w:rPr>
+        <w:t xml:space="preserve"> system</w:t>
+      </w:r>
+      <w:r>
+        <w:rPr>
+          <w:lang w:val="en-CA" w:eastAsia="zh-CN"/>
+        </w:rPr>
+        <w:t xml:space="preserve">. </w:t>
+      </w:r>
+    </w:p>
+    <w:p>
+      <w:pPr>
+        <w:rPr>
+          <w:lang w:val="en-CA" w:eastAsia="zh-CN"/>
+        </w:rPr>
+      </w:pPr>
+    </w:p>
+    <w:p>
+      <w:r>
+        <w:t xml:space="preserve">To organize our testing, we separated mutation testing by feature. Each feature is associated with its own configuration file (e.g. </w:t>
+      </w:r>
+      <w:proofErr w:type="spellStart"/>
+      <w:r>
+        <w:t>feature_cosmic-ray.toml</w:t>
+      </w:r>
+      <w:proofErr w:type="spellEnd"/>
+      <w:r>
+        <w:t xml:space="preserve">), which specifies the exact files to be mutated. We chose to target individual files rather than entire directories to maintain precise </w:t>
+      </w:r>
+      <w:r>
+        <w:lastRenderedPageBreak/>
+        <w:t>control over the number of mutants generated per feature. This made it easier to track mutation coverage across features.</w:t>
+      </w:r>
+    </w:p>
+    <w:p>
+      <w:pPr>
+        <w:rPr>
+          <w:lang w:val="en-CA" w:eastAsia="zh-CN"/>
+        </w:rPr>
+      </w:pPr>
+    </w:p>
+    <w:p>
+      <w:r>
+        <w:rPr>
+          <w:lang w:val="en-CA" w:eastAsia="zh-CN"/>
+        </w:rPr>
+        <w:t xml:space="preserve">Mutation </w:t>
+      </w:r>
+      <w:r>
+        <w:rPr>
+          <w:lang w:val="en-CA" w:eastAsia="zh-CN"/>
+        </w:rPr>
+        <w:t>execution</w:t>
+      </w:r>
+      <w:r>
+        <w:rPr>
+          <w:lang w:val="en-CA" w:eastAsia="zh-CN"/>
+        </w:rPr>
+        <w:t xml:space="preserve"> is </w:t>
+      </w:r>
+      <w:r>
+        <w:rPr>
+          <w:lang w:val="en-CA" w:eastAsia="zh-CN"/>
+        </w:rPr>
+        <w:t>automated using</w:t>
+      </w:r>
+      <w:r>
+        <w:rPr>
+          <w:lang w:val="en-CA" w:eastAsia="zh-CN"/>
+        </w:rPr>
+        <w:t xml:space="preserve"> a python script </w:t>
+      </w:r>
+      <w:r>
+        <w:t xml:space="preserve">that invokes Cosmic-Ray via subprocess calls for each feature’s specific configuration file. Within this script, we apply several important configurations. </w:t>
+      </w:r>
+      <w:r>
+        <w:rPr>
+          <w:lang w:val="en-CA" w:eastAsia="zh-CN"/>
+        </w:rPr>
+        <w:t xml:space="preserve">First, </w:t>
+      </w:r>
+      <w:r>
+        <w:t>we</w:t>
+      </w:r>
+      <w:r>
+        <w:t xml:space="preserve"> reinitialize the Cosmic-Ray session before mutating each feature to ensure that previously generated mutants are not reused or retested.</w:t>
+      </w:r>
+      <w:r>
+        <w:rPr>
+          <w:lang w:val="en-CA" w:eastAsia="zh-CN"/>
+        </w:rPr>
+        <w:t xml:space="preserve"> Second, we use </w:t>
+      </w:r>
+      <w:r>
+        <w:rPr>
+          <w:lang w:val="en-CA" w:eastAsia="zh-CN"/>
+        </w:rPr>
+        <w:t>the</w:t>
+      </w:r>
+      <w:r>
+        <w:rPr>
+          <w:lang w:val="en-CA" w:eastAsia="zh-CN"/>
+        </w:rPr>
+        <w:t xml:space="preserve"> ‘</w:t>
+      </w:r>
+      <w:proofErr w:type="spellStart"/>
+      <w:r>
+        <w:rPr>
+          <w:lang w:val="en-CA" w:eastAsia="zh-CN"/>
+        </w:rPr>
+        <w:t>cr</w:t>
+      </w:r>
+      <w:proofErr w:type="spellEnd"/>
+      <w:r>
+        <w:rPr>
+          <w:lang w:val="en-CA" w:eastAsia="zh-CN"/>
+        </w:rPr>
+        <w:t xml:space="preserve">-pragma-filter’ </w:t>
+      </w:r>
+      <w:r>
+        <w:rPr>
+          <w:lang w:val="en-CA" w:eastAsia="zh-CN"/>
+        </w:rPr>
+        <w:t xml:space="preserve">feature </w:t>
+      </w:r>
+      <w:r>
+        <w:rPr>
+          <w:lang w:val="en-CA" w:eastAsia="zh-CN"/>
+        </w:rPr>
+        <w:t xml:space="preserve">which simply tells </w:t>
+      </w:r>
+      <w:r>
+        <w:t>Cosmic-Ray</w:t>
+      </w:r>
+      <w:r>
+        <w:rPr>
+          <w:lang w:val="en-CA" w:eastAsia="zh-CN"/>
+        </w:rPr>
+        <w:t xml:space="preserve"> </w:t>
+      </w:r>
+      <w:r>
+        <w:rPr>
+          <w:lang w:val="en-CA" w:eastAsia="zh-CN"/>
+        </w:rPr>
+        <w:t xml:space="preserve">to avoid mutating lines which contain the comment </w:t>
+      </w:r>
+      <w:r>
+        <w:rPr>
+          <w:lang w:val="en-CA" w:eastAsia="zh-CN"/>
+        </w:rPr>
+        <w:t>‘#</w:t>
+      </w:r>
+      <w:r>
+        <w:rPr>
+          <w:lang w:val="en-CA" w:eastAsia="zh-CN"/>
+        </w:rPr>
+        <w:t xml:space="preserve"> pragma: no mutate’. </w:t>
+      </w:r>
+      <w:r>
+        <w:t>This was necessary to prevent mutation of lines such as ‘@override’</w:t>
+      </w:r>
+      <w:r>
+        <w:t xml:space="preserve"> decorators</w:t>
+      </w:r>
+      <w:r>
+        <w:t xml:space="preserve">, where mutations would not be testable. After execution, Cosmic-Ray generates both .txt and HTML reports for each feature. The .txt reports allow for quick verification of mutation test result such as confirming 100% mutant kill rates, while the HTML reports provide a more detailed and visual breakdown of each mutation and its result. </w:t>
+      </w:r>
+    </w:p>
+    <w:p/>
+    <w:p>
+      <w:pPr>
+        <w:rPr>
+          <w:lang w:val="en-CA" w:eastAsia="zh-CN"/>
+        </w:rPr>
+      </w:pPr>
+      <w:r>
+        <w:rPr>
+          <w:lang w:val="en-CA" w:eastAsia="zh-CN"/>
+        </w:rPr>
+        <w:t>Each feature individually achieved a 100% mutation score, meaning all generated mutants were killed by the existing unit tests. In total we have 405 mutants successfully killed by our tests</w:t>
+      </w:r>
+      <w:r>
+        <w:rPr>
+          <w:lang w:val="en-CA" w:eastAsia="zh-CN"/>
+        </w:rPr>
+        <w:t>.</w:t>
+      </w:r>
+      <w:r>
+        <w:rPr>
+          <w:lang w:val="en-CA" w:eastAsia="zh-CN"/>
+        </w:rPr>
+        <w:t xml:space="preserve"> </w:t>
+      </w:r>
+    </w:p>
+    <w:p>
+      <w:pPr>
+        <w:rPr>
+          <w:lang w:val="en-CA" w:eastAsia="zh-CN"/>
+        </w:rPr>
+      </w:pPr>
+    </w:p>
+    <w:p>
+      <w:pPr>
+        <w:pStyle w:val="Heading2"/>
+        <w:rPr>
+          <w:rFonts w:ascii="Times New Roman" w:hAnsi="Times New Roman"/>
+          <w:noProof/>
+        </w:rPr>
+      </w:pPr>
+      <w:r>
+        <w:rPr>
+          <w:rFonts w:ascii="Times New Roman" w:hAnsi="Times New Roman"/>
+          <w:noProof/>
           <w:lang w:eastAsia="zh-CN"/>
         </w:rPr>
-      </w:pPr>
-    </w:p>
-    <w:p>
-      <w:pPr>
-        <w:rPr>
-          <w:lang w:val="en-CA" w:eastAsia="zh-CN"/>
-        </w:rPr>
-      </w:pPr>
-      <w:r>
-        <w:rPr>
-          <w:lang w:val="en-CA" w:eastAsia="zh-CN"/>
-        </w:rPr>
-        <w:t xml:space="preserve">For mutation testing we are using </w:t>
-      </w:r>
-      <w:r>
-        <w:rPr>
-          <w:lang w:val="en-CA" w:eastAsia="zh-CN"/>
-        </w:rPr>
-        <w:t xml:space="preserve">the </w:t>
-      </w:r>
-      <w:r>
-        <w:rPr>
-          <w:lang w:val="en-CA" w:eastAsia="zh-CN"/>
-        </w:rPr>
-        <w:t>‘</w:t>
-      </w:r>
-      <w:r>
-        <w:rPr>
-          <w:lang w:val="en-CA" w:eastAsia="zh-CN"/>
-        </w:rPr>
-        <w:t>C</w:t>
-      </w:r>
-      <w:r>
-        <w:rPr>
-          <w:lang w:val="en-CA" w:eastAsia="zh-CN"/>
-        </w:rPr>
-        <w:t xml:space="preserve">osmic-Ray’ </w:t>
-      </w:r>
-      <w:r>
-        <w:rPr>
-          <w:lang w:val="en-CA" w:eastAsia="zh-CN"/>
-        </w:rPr>
-        <w:t xml:space="preserve">framework </w:t>
-      </w:r>
-      <w:r>
-        <w:rPr>
-          <w:lang w:val="en-CA" w:eastAsia="zh-CN"/>
-        </w:rPr>
-        <w:t xml:space="preserve">to run our mutation tests. We chose </w:t>
-      </w:r>
-      <w:r>
-        <w:t>Cosmic-Ray</w:t>
+        <w:t>Loa</w:t>
+      </w:r>
+      <w:r>
+        <w:rPr>
+          <w:rFonts w:ascii="Times New Roman" w:hAnsi="Times New Roman"/>
+          <w:noProof/>
+          <w:lang w:eastAsia="zh-CN"/>
+        </w:rPr>
+        <w:t xml:space="preserve">d </w:t>
+      </w:r>
+      <w:r>
+        <w:rPr>
+          <w:rFonts w:ascii="Times New Roman" w:hAnsi="Times New Roman"/>
+          <w:noProof/>
+          <w:lang w:eastAsia="zh-CN"/>
+        </w:rPr>
+        <w:t>Testing</w:t>
+      </w:r>
+    </w:p>
+    <w:p>
+      <w:pPr>
+        <w:rPr>
+          <w:lang w:val="en-CA" w:eastAsia="zh-CN"/>
+        </w:rPr>
+      </w:pPr>
+      <w:hyperlink r:id="rId13" w:history="1">
+        <w:r>
+          <w:rPr>
+            <w:rStyle w:val="Hyperlink"/>
+            <w:lang w:val="en-CA" w:eastAsia="zh-CN"/>
+          </w:rPr>
+          <w:t>https://github.com/MarketSafe-4350/MarketSafe/tree/main/server/tests/load_testing</w:t>
+        </w:r>
+      </w:hyperlink>
+    </w:p>
+    <w:p>
+      <w:pPr>
+        <w:rPr>
+          <w:lang w:val="en-CA" w:eastAsia="zh-CN"/>
+        </w:rPr>
+      </w:pPr>
+    </w:p>
+    <w:p>
+      <w:pPr>
+        <w:rPr>
+          <w:lang w:val="en-CA" w:eastAsia="zh-CN"/>
+        </w:rPr>
+      </w:pPr>
+      <w:r>
+        <w:rPr>
+          <w:lang w:val="en-CA" w:eastAsia="zh-CN"/>
+        </w:rPr>
+        <w:t>For load testing, we are using the ‘Locust’ framework. Locust allows us to easily set up our load testing with a python script</w:t>
+      </w:r>
+      <w:r>
+        <w:rPr>
+          <w:lang w:val="en-CA" w:eastAsia="zh-CN"/>
+        </w:rPr>
+        <w:t xml:space="preserve">. </w:t>
+      </w:r>
+      <w:r>
+        <w:rPr>
+          <w:lang w:val="en-CA" w:eastAsia="zh-CN"/>
+        </w:rPr>
+        <w:t>In this python script, we</w:t>
+      </w:r>
+      <w:r>
+        <w:rPr>
+          <w:lang w:val="en-CA" w:eastAsia="zh-CN"/>
+        </w:rPr>
+        <w:t xml:space="preserve"> create</w:t>
+      </w:r>
+      <w:r>
+        <w:rPr>
+          <w:lang w:val="en-CA" w:eastAsia="zh-CN"/>
+        </w:rPr>
+        <w:t>d</w:t>
+      </w:r>
+      <w:r>
+        <w:rPr>
+          <w:lang w:val="en-CA" w:eastAsia="zh-CN"/>
+        </w:rPr>
+        <w:t xml:space="preserve"> ‘tasks’ </w:t>
+      </w:r>
+      <w:r>
+        <w:rPr>
+          <w:lang w:val="en-CA" w:eastAsia="zh-CN"/>
+        </w:rPr>
+        <w:t>for the simulated users to test</w:t>
+      </w:r>
+      <w:r>
+        <w:rPr>
+          <w:lang w:val="en-CA" w:eastAsia="zh-CN"/>
+        </w:rPr>
+        <w:t>. Locust also</w:t>
       </w:r>
       <w:r>
         <w:rPr>
@@ -7516,10 +7990,13 @@
         <w:rPr>
           <w:lang w:val="en-CA" w:eastAsia="zh-CN"/>
         </w:rPr>
-        <w:t xml:space="preserve">as it is one of the leading packages available for mutation testing python systems. Further, </w:t>
-      </w:r>
-      <w:r>
-        <w:t>Cosmic-Ray</w:t>
+        <w:t xml:space="preserve">opens a webpage directly from the command line which </w:t>
+      </w:r>
+      <w:r>
+        <w:rPr>
+          <w:lang w:val="en-CA" w:eastAsia="zh-CN"/>
+        </w:rPr>
+        <w:t>provides clear visualization of performance metrics such as</w:t>
       </w:r>
       <w:r>
         <w:rPr>
@@ -7531,33 +8008,99 @@
         <w:rPr>
           <w:lang w:val="en-CA" w:eastAsia="zh-CN"/>
         </w:rPr>
-        <w:t>integrates well with ‘</w:t>
-      </w:r>
-      <w:proofErr w:type="spellStart"/>
-      <w:r>
-        <w:rPr>
-          <w:lang w:val="en-CA" w:eastAsia="zh-CN"/>
-        </w:rPr>
-        <w:t>unittest</w:t>
-      </w:r>
-      <w:proofErr w:type="spellEnd"/>
-      <w:r>
-        <w:rPr>
-          <w:lang w:val="en-CA" w:eastAsia="zh-CN"/>
-        </w:rPr>
-        <w:t xml:space="preserve">’ which is the testing framework we have chosen for </w:t>
-      </w:r>
-      <w:r>
-        <w:rPr>
-          <w:lang w:val="en-CA" w:eastAsia="zh-CN"/>
-        </w:rPr>
-        <w:t>our</w:t>
-      </w:r>
-      <w:r>
-        <w:rPr>
-          <w:lang w:val="en-CA" w:eastAsia="zh-CN"/>
-        </w:rPr>
-        <w:t xml:space="preserve"> system</w:t>
+        <w:t>request rates, response times and fail rates.</w:t>
+      </w:r>
+    </w:p>
+    <w:p>
+      <w:pPr>
+        <w:rPr>
+          <w:lang w:val="en-CA" w:eastAsia="zh-CN"/>
+        </w:rPr>
+      </w:pPr>
+    </w:p>
+    <w:p>
+      <w:pPr>
+        <w:rPr>
+          <w:lang w:val="en-CA" w:eastAsia="zh-CN"/>
+        </w:rPr>
+      </w:pPr>
+      <w:r>
+        <w:rPr>
+          <w:lang w:val="en-CA" w:eastAsia="zh-CN"/>
+        </w:rPr>
+        <w:t xml:space="preserve">To ensure </w:t>
+      </w:r>
+      <w:r>
+        <w:rPr>
+          <w:lang w:val="en-CA" w:eastAsia="zh-CN"/>
+        </w:rPr>
+        <w:t>the system was</w:t>
+      </w:r>
+      <w:r>
+        <w:rPr>
+          <w:lang w:val="en-CA" w:eastAsia="zh-CN"/>
+        </w:rPr>
+        <w:t xml:space="preserve"> fully tested, we </w:t>
+      </w:r>
+      <w:r>
+        <w:rPr>
+          <w:lang w:val="en-CA" w:eastAsia="zh-CN"/>
+        </w:rPr>
+        <w:t xml:space="preserve">created </w:t>
+      </w:r>
+      <w:r>
+        <w:rPr>
+          <w:lang w:val="en-CA" w:eastAsia="zh-CN"/>
+        </w:rPr>
+        <w:t xml:space="preserve">a </w:t>
+      </w:r>
+      <w:r>
+        <w:rPr>
+          <w:lang w:val="en-CA" w:eastAsia="zh-CN"/>
+        </w:rPr>
+        <w:t xml:space="preserve">task for </w:t>
+      </w:r>
+      <w:r>
+        <w:rPr>
+          <w:lang w:val="en-CA" w:eastAsia="zh-CN"/>
+        </w:rPr>
+        <w:t>each</w:t>
+      </w:r>
+      <w:r>
+        <w:rPr>
+          <w:lang w:val="en-CA" w:eastAsia="zh-CN"/>
+        </w:rPr>
+        <w:t xml:space="preserve"> of our</w:t>
+      </w:r>
+      <w:r>
+        <w:rPr>
+          <w:lang w:val="en-CA" w:eastAsia="zh-CN"/>
+        </w:rPr>
+        <w:t xml:space="preserve"> </w:t>
+      </w:r>
+      <w:r>
+        <w:rPr>
+          <w:lang w:val="en-CA" w:eastAsia="zh-CN"/>
+        </w:rPr>
+        <w:t>API routes</w:t>
+      </w:r>
+      <w:r>
+        <w:rPr>
+          <w:lang w:val="en-CA" w:eastAsia="zh-CN"/>
+        </w:rPr>
+        <w:t xml:space="preserve">, </w:t>
+      </w:r>
+      <w:r>
+        <w:rPr>
+          <w:lang w:val="en-CA" w:eastAsia="zh-CN"/>
+        </w:rPr>
+        <w:t xml:space="preserve">surpassing </w:t>
+      </w:r>
+      <w:r>
+        <w:rPr>
+          <w:lang w:val="en-CA" w:eastAsia="zh-CN"/>
+        </w:rPr>
+        <w:t>the required two per feature</w:t>
       </w:r>
       <w:r>
         <w:rPr>
@@ -7565,126 +8108,47 @@
         </w:rPr>
         <w:t xml:space="preserve">. </w:t>
       </w:r>
-    </w:p>
-    <w:p>
-      <w:pPr>
-        <w:rPr>
-          <w:lang w:val="en-CA" w:eastAsia="zh-CN"/>
-        </w:rPr>
-      </w:pPr>
-    </w:p>
-    <w:p>
-      <w:r>
-        <w:t xml:space="preserve">To organize our testing, we separated mutation testing by feature. Each feature is associated with its own configuration file (e.g. </w:t>
-      </w:r>
-      <w:proofErr w:type="spellStart"/>
-      <w:r>
-        <w:t>feature_cosmic-ray.toml</w:t>
-      </w:r>
-      <w:proofErr w:type="spellEnd"/>
-      <w:r>
-        <w:t>), which specifies the exact files to be mutated. We chose to target individual files rather than entire directories to maintain precise control over the number of mutants generated per feature. This made it easier to track mutation coverage across features.</w:t>
-      </w:r>
-    </w:p>
-    <w:p>
-      <w:pPr>
-        <w:rPr>
-          <w:lang w:val="en-CA" w:eastAsia="zh-CN"/>
-        </w:rPr>
-      </w:pPr>
-    </w:p>
-    <w:p>
-      <w:r>
-        <w:rPr>
-          <w:lang w:val="en-CA" w:eastAsia="zh-CN"/>
-        </w:rPr>
-        <w:t xml:space="preserve">Mutation </w:t>
-      </w:r>
-      <w:r>
-        <w:rPr>
-          <w:lang w:val="en-CA" w:eastAsia="zh-CN"/>
-        </w:rPr>
-        <w:t>execution</w:t>
-      </w:r>
-      <w:r>
-        <w:rPr>
-          <w:lang w:val="en-CA" w:eastAsia="zh-CN"/>
-        </w:rPr>
-        <w:t xml:space="preserve"> is </w:t>
-      </w:r>
-      <w:r>
-        <w:rPr>
-          <w:lang w:val="en-CA" w:eastAsia="zh-CN"/>
-        </w:rPr>
-        <w:t>automated using</w:t>
-      </w:r>
-      <w:r>
-        <w:rPr>
-          <w:lang w:val="en-CA" w:eastAsia="zh-CN"/>
-        </w:rPr>
-        <w:t xml:space="preserve"> a python script </w:t>
-      </w:r>
-      <w:r>
-        <w:t xml:space="preserve">that invokes Cosmic-Ray via subprocess calls for each feature’s specific configuration file. Within this script, we apply several important configurations. </w:t>
-      </w:r>
-      <w:r>
-        <w:rPr>
-          <w:lang w:val="en-CA" w:eastAsia="zh-CN"/>
-        </w:rPr>
-        <w:t xml:space="preserve">First, </w:t>
-      </w:r>
-      <w:r>
-        <w:t>we</w:t>
-      </w:r>
-      <w:r>
-        <w:t xml:space="preserve"> reinitialize the Cosmic-Ray session before mutating each feature to ensure that previously generated mutants are not reused or retested.</w:t>
-      </w:r>
-      <w:r>
-        <w:rPr>
-          <w:lang w:val="en-CA" w:eastAsia="zh-CN"/>
-        </w:rPr>
-        <w:t xml:space="preserve"> Second, we use </w:t>
-      </w:r>
-      <w:r>
-        <w:rPr>
-          <w:lang w:val="en-CA" w:eastAsia="zh-CN"/>
-        </w:rPr>
-        <w:t>the</w:t>
-      </w:r>
-      <w:r>
-        <w:rPr>
-          <w:lang w:val="en-CA" w:eastAsia="zh-CN"/>
-        </w:rPr>
-        <w:t xml:space="preserve"> ‘</w:t>
-      </w:r>
-      <w:proofErr w:type="spellStart"/>
-      <w:r>
-        <w:rPr>
-          <w:lang w:val="en-CA" w:eastAsia="zh-CN"/>
-        </w:rPr>
-        <w:t>cr</w:t>
-      </w:r>
-      <w:proofErr w:type="spellEnd"/>
-      <w:r>
-        <w:rPr>
-          <w:lang w:val="en-CA" w:eastAsia="zh-CN"/>
-        </w:rPr>
-        <w:t xml:space="preserve">-pragma-filter’ </w:t>
-      </w:r>
-      <w:r>
-        <w:rPr>
-          <w:lang w:val="en-CA" w:eastAsia="zh-CN"/>
-        </w:rPr>
-        <w:t xml:space="preserve">feature </w:t>
-      </w:r>
-      <w:r>
-        <w:rPr>
-          <w:lang w:val="en-CA" w:eastAsia="zh-CN"/>
-        </w:rPr>
-        <w:t xml:space="preserve">which simply tells </w:t>
-      </w:r>
-      <w:r>
-        <w:t>Cosmic-Ray</w:t>
+      <w:r>
+        <w:rPr>
+          <w:lang w:val="en-CA" w:eastAsia="zh-CN"/>
+        </w:rPr>
+        <w:t xml:space="preserve">This ensures that all endpoints are covered during testing. </w:t>
+      </w:r>
+      <w:r>
+        <w:rPr>
+          <w:lang w:val="en-CA" w:eastAsia="zh-CN"/>
+        </w:rPr>
+        <w:t>To simulate real world us</w:t>
+      </w:r>
+      <w:r>
+        <w:rPr>
+          <w:lang w:val="en-CA" w:eastAsia="zh-CN"/>
+        </w:rPr>
+        <w:t>age</w:t>
+      </w:r>
+      <w:r>
+        <w:rPr>
+          <w:lang w:val="en-CA" w:eastAsia="zh-CN"/>
+        </w:rPr>
+        <w:t xml:space="preserve">, we assigned a </w:t>
+      </w:r>
+      <w:r>
+        <w:rPr>
+          <w:lang w:val="en-CA" w:eastAsia="zh-CN"/>
+        </w:rPr>
+        <w:t>weight</w:t>
+      </w:r>
+      <w:r>
+        <w:rPr>
+          <w:lang w:val="en-CA" w:eastAsia="zh-CN"/>
+        </w:rPr>
+        <w:t xml:space="preserve"> to each task </w:t>
+      </w:r>
+      <w:r>
+        <w:rPr>
+          <w:lang w:val="en-CA" w:eastAsia="zh-CN"/>
+        </w:rPr>
+        <w:t>based on</w:t>
       </w:r>
       <w:r>
         <w:rPr>
@@ -7696,42 +8160,7 @@
         <w:rPr>
           <w:lang w:val="en-CA" w:eastAsia="zh-CN"/>
         </w:rPr>
-        <w:t xml:space="preserve">to avoid mutating lines which contain the comment </w:t>
-      </w:r>
-      <w:r>
-        <w:rPr>
-          <w:lang w:val="en-CA" w:eastAsia="zh-CN"/>
-        </w:rPr>
-        <w:t>‘#</w:t>
-      </w:r>
-      <w:r>
-        <w:rPr>
-          <w:lang w:val="en-CA" w:eastAsia="zh-CN"/>
-        </w:rPr>
-        <w:t xml:space="preserve"> pragma: no mutate’. </w:t>
-      </w:r>
-      <w:r>
-        <w:t>This was necessary to prevent mutation of lines such as ‘@override’</w:t>
-      </w:r>
-      <w:r>
-        <w:t xml:space="preserve"> decorators</w:t>
-      </w:r>
-      <w:r>
-        <w:t xml:space="preserve">, where mutations would not be testable. After execution, Cosmic-Ray generates both .txt and HTML reports for each feature. The .txt reports allow for quick verification of mutation test result such as confirming 100% mutant kill rates, while the HTML reports provide a more detailed and visual breakdown of each mutation and its result. </w:t>
-      </w:r>
-    </w:p>
-    <w:p/>
-    <w:p>
-      <w:pPr>
-        <w:rPr>
-          <w:lang w:val="en-CA" w:eastAsia="zh-CN"/>
-        </w:rPr>
-      </w:pPr>
-      <w:r>
-        <w:rPr>
-          <w:lang w:val="en-CA" w:eastAsia="zh-CN"/>
-        </w:rPr>
-        <w:t>Each feature individually achieved a 100% mutation score, meaning all generated mutants were killed by the existing unit tests. In total we have 405 mutants successfully killed by our tests</w:t>
+        <w:t>how often that feature would typically be used</w:t>
       </w:r>
       <w:r>
         <w:rPr>
@@ -7743,102 +8172,934 @@
         <w:rPr>
           <w:lang w:val="en-CA" w:eastAsia="zh-CN"/>
         </w:rPr>
+        <w:t xml:space="preserve"> For example, searching for listings has a weight of 5 as this is very common, and commenting on a listing has a weight of 1 as this is less common.</w:t>
+      </w:r>
+      <w:r>
+        <w:rPr>
+          <w:lang w:val="en-CA" w:eastAsia="zh-CN"/>
+        </w:rPr>
         <w:t xml:space="preserve"> </w:t>
       </w:r>
     </w:p>
     <w:p>
       <w:pPr>
-        <w:pStyle w:val="Heading2"/>
-        <w:rPr>
-          <w:rFonts w:ascii="Times New Roman" w:hAnsi="Times New Roman"/>
-          <w:noProof/>
-        </w:rPr>
-      </w:pPr>
-      <w:r>
-        <w:rPr>
-          <w:rFonts w:ascii="Times New Roman" w:hAnsi="Times New Roman"/>
-          <w:noProof/>
-          <w:lang w:eastAsia="zh-CN"/>
-        </w:rPr>
-        <w:t>Loa</w:t>
-      </w:r>
-      <w:r>
-        <w:rPr>
-          <w:rFonts w:ascii="Times New Roman" w:hAnsi="Times New Roman"/>
-          <w:noProof/>
-          <w:lang w:eastAsia="zh-CN"/>
-        </w:rPr>
-        <w:t xml:space="preserve">d </w:t>
-      </w:r>
-      <w:r>
-        <w:rPr>
-          <w:rFonts w:ascii="Times New Roman" w:hAnsi="Times New Roman"/>
-          <w:noProof/>
-          <w:lang w:eastAsia="zh-CN"/>
-        </w:rPr>
-        <w:t>Testing</w:t>
-      </w:r>
-    </w:p>
-    <w:p>
-      <w:pPr>
-        <w:rPr>
-          <w:noProof/>
-          <w:color w:val="000000"/>
-          <w:szCs w:val="24"/>
-        </w:rPr>
-      </w:pPr>
-    </w:p>
-    <w:p>
-      <w:pPr>
-        <w:rPr>
-          <w:i/>
-          <w:iCs/>
-          <w:lang w:val="en-CA" w:eastAsia="zh-CN"/>
-        </w:rPr>
-      </w:pPr>
-      <w:r>
-        <w:rPr>
-          <w:i/>
-          <w:iCs/>
-          <w:lang w:val="en-CA" w:eastAsia="zh-CN"/>
-        </w:rPr>
-        <w:t xml:space="preserve">Skip for </w:t>
-      </w:r>
-      <w:r>
-        <w:rPr>
-          <w:i/>
-          <w:iCs/>
-          <w:lang w:val="en-CA" w:eastAsia="zh-CN"/>
-        </w:rPr>
-        <w:t>3</w:t>
-      </w:r>
-      <w:r>
-        <w:rPr>
-          <w:i/>
-          <w:iCs/>
-          <w:vertAlign w:val="superscript"/>
-          <w:lang w:val="en-CA" w:eastAsia="zh-CN"/>
-        </w:rPr>
-        <w:t>rd</w:t>
-      </w:r>
-      <w:r>
-        <w:rPr>
-          <w:i/>
-          <w:iCs/>
-          <w:lang w:val="en-CA" w:eastAsia="zh-CN"/>
-        </w:rPr>
-        <w:t xml:space="preserve"> sprint.</w:t>
-      </w:r>
-    </w:p>
-    <w:p>
-      <w:pPr>
-        <w:rPr>
-          <w:noProof/>
-          <w:sz w:val="22"/>
-          <w:szCs w:val="22"/>
-        </w:rPr>
-      </w:pPr>
-    </w:p>
+        <w:rPr>
+          <w:lang w:val="en-CA" w:eastAsia="zh-CN"/>
+        </w:rPr>
+      </w:pPr>
+    </w:p>
+    <w:p>
+      <w:pPr>
+        <w:rPr>
+          <w:lang w:val="en-CA" w:eastAsia="zh-CN"/>
+        </w:rPr>
+      </w:pPr>
+      <w:r>
+        <w:rPr>
+          <w:lang w:val="en-CA" w:eastAsia="zh-CN"/>
+        </w:rPr>
+        <w:t xml:space="preserve">To accurately simulate user behaviour, such as creating listings, making offers, and interacting with other </w:t>
+      </w:r>
+      <w:r>
+        <w:rPr>
+          <w:lang w:val="en-CA" w:eastAsia="zh-CN"/>
+        </w:rPr>
+        <w:t>users’</w:t>
+      </w:r>
+      <w:r>
+        <w:rPr>
+          <w:lang w:val="en-CA" w:eastAsia="zh-CN"/>
+        </w:rPr>
+        <w:t xml:space="preserve"> listings, we implemented a custom setup method that runs before the load testing begins. During this setup:</w:t>
+      </w:r>
+    </w:p>
+    <w:p>
+      <w:pPr>
+        <w:rPr>
+          <w:lang w:val="en-CA" w:eastAsia="zh-CN"/>
+        </w:rPr>
+      </w:pPr>
+    </w:p>
+    <w:p>
+      <w:pPr>
+        <w:pStyle w:val="ListParagraph"/>
+        <w:numPr>
+          <w:ilvl w:val="0"/>
+          <w:numId w:val="4"/>
+        </w:numPr>
+        <w:rPr>
+          <w:rFonts w:ascii="Times New Roman" w:hAnsi="Times New Roman"/>
+          <w:sz w:val="24"/>
+          <w:szCs w:val="24"/>
+          <w:lang w:val="en-CA" w:eastAsia="zh-CN"/>
+        </w:rPr>
+      </w:pPr>
+      <w:r>
+        <w:rPr>
+          <w:rFonts w:ascii="Times New Roman" w:hAnsi="Times New Roman"/>
+          <w:sz w:val="24"/>
+          <w:szCs w:val="24"/>
+          <w:lang w:val="en-CA" w:eastAsia="zh-CN"/>
+        </w:rPr>
+        <w:t>A seller account is created, logged in, and used to create a dummy listing</w:t>
+      </w:r>
+    </w:p>
+    <w:p>
+      <w:pPr>
+        <w:pStyle w:val="ListParagraph"/>
+        <w:numPr>
+          <w:ilvl w:val="0"/>
+          <w:numId w:val="4"/>
+        </w:numPr>
+        <w:rPr>
+          <w:rFonts w:ascii="Times New Roman" w:hAnsi="Times New Roman"/>
+          <w:sz w:val="24"/>
+          <w:szCs w:val="24"/>
+          <w:lang w:val="en-CA" w:eastAsia="zh-CN"/>
+        </w:rPr>
+      </w:pPr>
+      <w:r>
+        <w:rPr>
+          <w:rFonts w:ascii="Times New Roman" w:hAnsi="Times New Roman"/>
+          <w:sz w:val="24"/>
+          <w:szCs w:val="24"/>
+          <w:lang w:val="en-CA" w:eastAsia="zh-CN"/>
+        </w:rPr>
+        <w:t>A separate buyer account is created, and used by all simulated users during the test</w:t>
+      </w:r>
+      <w:r>
+        <w:rPr>
+          <w:rFonts w:ascii="Times New Roman" w:hAnsi="Times New Roman"/>
+          <w:sz w:val="24"/>
+          <w:szCs w:val="24"/>
+          <w:lang w:val="en-CA" w:eastAsia="zh-CN"/>
+        </w:rPr>
+        <w:t>s</w:t>
+      </w:r>
+    </w:p>
+    <w:p>
+      <w:pPr>
+        <w:pStyle w:val="ListParagraph"/>
+        <w:numPr>
+          <w:ilvl w:val="0"/>
+          <w:numId w:val="4"/>
+        </w:numPr>
+        <w:rPr>
+          <w:rFonts w:ascii="Times New Roman" w:hAnsi="Times New Roman"/>
+          <w:sz w:val="24"/>
+          <w:szCs w:val="24"/>
+          <w:lang w:val="en-CA" w:eastAsia="zh-CN"/>
+        </w:rPr>
+      </w:pPr>
+      <w:r>
+        <w:rPr>
+          <w:rFonts w:ascii="Times New Roman" w:hAnsi="Times New Roman"/>
+          <w:sz w:val="24"/>
+          <w:szCs w:val="24"/>
+          <w:lang w:val="en-CA" w:eastAsia="zh-CN"/>
+        </w:rPr>
+        <w:t xml:space="preserve">The IDs of the seller account and dummy listing are stored so the simulated buyers can </w:t>
+      </w:r>
+      <w:r>
+        <w:rPr>
+          <w:rFonts w:ascii="Times New Roman" w:hAnsi="Times New Roman"/>
+          <w:sz w:val="24"/>
+          <w:szCs w:val="24"/>
+          <w:lang w:val="en-CA" w:eastAsia="zh-CN"/>
+        </w:rPr>
+        <w:t xml:space="preserve">access the IDs and </w:t>
+      </w:r>
+      <w:r>
+        <w:rPr>
+          <w:rFonts w:ascii="Times New Roman" w:hAnsi="Times New Roman"/>
+          <w:sz w:val="24"/>
+          <w:szCs w:val="24"/>
+          <w:lang w:val="en-CA" w:eastAsia="zh-CN"/>
+        </w:rPr>
+        <w:t>complete all tasks</w:t>
+      </w:r>
+    </w:p>
+    <w:p>
+      <w:pPr>
+        <w:rPr>
+          <w:lang w:val="en-CA" w:eastAsia="zh-CN"/>
+        </w:rPr>
+      </w:pPr>
+      <w:r>
+        <w:rPr>
+          <w:lang w:val="en-CA" w:eastAsia="zh-CN"/>
+        </w:rPr>
+        <w:t>This ensures that all load tests operate on the same valid account</w:t>
+      </w:r>
+      <w:r>
+        <w:rPr>
+          <w:lang w:val="en-CA" w:eastAsia="zh-CN"/>
+        </w:rPr>
+        <w:t xml:space="preserve"> </w:t>
+      </w:r>
+      <w:r>
+        <w:rPr>
+          <w:lang w:val="en-CA" w:eastAsia="zh-CN"/>
+        </w:rPr>
+        <w:t xml:space="preserve">and listing and avoids creating excessive </w:t>
+      </w:r>
+      <w:r>
+        <w:rPr>
+          <w:lang w:val="en-CA" w:eastAsia="zh-CN"/>
+        </w:rPr>
+        <w:t>data</w:t>
+      </w:r>
+      <w:r>
+        <w:rPr>
+          <w:lang w:val="en-CA" w:eastAsia="zh-CN"/>
+        </w:rPr>
+        <w:t xml:space="preserve">. Creating two separate accounts ensures we can simulate user to user interactions in our load testing. </w:t>
+      </w:r>
+    </w:p>
+    <w:p>
+      <w:pPr>
+        <w:rPr>
+          <w:lang w:val="en-CA" w:eastAsia="zh-CN"/>
+        </w:rPr>
+      </w:pPr>
+    </w:p>
+    <w:p>
+      <w:pPr>
+        <w:rPr>
+          <w:lang w:val="en-CA" w:eastAsia="zh-CN"/>
+        </w:rPr>
+      </w:pPr>
+      <w:r>
+        <w:rPr>
+          <w:lang w:val="en-CA" w:eastAsia="zh-CN"/>
+        </w:rPr>
+        <w:lastRenderedPageBreak/>
+        <w:t xml:space="preserve">During testing, our system demonstrated strong performance with zero failures. The system handles the capacity requirement of 20 users generating 200 request per minute with no failures. Further stress testing with 200 users and roughly 2500 request per minute </w:t>
+      </w:r>
+      <w:r>
+        <w:rPr>
+          <w:lang w:val="en-CA" w:eastAsia="zh-CN"/>
+        </w:rPr>
+        <w:t xml:space="preserve">also </w:t>
+      </w:r>
+      <w:r>
+        <w:rPr>
+          <w:lang w:val="en-CA" w:eastAsia="zh-CN"/>
+        </w:rPr>
+        <w:t xml:space="preserve">showed no failures. </w:t>
+      </w:r>
+    </w:p>
+    <w:p>
+      <w:pPr>
+        <w:rPr>
+          <w:lang w:val="en-CA" w:eastAsia="zh-CN"/>
+        </w:rPr>
+      </w:pPr>
+      <w:r>
+        <w:rPr>
+          <w:lang w:val="en-CA" w:eastAsia="zh-CN"/>
+        </w:rPr>
+        <w:t>Here is a</w:t>
+      </w:r>
+      <w:r>
+        <w:rPr>
+          <w:lang w:val="en-CA" w:eastAsia="zh-CN"/>
+        </w:rPr>
+        <w:t xml:space="preserve">n example of </w:t>
+      </w:r>
+      <w:r>
+        <w:rPr>
+          <w:lang w:val="en-CA" w:eastAsia="zh-CN"/>
+        </w:rPr>
+        <w:t>some</w:t>
+      </w:r>
+      <w:r>
+        <w:rPr>
+          <w:lang w:val="en-CA" w:eastAsia="zh-CN"/>
+        </w:rPr>
+        <w:t xml:space="preserve"> requests used for load testing each feature:</w:t>
+      </w:r>
+    </w:p>
+    <w:p>
+      <w:pPr>
+        <w:rPr>
+          <w:lang w:val="en-CA" w:eastAsia="zh-CN"/>
+        </w:rPr>
+      </w:pPr>
+    </w:p>
+    <w:tbl>
+      <w:tblPr>
+        <w:tblW w:w="0" w:type="auto"/>
+        <w:tblCellSpacing w:w="15" w:type="dxa"/>
+        <w:tblCellMar>
+          <w:top w:w="15" w:type="dxa"/>
+          <w:left w:w="15" w:type="dxa"/>
+          <w:bottom w:w="15" w:type="dxa"/>
+          <w:right w:w="15" w:type="dxa"/>
+        </w:tblCellMar>
+        <w:tblLook w:val="04A0" w:firstRow="1" w:lastRow="0" w:firstColumn="1" w:lastColumn="0" w:noHBand="0" w:noVBand="1"/>
+      </w:tblPr>
+      <w:tblGrid>
+        <w:gridCol w:w="3151"/>
+        <w:gridCol w:w="2996"/>
+        <w:gridCol w:w="3197"/>
+      </w:tblGrid>
+      <w:tr>
+        <w:trPr>
+          <w:tblHeader/>
+          <w:tblCellSpacing w:w="15" w:type="dxa"/>
+        </w:trPr>
+        <w:tc>
+          <w:tcPr>
+            <w:tcW w:w="0" w:type="auto"/>
+            <w:tcBorders>
+              <w:top w:val="single" w:sz="6" w:space="0" w:color="auto"/>
+              <w:left w:val="single" w:sz="6" w:space="0" w:color="auto"/>
+              <w:bottom w:val="single" w:sz="6" w:space="0" w:color="auto"/>
+              <w:right w:val="single" w:sz="6" w:space="0" w:color="auto"/>
+            </w:tcBorders>
+            <w:vAlign w:val="center"/>
+            <w:hideMark/>
+          </w:tcPr>
+          <w:p>
+            <w:pPr>
+              <w:rPr>
+                <w:lang w:val="en-CA" w:eastAsia="zh-CN"/>
+              </w:rPr>
+            </w:pPr>
+            <w:r>
+              <w:rPr>
+                <w:b/>
+                <w:bCs/>
+                <w:lang w:val="en-CA" w:eastAsia="zh-CN"/>
+              </w:rPr>
+              <w:t>Feature</w:t>
+            </w:r>
+          </w:p>
+        </w:tc>
+        <w:tc>
+          <w:tcPr>
+            <w:tcW w:w="0" w:type="auto"/>
+            <w:tcBorders>
+              <w:top w:val="single" w:sz="6" w:space="0" w:color="auto"/>
+              <w:left w:val="single" w:sz="6" w:space="0" w:color="auto"/>
+              <w:bottom w:val="single" w:sz="6" w:space="0" w:color="auto"/>
+              <w:right w:val="single" w:sz="6" w:space="0" w:color="auto"/>
+            </w:tcBorders>
+            <w:vAlign w:val="center"/>
+            <w:hideMark/>
+          </w:tcPr>
+          <w:p>
+            <w:pPr>
+              <w:rPr>
+                <w:lang w:val="en-CA" w:eastAsia="zh-CN"/>
+              </w:rPr>
+            </w:pPr>
+            <w:r>
+              <w:rPr>
+                <w:b/>
+                <w:bCs/>
+                <w:lang w:val="en-CA" w:eastAsia="zh-CN"/>
+              </w:rPr>
+              <w:t>Request Type 1 (Read/GET)</w:t>
+            </w:r>
+          </w:p>
+        </w:tc>
+        <w:tc>
+          <w:tcPr>
+            <w:tcW w:w="0" w:type="auto"/>
+            <w:tcBorders>
+              <w:top w:val="single" w:sz="6" w:space="0" w:color="auto"/>
+              <w:left w:val="single" w:sz="6" w:space="0" w:color="auto"/>
+              <w:bottom w:val="single" w:sz="6" w:space="0" w:color="auto"/>
+              <w:right w:val="single" w:sz="6" w:space="0" w:color="auto"/>
+            </w:tcBorders>
+            <w:vAlign w:val="center"/>
+            <w:hideMark/>
+          </w:tcPr>
+          <w:p>
+            <w:pPr>
+              <w:rPr>
+                <w:lang w:val="en-CA" w:eastAsia="zh-CN"/>
+              </w:rPr>
+            </w:pPr>
+            <w:r>
+              <w:rPr>
+                <w:b/>
+                <w:bCs/>
+                <w:lang w:val="en-CA" w:eastAsia="zh-CN"/>
+              </w:rPr>
+              <w:t>Request Type 2 (Write/POST)</w:t>
+            </w:r>
+          </w:p>
+        </w:tc>
+      </w:tr>
+      <w:tr>
+        <w:trPr>
+          <w:tblCellSpacing w:w="15" w:type="dxa"/>
+        </w:trPr>
+        <w:tc>
+          <w:tcPr>
+            <w:tcW w:w="0" w:type="auto"/>
+            <w:tcBorders>
+              <w:top w:val="single" w:sz="6" w:space="0" w:color="auto"/>
+              <w:left w:val="single" w:sz="6" w:space="0" w:color="auto"/>
+              <w:bottom w:val="single" w:sz="6" w:space="0" w:color="auto"/>
+              <w:right w:val="single" w:sz="6" w:space="0" w:color="auto"/>
+            </w:tcBorders>
+            <w:vAlign w:val="center"/>
+            <w:hideMark/>
+          </w:tcPr>
+          <w:p>
+            <w:pPr>
+              <w:rPr>
+                <w:lang w:val="en-CA" w:eastAsia="zh-CN"/>
+              </w:rPr>
+            </w:pPr>
+            <w:r>
+              <w:rPr>
+                <w:b/>
+                <w:bCs/>
+                <w:lang w:val="en-CA" w:eastAsia="zh-CN"/>
+              </w:rPr>
+              <w:t xml:space="preserve">Account </w:t>
+            </w:r>
+            <w:r>
+              <w:rPr>
+                <w:b/>
+                <w:bCs/>
+                <w:lang w:val="en-CA" w:eastAsia="zh-CN"/>
+              </w:rPr>
+              <w:t>Management System</w:t>
+            </w:r>
+          </w:p>
+        </w:tc>
+        <w:tc>
+          <w:tcPr>
+            <w:tcW w:w="0" w:type="auto"/>
+            <w:tcBorders>
+              <w:top w:val="single" w:sz="6" w:space="0" w:color="auto"/>
+              <w:left w:val="single" w:sz="6" w:space="0" w:color="auto"/>
+              <w:bottom w:val="single" w:sz="6" w:space="0" w:color="auto"/>
+              <w:right w:val="single" w:sz="6" w:space="0" w:color="auto"/>
+            </w:tcBorders>
+            <w:vAlign w:val="center"/>
+            <w:hideMark/>
+          </w:tcPr>
+          <w:p>
+            <w:pPr>
+              <w:rPr>
+                <w:lang w:val="en-CA" w:eastAsia="zh-CN"/>
+              </w:rPr>
+            </w:pPr>
+            <w:r>
+              <w:rPr>
+                <w:i/>
+                <w:iCs/>
+                <w:lang w:val="en-CA" w:eastAsia="zh-CN"/>
+              </w:rPr>
+              <w:t>GET – Get my account</w:t>
+            </w:r>
+          </w:p>
+        </w:tc>
+        <w:tc>
+          <w:tcPr>
+            <w:tcW w:w="0" w:type="auto"/>
+            <w:tcBorders>
+              <w:top w:val="single" w:sz="6" w:space="0" w:color="auto"/>
+              <w:left w:val="single" w:sz="6" w:space="0" w:color="auto"/>
+              <w:bottom w:val="single" w:sz="6" w:space="0" w:color="auto"/>
+              <w:right w:val="single" w:sz="6" w:space="0" w:color="auto"/>
+            </w:tcBorders>
+            <w:vAlign w:val="center"/>
+            <w:hideMark/>
+          </w:tcPr>
+          <w:p>
+            <w:pPr>
+              <w:rPr>
+                <w:lang w:val="en-CA" w:eastAsia="zh-CN"/>
+              </w:rPr>
+            </w:pPr>
+            <w:r>
+              <w:rPr>
+                <w:i/>
+                <w:iCs/>
+                <w:lang w:val="en-CA" w:eastAsia="zh-CN"/>
+              </w:rPr>
+              <w:t>POST - Create user account</w:t>
+            </w:r>
+          </w:p>
+        </w:tc>
+      </w:tr>
+      <w:tr>
+        <w:trPr>
+          <w:tblCellSpacing w:w="15" w:type="dxa"/>
+        </w:trPr>
+        <w:tc>
+          <w:tcPr>
+            <w:tcW w:w="0" w:type="auto"/>
+            <w:tcBorders>
+              <w:top w:val="single" w:sz="6" w:space="0" w:color="auto"/>
+              <w:left w:val="single" w:sz="6" w:space="0" w:color="auto"/>
+              <w:bottom w:val="single" w:sz="6" w:space="0" w:color="auto"/>
+              <w:right w:val="single" w:sz="6" w:space="0" w:color="auto"/>
+            </w:tcBorders>
+            <w:vAlign w:val="center"/>
+          </w:tcPr>
+          <w:p>
+            <w:pPr>
+              <w:rPr>
+                <w:b/>
+                <w:bCs/>
+                <w:lang w:val="en-CA" w:eastAsia="zh-CN"/>
+              </w:rPr>
+            </w:pPr>
+            <w:r>
+              <w:rPr>
+                <w:b/>
+                <w:bCs/>
+                <w:lang w:val="en-CA" w:eastAsia="zh-CN"/>
+              </w:rPr>
+              <w:t xml:space="preserve">Marketplace </w:t>
+            </w:r>
+            <w:r>
+              <w:rPr>
+                <w:b/>
+                <w:bCs/>
+                <w:lang w:val="en-CA" w:eastAsia="zh-CN"/>
+              </w:rPr>
+              <w:t>Listings</w:t>
+            </w:r>
+          </w:p>
+        </w:tc>
+        <w:tc>
+          <w:tcPr>
+            <w:tcW w:w="0" w:type="auto"/>
+            <w:tcBorders>
+              <w:top w:val="single" w:sz="6" w:space="0" w:color="auto"/>
+              <w:left w:val="single" w:sz="6" w:space="0" w:color="auto"/>
+              <w:bottom w:val="single" w:sz="6" w:space="0" w:color="auto"/>
+              <w:right w:val="single" w:sz="6" w:space="0" w:color="auto"/>
+            </w:tcBorders>
+            <w:vAlign w:val="center"/>
+          </w:tcPr>
+          <w:p>
+            <w:pPr>
+              <w:rPr>
+                <w:i/>
+                <w:iCs/>
+                <w:lang w:val="en-CA" w:eastAsia="zh-CN"/>
+              </w:rPr>
+            </w:pPr>
+            <w:r>
+              <w:rPr>
+                <w:i/>
+                <w:iCs/>
+                <w:lang w:val="en-CA" w:eastAsia="zh-CN"/>
+              </w:rPr>
+              <w:t>GET – Get all listings</w:t>
+            </w:r>
+          </w:p>
+        </w:tc>
+        <w:tc>
+          <w:tcPr>
+            <w:tcW w:w="0" w:type="auto"/>
+            <w:tcBorders>
+              <w:top w:val="single" w:sz="6" w:space="0" w:color="auto"/>
+              <w:left w:val="single" w:sz="6" w:space="0" w:color="auto"/>
+              <w:bottom w:val="single" w:sz="6" w:space="0" w:color="auto"/>
+              <w:right w:val="single" w:sz="6" w:space="0" w:color="auto"/>
+            </w:tcBorders>
+            <w:vAlign w:val="center"/>
+          </w:tcPr>
+          <w:p>
+            <w:pPr>
+              <w:rPr>
+                <w:i/>
+                <w:iCs/>
+                <w:lang w:val="en-CA" w:eastAsia="zh-CN"/>
+              </w:rPr>
+            </w:pPr>
+            <w:r>
+              <w:rPr>
+                <w:i/>
+                <w:iCs/>
+                <w:lang w:val="en-CA" w:eastAsia="zh-CN"/>
+              </w:rPr>
+              <w:t>POST – Create new listing</w:t>
+            </w:r>
+          </w:p>
+        </w:tc>
+      </w:tr>
+      <w:tr>
+        <w:trPr>
+          <w:tblCellSpacing w:w="15" w:type="dxa"/>
+        </w:trPr>
+        <w:tc>
+          <w:tcPr>
+            <w:tcW w:w="0" w:type="auto"/>
+            <w:tcBorders>
+              <w:top w:val="single" w:sz="6" w:space="0" w:color="auto"/>
+              <w:left w:val="single" w:sz="6" w:space="0" w:color="auto"/>
+              <w:bottom w:val="single" w:sz="6" w:space="0" w:color="auto"/>
+              <w:right w:val="single" w:sz="6" w:space="0" w:color="auto"/>
+            </w:tcBorders>
+            <w:vAlign w:val="center"/>
+          </w:tcPr>
+          <w:p>
+            <w:pPr>
+              <w:rPr>
+                <w:b/>
+                <w:bCs/>
+                <w:lang w:val="en-CA" w:eastAsia="zh-CN"/>
+              </w:rPr>
+            </w:pPr>
+            <w:r>
+              <w:rPr>
+                <w:b/>
+                <w:bCs/>
+                <w:lang w:val="en-CA" w:eastAsia="zh-CN"/>
+              </w:rPr>
+              <w:t>Search</w:t>
+            </w:r>
+          </w:p>
+        </w:tc>
+        <w:tc>
+          <w:tcPr>
+            <w:tcW w:w="0" w:type="auto"/>
+            <w:tcBorders>
+              <w:top w:val="single" w:sz="6" w:space="0" w:color="auto"/>
+              <w:left w:val="single" w:sz="6" w:space="0" w:color="auto"/>
+              <w:bottom w:val="single" w:sz="6" w:space="0" w:color="auto"/>
+              <w:right w:val="single" w:sz="6" w:space="0" w:color="auto"/>
+            </w:tcBorders>
+            <w:vAlign w:val="center"/>
+          </w:tcPr>
+          <w:p>
+            <w:pPr>
+              <w:rPr>
+                <w:i/>
+                <w:iCs/>
+                <w:lang w:val="en-CA" w:eastAsia="zh-CN"/>
+              </w:rPr>
+            </w:pPr>
+            <w:r>
+              <w:rPr>
+                <w:i/>
+                <w:iCs/>
+                <w:lang w:val="en-CA" w:eastAsia="zh-CN"/>
+              </w:rPr>
+              <w:t>GET – Search listings</w:t>
+            </w:r>
+          </w:p>
+        </w:tc>
+        <w:tc>
+          <w:tcPr>
+            <w:tcW w:w="0" w:type="auto"/>
+            <w:tcBorders>
+              <w:top w:val="single" w:sz="6" w:space="0" w:color="auto"/>
+              <w:left w:val="single" w:sz="6" w:space="0" w:color="auto"/>
+              <w:bottom w:val="single" w:sz="6" w:space="0" w:color="auto"/>
+              <w:right w:val="single" w:sz="6" w:space="0" w:color="auto"/>
+            </w:tcBorders>
+            <w:vAlign w:val="center"/>
+          </w:tcPr>
+          <w:p>
+            <w:pPr>
+              <w:rPr>
+                <w:i/>
+                <w:iCs/>
+                <w:lang w:val="en-CA" w:eastAsia="zh-CN"/>
+              </w:rPr>
+            </w:pPr>
+            <w:r>
+              <w:rPr>
+                <w:i/>
+                <w:iCs/>
+                <w:lang w:val="en-CA" w:eastAsia="zh-CN"/>
+              </w:rPr>
+              <w:t xml:space="preserve">N/A </w:t>
+            </w:r>
+          </w:p>
+        </w:tc>
+      </w:tr>
+      <w:tr>
+        <w:trPr>
+          <w:tblCellSpacing w:w="15" w:type="dxa"/>
+        </w:trPr>
+        <w:tc>
+          <w:tcPr>
+            <w:tcW w:w="0" w:type="auto"/>
+            <w:tcBorders>
+              <w:top w:val="single" w:sz="6" w:space="0" w:color="auto"/>
+              <w:left w:val="single" w:sz="6" w:space="0" w:color="auto"/>
+              <w:bottom w:val="single" w:sz="6" w:space="0" w:color="auto"/>
+              <w:right w:val="single" w:sz="6" w:space="0" w:color="auto"/>
+            </w:tcBorders>
+            <w:vAlign w:val="center"/>
+          </w:tcPr>
+          <w:p>
+            <w:pPr>
+              <w:rPr>
+                <w:b/>
+                <w:bCs/>
+                <w:lang w:val="en-CA" w:eastAsia="zh-CN"/>
+              </w:rPr>
+            </w:pPr>
+            <w:r>
+              <w:rPr>
+                <w:b/>
+                <w:bCs/>
+                <w:lang w:val="en-CA" w:eastAsia="zh-CN"/>
+              </w:rPr>
+              <w:t>Offer</w:t>
+            </w:r>
+          </w:p>
+        </w:tc>
+        <w:tc>
+          <w:tcPr>
+            <w:tcW w:w="0" w:type="auto"/>
+            <w:tcBorders>
+              <w:top w:val="single" w:sz="6" w:space="0" w:color="auto"/>
+              <w:left w:val="single" w:sz="6" w:space="0" w:color="auto"/>
+              <w:bottom w:val="single" w:sz="6" w:space="0" w:color="auto"/>
+              <w:right w:val="single" w:sz="6" w:space="0" w:color="auto"/>
+            </w:tcBorders>
+            <w:vAlign w:val="center"/>
+          </w:tcPr>
+          <w:p>
+            <w:pPr>
+              <w:rPr>
+                <w:i/>
+                <w:iCs/>
+                <w:lang w:val="en-CA" w:eastAsia="zh-CN"/>
+              </w:rPr>
+            </w:pPr>
+            <w:r>
+              <w:rPr>
+                <w:i/>
+                <w:iCs/>
+                <w:lang w:val="en-CA" w:eastAsia="zh-CN"/>
+              </w:rPr>
+              <w:t>GET – Get received offers</w:t>
+            </w:r>
+          </w:p>
+        </w:tc>
+        <w:tc>
+          <w:tcPr>
+            <w:tcW w:w="0" w:type="auto"/>
+            <w:tcBorders>
+              <w:top w:val="single" w:sz="6" w:space="0" w:color="auto"/>
+              <w:left w:val="single" w:sz="6" w:space="0" w:color="auto"/>
+              <w:bottom w:val="single" w:sz="6" w:space="0" w:color="auto"/>
+              <w:right w:val="single" w:sz="6" w:space="0" w:color="auto"/>
+            </w:tcBorders>
+            <w:vAlign w:val="center"/>
+          </w:tcPr>
+          <w:p>
+            <w:pPr>
+              <w:rPr>
+                <w:i/>
+                <w:iCs/>
+                <w:lang w:val="en-CA" w:eastAsia="zh-CN"/>
+              </w:rPr>
+            </w:pPr>
+            <w:r>
+              <w:rPr>
+                <w:i/>
+                <w:iCs/>
+                <w:lang w:val="en-CA" w:eastAsia="zh-CN"/>
+              </w:rPr>
+              <w:t>POST – Resolve offer</w:t>
+            </w:r>
+          </w:p>
+        </w:tc>
+      </w:tr>
+      <w:tr>
+        <w:trPr>
+          <w:tblCellSpacing w:w="15" w:type="dxa"/>
+        </w:trPr>
+        <w:tc>
+          <w:tcPr>
+            <w:tcW w:w="0" w:type="auto"/>
+            <w:tcBorders>
+              <w:top w:val="single" w:sz="6" w:space="0" w:color="auto"/>
+              <w:left w:val="single" w:sz="6" w:space="0" w:color="auto"/>
+              <w:bottom w:val="single" w:sz="6" w:space="0" w:color="auto"/>
+              <w:right w:val="single" w:sz="6" w:space="0" w:color="auto"/>
+            </w:tcBorders>
+            <w:vAlign w:val="center"/>
+          </w:tcPr>
+          <w:p>
+            <w:pPr>
+              <w:rPr>
+                <w:b/>
+                <w:bCs/>
+                <w:lang w:val="en-CA" w:eastAsia="zh-CN"/>
+              </w:rPr>
+            </w:pPr>
+            <w:r>
+              <w:rPr>
+                <w:b/>
+                <w:bCs/>
+                <w:lang w:val="en-CA" w:eastAsia="zh-CN"/>
+              </w:rPr>
+              <w:t>Rating</w:t>
+            </w:r>
+          </w:p>
+        </w:tc>
+        <w:tc>
+          <w:tcPr>
+            <w:tcW w:w="0" w:type="auto"/>
+            <w:tcBorders>
+              <w:top w:val="single" w:sz="6" w:space="0" w:color="auto"/>
+              <w:left w:val="single" w:sz="6" w:space="0" w:color="auto"/>
+              <w:bottom w:val="single" w:sz="6" w:space="0" w:color="auto"/>
+              <w:right w:val="single" w:sz="6" w:space="0" w:color="auto"/>
+            </w:tcBorders>
+            <w:vAlign w:val="center"/>
+          </w:tcPr>
+          <w:p>
+            <w:pPr>
+              <w:rPr>
+                <w:i/>
+                <w:iCs/>
+                <w:lang w:val="en-CA" w:eastAsia="zh-CN"/>
+              </w:rPr>
+            </w:pPr>
+            <w:r>
+              <w:rPr>
+                <w:i/>
+                <w:iCs/>
+                <w:lang w:val="en-CA" w:eastAsia="zh-CN"/>
+              </w:rPr>
+              <w:t>GET – Get listing ratings</w:t>
+            </w:r>
+          </w:p>
+        </w:tc>
+        <w:tc>
+          <w:tcPr>
+            <w:tcW w:w="0" w:type="auto"/>
+            <w:tcBorders>
+              <w:top w:val="single" w:sz="6" w:space="0" w:color="auto"/>
+              <w:left w:val="single" w:sz="6" w:space="0" w:color="auto"/>
+              <w:bottom w:val="single" w:sz="6" w:space="0" w:color="auto"/>
+              <w:right w:val="single" w:sz="6" w:space="0" w:color="auto"/>
+            </w:tcBorders>
+            <w:vAlign w:val="center"/>
+          </w:tcPr>
+          <w:p>
+            <w:pPr>
+              <w:rPr>
+                <w:i/>
+                <w:iCs/>
+                <w:lang w:val="en-CA" w:eastAsia="zh-CN"/>
+              </w:rPr>
+            </w:pPr>
+            <w:r>
+              <w:rPr>
+                <w:i/>
+                <w:iCs/>
+                <w:lang w:val="en-CA" w:eastAsia="zh-CN"/>
+              </w:rPr>
+              <w:t>N/A</w:t>
+            </w:r>
+          </w:p>
+        </w:tc>
+      </w:tr>
+      <w:tr>
+        <w:trPr>
+          <w:tblCellSpacing w:w="15" w:type="dxa"/>
+        </w:trPr>
+        <w:tc>
+          <w:tcPr>
+            <w:tcW w:w="0" w:type="auto"/>
+            <w:tcBorders>
+              <w:top w:val="single" w:sz="6" w:space="0" w:color="auto"/>
+              <w:left w:val="single" w:sz="6" w:space="0" w:color="auto"/>
+              <w:bottom w:val="single" w:sz="6" w:space="0" w:color="auto"/>
+              <w:right w:val="single" w:sz="6" w:space="0" w:color="auto"/>
+            </w:tcBorders>
+            <w:vAlign w:val="center"/>
+          </w:tcPr>
+          <w:p>
+            <w:pPr>
+              <w:rPr>
+                <w:b/>
+                <w:bCs/>
+                <w:lang w:val="en-CA" w:eastAsia="zh-CN"/>
+              </w:rPr>
+            </w:pPr>
+            <w:r>
+              <w:rPr>
+                <w:b/>
+                <w:bCs/>
+                <w:lang w:val="en-CA" w:eastAsia="zh-CN"/>
+              </w:rPr>
+              <w:t>Extra - Comments</w:t>
+            </w:r>
+          </w:p>
+        </w:tc>
+        <w:tc>
+          <w:tcPr>
+            <w:tcW w:w="0" w:type="auto"/>
+            <w:tcBorders>
+              <w:top w:val="single" w:sz="6" w:space="0" w:color="auto"/>
+              <w:left w:val="single" w:sz="6" w:space="0" w:color="auto"/>
+              <w:bottom w:val="single" w:sz="6" w:space="0" w:color="auto"/>
+              <w:right w:val="single" w:sz="6" w:space="0" w:color="auto"/>
+            </w:tcBorders>
+            <w:vAlign w:val="center"/>
+          </w:tcPr>
+          <w:p>
+            <w:pPr>
+              <w:rPr>
+                <w:i/>
+                <w:iCs/>
+                <w:lang w:val="en-CA" w:eastAsia="zh-CN"/>
+              </w:rPr>
+            </w:pPr>
+            <w:r>
+              <w:rPr>
+                <w:i/>
+                <w:iCs/>
+                <w:lang w:val="en-CA" w:eastAsia="zh-CN"/>
+              </w:rPr>
+              <w:t>GET – Get listing comments</w:t>
+            </w:r>
+          </w:p>
+        </w:tc>
+        <w:tc>
+          <w:tcPr>
+            <w:tcW w:w="0" w:type="auto"/>
+            <w:tcBorders>
+              <w:top w:val="single" w:sz="6" w:space="0" w:color="auto"/>
+              <w:left w:val="single" w:sz="6" w:space="0" w:color="auto"/>
+              <w:bottom w:val="single" w:sz="6" w:space="0" w:color="auto"/>
+              <w:right w:val="single" w:sz="6" w:space="0" w:color="auto"/>
+            </w:tcBorders>
+            <w:vAlign w:val="center"/>
+          </w:tcPr>
+          <w:p>
+            <w:pPr>
+              <w:rPr>
+                <w:i/>
+                <w:iCs/>
+                <w:lang w:val="en-CA" w:eastAsia="zh-CN"/>
+              </w:rPr>
+            </w:pPr>
+            <w:r>
+              <w:rPr>
+                <w:i/>
+                <w:iCs/>
+                <w:lang w:val="en-CA" w:eastAsia="zh-CN"/>
+              </w:rPr>
+              <w:t>POST – Create listing comment</w:t>
+            </w:r>
+          </w:p>
+        </w:tc>
+      </w:tr>
+    </w:tbl>
     <w:p>
       <w:pPr>
         <w:rPr>
@@ -7852,12 +9113,6 @@
       <w:bookmarkStart w:id="16" w:name="_Toc68064300"/>
       <w:bookmarkStart w:id="17" w:name="_Toc118515458"/>
       <w:bookmarkStart w:id="18" w:name="_Toc35595193"/>
-      <w:r>
-        <w:rPr>
-          <w:noProof/>
-        </w:rPr>
-        <w:br w:type="page"/>
-      </w:r>
     </w:p>
     <w:p>
       <w:pPr>
@@ -7870,7 +9125,6 @@
         <w:rPr>
           <w:noProof/>
         </w:rPr>
-        <w:lastRenderedPageBreak/>
         <w:t>Terms/Acronyms</w:t>
       </w:r>
       <w:bookmarkEnd w:id="15"/>
@@ -8312,7 +9566,7 @@
     </w:p>
     <w:p/>
     <w:sectPr>
-      <w:footerReference w:type="default" r:id="rId12"/>
+      <w:footerReference w:type="default" r:id="rId14"/>
       <w:pgSz w:w="12240" w:h="15840" w:code="1"/>
       <w:pgMar w:top="1440" w:right="1440" w:bottom="1440" w:left="1440" w:header="720" w:footer="720" w:gutter="0"/>
       <w:pgNumType w:start="0"/>
@@ -8413,105 +9667,6 @@
 <file path=word/numbering.xml><?xml version="1.0" encoding="utf-8"?>
 <w:numbering xmlns:wpc="http://schemas.microsoft.com/office/word/2010/wordprocessingCanvas" xmlns:cx="http://schemas.microsoft.com/office/drawing/2014/chartex" xmlns:cx1="http://schemas.microsoft.com/office/drawing/2015/9/8/chartex" xmlns:cx2="http://schemas.microsoft.com/office/drawing/2015/10/21/chartex" xmlns:cx3="http://schemas.microsoft.com/office/drawing/2016/5/9/chartex" xmlns:cx4="http://schemas.microsoft.com/office/drawing/2016/5/10/chartex" xmlns:cx5="http://schemas.microsoft.com/office/drawing/2016/5/11/chartex" xmlns:cx6="http://schemas.microsoft.com/office/drawing/2016/5/12/chartex" xmlns:cx7="http://schemas.microsoft.com/office/drawing/2016/5/13/chartex" xmlns:cx8="http://schemas.microsoft.com/office/drawing/2016/5/14/chartex" xmlns:mc="http://schemas.openxmlformats.org/markup-compatibility/2006" xmlns:aink="http://schemas.microsoft.com/office/drawing/2016/ink" xmlns:am3d="http://schemas.microsoft.com/office/drawing/2017/model3d" xmlns:o="urn:schemas-microsoft-com:office:office" xmlns:oel="http://schemas.microsoft.com/office/2019/extlst" xmlns:r="http://schemas.openxmlformats.org/officeDocument/2006/relationships" xmlns:m="http://schemas.openxmlformats.org/officeDocument/2006/math" xmlns:v="urn:schemas-microsoft-com:vml" xmlns:wp14="http://schemas.microsoft.com/office/word/2010/wordprocessingDrawing" xmlns:wp="http://schemas.openxmlformats.org/drawingml/2006/wordprocessingDrawing" xmlns:w10="urn:schemas-microsoft-com:office:word" xmlns:w="http://schemas.openxmlformats.org/wordprocessingml/2006/main" xmlns:w14="http://schemas.microsoft.com/office/word/2010/wordml" xmlns:w15="http://schemas.microsoft.com/office/word/2012/wordml" xmlns:w16cex="http://schemas.microsoft.com/office/word/2018/wordml/cex" xmlns:w16cid="http://schemas.microsoft.com/office/word/2016/wordml/cid" xmlns:w16="http://schemas.microsoft.com/office/word/2018/wordml" xmlns:w16du="http://schemas.microsoft.com/office/word/2023/wordml/word16du" xmlns:w16sdtdh="http://schemas.microsoft.com/office/word/2020/wordml/sdtdatahash" xmlns:w16sdtfl="http://schemas.microsoft.com/office/word/2024/wordml/sdtformatlock" xmlns:w16se="http://schemas.microsoft.com/office/word/2015/wordml/symex" xmlns:wpg="http://schemas.microsoft.com/office/word/2010/wordprocessingGroup" xmlns:wpi="http://schemas.microsoft.com/office/word/2010/wordprocessingInk" xmlns:wne="http://schemas.microsoft.com/office/word/2006/wordml" xmlns:wps="http://schemas.microsoft.com/office/word/2010/wordprocessingShape" mc:Ignorable="w14 w15 w16se w16cid w16 w16cex w16sdtdh w16sdtfl w16du wp14">
   <w:abstractNum w:abstractNumId="0" w15:restartNumberingAfterBreak="0">
-    <w:nsid w:val="FFFFFFFE"/>
-    <w:multiLevelType w:val="singleLevel"/>
-    <w:tmpl w:val="FFFFFFFF"/>
-    <w:lvl w:ilvl="0">
-      <w:numFmt w:val="decimal"/>
-      <w:lvlText w:val="*"/>
-      <w:lvlJc w:val="left"/>
-    </w:lvl>
-  </w:abstractNum>
-  <w:abstractNum w:abstractNumId="1" w15:restartNumberingAfterBreak="0">
-    <w:nsid w:val="04A67BA8"/>
-    <w:multiLevelType w:val="hybridMultilevel"/>
-    <w:tmpl w:val="D250F428"/>
-    <w:lvl w:ilvl="0" w:tplc="0409000F">
-      <w:start w:val="1"/>
-      <w:numFmt w:val="decimal"/>
-      <w:lvlText w:val="%1."/>
-      <w:lvlJc w:val="left"/>
-      <w:pPr>
-        <w:ind w:left="720" w:hanging="360"/>
-      </w:pPr>
-      <w:rPr>
-        <w:rFonts w:hint="default"/>
-      </w:rPr>
-    </w:lvl>
-    <w:lvl w:ilvl="1" w:tplc="04090019" w:tentative="1">
-      <w:start w:val="1"/>
-      <w:numFmt w:val="lowerLetter"/>
-      <w:lvlText w:val="%2."/>
-      <w:lvlJc w:val="left"/>
-      <w:pPr>
-        <w:ind w:left="1440" w:hanging="360"/>
-      </w:pPr>
-    </w:lvl>
-    <w:lvl w:ilvl="2" w:tplc="0409001B" w:tentative="1">
-      <w:start w:val="1"/>
-      <w:numFmt w:val="lowerRoman"/>
-      <w:lvlText w:val="%3."/>
-      <w:lvlJc w:val="right"/>
-      <w:pPr>
-        <w:ind w:left="2160" w:hanging="180"/>
-      </w:pPr>
-    </w:lvl>
-    <w:lvl w:ilvl="3" w:tplc="0409000F" w:tentative="1">
-      <w:start w:val="1"/>
-      <w:numFmt w:val="decimal"/>
-      <w:lvlText w:val="%4."/>
-      <w:lvlJc w:val="left"/>
-      <w:pPr>
-        <w:ind w:left="2880" w:hanging="360"/>
-      </w:pPr>
-    </w:lvl>
-    <w:lvl w:ilvl="4" w:tplc="04090019" w:tentative="1">
-      <w:start w:val="1"/>
-      <w:numFmt w:val="lowerLetter"/>
-      <w:lvlText w:val="%5."/>
-      <w:lvlJc w:val="left"/>
-      <w:pPr>
-        <w:ind w:left="3600" w:hanging="360"/>
-      </w:pPr>
-    </w:lvl>
-    <w:lvl w:ilvl="5" w:tplc="0409001B" w:tentative="1">
-      <w:start w:val="1"/>
-      <w:numFmt w:val="lowerRoman"/>
-      <w:lvlText w:val="%6."/>
-      <w:lvlJc w:val="right"/>
-      <w:pPr>
-        <w:ind w:left="4320" w:hanging="180"/>
-      </w:pPr>
-    </w:lvl>
-    <w:lvl w:ilvl="6" w:tplc="0409000F" w:tentative="1">
-      <w:start w:val="1"/>
-      <w:numFmt w:val="decimal"/>
-      <w:lvlText w:val="%7."/>
-      <w:lvlJc w:val="left"/>
-      <w:pPr>
-        <w:ind w:left="5040" w:hanging="360"/>
-      </w:pPr>
-    </w:lvl>
-    <w:lvl w:ilvl="7" w:tplc="04090019" w:tentative="1">
-      <w:start w:val="1"/>
-      <w:numFmt w:val="lowerLetter"/>
-      <w:lvlText w:val="%8."/>
-      <w:lvlJc w:val="left"/>
-      <w:pPr>
-        <w:ind w:left="5760" w:hanging="360"/>
-      </w:pPr>
-    </w:lvl>
-    <w:lvl w:ilvl="8" w:tplc="0409001B" w:tentative="1">
-      <w:start w:val="1"/>
-      <w:numFmt w:val="lowerRoman"/>
-      <w:lvlText w:val="%9."/>
-      <w:lvlJc w:val="right"/>
-      <w:pPr>
-        <w:ind w:left="6480" w:hanging="180"/>
-      </w:pPr>
-    </w:lvl>
-  </w:abstractNum>
-  <w:abstractNum w:abstractNumId="2" w15:restartNumberingAfterBreak="0">
     <w:nsid w:val="06202541"/>
     <w:multiLevelType w:val="multilevel"/>
     <w:tmpl w:val="7ACAFE46"/>
@@ -8636,10 +9791,10 @@
       </w:pPr>
     </w:lvl>
   </w:abstractNum>
-  <w:abstractNum w:abstractNumId="3" w15:restartNumberingAfterBreak="0">
-    <w:nsid w:val="06DA796A"/>
+  <w:abstractNum w:abstractNumId="1" w15:restartNumberingAfterBreak="0">
+    <w:nsid w:val="24504369"/>
     <w:multiLevelType w:val="hybridMultilevel"/>
-    <w:tmpl w:val="3E6078E4"/>
+    <w:tmpl w:val="F042C7C8"/>
     <w:lvl w:ilvl="0" w:tplc="0409000F">
       <w:start w:val="1"/>
       <w:numFmt w:val="decimal"/>
@@ -8648,18 +9803,18 @@
       <w:pPr>
         <w:ind w:left="720" w:hanging="360"/>
       </w:pPr>
-      <w:rPr>
-        <w:rFonts w:hint="default"/>
-      </w:rPr>
-    </w:lvl>
-    <w:lvl w:ilvl="1" w:tplc="04090019">
-      <w:start w:val="1"/>
-      <w:numFmt w:val="lowerLetter"/>
-      <w:lvlText w:val="%2."/>
+    </w:lvl>
+    <w:lvl w:ilvl="1" w:tplc="04090003">
+      <w:start w:val="1"/>
+      <w:numFmt w:val="bullet"/>
+      <w:lvlText w:val="o"/>
       <w:lvlJc w:val="left"/>
       <w:pPr>
         <w:ind w:left="1440" w:hanging="360"/>
       </w:pPr>
+      <w:rPr>
+        <w:rFonts w:ascii="Courier New" w:hAnsi="Courier New" w:cs="Courier New" w:hint="default"/>
+      </w:rPr>
     </w:lvl>
     <w:lvl w:ilvl="2" w:tplc="0409001B" w:tentative="1">
       <w:start w:val="1"/>
@@ -8725,566 +9880,10 @@
       </w:pPr>
     </w:lvl>
   </w:abstractNum>
-  <w:abstractNum w:abstractNumId="4" w15:restartNumberingAfterBreak="0">
-    <w:nsid w:val="07BA1EC8"/>
-    <w:multiLevelType w:val="hybridMultilevel"/>
-    <w:tmpl w:val="4C6C4C1C"/>
-    <w:lvl w:ilvl="0" w:tplc="04090001">
-      <w:start w:val="1"/>
-      <w:numFmt w:val="bullet"/>
-      <w:lvlText w:val=""/>
-      <w:lvlJc w:val="left"/>
-      <w:pPr>
-        <w:ind w:left="720" w:hanging="360"/>
-      </w:pPr>
-      <w:rPr>
-        <w:rFonts w:ascii="Symbol" w:hAnsi="Symbol" w:hint="default"/>
-      </w:rPr>
-    </w:lvl>
-    <w:lvl w:ilvl="1" w:tplc="04090003" w:tentative="1">
-      <w:start w:val="1"/>
-      <w:numFmt w:val="bullet"/>
-      <w:lvlText w:val="o"/>
-      <w:lvlJc w:val="left"/>
-      <w:pPr>
-        <w:ind w:left="1440" w:hanging="360"/>
-      </w:pPr>
-      <w:rPr>
-        <w:rFonts w:ascii="Courier New" w:hAnsi="Courier New" w:cs="Courier New" w:hint="default"/>
-      </w:rPr>
-    </w:lvl>
-    <w:lvl w:ilvl="2" w:tplc="04090005" w:tentative="1">
-      <w:start w:val="1"/>
-      <w:numFmt w:val="bullet"/>
-      <w:lvlText w:val=""/>
-      <w:lvlJc w:val="left"/>
-      <w:pPr>
-        <w:ind w:left="2160" w:hanging="360"/>
-      </w:pPr>
-      <w:rPr>
-        <w:rFonts w:ascii="Wingdings" w:hAnsi="Wingdings" w:hint="default"/>
-      </w:rPr>
-    </w:lvl>
-    <w:lvl w:ilvl="3" w:tplc="04090001" w:tentative="1">
-      <w:start w:val="1"/>
-      <w:numFmt w:val="bullet"/>
-      <w:lvlText w:val=""/>
-      <w:lvlJc w:val="left"/>
-      <w:pPr>
-        <w:ind w:left="2880" w:hanging="360"/>
-      </w:pPr>
-      <w:rPr>
-        <w:rFonts w:ascii="Symbol" w:hAnsi="Symbol" w:hint="default"/>
-      </w:rPr>
-    </w:lvl>
-    <w:lvl w:ilvl="4" w:tplc="04090003" w:tentative="1">
-      <w:start w:val="1"/>
-      <w:numFmt w:val="bullet"/>
-      <w:lvlText w:val="o"/>
-      <w:lvlJc w:val="left"/>
-      <w:pPr>
-        <w:ind w:left="3600" w:hanging="360"/>
-      </w:pPr>
-      <w:rPr>
-        <w:rFonts w:ascii="Courier New" w:hAnsi="Courier New" w:cs="Courier New" w:hint="default"/>
-      </w:rPr>
-    </w:lvl>
-    <w:lvl w:ilvl="5" w:tplc="04090005" w:tentative="1">
-      <w:start w:val="1"/>
-      <w:numFmt w:val="bullet"/>
-      <w:lvlText w:val=""/>
-      <w:lvlJc w:val="left"/>
-      <w:pPr>
-        <w:ind w:left="4320" w:hanging="360"/>
-      </w:pPr>
-      <w:rPr>
-        <w:rFonts w:ascii="Wingdings" w:hAnsi="Wingdings" w:hint="default"/>
-      </w:rPr>
-    </w:lvl>
-    <w:lvl w:ilvl="6" w:tplc="04090001" w:tentative="1">
-      <w:start w:val="1"/>
-      <w:numFmt w:val="bullet"/>
-      <w:lvlText w:val=""/>
-      <w:lvlJc w:val="left"/>
-      <w:pPr>
-        <w:ind w:left="5040" w:hanging="360"/>
-      </w:pPr>
-      <w:rPr>
-        <w:rFonts w:ascii="Symbol" w:hAnsi="Symbol" w:hint="default"/>
-      </w:rPr>
-    </w:lvl>
-    <w:lvl w:ilvl="7" w:tplc="04090003" w:tentative="1">
-      <w:start w:val="1"/>
-      <w:numFmt w:val="bullet"/>
-      <w:lvlText w:val="o"/>
-      <w:lvlJc w:val="left"/>
-      <w:pPr>
-        <w:ind w:left="5760" w:hanging="360"/>
-      </w:pPr>
-      <w:rPr>
-        <w:rFonts w:ascii="Courier New" w:hAnsi="Courier New" w:cs="Courier New" w:hint="default"/>
-      </w:rPr>
-    </w:lvl>
-    <w:lvl w:ilvl="8" w:tplc="04090005" w:tentative="1">
-      <w:start w:val="1"/>
-      <w:numFmt w:val="bullet"/>
-      <w:lvlText w:val=""/>
-      <w:lvlJc w:val="left"/>
-      <w:pPr>
-        <w:ind w:left="6480" w:hanging="360"/>
-      </w:pPr>
-      <w:rPr>
-        <w:rFonts w:ascii="Wingdings" w:hAnsi="Wingdings" w:hint="default"/>
-      </w:rPr>
-    </w:lvl>
-  </w:abstractNum>
-  <w:abstractNum w:abstractNumId="5" w15:restartNumberingAfterBreak="0">
-    <w:nsid w:val="093744C3"/>
-    <w:multiLevelType w:val="hybridMultilevel"/>
-    <w:tmpl w:val="3CB0BEEE"/>
-    <w:lvl w:ilvl="0" w:tplc="0409000F">
-      <w:start w:val="1"/>
-      <w:numFmt w:val="decimal"/>
-      <w:lvlText w:val="%1."/>
-      <w:lvlJc w:val="left"/>
-      <w:pPr>
-        <w:ind w:left="720" w:hanging="360"/>
-      </w:pPr>
-      <w:rPr>
-        <w:rFonts w:hint="default"/>
-      </w:rPr>
-    </w:lvl>
-    <w:lvl w:ilvl="1" w:tplc="04090019">
-      <w:start w:val="1"/>
-      <w:numFmt w:val="lowerLetter"/>
-      <w:lvlText w:val="%2."/>
-      <w:lvlJc w:val="left"/>
-      <w:pPr>
-        <w:ind w:left="1440" w:hanging="360"/>
-      </w:pPr>
-    </w:lvl>
-    <w:lvl w:ilvl="2" w:tplc="0409001B" w:tentative="1">
-      <w:start w:val="1"/>
-      <w:numFmt w:val="lowerRoman"/>
-      <w:lvlText w:val="%3."/>
-      <w:lvlJc w:val="right"/>
-      <w:pPr>
-        <w:ind w:left="2160" w:hanging="180"/>
-      </w:pPr>
-    </w:lvl>
-    <w:lvl w:ilvl="3" w:tplc="0409000F" w:tentative="1">
-      <w:start w:val="1"/>
-      <w:numFmt w:val="decimal"/>
-      <w:lvlText w:val="%4."/>
-      <w:lvlJc w:val="left"/>
-      <w:pPr>
-        <w:ind w:left="2880" w:hanging="360"/>
-      </w:pPr>
-    </w:lvl>
-    <w:lvl w:ilvl="4" w:tplc="04090019" w:tentative="1">
-      <w:start w:val="1"/>
-      <w:numFmt w:val="lowerLetter"/>
-      <w:lvlText w:val="%5."/>
-      <w:lvlJc w:val="left"/>
-      <w:pPr>
-        <w:ind w:left="3600" w:hanging="360"/>
-      </w:pPr>
-    </w:lvl>
-    <w:lvl w:ilvl="5" w:tplc="0409001B" w:tentative="1">
-      <w:start w:val="1"/>
-      <w:numFmt w:val="lowerRoman"/>
-      <w:lvlText w:val="%6."/>
-      <w:lvlJc w:val="right"/>
-      <w:pPr>
-        <w:ind w:left="4320" w:hanging="180"/>
-      </w:pPr>
-    </w:lvl>
-    <w:lvl w:ilvl="6" w:tplc="0409000F" w:tentative="1">
-      <w:start w:val="1"/>
-      <w:numFmt w:val="decimal"/>
-      <w:lvlText w:val="%7."/>
-      <w:lvlJc w:val="left"/>
-      <w:pPr>
-        <w:ind w:left="5040" w:hanging="360"/>
-      </w:pPr>
-    </w:lvl>
-    <w:lvl w:ilvl="7" w:tplc="04090019" w:tentative="1">
-      <w:start w:val="1"/>
-      <w:numFmt w:val="lowerLetter"/>
-      <w:lvlText w:val="%8."/>
-      <w:lvlJc w:val="left"/>
-      <w:pPr>
-        <w:ind w:left="5760" w:hanging="360"/>
-      </w:pPr>
-    </w:lvl>
-    <w:lvl w:ilvl="8" w:tplc="0409001B" w:tentative="1">
-      <w:start w:val="1"/>
-      <w:numFmt w:val="lowerRoman"/>
-      <w:lvlText w:val="%9."/>
-      <w:lvlJc w:val="right"/>
-      <w:pPr>
-        <w:ind w:left="6480" w:hanging="180"/>
-      </w:pPr>
-    </w:lvl>
-  </w:abstractNum>
-  <w:abstractNum w:abstractNumId="6" w15:restartNumberingAfterBreak="0">
-    <w:nsid w:val="132A792E"/>
-    <w:multiLevelType w:val="singleLevel"/>
-    <w:tmpl w:val="0409000F"/>
-    <w:lvl w:ilvl="0">
-      <w:start w:val="1"/>
-      <w:numFmt w:val="decimal"/>
-      <w:lvlText w:val="%1."/>
-      <w:legacy w:legacy="1" w:legacySpace="0" w:legacyIndent="360"/>
-      <w:lvlJc w:val="left"/>
-      <w:pPr>
-        <w:ind w:left="360" w:hanging="360"/>
-      </w:pPr>
-    </w:lvl>
-  </w:abstractNum>
-  <w:abstractNum w:abstractNumId="7" w15:restartNumberingAfterBreak="0">
-    <w:nsid w:val="15E067E3"/>
-    <w:multiLevelType w:val="hybridMultilevel"/>
-    <w:tmpl w:val="8ECEFFCA"/>
-    <w:lvl w:ilvl="0" w:tplc="04090001">
-      <w:start w:val="1"/>
-      <w:numFmt w:val="bullet"/>
-      <w:lvlText w:val=""/>
-      <w:lvlJc w:val="left"/>
-      <w:pPr>
-        <w:ind w:left="720" w:hanging="360"/>
-      </w:pPr>
-      <w:rPr>
-        <w:rFonts w:ascii="Symbol" w:hAnsi="Symbol" w:hint="default"/>
-      </w:rPr>
-    </w:lvl>
-    <w:lvl w:ilvl="1" w:tplc="04090003" w:tentative="1">
-      <w:start w:val="1"/>
-      <w:numFmt w:val="bullet"/>
-      <w:lvlText w:val="o"/>
-      <w:lvlJc w:val="left"/>
-      <w:pPr>
-        <w:ind w:left="1440" w:hanging="360"/>
-      </w:pPr>
-      <w:rPr>
-        <w:rFonts w:ascii="Courier New" w:hAnsi="Courier New" w:cs="Courier New" w:hint="default"/>
-      </w:rPr>
-    </w:lvl>
-    <w:lvl w:ilvl="2" w:tplc="04090005" w:tentative="1">
-      <w:start w:val="1"/>
-      <w:numFmt w:val="bullet"/>
-      <w:lvlText w:val=""/>
-      <w:lvlJc w:val="left"/>
-      <w:pPr>
-        <w:ind w:left="2160" w:hanging="360"/>
-      </w:pPr>
-      <w:rPr>
-        <w:rFonts w:ascii="Wingdings" w:hAnsi="Wingdings" w:hint="default"/>
-      </w:rPr>
-    </w:lvl>
-    <w:lvl w:ilvl="3" w:tplc="04090001" w:tentative="1">
-      <w:start w:val="1"/>
-      <w:numFmt w:val="bullet"/>
-      <w:lvlText w:val=""/>
-      <w:lvlJc w:val="left"/>
-      <w:pPr>
-        <w:ind w:left="2880" w:hanging="360"/>
-      </w:pPr>
-      <w:rPr>
-        <w:rFonts w:ascii="Symbol" w:hAnsi="Symbol" w:hint="default"/>
-      </w:rPr>
-    </w:lvl>
-    <w:lvl w:ilvl="4" w:tplc="04090003" w:tentative="1">
-      <w:start w:val="1"/>
-      <w:numFmt w:val="bullet"/>
-      <w:lvlText w:val="o"/>
-      <w:lvlJc w:val="left"/>
-      <w:pPr>
-        <w:ind w:left="3600" w:hanging="360"/>
-      </w:pPr>
-      <w:rPr>
-        <w:rFonts w:ascii="Courier New" w:hAnsi="Courier New" w:cs="Courier New" w:hint="default"/>
-      </w:rPr>
-    </w:lvl>
-    <w:lvl w:ilvl="5" w:tplc="04090005" w:tentative="1">
-      <w:start w:val="1"/>
-      <w:numFmt w:val="bullet"/>
-      <w:lvlText w:val=""/>
-      <w:lvlJc w:val="left"/>
-      <w:pPr>
-        <w:ind w:left="4320" w:hanging="360"/>
-      </w:pPr>
-      <w:rPr>
-        <w:rFonts w:ascii="Wingdings" w:hAnsi="Wingdings" w:hint="default"/>
-      </w:rPr>
-    </w:lvl>
-    <w:lvl w:ilvl="6" w:tplc="04090001" w:tentative="1">
-      <w:start w:val="1"/>
-      <w:numFmt w:val="bullet"/>
-      <w:lvlText w:val=""/>
-      <w:lvlJc w:val="left"/>
-      <w:pPr>
-        <w:ind w:left="5040" w:hanging="360"/>
-      </w:pPr>
-      <w:rPr>
-        <w:rFonts w:ascii="Symbol" w:hAnsi="Symbol" w:hint="default"/>
-      </w:rPr>
-    </w:lvl>
-    <w:lvl w:ilvl="7" w:tplc="04090003" w:tentative="1">
-      <w:start w:val="1"/>
-      <w:numFmt w:val="bullet"/>
-      <w:lvlText w:val="o"/>
-      <w:lvlJc w:val="left"/>
-      <w:pPr>
-        <w:ind w:left="5760" w:hanging="360"/>
-      </w:pPr>
-      <w:rPr>
-        <w:rFonts w:ascii="Courier New" w:hAnsi="Courier New" w:cs="Courier New" w:hint="default"/>
-      </w:rPr>
-    </w:lvl>
-    <w:lvl w:ilvl="8" w:tplc="04090005" w:tentative="1">
-      <w:start w:val="1"/>
-      <w:numFmt w:val="bullet"/>
-      <w:lvlText w:val=""/>
-      <w:lvlJc w:val="left"/>
-      <w:pPr>
-        <w:ind w:left="6480" w:hanging="360"/>
-      </w:pPr>
-      <w:rPr>
-        <w:rFonts w:ascii="Wingdings" w:hAnsi="Wingdings" w:hint="default"/>
-      </w:rPr>
-    </w:lvl>
-  </w:abstractNum>
-  <w:abstractNum w:abstractNumId="8" w15:restartNumberingAfterBreak="0">
-    <w:nsid w:val="19480D34"/>
-    <w:multiLevelType w:val="hybridMultilevel"/>
-    <w:tmpl w:val="50181398"/>
-    <w:lvl w:ilvl="0" w:tplc="04090001">
-      <w:start w:val="1"/>
-      <w:numFmt w:val="bullet"/>
-      <w:lvlText w:val=""/>
-      <w:lvlJc w:val="left"/>
-      <w:pPr>
-        <w:ind w:left="720" w:hanging="360"/>
-      </w:pPr>
-      <w:rPr>
-        <w:rFonts w:ascii="Symbol" w:hAnsi="Symbol" w:hint="default"/>
-      </w:rPr>
-    </w:lvl>
-    <w:lvl w:ilvl="1" w:tplc="04090003" w:tentative="1">
-      <w:start w:val="1"/>
-      <w:numFmt w:val="bullet"/>
-      <w:lvlText w:val="o"/>
-      <w:lvlJc w:val="left"/>
-      <w:pPr>
-        <w:ind w:left="1440" w:hanging="360"/>
-      </w:pPr>
-      <w:rPr>
-        <w:rFonts w:ascii="Courier New" w:hAnsi="Courier New" w:cs="Courier New" w:hint="default"/>
-      </w:rPr>
-    </w:lvl>
-    <w:lvl w:ilvl="2" w:tplc="04090005" w:tentative="1">
-      <w:start w:val="1"/>
-      <w:numFmt w:val="bullet"/>
-      <w:lvlText w:val=""/>
-      <w:lvlJc w:val="left"/>
-      <w:pPr>
-        <w:ind w:left="2160" w:hanging="360"/>
-      </w:pPr>
-      <w:rPr>
-        <w:rFonts w:ascii="Wingdings" w:hAnsi="Wingdings" w:hint="default"/>
-      </w:rPr>
-    </w:lvl>
-    <w:lvl w:ilvl="3" w:tplc="04090001" w:tentative="1">
-      <w:start w:val="1"/>
-      <w:numFmt w:val="bullet"/>
-      <w:lvlText w:val=""/>
-      <w:lvlJc w:val="left"/>
-      <w:pPr>
-        <w:ind w:left="2880" w:hanging="360"/>
-      </w:pPr>
-      <w:rPr>
-        <w:rFonts w:ascii="Symbol" w:hAnsi="Symbol" w:hint="default"/>
-      </w:rPr>
-    </w:lvl>
-    <w:lvl w:ilvl="4" w:tplc="04090003" w:tentative="1">
-      <w:start w:val="1"/>
-      <w:numFmt w:val="bullet"/>
-      <w:lvlText w:val="o"/>
-      <w:lvlJc w:val="left"/>
-      <w:pPr>
-        <w:ind w:left="3600" w:hanging="360"/>
-      </w:pPr>
-      <w:rPr>
-        <w:rFonts w:ascii="Courier New" w:hAnsi="Courier New" w:cs="Courier New" w:hint="default"/>
-      </w:rPr>
-    </w:lvl>
-    <w:lvl w:ilvl="5" w:tplc="04090005" w:tentative="1">
-      <w:start w:val="1"/>
-      <w:numFmt w:val="bullet"/>
-      <w:lvlText w:val=""/>
-      <w:lvlJc w:val="left"/>
-      <w:pPr>
-        <w:ind w:left="4320" w:hanging="360"/>
-      </w:pPr>
-      <w:rPr>
-        <w:rFonts w:ascii="Wingdings" w:hAnsi="Wingdings" w:hint="default"/>
-      </w:rPr>
-    </w:lvl>
-    <w:lvl w:ilvl="6" w:tplc="04090001" w:tentative="1">
-      <w:start w:val="1"/>
-      <w:numFmt w:val="bullet"/>
-      <w:lvlText w:val=""/>
-      <w:lvlJc w:val="left"/>
-      <w:pPr>
-        <w:ind w:left="5040" w:hanging="360"/>
-      </w:pPr>
-      <w:rPr>
-        <w:rFonts w:ascii="Symbol" w:hAnsi="Symbol" w:hint="default"/>
-      </w:rPr>
-    </w:lvl>
-    <w:lvl w:ilvl="7" w:tplc="04090003" w:tentative="1">
-      <w:start w:val="1"/>
-      <w:numFmt w:val="bullet"/>
-      <w:lvlText w:val="o"/>
-      <w:lvlJc w:val="left"/>
-      <w:pPr>
-        <w:ind w:left="5760" w:hanging="360"/>
-      </w:pPr>
-      <w:rPr>
-        <w:rFonts w:ascii="Courier New" w:hAnsi="Courier New" w:cs="Courier New" w:hint="default"/>
-      </w:rPr>
-    </w:lvl>
-    <w:lvl w:ilvl="8" w:tplc="04090005" w:tentative="1">
-      <w:start w:val="1"/>
-      <w:numFmt w:val="bullet"/>
-      <w:lvlText w:val=""/>
-      <w:lvlJc w:val="left"/>
-      <w:pPr>
-        <w:ind w:left="6480" w:hanging="360"/>
-      </w:pPr>
-      <w:rPr>
-        <w:rFonts w:ascii="Wingdings" w:hAnsi="Wingdings" w:hint="default"/>
-      </w:rPr>
-    </w:lvl>
-  </w:abstractNum>
-  <w:abstractNum w:abstractNumId="9" w15:restartNumberingAfterBreak="0">
-    <w:nsid w:val="1B443B50"/>
-    <w:multiLevelType w:val="hybridMultilevel"/>
-    <w:tmpl w:val="537E95D8"/>
-    <w:lvl w:ilvl="0" w:tplc="04090001">
-      <w:start w:val="1"/>
-      <w:numFmt w:val="bullet"/>
-      <w:lvlText w:val=""/>
-      <w:lvlJc w:val="left"/>
-      <w:pPr>
-        <w:ind w:left="720" w:hanging="360"/>
-      </w:pPr>
-      <w:rPr>
-        <w:rFonts w:ascii="Symbol" w:hAnsi="Symbol" w:hint="default"/>
-      </w:rPr>
-    </w:lvl>
-    <w:lvl w:ilvl="1" w:tplc="04090003" w:tentative="1">
-      <w:start w:val="1"/>
-      <w:numFmt w:val="bullet"/>
-      <w:lvlText w:val="o"/>
-      <w:lvlJc w:val="left"/>
-      <w:pPr>
-        <w:ind w:left="1440" w:hanging="360"/>
-      </w:pPr>
-      <w:rPr>
-        <w:rFonts w:ascii="Courier New" w:hAnsi="Courier New" w:cs="Courier New" w:hint="default"/>
-      </w:rPr>
-    </w:lvl>
-    <w:lvl w:ilvl="2" w:tplc="04090005" w:tentative="1">
-      <w:start w:val="1"/>
-      <w:numFmt w:val="bullet"/>
-      <w:lvlText w:val=""/>
-      <w:lvlJc w:val="left"/>
-      <w:pPr>
-        <w:ind w:left="2160" w:hanging="360"/>
-      </w:pPr>
-      <w:rPr>
-        <w:rFonts w:ascii="Wingdings" w:hAnsi="Wingdings" w:hint="default"/>
-      </w:rPr>
-    </w:lvl>
-    <w:lvl w:ilvl="3" w:tplc="04090001" w:tentative="1">
-      <w:start w:val="1"/>
-      <w:numFmt w:val="bullet"/>
-      <w:lvlText w:val=""/>
-      <w:lvlJc w:val="left"/>
-      <w:pPr>
-        <w:ind w:left="2880" w:hanging="360"/>
-      </w:pPr>
-      <w:rPr>
-        <w:rFonts w:ascii="Symbol" w:hAnsi="Symbol" w:hint="default"/>
-      </w:rPr>
-    </w:lvl>
-    <w:lvl w:ilvl="4" w:tplc="04090003" w:tentative="1">
-      <w:start w:val="1"/>
-      <w:numFmt w:val="bullet"/>
-      <w:lvlText w:val="o"/>
-      <w:lvlJc w:val="left"/>
-      <w:pPr>
-        <w:ind w:left="3600" w:hanging="360"/>
-      </w:pPr>
-      <w:rPr>
-        <w:rFonts w:ascii="Courier New" w:hAnsi="Courier New" w:cs="Courier New" w:hint="default"/>
-      </w:rPr>
-    </w:lvl>
-    <w:lvl w:ilvl="5" w:tplc="04090005" w:tentative="1">
-      <w:start w:val="1"/>
-      <w:numFmt w:val="bullet"/>
-      <w:lvlText w:val=""/>
-      <w:lvlJc w:val="left"/>
-      <w:pPr>
-        <w:ind w:left="4320" w:hanging="360"/>
-      </w:pPr>
-      <w:rPr>
-        <w:rFonts w:ascii="Wingdings" w:hAnsi="Wingdings" w:hint="default"/>
-      </w:rPr>
-    </w:lvl>
-    <w:lvl w:ilvl="6" w:tplc="04090001" w:tentative="1">
-      <w:start w:val="1"/>
-      <w:numFmt w:val="bullet"/>
-      <w:lvlText w:val=""/>
-      <w:lvlJc w:val="left"/>
-      <w:pPr>
-        <w:ind w:left="5040" w:hanging="360"/>
-      </w:pPr>
-      <w:rPr>
-        <w:rFonts w:ascii="Symbol" w:hAnsi="Symbol" w:hint="default"/>
-      </w:rPr>
-    </w:lvl>
-    <w:lvl w:ilvl="7" w:tplc="04090003" w:tentative="1">
-      <w:start w:val="1"/>
-      <w:numFmt w:val="bullet"/>
-      <w:lvlText w:val="o"/>
-      <w:lvlJc w:val="left"/>
-      <w:pPr>
-        <w:ind w:left="5760" w:hanging="360"/>
-      </w:pPr>
-      <w:rPr>
-        <w:rFonts w:ascii="Courier New" w:hAnsi="Courier New" w:cs="Courier New" w:hint="default"/>
-      </w:rPr>
-    </w:lvl>
-    <w:lvl w:ilvl="8" w:tplc="04090005" w:tentative="1">
-      <w:start w:val="1"/>
-      <w:numFmt w:val="bullet"/>
-      <w:lvlText w:val=""/>
-      <w:lvlJc w:val="left"/>
-      <w:pPr>
-        <w:ind w:left="6480" w:hanging="360"/>
-      </w:pPr>
-      <w:rPr>
-        <w:rFonts w:ascii="Wingdings" w:hAnsi="Wingdings" w:hint="default"/>
-      </w:rPr>
-    </w:lvl>
-  </w:abstractNum>
-  <w:abstractNum w:abstractNumId="10" w15:restartNumberingAfterBreak="0">
-    <w:nsid w:val="22110B98"/>
+  <w:abstractNum w:abstractNumId="2" w15:restartNumberingAfterBreak="0">
+    <w:nsid w:val="25654943"/>
     <w:multiLevelType w:val="multilevel"/>
-    <w:tmpl w:val="E6F02E8C"/>
+    <w:tmpl w:val="988CB74A"/>
     <w:lvl w:ilvl="0">
       <w:start w:val="1"/>
       <w:numFmt w:val="bullet"/>
@@ -9430,10 +10029,123 @@
       </w:rPr>
     </w:lvl>
   </w:abstractNum>
-  <w:abstractNum w:abstractNumId="11" w15:restartNumberingAfterBreak="0">
-    <w:nsid w:val="24504369"/>
+  <w:abstractNum w:abstractNumId="3" w15:restartNumberingAfterBreak="0">
+    <w:nsid w:val="29711931"/>
     <w:multiLevelType w:val="hybridMultilevel"/>
-    <w:tmpl w:val="F042C7C8"/>
+    <w:tmpl w:val="3E2EEB0C"/>
+    <w:lvl w:ilvl="0" w:tplc="04090001">
+      <w:start w:val="1"/>
+      <w:numFmt w:val="bullet"/>
+      <w:lvlText w:val=""/>
+      <w:lvlJc w:val="left"/>
+      <w:pPr>
+        <w:ind w:left="720" w:hanging="360"/>
+      </w:pPr>
+      <w:rPr>
+        <w:rFonts w:ascii="Symbol" w:hAnsi="Symbol" w:hint="default"/>
+      </w:rPr>
+    </w:lvl>
+    <w:lvl w:ilvl="1" w:tplc="04090003" w:tentative="1">
+      <w:start w:val="1"/>
+      <w:numFmt w:val="bullet"/>
+      <w:lvlText w:val="o"/>
+      <w:lvlJc w:val="left"/>
+      <w:pPr>
+        <w:ind w:left="1440" w:hanging="360"/>
+      </w:pPr>
+      <w:rPr>
+        <w:rFonts w:ascii="Courier New" w:hAnsi="Courier New" w:cs="Courier New" w:hint="default"/>
+      </w:rPr>
+    </w:lvl>
+    <w:lvl w:ilvl="2" w:tplc="04090005" w:tentative="1">
+      <w:start w:val="1"/>
+      <w:numFmt w:val="bullet"/>
+      <w:lvlText w:val=""/>
+      <w:lvlJc w:val="left"/>
+      <w:pPr>
+        <w:ind w:left="2160" w:hanging="360"/>
+      </w:pPr>
+      <w:rPr>
+        <w:rFonts w:ascii="Wingdings" w:hAnsi="Wingdings" w:hint="default"/>
+      </w:rPr>
+    </w:lvl>
+    <w:lvl w:ilvl="3" w:tplc="04090001" w:tentative="1">
+      <w:start w:val="1"/>
+      <w:numFmt w:val="bullet"/>
+      <w:lvlText w:val=""/>
+      <w:lvlJc w:val="left"/>
+      <w:pPr>
+        <w:ind w:left="2880" w:hanging="360"/>
+      </w:pPr>
+      <w:rPr>
+        <w:rFonts w:ascii="Symbol" w:hAnsi="Symbol" w:hint="default"/>
+      </w:rPr>
+    </w:lvl>
+    <w:lvl w:ilvl="4" w:tplc="04090003" w:tentative="1">
+      <w:start w:val="1"/>
+      <w:numFmt w:val="bullet"/>
+      <w:lvlText w:val="o"/>
+      <w:lvlJc w:val="left"/>
+      <w:pPr>
+        <w:ind w:left="3600" w:hanging="360"/>
+      </w:pPr>
+      <w:rPr>
+        <w:rFonts w:ascii="Courier New" w:hAnsi="Courier New" w:cs="Courier New" w:hint="default"/>
+      </w:rPr>
+    </w:lvl>
+    <w:lvl w:ilvl="5" w:tplc="04090005" w:tentative="1">
+      <w:start w:val="1"/>
+      <w:numFmt w:val="bullet"/>
+      <w:lvlText w:val=""/>
+      <w:lvlJc w:val="left"/>
+      <w:pPr>
+        <w:ind w:left="4320" w:hanging="360"/>
+      </w:pPr>
+      <w:rPr>
+        <w:rFonts w:ascii="Wingdings" w:hAnsi="Wingdings" w:hint="default"/>
+      </w:rPr>
+    </w:lvl>
+    <w:lvl w:ilvl="6" w:tplc="04090001" w:tentative="1">
+      <w:start w:val="1"/>
+      <w:numFmt w:val="bullet"/>
+      <w:lvlText w:val=""/>
+      <w:lvlJc w:val="left"/>
+      <w:pPr>
+        <w:ind w:left="5040" w:hanging="360"/>
+      </w:pPr>
+      <w:rPr>
+        <w:rFonts w:ascii="Symbol" w:hAnsi="Symbol" w:hint="default"/>
+      </w:rPr>
+    </w:lvl>
+    <w:lvl w:ilvl="7" w:tplc="04090003" w:tentative="1">
+      <w:start w:val="1"/>
+      <w:numFmt w:val="bullet"/>
+      <w:lvlText w:val="o"/>
+      <w:lvlJc w:val="left"/>
+      <w:pPr>
+        <w:ind w:left="5760" w:hanging="360"/>
+      </w:pPr>
+      <w:rPr>
+        <w:rFonts w:ascii="Courier New" w:hAnsi="Courier New" w:cs="Courier New" w:hint="default"/>
+      </w:rPr>
+    </w:lvl>
+    <w:lvl w:ilvl="8" w:tplc="04090005" w:tentative="1">
+      <w:start w:val="1"/>
+      <w:numFmt w:val="bullet"/>
+      <w:lvlText w:val=""/>
+      <w:lvlJc w:val="left"/>
+      <w:pPr>
+        <w:ind w:left="6480" w:hanging="360"/>
+      </w:pPr>
+      <w:rPr>
+        <w:rFonts w:ascii="Wingdings" w:hAnsi="Wingdings" w:hint="default"/>
+      </w:rPr>
+    </w:lvl>
+  </w:abstractNum>
+  <w:abstractNum w:abstractNumId="4" w15:restartNumberingAfterBreak="0">
+    <w:nsid w:val="2A1A5B73"/>
+    <w:multiLevelType w:val="hybridMultilevel"/>
+    <w:tmpl w:val="6DCA60B0"/>
     <w:lvl w:ilvl="0" w:tplc="0409000F">
       <w:start w:val="1"/>
       <w:numFmt w:val="decimal"/>
@@ -9519,14 +10231,216 @@
       </w:pPr>
     </w:lvl>
   </w:abstractNum>
-  <w:abstractNum w:abstractNumId="12" w15:restartNumberingAfterBreak="0">
-    <w:nsid w:val="25654943"/>
-    <w:multiLevelType w:val="multilevel"/>
-    <w:tmpl w:val="988CB74A"/>
-    <w:lvl w:ilvl="0">
+  <w:abstractNum w:abstractNumId="5" w15:restartNumberingAfterBreak="0">
+    <w:nsid w:val="2CB42B77"/>
+    <w:multiLevelType w:val="hybridMultilevel"/>
+    <w:tmpl w:val="0B4CA8CC"/>
+    <w:lvl w:ilvl="0" w:tplc="0409000F">
+      <w:start w:val="1"/>
+      <w:numFmt w:val="decimal"/>
+      <w:lvlText w:val="%1."/>
+      <w:lvlJc w:val="left"/>
+      <w:pPr>
+        <w:ind w:left="720" w:hanging="360"/>
+      </w:pPr>
+    </w:lvl>
+    <w:lvl w:ilvl="1" w:tplc="04090003">
+      <w:start w:val="1"/>
+      <w:numFmt w:val="bullet"/>
+      <w:lvlText w:val="o"/>
+      <w:lvlJc w:val="left"/>
+      <w:pPr>
+        <w:ind w:left="1440" w:hanging="360"/>
+      </w:pPr>
+      <w:rPr>
+        <w:rFonts w:ascii="Courier New" w:hAnsi="Courier New" w:cs="Courier New" w:hint="default"/>
+      </w:rPr>
+    </w:lvl>
+    <w:lvl w:ilvl="2" w:tplc="0409001B" w:tentative="1">
+      <w:start w:val="1"/>
+      <w:numFmt w:val="lowerRoman"/>
+      <w:lvlText w:val="%3."/>
+      <w:lvlJc w:val="right"/>
+      <w:pPr>
+        <w:ind w:left="2160" w:hanging="180"/>
+      </w:pPr>
+    </w:lvl>
+    <w:lvl w:ilvl="3" w:tplc="0409000F" w:tentative="1">
+      <w:start w:val="1"/>
+      <w:numFmt w:val="decimal"/>
+      <w:lvlText w:val="%4."/>
+      <w:lvlJc w:val="left"/>
+      <w:pPr>
+        <w:ind w:left="2880" w:hanging="360"/>
+      </w:pPr>
+    </w:lvl>
+    <w:lvl w:ilvl="4" w:tplc="04090019" w:tentative="1">
+      <w:start w:val="1"/>
+      <w:numFmt w:val="lowerLetter"/>
+      <w:lvlText w:val="%5."/>
+      <w:lvlJc w:val="left"/>
+      <w:pPr>
+        <w:ind w:left="3600" w:hanging="360"/>
+      </w:pPr>
+    </w:lvl>
+    <w:lvl w:ilvl="5" w:tplc="0409001B" w:tentative="1">
+      <w:start w:val="1"/>
+      <w:numFmt w:val="lowerRoman"/>
+      <w:lvlText w:val="%6."/>
+      <w:lvlJc w:val="right"/>
+      <w:pPr>
+        <w:ind w:left="4320" w:hanging="180"/>
+      </w:pPr>
+    </w:lvl>
+    <w:lvl w:ilvl="6" w:tplc="0409000F" w:tentative="1">
+      <w:start w:val="1"/>
+      <w:numFmt w:val="decimal"/>
+      <w:lvlText w:val="%7."/>
+      <w:lvlJc w:val="left"/>
+      <w:pPr>
+        <w:ind w:left="5040" w:hanging="360"/>
+      </w:pPr>
+    </w:lvl>
+    <w:lvl w:ilvl="7" w:tplc="04090019" w:tentative="1">
+      <w:start w:val="1"/>
+      <w:numFmt w:val="lowerLetter"/>
+      <w:lvlText w:val="%8."/>
+      <w:lvlJc w:val="left"/>
+      <w:pPr>
+        <w:ind w:left="5760" w:hanging="360"/>
+      </w:pPr>
+    </w:lvl>
+    <w:lvl w:ilvl="8" w:tplc="0409001B" w:tentative="1">
+      <w:start w:val="1"/>
+      <w:numFmt w:val="lowerRoman"/>
+      <w:lvlText w:val="%9."/>
+      <w:lvlJc w:val="right"/>
+      <w:pPr>
+        <w:ind w:left="6480" w:hanging="180"/>
+      </w:pPr>
+    </w:lvl>
+  </w:abstractNum>
+  <w:abstractNum w:abstractNumId="6" w15:restartNumberingAfterBreak="0">
+    <w:nsid w:val="31524AE6"/>
+    <w:multiLevelType w:val="hybridMultilevel"/>
+    <w:tmpl w:val="3EFA79C4"/>
+    <w:lvl w:ilvl="0" w:tplc="04090001">
       <w:start w:val="1"/>
       <w:numFmt w:val="bullet"/>
       <w:lvlText w:val=""/>
+      <w:lvlJc w:val="left"/>
+      <w:pPr>
+        <w:ind w:left="720" w:hanging="360"/>
+      </w:pPr>
+      <w:rPr>
+        <w:rFonts w:ascii="Symbol" w:hAnsi="Symbol" w:hint="default"/>
+      </w:rPr>
+    </w:lvl>
+    <w:lvl w:ilvl="1" w:tplc="04090003" w:tentative="1">
+      <w:start w:val="1"/>
+      <w:numFmt w:val="bullet"/>
+      <w:lvlText w:val="o"/>
+      <w:lvlJc w:val="left"/>
+      <w:pPr>
+        <w:ind w:left="1440" w:hanging="360"/>
+      </w:pPr>
+      <w:rPr>
+        <w:rFonts w:ascii="Courier New" w:hAnsi="Courier New" w:cs="Courier New" w:hint="default"/>
+      </w:rPr>
+    </w:lvl>
+    <w:lvl w:ilvl="2" w:tplc="04090005" w:tentative="1">
+      <w:start w:val="1"/>
+      <w:numFmt w:val="bullet"/>
+      <w:lvlText w:val=""/>
+      <w:lvlJc w:val="left"/>
+      <w:pPr>
+        <w:ind w:left="2160" w:hanging="360"/>
+      </w:pPr>
+      <w:rPr>
+        <w:rFonts w:ascii="Wingdings" w:hAnsi="Wingdings" w:hint="default"/>
+      </w:rPr>
+    </w:lvl>
+    <w:lvl w:ilvl="3" w:tplc="04090001" w:tentative="1">
+      <w:start w:val="1"/>
+      <w:numFmt w:val="bullet"/>
+      <w:lvlText w:val=""/>
+      <w:lvlJc w:val="left"/>
+      <w:pPr>
+        <w:ind w:left="2880" w:hanging="360"/>
+      </w:pPr>
+      <w:rPr>
+        <w:rFonts w:ascii="Symbol" w:hAnsi="Symbol" w:hint="default"/>
+      </w:rPr>
+    </w:lvl>
+    <w:lvl w:ilvl="4" w:tplc="04090003" w:tentative="1">
+      <w:start w:val="1"/>
+      <w:numFmt w:val="bullet"/>
+      <w:lvlText w:val="o"/>
+      <w:lvlJc w:val="left"/>
+      <w:pPr>
+        <w:ind w:left="3600" w:hanging="360"/>
+      </w:pPr>
+      <w:rPr>
+        <w:rFonts w:ascii="Courier New" w:hAnsi="Courier New" w:cs="Courier New" w:hint="default"/>
+      </w:rPr>
+    </w:lvl>
+    <w:lvl w:ilvl="5" w:tplc="04090005" w:tentative="1">
+      <w:start w:val="1"/>
+      <w:numFmt w:val="bullet"/>
+      <w:lvlText w:val=""/>
+      <w:lvlJc w:val="left"/>
+      <w:pPr>
+        <w:ind w:left="4320" w:hanging="360"/>
+      </w:pPr>
+      <w:rPr>
+        <w:rFonts w:ascii="Wingdings" w:hAnsi="Wingdings" w:hint="default"/>
+      </w:rPr>
+    </w:lvl>
+    <w:lvl w:ilvl="6" w:tplc="04090001" w:tentative="1">
+      <w:start w:val="1"/>
+      <w:numFmt w:val="bullet"/>
+      <w:lvlText w:val=""/>
+      <w:lvlJc w:val="left"/>
+      <w:pPr>
+        <w:ind w:left="5040" w:hanging="360"/>
+      </w:pPr>
+      <w:rPr>
+        <w:rFonts w:ascii="Symbol" w:hAnsi="Symbol" w:hint="default"/>
+      </w:rPr>
+    </w:lvl>
+    <w:lvl w:ilvl="7" w:tplc="04090003" w:tentative="1">
+      <w:start w:val="1"/>
+      <w:numFmt w:val="bullet"/>
+      <w:lvlText w:val="o"/>
+      <w:lvlJc w:val="left"/>
+      <w:pPr>
+        <w:ind w:left="5760" w:hanging="360"/>
+      </w:pPr>
+      <w:rPr>
+        <w:rFonts w:ascii="Courier New" w:hAnsi="Courier New" w:cs="Courier New" w:hint="default"/>
+      </w:rPr>
+    </w:lvl>
+    <w:lvl w:ilvl="8" w:tplc="04090005" w:tentative="1">
+      <w:start w:val="1"/>
+      <w:numFmt w:val="bullet"/>
+      <w:lvlText w:val=""/>
+      <w:lvlJc w:val="left"/>
+      <w:pPr>
+        <w:ind w:left="6480" w:hanging="360"/>
+      </w:pPr>
+      <w:rPr>
+        <w:rFonts w:ascii="Wingdings" w:hAnsi="Wingdings" w:hint="default"/>
+      </w:rPr>
+    </w:lvl>
+  </w:abstractNum>
+  <w:abstractNum w:abstractNumId="7" w15:restartNumberingAfterBreak="0">
+    <w:nsid w:val="37394494"/>
+    <w:multiLevelType w:val="multilevel"/>
+    <w:tmpl w:val="4A98257A"/>
+    <w:lvl w:ilvl="0">
+      <w:start w:val="1"/>
+      <w:numFmt w:val="decimal"/>
+      <w:lvlText w:val="%1."/>
       <w:lvlJc w:val="left"/>
       <w:pPr>
         <w:tabs>
@@ -9534,12 +10448,8 @@
         </w:tabs>
         <w:ind w:left="720" w:hanging="360"/>
       </w:pPr>
-      <w:rPr>
-        <w:rFonts w:ascii="Symbol" w:hAnsi="Symbol" w:hint="default"/>
-        <w:sz w:val="20"/>
-      </w:rPr>
-    </w:lvl>
-    <w:lvl w:ilvl="1" w:tentative="1">
+    </w:lvl>
+    <w:lvl w:ilvl="1">
       <w:start w:val="1"/>
       <w:numFmt w:val="bullet"/>
       <w:lvlText w:val="o"/>
@@ -9557,8 +10467,8 @@
     </w:lvl>
     <w:lvl w:ilvl="2" w:tentative="1">
       <w:start w:val="1"/>
-      <w:numFmt w:val="bullet"/>
-      <w:lvlText w:val=""/>
+      <w:numFmt w:val="decimal"/>
+      <w:lvlText w:val="%3."/>
       <w:lvlJc w:val="left"/>
       <w:pPr>
         <w:tabs>
@@ -9566,15 +10476,11 @@
         </w:tabs>
         <w:ind w:left="2160" w:hanging="360"/>
       </w:pPr>
-      <w:rPr>
-        <w:rFonts w:ascii="Wingdings" w:hAnsi="Wingdings" w:hint="default"/>
-        <w:sz w:val="20"/>
-      </w:rPr>
     </w:lvl>
     <w:lvl w:ilvl="3" w:tentative="1">
       <w:start w:val="1"/>
-      <w:numFmt w:val="bullet"/>
-      <w:lvlText w:val=""/>
+      <w:numFmt w:val="decimal"/>
+      <w:lvlText w:val="%4."/>
       <w:lvlJc w:val="left"/>
       <w:pPr>
         <w:tabs>
@@ -9582,15 +10488,11 @@
         </w:tabs>
         <w:ind w:left="2880" w:hanging="360"/>
       </w:pPr>
-      <w:rPr>
-        <w:rFonts w:ascii="Wingdings" w:hAnsi="Wingdings" w:hint="default"/>
-        <w:sz w:val="20"/>
-      </w:rPr>
     </w:lvl>
     <w:lvl w:ilvl="4" w:tentative="1">
       <w:start w:val="1"/>
-      <w:numFmt w:val="bullet"/>
-      <w:lvlText w:val=""/>
+      <w:numFmt w:val="decimal"/>
+      <w:lvlText w:val="%5."/>
       <w:lvlJc w:val="left"/>
       <w:pPr>
         <w:tabs>
@@ -9598,15 +10500,11 @@
         </w:tabs>
         <w:ind w:left="3600" w:hanging="360"/>
       </w:pPr>
-      <w:rPr>
-        <w:rFonts w:ascii="Wingdings" w:hAnsi="Wingdings" w:hint="default"/>
-        <w:sz w:val="20"/>
-      </w:rPr>
     </w:lvl>
     <w:lvl w:ilvl="5" w:tentative="1">
       <w:start w:val="1"/>
-      <w:numFmt w:val="bullet"/>
-      <w:lvlText w:val=""/>
+      <w:numFmt w:val="decimal"/>
+      <w:lvlText w:val="%6."/>
       <w:lvlJc w:val="left"/>
       <w:pPr>
         <w:tabs>
@@ -9614,15 +10512,11 @@
         </w:tabs>
         <w:ind w:left="4320" w:hanging="360"/>
       </w:pPr>
-      <w:rPr>
-        <w:rFonts w:ascii="Wingdings" w:hAnsi="Wingdings" w:hint="default"/>
-        <w:sz w:val="20"/>
-      </w:rPr>
     </w:lvl>
     <w:lvl w:ilvl="6" w:tentative="1">
       <w:start w:val="1"/>
-      <w:numFmt w:val="bullet"/>
-      <w:lvlText w:val=""/>
+      <w:numFmt w:val="decimal"/>
+      <w:lvlText w:val="%7."/>
       <w:lvlJc w:val="left"/>
       <w:pPr>
         <w:tabs>
@@ -9630,15 +10524,11 @@
         </w:tabs>
         <w:ind w:left="5040" w:hanging="360"/>
       </w:pPr>
-      <w:rPr>
-        <w:rFonts w:ascii="Wingdings" w:hAnsi="Wingdings" w:hint="default"/>
-        <w:sz w:val="20"/>
-      </w:rPr>
     </w:lvl>
     <w:lvl w:ilvl="7" w:tentative="1">
       <w:start w:val="1"/>
-      <w:numFmt w:val="bullet"/>
-      <w:lvlText w:val=""/>
+      <w:numFmt w:val="decimal"/>
+      <w:lvlText w:val="%8."/>
       <w:lvlJc w:val="left"/>
       <w:pPr>
         <w:tabs>
@@ -9646,15 +10536,11 @@
         </w:tabs>
         <w:ind w:left="5760" w:hanging="360"/>
       </w:pPr>
-      <w:rPr>
-        <w:rFonts w:ascii="Wingdings" w:hAnsi="Wingdings" w:hint="default"/>
-        <w:sz w:val="20"/>
-      </w:rPr>
     </w:lvl>
     <w:lvl w:ilvl="8" w:tentative="1">
       <w:start w:val="1"/>
-      <w:numFmt w:val="bullet"/>
-      <w:lvlText w:val=""/>
+      <w:numFmt w:val="decimal"/>
+      <w:lvlText w:val="%9."/>
       <w:lvlJc w:val="left"/>
       <w:pPr>
         <w:tabs>
@@ -9662,1340 +10548,9 @@
         </w:tabs>
         <w:ind w:left="6480" w:hanging="360"/>
       </w:pPr>
-      <w:rPr>
-        <w:rFonts w:ascii="Wingdings" w:hAnsi="Wingdings" w:hint="default"/>
-        <w:sz w:val="20"/>
-      </w:rPr>
     </w:lvl>
   </w:abstractNum>
-  <w:abstractNum w:abstractNumId="13" w15:restartNumberingAfterBreak="0">
-    <w:nsid w:val="25B36C96"/>
-    <w:multiLevelType w:val="hybridMultilevel"/>
-    <w:tmpl w:val="DC68362C"/>
-    <w:lvl w:ilvl="0" w:tplc="0409000F">
-      <w:start w:val="1"/>
-      <w:numFmt w:val="decimal"/>
-      <w:lvlText w:val="%1."/>
-      <w:lvlJc w:val="left"/>
-      <w:pPr>
-        <w:ind w:left="360" w:hanging="360"/>
-      </w:pPr>
-      <w:rPr>
-        <w:rFonts w:hint="default"/>
-      </w:rPr>
-    </w:lvl>
-    <w:lvl w:ilvl="1" w:tplc="04090019">
-      <w:start w:val="1"/>
-      <w:numFmt w:val="lowerLetter"/>
-      <w:lvlText w:val="%2."/>
-      <w:lvlJc w:val="left"/>
-      <w:pPr>
-        <w:ind w:left="1080" w:hanging="360"/>
-      </w:pPr>
-    </w:lvl>
-    <w:lvl w:ilvl="2" w:tplc="0409001B" w:tentative="1">
-      <w:start w:val="1"/>
-      <w:numFmt w:val="lowerRoman"/>
-      <w:lvlText w:val="%3."/>
-      <w:lvlJc w:val="right"/>
-      <w:pPr>
-        <w:ind w:left="1800" w:hanging="180"/>
-      </w:pPr>
-    </w:lvl>
-    <w:lvl w:ilvl="3" w:tplc="0409000F" w:tentative="1">
-      <w:start w:val="1"/>
-      <w:numFmt w:val="decimal"/>
-      <w:lvlText w:val="%4."/>
-      <w:lvlJc w:val="left"/>
-      <w:pPr>
-        <w:ind w:left="2520" w:hanging="360"/>
-      </w:pPr>
-    </w:lvl>
-    <w:lvl w:ilvl="4" w:tplc="04090019" w:tentative="1">
-      <w:start w:val="1"/>
-      <w:numFmt w:val="lowerLetter"/>
-      <w:lvlText w:val="%5."/>
-      <w:lvlJc w:val="left"/>
-      <w:pPr>
-        <w:ind w:left="3240" w:hanging="360"/>
-      </w:pPr>
-    </w:lvl>
-    <w:lvl w:ilvl="5" w:tplc="0409001B" w:tentative="1">
-      <w:start w:val="1"/>
-      <w:numFmt w:val="lowerRoman"/>
-      <w:lvlText w:val="%6."/>
-      <w:lvlJc w:val="right"/>
-      <w:pPr>
-        <w:ind w:left="3960" w:hanging="180"/>
-      </w:pPr>
-    </w:lvl>
-    <w:lvl w:ilvl="6" w:tplc="0409000F" w:tentative="1">
-      <w:start w:val="1"/>
-      <w:numFmt w:val="decimal"/>
-      <w:lvlText w:val="%7."/>
-      <w:lvlJc w:val="left"/>
-      <w:pPr>
-        <w:ind w:left="4680" w:hanging="360"/>
-      </w:pPr>
-    </w:lvl>
-    <w:lvl w:ilvl="7" w:tplc="04090019" w:tentative="1">
-      <w:start w:val="1"/>
-      <w:numFmt w:val="lowerLetter"/>
-      <w:lvlText w:val="%8."/>
-      <w:lvlJc w:val="left"/>
-      <w:pPr>
-        <w:ind w:left="5400" w:hanging="360"/>
-      </w:pPr>
-    </w:lvl>
-    <w:lvl w:ilvl="8" w:tplc="0409001B" w:tentative="1">
-      <w:start w:val="1"/>
-      <w:numFmt w:val="lowerRoman"/>
-      <w:lvlText w:val="%9."/>
-      <w:lvlJc w:val="right"/>
-      <w:pPr>
-        <w:ind w:left="6120" w:hanging="180"/>
-      </w:pPr>
-    </w:lvl>
-  </w:abstractNum>
-  <w:abstractNum w:abstractNumId="14" w15:restartNumberingAfterBreak="0">
-    <w:nsid w:val="29711931"/>
-    <w:multiLevelType w:val="hybridMultilevel"/>
-    <w:tmpl w:val="3E2EEB0C"/>
-    <w:lvl w:ilvl="0" w:tplc="04090001">
-      <w:start w:val="1"/>
-      <w:numFmt w:val="bullet"/>
-      <w:lvlText w:val=""/>
-      <w:lvlJc w:val="left"/>
-      <w:pPr>
-        <w:ind w:left="720" w:hanging="360"/>
-      </w:pPr>
-      <w:rPr>
-        <w:rFonts w:ascii="Symbol" w:hAnsi="Symbol" w:hint="default"/>
-      </w:rPr>
-    </w:lvl>
-    <w:lvl w:ilvl="1" w:tplc="04090003" w:tentative="1">
-      <w:start w:val="1"/>
-      <w:numFmt w:val="bullet"/>
-      <w:lvlText w:val="o"/>
-      <w:lvlJc w:val="left"/>
-      <w:pPr>
-        <w:ind w:left="1440" w:hanging="360"/>
-      </w:pPr>
-      <w:rPr>
-        <w:rFonts w:ascii="Courier New" w:hAnsi="Courier New" w:cs="Courier New" w:hint="default"/>
-      </w:rPr>
-    </w:lvl>
-    <w:lvl w:ilvl="2" w:tplc="04090005" w:tentative="1">
-      <w:start w:val="1"/>
-      <w:numFmt w:val="bullet"/>
-      <w:lvlText w:val=""/>
-      <w:lvlJc w:val="left"/>
-      <w:pPr>
-        <w:ind w:left="2160" w:hanging="360"/>
-      </w:pPr>
-      <w:rPr>
-        <w:rFonts w:ascii="Wingdings" w:hAnsi="Wingdings" w:hint="default"/>
-      </w:rPr>
-    </w:lvl>
-    <w:lvl w:ilvl="3" w:tplc="04090001" w:tentative="1">
-      <w:start w:val="1"/>
-      <w:numFmt w:val="bullet"/>
-      <w:lvlText w:val=""/>
-      <w:lvlJc w:val="left"/>
-      <w:pPr>
-        <w:ind w:left="2880" w:hanging="360"/>
-      </w:pPr>
-      <w:rPr>
-        <w:rFonts w:ascii="Symbol" w:hAnsi="Symbol" w:hint="default"/>
-      </w:rPr>
-    </w:lvl>
-    <w:lvl w:ilvl="4" w:tplc="04090003" w:tentative="1">
-      <w:start w:val="1"/>
-      <w:numFmt w:val="bullet"/>
-      <w:lvlText w:val="o"/>
-      <w:lvlJc w:val="left"/>
-      <w:pPr>
-        <w:ind w:left="3600" w:hanging="360"/>
-      </w:pPr>
-      <w:rPr>
-        <w:rFonts w:ascii="Courier New" w:hAnsi="Courier New" w:cs="Courier New" w:hint="default"/>
-      </w:rPr>
-    </w:lvl>
-    <w:lvl w:ilvl="5" w:tplc="04090005" w:tentative="1">
-      <w:start w:val="1"/>
-      <w:numFmt w:val="bullet"/>
-      <w:lvlText w:val=""/>
-      <w:lvlJc w:val="left"/>
-      <w:pPr>
-        <w:ind w:left="4320" w:hanging="360"/>
-      </w:pPr>
-      <w:rPr>
-        <w:rFonts w:ascii="Wingdings" w:hAnsi="Wingdings" w:hint="default"/>
-      </w:rPr>
-    </w:lvl>
-    <w:lvl w:ilvl="6" w:tplc="04090001" w:tentative="1">
-      <w:start w:val="1"/>
-      <w:numFmt w:val="bullet"/>
-      <w:lvlText w:val=""/>
-      <w:lvlJc w:val="left"/>
-      <w:pPr>
-        <w:ind w:left="5040" w:hanging="360"/>
-      </w:pPr>
-      <w:rPr>
-        <w:rFonts w:ascii="Symbol" w:hAnsi="Symbol" w:hint="default"/>
-      </w:rPr>
-    </w:lvl>
-    <w:lvl w:ilvl="7" w:tplc="04090003" w:tentative="1">
-      <w:start w:val="1"/>
-      <w:numFmt w:val="bullet"/>
-      <w:lvlText w:val="o"/>
-      <w:lvlJc w:val="left"/>
-      <w:pPr>
-        <w:ind w:left="5760" w:hanging="360"/>
-      </w:pPr>
-      <w:rPr>
-        <w:rFonts w:ascii="Courier New" w:hAnsi="Courier New" w:cs="Courier New" w:hint="default"/>
-      </w:rPr>
-    </w:lvl>
-    <w:lvl w:ilvl="8" w:tplc="04090005" w:tentative="1">
-      <w:start w:val="1"/>
-      <w:numFmt w:val="bullet"/>
-      <w:lvlText w:val=""/>
-      <w:lvlJc w:val="left"/>
-      <w:pPr>
-        <w:ind w:left="6480" w:hanging="360"/>
-      </w:pPr>
-      <w:rPr>
-        <w:rFonts w:ascii="Wingdings" w:hAnsi="Wingdings" w:hint="default"/>
-      </w:rPr>
-    </w:lvl>
-  </w:abstractNum>
-  <w:abstractNum w:abstractNumId="15" w15:restartNumberingAfterBreak="0">
-    <w:nsid w:val="29944428"/>
-    <w:multiLevelType w:val="hybridMultilevel"/>
-    <w:tmpl w:val="9ED6E176"/>
-    <w:lvl w:ilvl="0" w:tplc="0409000F">
-      <w:start w:val="1"/>
-      <w:numFmt w:val="decimal"/>
-      <w:lvlText w:val="%1."/>
-      <w:lvlJc w:val="left"/>
-      <w:pPr>
-        <w:ind w:left="720" w:hanging="360"/>
-      </w:pPr>
-      <w:rPr>
-        <w:rFonts w:hint="default"/>
-      </w:rPr>
-    </w:lvl>
-    <w:lvl w:ilvl="1" w:tplc="04090019">
-      <w:start w:val="1"/>
-      <w:numFmt w:val="lowerLetter"/>
-      <w:lvlText w:val="%2."/>
-      <w:lvlJc w:val="left"/>
-      <w:pPr>
-        <w:ind w:left="1440" w:hanging="360"/>
-      </w:pPr>
-    </w:lvl>
-    <w:lvl w:ilvl="2" w:tplc="0409001B" w:tentative="1">
-      <w:start w:val="1"/>
-      <w:numFmt w:val="lowerRoman"/>
-      <w:lvlText w:val="%3."/>
-      <w:lvlJc w:val="right"/>
-      <w:pPr>
-        <w:ind w:left="2160" w:hanging="180"/>
-      </w:pPr>
-    </w:lvl>
-    <w:lvl w:ilvl="3" w:tplc="0409000F" w:tentative="1">
-      <w:start w:val="1"/>
-      <w:numFmt w:val="decimal"/>
-      <w:lvlText w:val="%4."/>
-      <w:lvlJc w:val="left"/>
-      <w:pPr>
-        <w:ind w:left="2880" w:hanging="360"/>
-      </w:pPr>
-    </w:lvl>
-    <w:lvl w:ilvl="4" w:tplc="04090019" w:tentative="1">
-      <w:start w:val="1"/>
-      <w:numFmt w:val="lowerLetter"/>
-      <w:lvlText w:val="%5."/>
-      <w:lvlJc w:val="left"/>
-      <w:pPr>
-        <w:ind w:left="3600" w:hanging="360"/>
-      </w:pPr>
-    </w:lvl>
-    <w:lvl w:ilvl="5" w:tplc="0409001B" w:tentative="1">
-      <w:start w:val="1"/>
-      <w:numFmt w:val="lowerRoman"/>
-      <w:lvlText w:val="%6."/>
-      <w:lvlJc w:val="right"/>
-      <w:pPr>
-        <w:ind w:left="4320" w:hanging="180"/>
-      </w:pPr>
-    </w:lvl>
-    <w:lvl w:ilvl="6" w:tplc="0409000F" w:tentative="1">
-      <w:start w:val="1"/>
-      <w:numFmt w:val="decimal"/>
-      <w:lvlText w:val="%7."/>
-      <w:lvlJc w:val="left"/>
-      <w:pPr>
-        <w:ind w:left="5040" w:hanging="360"/>
-      </w:pPr>
-    </w:lvl>
-    <w:lvl w:ilvl="7" w:tplc="04090019" w:tentative="1">
-      <w:start w:val="1"/>
-      <w:numFmt w:val="lowerLetter"/>
-      <w:lvlText w:val="%8."/>
-      <w:lvlJc w:val="left"/>
-      <w:pPr>
-        <w:ind w:left="5760" w:hanging="360"/>
-      </w:pPr>
-    </w:lvl>
-    <w:lvl w:ilvl="8" w:tplc="0409001B" w:tentative="1">
-      <w:start w:val="1"/>
-      <w:numFmt w:val="lowerRoman"/>
-      <w:lvlText w:val="%9."/>
-      <w:lvlJc w:val="right"/>
-      <w:pPr>
-        <w:ind w:left="6480" w:hanging="180"/>
-      </w:pPr>
-    </w:lvl>
-  </w:abstractNum>
-  <w:abstractNum w:abstractNumId="16" w15:restartNumberingAfterBreak="0">
-    <w:nsid w:val="29DA5C4D"/>
-    <w:multiLevelType w:val="hybridMultilevel"/>
-    <w:tmpl w:val="8276506E"/>
-    <w:lvl w:ilvl="0" w:tplc="04090001">
-      <w:start w:val="1"/>
-      <w:numFmt w:val="bullet"/>
-      <w:lvlText w:val=""/>
-      <w:lvlJc w:val="left"/>
-      <w:pPr>
-        <w:ind w:left="720" w:hanging="360"/>
-      </w:pPr>
-      <w:rPr>
-        <w:rFonts w:ascii="Symbol" w:hAnsi="Symbol" w:hint="default"/>
-      </w:rPr>
-    </w:lvl>
-    <w:lvl w:ilvl="1" w:tplc="04090003" w:tentative="1">
-      <w:start w:val="1"/>
-      <w:numFmt w:val="bullet"/>
-      <w:lvlText w:val="o"/>
-      <w:lvlJc w:val="left"/>
-      <w:pPr>
-        <w:ind w:left="1440" w:hanging="360"/>
-      </w:pPr>
-      <w:rPr>
-        <w:rFonts w:ascii="Courier New" w:hAnsi="Courier New" w:cs="Courier New" w:hint="default"/>
-      </w:rPr>
-    </w:lvl>
-    <w:lvl w:ilvl="2" w:tplc="04090005" w:tentative="1">
-      <w:start w:val="1"/>
-      <w:numFmt w:val="bullet"/>
-      <w:lvlText w:val=""/>
-      <w:lvlJc w:val="left"/>
-      <w:pPr>
-        <w:ind w:left="2160" w:hanging="360"/>
-      </w:pPr>
-      <w:rPr>
-        <w:rFonts w:ascii="Wingdings" w:hAnsi="Wingdings" w:hint="default"/>
-      </w:rPr>
-    </w:lvl>
-    <w:lvl w:ilvl="3" w:tplc="04090001" w:tentative="1">
-      <w:start w:val="1"/>
-      <w:numFmt w:val="bullet"/>
-      <w:lvlText w:val=""/>
-      <w:lvlJc w:val="left"/>
-      <w:pPr>
-        <w:ind w:left="2880" w:hanging="360"/>
-      </w:pPr>
-      <w:rPr>
-        <w:rFonts w:ascii="Symbol" w:hAnsi="Symbol" w:hint="default"/>
-      </w:rPr>
-    </w:lvl>
-    <w:lvl w:ilvl="4" w:tplc="04090003" w:tentative="1">
-      <w:start w:val="1"/>
-      <w:numFmt w:val="bullet"/>
-      <w:lvlText w:val="o"/>
-      <w:lvlJc w:val="left"/>
-      <w:pPr>
-        <w:ind w:left="3600" w:hanging="360"/>
-      </w:pPr>
-      <w:rPr>
-        <w:rFonts w:ascii="Courier New" w:hAnsi="Courier New" w:cs="Courier New" w:hint="default"/>
-      </w:rPr>
-    </w:lvl>
-    <w:lvl w:ilvl="5" w:tplc="04090005" w:tentative="1">
-      <w:start w:val="1"/>
-      <w:numFmt w:val="bullet"/>
-      <w:lvlText w:val=""/>
-      <w:lvlJc w:val="left"/>
-      <w:pPr>
-        <w:ind w:left="4320" w:hanging="360"/>
-      </w:pPr>
-      <w:rPr>
-        <w:rFonts w:ascii="Wingdings" w:hAnsi="Wingdings" w:hint="default"/>
-      </w:rPr>
-    </w:lvl>
-    <w:lvl w:ilvl="6" w:tplc="04090001" w:tentative="1">
-      <w:start w:val="1"/>
-      <w:numFmt w:val="bullet"/>
-      <w:lvlText w:val=""/>
-      <w:lvlJc w:val="left"/>
-      <w:pPr>
-        <w:ind w:left="5040" w:hanging="360"/>
-      </w:pPr>
-      <w:rPr>
-        <w:rFonts w:ascii="Symbol" w:hAnsi="Symbol" w:hint="default"/>
-      </w:rPr>
-    </w:lvl>
-    <w:lvl w:ilvl="7" w:tplc="04090003" w:tentative="1">
-      <w:start w:val="1"/>
-      <w:numFmt w:val="bullet"/>
-      <w:lvlText w:val="o"/>
-      <w:lvlJc w:val="left"/>
-      <w:pPr>
-        <w:ind w:left="5760" w:hanging="360"/>
-      </w:pPr>
-      <w:rPr>
-        <w:rFonts w:ascii="Courier New" w:hAnsi="Courier New" w:cs="Courier New" w:hint="default"/>
-      </w:rPr>
-    </w:lvl>
-    <w:lvl w:ilvl="8" w:tplc="04090005" w:tentative="1">
-      <w:start w:val="1"/>
-      <w:numFmt w:val="bullet"/>
-      <w:lvlText w:val=""/>
-      <w:lvlJc w:val="left"/>
-      <w:pPr>
-        <w:ind w:left="6480" w:hanging="360"/>
-      </w:pPr>
-      <w:rPr>
-        <w:rFonts w:ascii="Wingdings" w:hAnsi="Wingdings" w:hint="default"/>
-      </w:rPr>
-    </w:lvl>
-  </w:abstractNum>
-  <w:abstractNum w:abstractNumId="17" w15:restartNumberingAfterBreak="0">
-    <w:nsid w:val="2A1A5B73"/>
-    <w:multiLevelType w:val="hybridMultilevel"/>
-    <w:tmpl w:val="6DCA60B0"/>
-    <w:lvl w:ilvl="0" w:tplc="0409000F">
-      <w:start w:val="1"/>
-      <w:numFmt w:val="decimal"/>
-      <w:lvlText w:val="%1."/>
-      <w:lvlJc w:val="left"/>
-      <w:pPr>
-        <w:ind w:left="720" w:hanging="360"/>
-      </w:pPr>
-    </w:lvl>
-    <w:lvl w:ilvl="1" w:tplc="04090003">
-      <w:start w:val="1"/>
-      <w:numFmt w:val="bullet"/>
-      <w:lvlText w:val="o"/>
-      <w:lvlJc w:val="left"/>
-      <w:pPr>
-        <w:ind w:left="1440" w:hanging="360"/>
-      </w:pPr>
-      <w:rPr>
-        <w:rFonts w:ascii="Courier New" w:hAnsi="Courier New" w:cs="Courier New" w:hint="default"/>
-      </w:rPr>
-    </w:lvl>
-    <w:lvl w:ilvl="2" w:tplc="0409001B" w:tentative="1">
-      <w:start w:val="1"/>
-      <w:numFmt w:val="lowerRoman"/>
-      <w:lvlText w:val="%3."/>
-      <w:lvlJc w:val="right"/>
-      <w:pPr>
-        <w:ind w:left="2160" w:hanging="180"/>
-      </w:pPr>
-    </w:lvl>
-    <w:lvl w:ilvl="3" w:tplc="0409000F" w:tentative="1">
-      <w:start w:val="1"/>
-      <w:numFmt w:val="decimal"/>
-      <w:lvlText w:val="%4."/>
-      <w:lvlJc w:val="left"/>
-      <w:pPr>
-        <w:ind w:left="2880" w:hanging="360"/>
-      </w:pPr>
-    </w:lvl>
-    <w:lvl w:ilvl="4" w:tplc="04090019" w:tentative="1">
-      <w:start w:val="1"/>
-      <w:numFmt w:val="lowerLetter"/>
-      <w:lvlText w:val="%5."/>
-      <w:lvlJc w:val="left"/>
-      <w:pPr>
-        <w:ind w:left="3600" w:hanging="360"/>
-      </w:pPr>
-    </w:lvl>
-    <w:lvl w:ilvl="5" w:tplc="0409001B" w:tentative="1">
-      <w:start w:val="1"/>
-      <w:numFmt w:val="lowerRoman"/>
-      <w:lvlText w:val="%6."/>
-      <w:lvlJc w:val="right"/>
-      <w:pPr>
-        <w:ind w:left="4320" w:hanging="180"/>
-      </w:pPr>
-    </w:lvl>
-    <w:lvl w:ilvl="6" w:tplc="0409000F" w:tentative="1">
-      <w:start w:val="1"/>
-      <w:numFmt w:val="decimal"/>
-      <w:lvlText w:val="%7."/>
-      <w:lvlJc w:val="left"/>
-      <w:pPr>
-        <w:ind w:left="5040" w:hanging="360"/>
-      </w:pPr>
-    </w:lvl>
-    <w:lvl w:ilvl="7" w:tplc="04090019" w:tentative="1">
-      <w:start w:val="1"/>
-      <w:numFmt w:val="lowerLetter"/>
-      <w:lvlText w:val="%8."/>
-      <w:lvlJc w:val="left"/>
-      <w:pPr>
-        <w:ind w:left="5760" w:hanging="360"/>
-      </w:pPr>
-    </w:lvl>
-    <w:lvl w:ilvl="8" w:tplc="0409001B" w:tentative="1">
-      <w:start w:val="1"/>
-      <w:numFmt w:val="lowerRoman"/>
-      <w:lvlText w:val="%9."/>
-      <w:lvlJc w:val="right"/>
-      <w:pPr>
-        <w:ind w:left="6480" w:hanging="180"/>
-      </w:pPr>
-    </w:lvl>
-  </w:abstractNum>
-  <w:abstractNum w:abstractNumId="18" w15:restartNumberingAfterBreak="0">
-    <w:nsid w:val="2B0A47DE"/>
-    <w:multiLevelType w:val="hybridMultilevel"/>
-    <w:tmpl w:val="98DE131C"/>
-    <w:lvl w:ilvl="0" w:tplc="04090011">
-      <w:start w:val="1"/>
-      <w:numFmt w:val="decimal"/>
-      <w:lvlText w:val="%1)"/>
-      <w:lvlJc w:val="left"/>
-      <w:pPr>
-        <w:ind w:left="720" w:hanging="360"/>
-      </w:pPr>
-      <w:rPr>
-        <w:rFonts w:hint="default"/>
-      </w:rPr>
-    </w:lvl>
-    <w:lvl w:ilvl="1" w:tplc="04090003" w:tentative="1">
-      <w:start w:val="1"/>
-      <w:numFmt w:val="bullet"/>
-      <w:lvlText w:val="o"/>
-      <w:lvlJc w:val="left"/>
-      <w:pPr>
-        <w:ind w:left="1440" w:hanging="360"/>
-      </w:pPr>
-      <w:rPr>
-        <w:rFonts w:ascii="Courier New" w:hAnsi="Courier New" w:cs="Courier New" w:hint="default"/>
-      </w:rPr>
-    </w:lvl>
-    <w:lvl w:ilvl="2" w:tplc="04090005" w:tentative="1">
-      <w:start w:val="1"/>
-      <w:numFmt w:val="bullet"/>
-      <w:lvlText w:val=""/>
-      <w:lvlJc w:val="left"/>
-      <w:pPr>
-        <w:ind w:left="2160" w:hanging="360"/>
-      </w:pPr>
-      <w:rPr>
-        <w:rFonts w:ascii="Wingdings" w:hAnsi="Wingdings" w:hint="default"/>
-      </w:rPr>
-    </w:lvl>
-    <w:lvl w:ilvl="3" w:tplc="04090001" w:tentative="1">
-      <w:start w:val="1"/>
-      <w:numFmt w:val="bullet"/>
-      <w:lvlText w:val=""/>
-      <w:lvlJc w:val="left"/>
-      <w:pPr>
-        <w:ind w:left="2880" w:hanging="360"/>
-      </w:pPr>
-      <w:rPr>
-        <w:rFonts w:ascii="Symbol" w:hAnsi="Symbol" w:hint="default"/>
-      </w:rPr>
-    </w:lvl>
-    <w:lvl w:ilvl="4" w:tplc="04090003" w:tentative="1">
-      <w:start w:val="1"/>
-      <w:numFmt w:val="bullet"/>
-      <w:lvlText w:val="o"/>
-      <w:lvlJc w:val="left"/>
-      <w:pPr>
-        <w:ind w:left="3600" w:hanging="360"/>
-      </w:pPr>
-      <w:rPr>
-        <w:rFonts w:ascii="Courier New" w:hAnsi="Courier New" w:cs="Courier New" w:hint="default"/>
-      </w:rPr>
-    </w:lvl>
-    <w:lvl w:ilvl="5" w:tplc="04090005" w:tentative="1">
-      <w:start w:val="1"/>
-      <w:numFmt w:val="bullet"/>
-      <w:lvlText w:val=""/>
-      <w:lvlJc w:val="left"/>
-      <w:pPr>
-        <w:ind w:left="4320" w:hanging="360"/>
-      </w:pPr>
-      <w:rPr>
-        <w:rFonts w:ascii="Wingdings" w:hAnsi="Wingdings" w:hint="default"/>
-      </w:rPr>
-    </w:lvl>
-    <w:lvl w:ilvl="6" w:tplc="04090001" w:tentative="1">
-      <w:start w:val="1"/>
-      <w:numFmt w:val="bullet"/>
-      <w:lvlText w:val=""/>
-      <w:lvlJc w:val="left"/>
-      <w:pPr>
-        <w:ind w:left="5040" w:hanging="360"/>
-      </w:pPr>
-      <w:rPr>
-        <w:rFonts w:ascii="Symbol" w:hAnsi="Symbol" w:hint="default"/>
-      </w:rPr>
-    </w:lvl>
-    <w:lvl w:ilvl="7" w:tplc="04090003" w:tentative="1">
-      <w:start w:val="1"/>
-      <w:numFmt w:val="bullet"/>
-      <w:lvlText w:val="o"/>
-      <w:lvlJc w:val="left"/>
-      <w:pPr>
-        <w:ind w:left="5760" w:hanging="360"/>
-      </w:pPr>
-      <w:rPr>
-        <w:rFonts w:ascii="Courier New" w:hAnsi="Courier New" w:cs="Courier New" w:hint="default"/>
-      </w:rPr>
-    </w:lvl>
-    <w:lvl w:ilvl="8" w:tplc="04090005" w:tentative="1">
-      <w:start w:val="1"/>
-      <w:numFmt w:val="bullet"/>
-      <w:lvlText w:val=""/>
-      <w:lvlJc w:val="left"/>
-      <w:pPr>
-        <w:ind w:left="6480" w:hanging="360"/>
-      </w:pPr>
-      <w:rPr>
-        <w:rFonts w:ascii="Wingdings" w:hAnsi="Wingdings" w:hint="default"/>
-      </w:rPr>
-    </w:lvl>
-  </w:abstractNum>
-  <w:abstractNum w:abstractNumId="19" w15:restartNumberingAfterBreak="0">
-    <w:nsid w:val="2CB42B77"/>
-    <w:multiLevelType w:val="hybridMultilevel"/>
-    <w:tmpl w:val="0B4CA8CC"/>
-    <w:lvl w:ilvl="0" w:tplc="0409000F">
-      <w:start w:val="1"/>
-      <w:numFmt w:val="decimal"/>
-      <w:lvlText w:val="%1."/>
-      <w:lvlJc w:val="left"/>
-      <w:pPr>
-        <w:ind w:left="720" w:hanging="360"/>
-      </w:pPr>
-    </w:lvl>
-    <w:lvl w:ilvl="1" w:tplc="04090003">
-      <w:start w:val="1"/>
-      <w:numFmt w:val="bullet"/>
-      <w:lvlText w:val="o"/>
-      <w:lvlJc w:val="left"/>
-      <w:pPr>
-        <w:ind w:left="1440" w:hanging="360"/>
-      </w:pPr>
-      <w:rPr>
-        <w:rFonts w:ascii="Courier New" w:hAnsi="Courier New" w:cs="Courier New" w:hint="default"/>
-      </w:rPr>
-    </w:lvl>
-    <w:lvl w:ilvl="2" w:tplc="0409001B" w:tentative="1">
-      <w:start w:val="1"/>
-      <w:numFmt w:val="lowerRoman"/>
-      <w:lvlText w:val="%3."/>
-      <w:lvlJc w:val="right"/>
-      <w:pPr>
-        <w:ind w:left="2160" w:hanging="180"/>
-      </w:pPr>
-    </w:lvl>
-    <w:lvl w:ilvl="3" w:tplc="0409000F" w:tentative="1">
-      <w:start w:val="1"/>
-      <w:numFmt w:val="decimal"/>
-      <w:lvlText w:val="%4."/>
-      <w:lvlJc w:val="left"/>
-      <w:pPr>
-        <w:ind w:left="2880" w:hanging="360"/>
-      </w:pPr>
-    </w:lvl>
-    <w:lvl w:ilvl="4" w:tplc="04090019" w:tentative="1">
-      <w:start w:val="1"/>
-      <w:numFmt w:val="lowerLetter"/>
-      <w:lvlText w:val="%5."/>
-      <w:lvlJc w:val="left"/>
-      <w:pPr>
-        <w:ind w:left="3600" w:hanging="360"/>
-      </w:pPr>
-    </w:lvl>
-    <w:lvl w:ilvl="5" w:tplc="0409001B" w:tentative="1">
-      <w:start w:val="1"/>
-      <w:numFmt w:val="lowerRoman"/>
-      <w:lvlText w:val="%6."/>
-      <w:lvlJc w:val="right"/>
-      <w:pPr>
-        <w:ind w:left="4320" w:hanging="180"/>
-      </w:pPr>
-    </w:lvl>
-    <w:lvl w:ilvl="6" w:tplc="0409000F" w:tentative="1">
-      <w:start w:val="1"/>
-      <w:numFmt w:val="decimal"/>
-      <w:lvlText w:val="%7."/>
-      <w:lvlJc w:val="left"/>
-      <w:pPr>
-        <w:ind w:left="5040" w:hanging="360"/>
-      </w:pPr>
-    </w:lvl>
-    <w:lvl w:ilvl="7" w:tplc="04090019" w:tentative="1">
-      <w:start w:val="1"/>
-      <w:numFmt w:val="lowerLetter"/>
-      <w:lvlText w:val="%8."/>
-      <w:lvlJc w:val="left"/>
-      <w:pPr>
-        <w:ind w:left="5760" w:hanging="360"/>
-      </w:pPr>
-    </w:lvl>
-    <w:lvl w:ilvl="8" w:tplc="0409001B" w:tentative="1">
-      <w:start w:val="1"/>
-      <w:numFmt w:val="lowerRoman"/>
-      <w:lvlText w:val="%9."/>
-      <w:lvlJc w:val="right"/>
-      <w:pPr>
-        <w:ind w:left="6480" w:hanging="180"/>
-      </w:pPr>
-    </w:lvl>
-  </w:abstractNum>
-  <w:abstractNum w:abstractNumId="20" w15:restartNumberingAfterBreak="0">
-    <w:nsid w:val="2E2321F6"/>
-    <w:multiLevelType w:val="hybridMultilevel"/>
-    <w:tmpl w:val="27A67F70"/>
-    <w:lvl w:ilvl="0" w:tplc="04090001">
-      <w:start w:val="1"/>
-      <w:numFmt w:val="bullet"/>
-      <w:lvlText w:val=""/>
-      <w:lvlJc w:val="left"/>
-      <w:pPr>
-        <w:ind w:left="720" w:hanging="360"/>
-      </w:pPr>
-      <w:rPr>
-        <w:rFonts w:ascii="Symbol" w:hAnsi="Symbol" w:hint="default"/>
-      </w:rPr>
-    </w:lvl>
-    <w:lvl w:ilvl="1" w:tplc="04090003" w:tentative="1">
-      <w:start w:val="1"/>
-      <w:numFmt w:val="bullet"/>
-      <w:lvlText w:val="o"/>
-      <w:lvlJc w:val="left"/>
-      <w:pPr>
-        <w:ind w:left="1440" w:hanging="360"/>
-      </w:pPr>
-      <w:rPr>
-        <w:rFonts w:ascii="Courier New" w:hAnsi="Courier New" w:cs="Courier New" w:hint="default"/>
-      </w:rPr>
-    </w:lvl>
-    <w:lvl w:ilvl="2" w:tplc="04090005" w:tentative="1">
-      <w:start w:val="1"/>
-      <w:numFmt w:val="bullet"/>
-      <w:lvlText w:val=""/>
-      <w:lvlJc w:val="left"/>
-      <w:pPr>
-        <w:ind w:left="2160" w:hanging="360"/>
-      </w:pPr>
-      <w:rPr>
-        <w:rFonts w:ascii="Wingdings" w:hAnsi="Wingdings" w:hint="default"/>
-      </w:rPr>
-    </w:lvl>
-    <w:lvl w:ilvl="3" w:tplc="04090001" w:tentative="1">
-      <w:start w:val="1"/>
-      <w:numFmt w:val="bullet"/>
-      <w:lvlText w:val=""/>
-      <w:lvlJc w:val="left"/>
-      <w:pPr>
-        <w:ind w:left="2880" w:hanging="360"/>
-      </w:pPr>
-      <w:rPr>
-        <w:rFonts w:ascii="Symbol" w:hAnsi="Symbol" w:hint="default"/>
-      </w:rPr>
-    </w:lvl>
-    <w:lvl w:ilvl="4" w:tplc="04090003" w:tentative="1">
-      <w:start w:val="1"/>
-      <w:numFmt w:val="bullet"/>
-      <w:lvlText w:val="o"/>
-      <w:lvlJc w:val="left"/>
-      <w:pPr>
-        <w:ind w:left="3600" w:hanging="360"/>
-      </w:pPr>
-      <w:rPr>
-        <w:rFonts w:ascii="Courier New" w:hAnsi="Courier New" w:cs="Courier New" w:hint="default"/>
-      </w:rPr>
-    </w:lvl>
-    <w:lvl w:ilvl="5" w:tplc="04090005" w:tentative="1">
-      <w:start w:val="1"/>
-      <w:numFmt w:val="bullet"/>
-      <w:lvlText w:val=""/>
-      <w:lvlJc w:val="left"/>
-      <w:pPr>
-        <w:ind w:left="4320" w:hanging="360"/>
-      </w:pPr>
-      <w:rPr>
-        <w:rFonts w:ascii="Wingdings" w:hAnsi="Wingdings" w:hint="default"/>
-      </w:rPr>
-    </w:lvl>
-    <w:lvl w:ilvl="6" w:tplc="04090001" w:tentative="1">
-      <w:start w:val="1"/>
-      <w:numFmt w:val="bullet"/>
-      <w:lvlText w:val=""/>
-      <w:lvlJc w:val="left"/>
-      <w:pPr>
-        <w:ind w:left="5040" w:hanging="360"/>
-      </w:pPr>
-      <w:rPr>
-        <w:rFonts w:ascii="Symbol" w:hAnsi="Symbol" w:hint="default"/>
-      </w:rPr>
-    </w:lvl>
-    <w:lvl w:ilvl="7" w:tplc="04090003" w:tentative="1">
-      <w:start w:val="1"/>
-      <w:numFmt w:val="bullet"/>
-      <w:lvlText w:val="o"/>
-      <w:lvlJc w:val="left"/>
-      <w:pPr>
-        <w:ind w:left="5760" w:hanging="360"/>
-      </w:pPr>
-      <w:rPr>
-        <w:rFonts w:ascii="Courier New" w:hAnsi="Courier New" w:cs="Courier New" w:hint="default"/>
-      </w:rPr>
-    </w:lvl>
-    <w:lvl w:ilvl="8" w:tplc="04090005" w:tentative="1">
-      <w:start w:val="1"/>
-      <w:numFmt w:val="bullet"/>
-      <w:lvlText w:val=""/>
-      <w:lvlJc w:val="left"/>
-      <w:pPr>
-        <w:ind w:left="6480" w:hanging="360"/>
-      </w:pPr>
-      <w:rPr>
-        <w:rFonts w:ascii="Wingdings" w:hAnsi="Wingdings" w:hint="default"/>
-      </w:rPr>
-    </w:lvl>
-  </w:abstractNum>
-  <w:abstractNum w:abstractNumId="21" w15:restartNumberingAfterBreak="0">
-    <w:nsid w:val="2FE468FC"/>
-    <w:multiLevelType w:val="hybridMultilevel"/>
-    <w:tmpl w:val="73A639D2"/>
-    <w:lvl w:ilvl="0" w:tplc="BE2E6F34">
-      <w:start w:val="1"/>
-      <w:numFmt w:val="bullet"/>
-      <w:lvlText w:val=""/>
-      <w:lvlJc w:val="left"/>
-      <w:pPr>
-        <w:tabs>
-          <w:tab w:val="num" w:pos="1080"/>
-        </w:tabs>
-        <w:ind w:left="1080" w:hanging="360"/>
-      </w:pPr>
-      <w:rPr>
-        <w:rFonts w:ascii="Symbol" w:hAnsi="Symbol" w:hint="default"/>
-      </w:rPr>
-    </w:lvl>
-    <w:lvl w:ilvl="1" w:tplc="04090003">
-      <w:start w:val="1"/>
-      <w:numFmt w:val="bullet"/>
-      <w:lvlText w:val="o"/>
-      <w:lvlJc w:val="left"/>
-      <w:pPr>
-        <w:tabs>
-          <w:tab w:val="num" w:pos="0"/>
-        </w:tabs>
-        <w:ind w:left="0" w:hanging="360"/>
-      </w:pPr>
-      <w:rPr>
-        <w:rFonts w:ascii="Courier New" w:hAnsi="Courier New" w:hint="default"/>
-      </w:rPr>
-    </w:lvl>
-    <w:lvl w:ilvl="2" w:tplc="04090005">
-      <w:start w:val="1"/>
-      <w:numFmt w:val="bullet"/>
-      <w:lvlText w:val=""/>
-      <w:lvlJc w:val="left"/>
-      <w:pPr>
-        <w:tabs>
-          <w:tab w:val="num" w:pos="720"/>
-        </w:tabs>
-        <w:ind w:left="720" w:hanging="360"/>
-      </w:pPr>
-      <w:rPr>
-        <w:rFonts w:ascii="Wingdings" w:hAnsi="Wingdings" w:hint="default"/>
-      </w:rPr>
-    </w:lvl>
-    <w:lvl w:ilvl="3" w:tplc="04090001">
-      <w:start w:val="1"/>
-      <w:numFmt w:val="bullet"/>
-      <w:lvlText w:val=""/>
-      <w:lvlJc w:val="left"/>
-      <w:pPr>
-        <w:tabs>
-          <w:tab w:val="num" w:pos="1440"/>
-        </w:tabs>
-        <w:ind w:left="1440" w:hanging="360"/>
-      </w:pPr>
-      <w:rPr>
-        <w:rFonts w:ascii="Symbol" w:hAnsi="Symbol" w:hint="default"/>
-      </w:rPr>
-    </w:lvl>
-    <w:lvl w:ilvl="4" w:tplc="04090003" w:tentative="1">
-      <w:start w:val="1"/>
-      <w:numFmt w:val="bullet"/>
-      <w:lvlText w:val="o"/>
-      <w:lvlJc w:val="left"/>
-      <w:pPr>
-        <w:tabs>
-          <w:tab w:val="num" w:pos="2160"/>
-        </w:tabs>
-        <w:ind w:left="2160" w:hanging="360"/>
-      </w:pPr>
-      <w:rPr>
-        <w:rFonts w:ascii="Courier New" w:hAnsi="Courier New" w:hint="default"/>
-      </w:rPr>
-    </w:lvl>
-    <w:lvl w:ilvl="5" w:tplc="04090005" w:tentative="1">
-      <w:start w:val="1"/>
-      <w:numFmt w:val="bullet"/>
-      <w:lvlText w:val=""/>
-      <w:lvlJc w:val="left"/>
-      <w:pPr>
-        <w:tabs>
-          <w:tab w:val="num" w:pos="2880"/>
-        </w:tabs>
-        <w:ind w:left="2880" w:hanging="360"/>
-      </w:pPr>
-      <w:rPr>
-        <w:rFonts w:ascii="Wingdings" w:hAnsi="Wingdings" w:hint="default"/>
-      </w:rPr>
-    </w:lvl>
-    <w:lvl w:ilvl="6" w:tplc="04090001" w:tentative="1">
-      <w:start w:val="1"/>
-      <w:numFmt w:val="bullet"/>
-      <w:lvlText w:val=""/>
-      <w:lvlJc w:val="left"/>
-      <w:pPr>
-        <w:tabs>
-          <w:tab w:val="num" w:pos="3600"/>
-        </w:tabs>
-        <w:ind w:left="3600" w:hanging="360"/>
-      </w:pPr>
-      <w:rPr>
-        <w:rFonts w:ascii="Symbol" w:hAnsi="Symbol" w:hint="default"/>
-      </w:rPr>
-    </w:lvl>
-    <w:lvl w:ilvl="7" w:tplc="04090003" w:tentative="1">
-      <w:start w:val="1"/>
-      <w:numFmt w:val="bullet"/>
-      <w:lvlText w:val="o"/>
-      <w:lvlJc w:val="left"/>
-      <w:pPr>
-        <w:tabs>
-          <w:tab w:val="num" w:pos="4320"/>
-        </w:tabs>
-        <w:ind w:left="4320" w:hanging="360"/>
-      </w:pPr>
-      <w:rPr>
-        <w:rFonts w:ascii="Courier New" w:hAnsi="Courier New" w:hint="default"/>
-      </w:rPr>
-    </w:lvl>
-    <w:lvl w:ilvl="8" w:tplc="04090005" w:tentative="1">
-      <w:start w:val="1"/>
-      <w:numFmt w:val="bullet"/>
-      <w:lvlText w:val=""/>
-      <w:lvlJc w:val="left"/>
-      <w:pPr>
-        <w:tabs>
-          <w:tab w:val="num" w:pos="5040"/>
-        </w:tabs>
-        <w:ind w:left="5040" w:hanging="360"/>
-      </w:pPr>
-      <w:rPr>
-        <w:rFonts w:ascii="Wingdings" w:hAnsi="Wingdings" w:hint="default"/>
-      </w:rPr>
-    </w:lvl>
-  </w:abstractNum>
-  <w:abstractNum w:abstractNumId="22" w15:restartNumberingAfterBreak="0">
-    <w:nsid w:val="31524AE6"/>
-    <w:multiLevelType w:val="hybridMultilevel"/>
-    <w:tmpl w:val="3EFA79C4"/>
-    <w:lvl w:ilvl="0" w:tplc="04090001">
-      <w:start w:val="1"/>
-      <w:numFmt w:val="bullet"/>
-      <w:lvlText w:val=""/>
-      <w:lvlJc w:val="left"/>
-      <w:pPr>
-        <w:ind w:left="720" w:hanging="360"/>
-      </w:pPr>
-      <w:rPr>
-        <w:rFonts w:ascii="Symbol" w:hAnsi="Symbol" w:hint="default"/>
-      </w:rPr>
-    </w:lvl>
-    <w:lvl w:ilvl="1" w:tplc="04090003" w:tentative="1">
-      <w:start w:val="1"/>
-      <w:numFmt w:val="bullet"/>
-      <w:lvlText w:val="o"/>
-      <w:lvlJc w:val="left"/>
-      <w:pPr>
-        <w:ind w:left="1440" w:hanging="360"/>
-      </w:pPr>
-      <w:rPr>
-        <w:rFonts w:ascii="Courier New" w:hAnsi="Courier New" w:cs="Courier New" w:hint="default"/>
-      </w:rPr>
-    </w:lvl>
-    <w:lvl w:ilvl="2" w:tplc="04090005" w:tentative="1">
-      <w:start w:val="1"/>
-      <w:numFmt w:val="bullet"/>
-      <w:lvlText w:val=""/>
-      <w:lvlJc w:val="left"/>
-      <w:pPr>
-        <w:ind w:left="2160" w:hanging="360"/>
-      </w:pPr>
-      <w:rPr>
-        <w:rFonts w:ascii="Wingdings" w:hAnsi="Wingdings" w:hint="default"/>
-      </w:rPr>
-    </w:lvl>
-    <w:lvl w:ilvl="3" w:tplc="04090001" w:tentative="1">
-      <w:start w:val="1"/>
-      <w:numFmt w:val="bullet"/>
-      <w:lvlText w:val=""/>
-      <w:lvlJc w:val="left"/>
-      <w:pPr>
-        <w:ind w:left="2880" w:hanging="360"/>
-      </w:pPr>
-      <w:rPr>
-        <w:rFonts w:ascii="Symbol" w:hAnsi="Symbol" w:hint="default"/>
-      </w:rPr>
-    </w:lvl>
-    <w:lvl w:ilvl="4" w:tplc="04090003" w:tentative="1">
-      <w:start w:val="1"/>
-      <w:numFmt w:val="bullet"/>
-      <w:lvlText w:val="o"/>
-      <w:lvlJc w:val="left"/>
-      <w:pPr>
-        <w:ind w:left="3600" w:hanging="360"/>
-      </w:pPr>
-      <w:rPr>
-        <w:rFonts w:ascii="Courier New" w:hAnsi="Courier New" w:cs="Courier New" w:hint="default"/>
-      </w:rPr>
-    </w:lvl>
-    <w:lvl w:ilvl="5" w:tplc="04090005" w:tentative="1">
-      <w:start w:val="1"/>
-      <w:numFmt w:val="bullet"/>
-      <w:lvlText w:val=""/>
-      <w:lvlJc w:val="left"/>
-      <w:pPr>
-        <w:ind w:left="4320" w:hanging="360"/>
-      </w:pPr>
-      <w:rPr>
-        <w:rFonts w:ascii="Wingdings" w:hAnsi="Wingdings" w:hint="default"/>
-      </w:rPr>
-    </w:lvl>
-    <w:lvl w:ilvl="6" w:tplc="04090001" w:tentative="1">
-      <w:start w:val="1"/>
-      <w:numFmt w:val="bullet"/>
-      <w:lvlText w:val=""/>
-      <w:lvlJc w:val="left"/>
-      <w:pPr>
-        <w:ind w:left="5040" w:hanging="360"/>
-      </w:pPr>
-      <w:rPr>
-        <w:rFonts w:ascii="Symbol" w:hAnsi="Symbol" w:hint="default"/>
-      </w:rPr>
-    </w:lvl>
-    <w:lvl w:ilvl="7" w:tplc="04090003" w:tentative="1">
-      <w:start w:val="1"/>
-      <w:numFmt w:val="bullet"/>
-      <w:lvlText w:val="o"/>
-      <w:lvlJc w:val="left"/>
-      <w:pPr>
-        <w:ind w:left="5760" w:hanging="360"/>
-      </w:pPr>
-      <w:rPr>
-        <w:rFonts w:ascii="Courier New" w:hAnsi="Courier New" w:cs="Courier New" w:hint="default"/>
-      </w:rPr>
-    </w:lvl>
-    <w:lvl w:ilvl="8" w:tplc="04090005" w:tentative="1">
-      <w:start w:val="1"/>
-      <w:numFmt w:val="bullet"/>
-      <w:lvlText w:val=""/>
-      <w:lvlJc w:val="left"/>
-      <w:pPr>
-        <w:ind w:left="6480" w:hanging="360"/>
-      </w:pPr>
-      <w:rPr>
-        <w:rFonts w:ascii="Wingdings" w:hAnsi="Wingdings" w:hint="default"/>
-      </w:rPr>
-    </w:lvl>
-  </w:abstractNum>
-  <w:abstractNum w:abstractNumId="23" w15:restartNumberingAfterBreak="0">
-    <w:nsid w:val="35024C0F"/>
-    <w:multiLevelType w:val="multilevel"/>
-    <w:tmpl w:val="637CFC46"/>
-    <w:lvl w:ilvl="0">
-      <w:start w:val="1"/>
-      <w:numFmt w:val="bullet"/>
-      <w:lvlText w:val=""/>
-      <w:lvlJc w:val="left"/>
-      <w:pPr>
-        <w:tabs>
-          <w:tab w:val="num" w:pos="720"/>
-        </w:tabs>
-        <w:ind w:left="720" w:hanging="360"/>
-      </w:pPr>
-      <w:rPr>
-        <w:rFonts w:ascii="Symbol" w:hAnsi="Symbol" w:hint="default"/>
-        <w:sz w:val="20"/>
-      </w:rPr>
-    </w:lvl>
-    <w:lvl w:ilvl="1" w:tentative="1">
-      <w:start w:val="1"/>
-      <w:numFmt w:val="bullet"/>
-      <w:lvlText w:val="o"/>
-      <w:lvlJc w:val="left"/>
-      <w:pPr>
-        <w:tabs>
-          <w:tab w:val="num" w:pos="1440"/>
-        </w:tabs>
-        <w:ind w:left="1440" w:hanging="360"/>
-      </w:pPr>
-      <w:rPr>
-        <w:rFonts w:ascii="Courier New" w:hAnsi="Courier New" w:hint="default"/>
-        <w:sz w:val="20"/>
-      </w:rPr>
-    </w:lvl>
-    <w:lvl w:ilvl="2" w:tentative="1">
-      <w:start w:val="1"/>
-      <w:numFmt w:val="bullet"/>
-      <w:lvlText w:val=""/>
-      <w:lvlJc w:val="left"/>
-      <w:pPr>
-        <w:tabs>
-          <w:tab w:val="num" w:pos="2160"/>
-        </w:tabs>
-        <w:ind w:left="2160" w:hanging="360"/>
-      </w:pPr>
-      <w:rPr>
-        <w:rFonts w:ascii="Wingdings" w:hAnsi="Wingdings" w:hint="default"/>
-        <w:sz w:val="20"/>
-      </w:rPr>
-    </w:lvl>
-    <w:lvl w:ilvl="3" w:tentative="1">
-      <w:start w:val="1"/>
-      <w:numFmt w:val="bullet"/>
-      <w:lvlText w:val=""/>
-      <w:lvlJc w:val="left"/>
-      <w:pPr>
-        <w:tabs>
-          <w:tab w:val="num" w:pos="2880"/>
-        </w:tabs>
-        <w:ind w:left="2880" w:hanging="360"/>
-      </w:pPr>
-      <w:rPr>
-        <w:rFonts w:ascii="Wingdings" w:hAnsi="Wingdings" w:hint="default"/>
-        <w:sz w:val="20"/>
-      </w:rPr>
-    </w:lvl>
-    <w:lvl w:ilvl="4" w:tentative="1">
-      <w:start w:val="1"/>
-      <w:numFmt w:val="bullet"/>
-      <w:lvlText w:val=""/>
-      <w:lvlJc w:val="left"/>
-      <w:pPr>
-        <w:tabs>
-          <w:tab w:val="num" w:pos="3600"/>
-        </w:tabs>
-        <w:ind w:left="3600" w:hanging="360"/>
-      </w:pPr>
-      <w:rPr>
-        <w:rFonts w:ascii="Wingdings" w:hAnsi="Wingdings" w:hint="default"/>
-        <w:sz w:val="20"/>
-      </w:rPr>
-    </w:lvl>
-    <w:lvl w:ilvl="5" w:tentative="1">
-      <w:start w:val="1"/>
-      <w:numFmt w:val="bullet"/>
-      <w:lvlText w:val=""/>
-      <w:lvlJc w:val="left"/>
-      <w:pPr>
-        <w:tabs>
-          <w:tab w:val="num" w:pos="4320"/>
-        </w:tabs>
-        <w:ind w:left="4320" w:hanging="360"/>
-      </w:pPr>
-      <w:rPr>
-        <w:rFonts w:ascii="Wingdings" w:hAnsi="Wingdings" w:hint="default"/>
-        <w:sz w:val="20"/>
-      </w:rPr>
-    </w:lvl>
-    <w:lvl w:ilvl="6" w:tentative="1">
-      <w:start w:val="1"/>
-      <w:numFmt w:val="bullet"/>
-      <w:lvlText w:val=""/>
-      <w:lvlJc w:val="left"/>
-      <w:pPr>
-        <w:tabs>
-          <w:tab w:val="num" w:pos="5040"/>
-        </w:tabs>
-        <w:ind w:left="5040" w:hanging="360"/>
-      </w:pPr>
-      <w:rPr>
-        <w:rFonts w:ascii="Wingdings" w:hAnsi="Wingdings" w:hint="default"/>
-        <w:sz w:val="20"/>
-      </w:rPr>
-    </w:lvl>
-    <w:lvl w:ilvl="7" w:tentative="1">
-      <w:start w:val="1"/>
-      <w:numFmt w:val="bullet"/>
-      <w:lvlText w:val=""/>
-      <w:lvlJc w:val="left"/>
-      <w:pPr>
-        <w:tabs>
-          <w:tab w:val="num" w:pos="5760"/>
-        </w:tabs>
-        <w:ind w:left="5760" w:hanging="360"/>
-      </w:pPr>
-      <w:rPr>
-        <w:rFonts w:ascii="Wingdings" w:hAnsi="Wingdings" w:hint="default"/>
-        <w:sz w:val="20"/>
-      </w:rPr>
-    </w:lvl>
-    <w:lvl w:ilvl="8" w:tentative="1">
-      <w:start w:val="1"/>
-      <w:numFmt w:val="bullet"/>
-      <w:lvlText w:val=""/>
-      <w:lvlJc w:val="left"/>
-      <w:pPr>
-        <w:tabs>
-          <w:tab w:val="num" w:pos="6480"/>
-        </w:tabs>
-        <w:ind w:left="6480" w:hanging="360"/>
-      </w:pPr>
-      <w:rPr>
-        <w:rFonts w:ascii="Wingdings" w:hAnsi="Wingdings" w:hint="default"/>
-        <w:sz w:val="20"/>
-      </w:rPr>
-    </w:lvl>
-  </w:abstractNum>
-  <w:abstractNum w:abstractNumId="24" w15:restartNumberingAfterBreak="0">
-    <w:nsid w:val="37394494"/>
-    <w:multiLevelType w:val="multilevel"/>
-    <w:tmpl w:val="4A98257A"/>
-    <w:lvl w:ilvl="0">
-      <w:start w:val="1"/>
-      <w:numFmt w:val="decimal"/>
-      <w:lvlText w:val="%1."/>
-      <w:lvlJc w:val="left"/>
-      <w:pPr>
-        <w:tabs>
-          <w:tab w:val="num" w:pos="720"/>
-        </w:tabs>
-        <w:ind w:left="720" w:hanging="360"/>
-      </w:pPr>
-    </w:lvl>
-    <w:lvl w:ilvl="1">
-      <w:start w:val="1"/>
-      <w:numFmt w:val="bullet"/>
-      <w:lvlText w:val="o"/>
-      <w:lvlJc w:val="left"/>
-      <w:pPr>
-        <w:tabs>
-          <w:tab w:val="num" w:pos="1440"/>
-        </w:tabs>
-        <w:ind w:left="1440" w:hanging="360"/>
-      </w:pPr>
-      <w:rPr>
-        <w:rFonts w:ascii="Courier New" w:hAnsi="Courier New" w:hint="default"/>
-        <w:sz w:val="20"/>
-      </w:rPr>
-    </w:lvl>
-    <w:lvl w:ilvl="2" w:tentative="1">
-      <w:start w:val="1"/>
-      <w:numFmt w:val="decimal"/>
-      <w:lvlText w:val="%3."/>
-      <w:lvlJc w:val="left"/>
-      <w:pPr>
-        <w:tabs>
-          <w:tab w:val="num" w:pos="2160"/>
-        </w:tabs>
-        <w:ind w:left="2160" w:hanging="360"/>
-      </w:pPr>
-    </w:lvl>
-    <w:lvl w:ilvl="3" w:tentative="1">
-      <w:start w:val="1"/>
-      <w:numFmt w:val="decimal"/>
-      <w:lvlText w:val="%4."/>
-      <w:lvlJc w:val="left"/>
-      <w:pPr>
-        <w:tabs>
-          <w:tab w:val="num" w:pos="2880"/>
-        </w:tabs>
-        <w:ind w:left="2880" w:hanging="360"/>
-      </w:pPr>
-    </w:lvl>
-    <w:lvl w:ilvl="4" w:tentative="1">
-      <w:start w:val="1"/>
-      <w:numFmt w:val="decimal"/>
-      <w:lvlText w:val="%5."/>
-      <w:lvlJc w:val="left"/>
-      <w:pPr>
-        <w:tabs>
-          <w:tab w:val="num" w:pos="3600"/>
-        </w:tabs>
-        <w:ind w:left="3600" w:hanging="360"/>
-      </w:pPr>
-    </w:lvl>
-    <w:lvl w:ilvl="5" w:tentative="1">
-      <w:start w:val="1"/>
-      <w:numFmt w:val="decimal"/>
-      <w:lvlText w:val="%6."/>
-      <w:lvlJc w:val="left"/>
-      <w:pPr>
-        <w:tabs>
-          <w:tab w:val="num" w:pos="4320"/>
-        </w:tabs>
-        <w:ind w:left="4320" w:hanging="360"/>
-      </w:pPr>
-    </w:lvl>
-    <w:lvl w:ilvl="6" w:tentative="1">
-      <w:start w:val="1"/>
-      <w:numFmt w:val="decimal"/>
-      <w:lvlText w:val="%7."/>
-      <w:lvlJc w:val="left"/>
-      <w:pPr>
-        <w:tabs>
-          <w:tab w:val="num" w:pos="5040"/>
-        </w:tabs>
-        <w:ind w:left="5040" w:hanging="360"/>
-      </w:pPr>
-    </w:lvl>
-    <w:lvl w:ilvl="7" w:tentative="1">
-      <w:start w:val="1"/>
-      <w:numFmt w:val="decimal"/>
-      <w:lvlText w:val="%8."/>
-      <w:lvlJc w:val="left"/>
-      <w:pPr>
-        <w:tabs>
-          <w:tab w:val="num" w:pos="5760"/>
-        </w:tabs>
-        <w:ind w:left="5760" w:hanging="360"/>
-      </w:pPr>
-    </w:lvl>
-    <w:lvl w:ilvl="8" w:tentative="1">
-      <w:start w:val="1"/>
-      <w:numFmt w:val="decimal"/>
-      <w:lvlText w:val="%9."/>
-      <w:lvlJc w:val="left"/>
-      <w:pPr>
-        <w:tabs>
-          <w:tab w:val="num" w:pos="6480"/>
-        </w:tabs>
-        <w:ind w:left="6480" w:hanging="360"/>
-      </w:pPr>
-    </w:lvl>
-  </w:abstractNum>
-  <w:abstractNum w:abstractNumId="25" w15:restartNumberingAfterBreak="0">
+  <w:abstractNum w:abstractNumId="8" w15:restartNumberingAfterBreak="0">
     <w:nsid w:val="382220AD"/>
     <w:multiLevelType w:val="hybridMultilevel"/>
     <w:tmpl w:val="AC4A3CF4"/>
@@ -11108,7 +10663,7 @@
       </w:rPr>
     </w:lvl>
   </w:abstractNum>
-  <w:abstractNum w:abstractNumId="26" w15:restartNumberingAfterBreak="0">
+  <w:abstractNum w:abstractNumId="9" w15:restartNumberingAfterBreak="0">
     <w:nsid w:val="3ACB3A12"/>
     <w:multiLevelType w:val="hybridMultilevel"/>
     <w:tmpl w:val="11368D14"/>
@@ -11221,233 +10776,7 @@
       </w:rPr>
     </w:lvl>
   </w:abstractNum>
-  <w:abstractNum w:abstractNumId="27" w15:restartNumberingAfterBreak="0">
-    <w:nsid w:val="3C0079C2"/>
-    <w:multiLevelType w:val="hybridMultilevel"/>
-    <w:tmpl w:val="BAFABEEA"/>
-    <w:lvl w:ilvl="0" w:tplc="04090001">
-      <w:start w:val="1"/>
-      <w:numFmt w:val="bullet"/>
-      <w:lvlText w:val=""/>
-      <w:lvlJc w:val="left"/>
-      <w:pPr>
-        <w:ind w:left="720" w:hanging="360"/>
-      </w:pPr>
-      <w:rPr>
-        <w:rFonts w:ascii="Symbol" w:hAnsi="Symbol" w:hint="default"/>
-      </w:rPr>
-    </w:lvl>
-    <w:lvl w:ilvl="1" w:tplc="04090003" w:tentative="1">
-      <w:start w:val="1"/>
-      <w:numFmt w:val="bullet"/>
-      <w:lvlText w:val="o"/>
-      <w:lvlJc w:val="left"/>
-      <w:pPr>
-        <w:ind w:left="1440" w:hanging="360"/>
-      </w:pPr>
-      <w:rPr>
-        <w:rFonts w:ascii="Courier New" w:hAnsi="Courier New" w:cs="Courier New" w:hint="default"/>
-      </w:rPr>
-    </w:lvl>
-    <w:lvl w:ilvl="2" w:tplc="04090005" w:tentative="1">
-      <w:start w:val="1"/>
-      <w:numFmt w:val="bullet"/>
-      <w:lvlText w:val=""/>
-      <w:lvlJc w:val="left"/>
-      <w:pPr>
-        <w:ind w:left="2160" w:hanging="360"/>
-      </w:pPr>
-      <w:rPr>
-        <w:rFonts w:ascii="Wingdings" w:hAnsi="Wingdings" w:hint="default"/>
-      </w:rPr>
-    </w:lvl>
-    <w:lvl w:ilvl="3" w:tplc="04090001" w:tentative="1">
-      <w:start w:val="1"/>
-      <w:numFmt w:val="bullet"/>
-      <w:lvlText w:val=""/>
-      <w:lvlJc w:val="left"/>
-      <w:pPr>
-        <w:ind w:left="2880" w:hanging="360"/>
-      </w:pPr>
-      <w:rPr>
-        <w:rFonts w:ascii="Symbol" w:hAnsi="Symbol" w:hint="default"/>
-      </w:rPr>
-    </w:lvl>
-    <w:lvl w:ilvl="4" w:tplc="04090003" w:tentative="1">
-      <w:start w:val="1"/>
-      <w:numFmt w:val="bullet"/>
-      <w:lvlText w:val="o"/>
-      <w:lvlJc w:val="left"/>
-      <w:pPr>
-        <w:ind w:left="3600" w:hanging="360"/>
-      </w:pPr>
-      <w:rPr>
-        <w:rFonts w:ascii="Courier New" w:hAnsi="Courier New" w:cs="Courier New" w:hint="default"/>
-      </w:rPr>
-    </w:lvl>
-    <w:lvl w:ilvl="5" w:tplc="04090005" w:tentative="1">
-      <w:start w:val="1"/>
-      <w:numFmt w:val="bullet"/>
-      <w:lvlText w:val=""/>
-      <w:lvlJc w:val="left"/>
-      <w:pPr>
-        <w:ind w:left="4320" w:hanging="360"/>
-      </w:pPr>
-      <w:rPr>
-        <w:rFonts w:ascii="Wingdings" w:hAnsi="Wingdings" w:hint="default"/>
-      </w:rPr>
-    </w:lvl>
-    <w:lvl w:ilvl="6" w:tplc="04090001" w:tentative="1">
-      <w:start w:val="1"/>
-      <w:numFmt w:val="bullet"/>
-      <w:lvlText w:val=""/>
-      <w:lvlJc w:val="left"/>
-      <w:pPr>
-        <w:ind w:left="5040" w:hanging="360"/>
-      </w:pPr>
-      <w:rPr>
-        <w:rFonts w:ascii="Symbol" w:hAnsi="Symbol" w:hint="default"/>
-      </w:rPr>
-    </w:lvl>
-    <w:lvl w:ilvl="7" w:tplc="04090003" w:tentative="1">
-      <w:start w:val="1"/>
-      <w:numFmt w:val="bullet"/>
-      <w:lvlText w:val="o"/>
-      <w:lvlJc w:val="left"/>
-      <w:pPr>
-        <w:ind w:left="5760" w:hanging="360"/>
-      </w:pPr>
-      <w:rPr>
-        <w:rFonts w:ascii="Courier New" w:hAnsi="Courier New" w:cs="Courier New" w:hint="default"/>
-      </w:rPr>
-    </w:lvl>
-    <w:lvl w:ilvl="8" w:tplc="04090005" w:tentative="1">
-      <w:start w:val="1"/>
-      <w:numFmt w:val="bullet"/>
-      <w:lvlText w:val=""/>
-      <w:lvlJc w:val="left"/>
-      <w:pPr>
-        <w:ind w:left="6480" w:hanging="360"/>
-      </w:pPr>
-      <w:rPr>
-        <w:rFonts w:ascii="Wingdings" w:hAnsi="Wingdings" w:hint="default"/>
-      </w:rPr>
-    </w:lvl>
-  </w:abstractNum>
-  <w:abstractNum w:abstractNumId="28" w15:restartNumberingAfterBreak="0">
-    <w:nsid w:val="3CDB5A35"/>
-    <w:multiLevelType w:val="hybridMultilevel"/>
-    <w:tmpl w:val="CB96AD00"/>
-    <w:lvl w:ilvl="0" w:tplc="04090001">
-      <w:start w:val="1"/>
-      <w:numFmt w:val="bullet"/>
-      <w:lvlText w:val=""/>
-      <w:lvlJc w:val="left"/>
-      <w:pPr>
-        <w:ind w:left="720" w:hanging="360"/>
-      </w:pPr>
-      <w:rPr>
-        <w:rFonts w:ascii="Symbol" w:hAnsi="Symbol" w:hint="default"/>
-      </w:rPr>
-    </w:lvl>
-    <w:lvl w:ilvl="1" w:tplc="04090003" w:tentative="1">
-      <w:start w:val="1"/>
-      <w:numFmt w:val="bullet"/>
-      <w:lvlText w:val="o"/>
-      <w:lvlJc w:val="left"/>
-      <w:pPr>
-        <w:ind w:left="1440" w:hanging="360"/>
-      </w:pPr>
-      <w:rPr>
-        <w:rFonts w:ascii="Courier New" w:hAnsi="Courier New" w:cs="Courier New" w:hint="default"/>
-      </w:rPr>
-    </w:lvl>
-    <w:lvl w:ilvl="2" w:tplc="04090005" w:tentative="1">
-      <w:start w:val="1"/>
-      <w:numFmt w:val="bullet"/>
-      <w:lvlText w:val=""/>
-      <w:lvlJc w:val="left"/>
-      <w:pPr>
-        <w:ind w:left="2160" w:hanging="360"/>
-      </w:pPr>
-      <w:rPr>
-        <w:rFonts w:ascii="Wingdings" w:hAnsi="Wingdings" w:hint="default"/>
-      </w:rPr>
-    </w:lvl>
-    <w:lvl w:ilvl="3" w:tplc="04090001" w:tentative="1">
-      <w:start w:val="1"/>
-      <w:numFmt w:val="bullet"/>
-      <w:lvlText w:val=""/>
-      <w:lvlJc w:val="left"/>
-      <w:pPr>
-        <w:ind w:left="2880" w:hanging="360"/>
-      </w:pPr>
-      <w:rPr>
-        <w:rFonts w:ascii="Symbol" w:hAnsi="Symbol" w:hint="default"/>
-      </w:rPr>
-    </w:lvl>
-    <w:lvl w:ilvl="4" w:tplc="04090003" w:tentative="1">
-      <w:start w:val="1"/>
-      <w:numFmt w:val="bullet"/>
-      <w:lvlText w:val="o"/>
-      <w:lvlJc w:val="left"/>
-      <w:pPr>
-        <w:ind w:left="3600" w:hanging="360"/>
-      </w:pPr>
-      <w:rPr>
-        <w:rFonts w:ascii="Courier New" w:hAnsi="Courier New" w:cs="Courier New" w:hint="default"/>
-      </w:rPr>
-    </w:lvl>
-    <w:lvl w:ilvl="5" w:tplc="04090005" w:tentative="1">
-      <w:start w:val="1"/>
-      <w:numFmt w:val="bullet"/>
-      <w:lvlText w:val=""/>
-      <w:lvlJc w:val="left"/>
-      <w:pPr>
-        <w:ind w:left="4320" w:hanging="360"/>
-      </w:pPr>
-      <w:rPr>
-        <w:rFonts w:ascii="Wingdings" w:hAnsi="Wingdings" w:hint="default"/>
-      </w:rPr>
-    </w:lvl>
-    <w:lvl w:ilvl="6" w:tplc="04090001" w:tentative="1">
-      <w:start w:val="1"/>
-      <w:numFmt w:val="bullet"/>
-      <w:lvlText w:val=""/>
-      <w:lvlJc w:val="left"/>
-      <w:pPr>
-        <w:ind w:left="5040" w:hanging="360"/>
-      </w:pPr>
-      <w:rPr>
-        <w:rFonts w:ascii="Symbol" w:hAnsi="Symbol" w:hint="default"/>
-      </w:rPr>
-    </w:lvl>
-    <w:lvl w:ilvl="7" w:tplc="04090003" w:tentative="1">
-      <w:start w:val="1"/>
-      <w:numFmt w:val="bullet"/>
-      <w:lvlText w:val="o"/>
-      <w:lvlJc w:val="left"/>
-      <w:pPr>
-        <w:ind w:left="5760" w:hanging="360"/>
-      </w:pPr>
-      <w:rPr>
-        <w:rFonts w:ascii="Courier New" w:hAnsi="Courier New" w:cs="Courier New" w:hint="default"/>
-      </w:rPr>
-    </w:lvl>
-    <w:lvl w:ilvl="8" w:tplc="04090005" w:tentative="1">
-      <w:start w:val="1"/>
-      <w:numFmt w:val="bullet"/>
-      <w:lvlText w:val=""/>
-      <w:lvlJc w:val="left"/>
-      <w:pPr>
-        <w:ind w:left="6480" w:hanging="360"/>
-      </w:pPr>
-      <w:rPr>
-        <w:rFonts w:ascii="Wingdings" w:hAnsi="Wingdings" w:hint="default"/>
-      </w:rPr>
-    </w:lvl>
-  </w:abstractNum>
-  <w:abstractNum w:abstractNumId="29" w15:restartNumberingAfterBreak="0">
+  <w:abstractNum w:abstractNumId="10" w15:restartNumberingAfterBreak="0">
     <w:nsid w:val="3E5C1464"/>
     <w:multiLevelType w:val="hybridMultilevel"/>
     <w:tmpl w:val="2A6259EC"/>
@@ -11559,101 +10888,10 @@
       </w:rPr>
     </w:lvl>
   </w:abstractNum>
-  <w:abstractNum w:abstractNumId="30" w15:restartNumberingAfterBreak="0">
-    <w:nsid w:val="434F5E77"/>
+  <w:abstractNum w:abstractNumId="11" w15:restartNumberingAfterBreak="0">
+    <w:nsid w:val="48CF032E"/>
     <w:multiLevelType w:val="hybridMultilevel"/>
-    <w:tmpl w:val="24EE36E8"/>
-    <w:lvl w:ilvl="0" w:tplc="0409000F">
-      <w:start w:val="1"/>
-      <w:numFmt w:val="decimal"/>
-      <w:lvlText w:val="%1."/>
-      <w:lvlJc w:val="left"/>
-      <w:pPr>
-        <w:ind w:left="720" w:hanging="360"/>
-      </w:pPr>
-      <w:rPr>
-        <w:rFonts w:hint="default"/>
-        <w:b w:val="0"/>
-        <w:color w:val="auto"/>
-      </w:rPr>
-    </w:lvl>
-    <w:lvl w:ilvl="1" w:tplc="04090019" w:tentative="1">
-      <w:start w:val="1"/>
-      <w:numFmt w:val="lowerLetter"/>
-      <w:lvlText w:val="%2."/>
-      <w:lvlJc w:val="left"/>
-      <w:pPr>
-        <w:ind w:left="1440" w:hanging="360"/>
-      </w:pPr>
-    </w:lvl>
-    <w:lvl w:ilvl="2" w:tplc="0409001B" w:tentative="1">
-      <w:start w:val="1"/>
-      <w:numFmt w:val="lowerRoman"/>
-      <w:lvlText w:val="%3."/>
-      <w:lvlJc w:val="right"/>
-      <w:pPr>
-        <w:ind w:left="2160" w:hanging="180"/>
-      </w:pPr>
-    </w:lvl>
-    <w:lvl w:ilvl="3" w:tplc="0409000F" w:tentative="1">
-      <w:start w:val="1"/>
-      <w:numFmt w:val="decimal"/>
-      <w:lvlText w:val="%4."/>
-      <w:lvlJc w:val="left"/>
-      <w:pPr>
-        <w:ind w:left="2880" w:hanging="360"/>
-      </w:pPr>
-    </w:lvl>
-    <w:lvl w:ilvl="4" w:tplc="04090019" w:tentative="1">
-      <w:start w:val="1"/>
-      <w:numFmt w:val="lowerLetter"/>
-      <w:lvlText w:val="%5."/>
-      <w:lvlJc w:val="left"/>
-      <w:pPr>
-        <w:ind w:left="3600" w:hanging="360"/>
-      </w:pPr>
-    </w:lvl>
-    <w:lvl w:ilvl="5" w:tplc="0409001B" w:tentative="1">
-      <w:start w:val="1"/>
-      <w:numFmt w:val="lowerRoman"/>
-      <w:lvlText w:val="%6."/>
-      <w:lvlJc w:val="right"/>
-      <w:pPr>
-        <w:ind w:left="4320" w:hanging="180"/>
-      </w:pPr>
-    </w:lvl>
-    <w:lvl w:ilvl="6" w:tplc="0409000F" w:tentative="1">
-      <w:start w:val="1"/>
-      <w:numFmt w:val="decimal"/>
-      <w:lvlText w:val="%7."/>
-      <w:lvlJc w:val="left"/>
-      <w:pPr>
-        <w:ind w:left="5040" w:hanging="360"/>
-      </w:pPr>
-    </w:lvl>
-    <w:lvl w:ilvl="7" w:tplc="04090019" w:tentative="1">
-      <w:start w:val="1"/>
-      <w:numFmt w:val="lowerLetter"/>
-      <w:lvlText w:val="%8."/>
-      <w:lvlJc w:val="left"/>
-      <w:pPr>
-        <w:ind w:left="5760" w:hanging="360"/>
-      </w:pPr>
-    </w:lvl>
-    <w:lvl w:ilvl="8" w:tplc="0409001B" w:tentative="1">
-      <w:start w:val="1"/>
-      <w:numFmt w:val="lowerRoman"/>
-      <w:lvlText w:val="%9."/>
-      <w:lvlJc w:val="right"/>
-      <w:pPr>
-        <w:ind w:left="6480" w:hanging="180"/>
-      </w:pPr>
-    </w:lvl>
-  </w:abstractNum>
-  <w:abstractNum w:abstractNumId="31" w15:restartNumberingAfterBreak="0">
-    <w:nsid w:val="449000AD"/>
-    <w:multiLevelType w:val="hybridMultilevel"/>
-    <w:tmpl w:val="41C0D204"/>
+    <w:tmpl w:val="5C6C3668"/>
     <w:lvl w:ilvl="0" w:tplc="04090001">
       <w:start w:val="1"/>
       <w:numFmt w:val="bullet"/>
@@ -11666,7 +10904,7 @@
         <w:rFonts w:ascii="Symbol" w:hAnsi="Symbol" w:hint="default"/>
       </w:rPr>
     </w:lvl>
-    <w:lvl w:ilvl="1" w:tplc="04090003" w:tentative="1">
+    <w:lvl w:ilvl="1" w:tplc="04090003">
       <w:start w:val="1"/>
       <w:numFmt w:val="bullet"/>
       <w:lvlText w:val="o"/>
@@ -11763,10 +11001,10 @@
       </w:rPr>
     </w:lvl>
   </w:abstractNum>
-  <w:abstractNum w:abstractNumId="32" w15:restartNumberingAfterBreak="0">
-    <w:nsid w:val="469508F0"/>
+  <w:abstractNum w:abstractNumId="12" w15:restartNumberingAfterBreak="0">
+    <w:nsid w:val="50495009"/>
     <w:multiLevelType w:val="hybridMultilevel"/>
-    <w:tmpl w:val="3C6696AE"/>
+    <w:tmpl w:val="4816D78A"/>
     <w:lvl w:ilvl="0" w:tplc="04090001">
       <w:start w:val="1"/>
       <w:numFmt w:val="bullet"/>
@@ -11876,10 +11114,10 @@
       </w:rPr>
     </w:lvl>
   </w:abstractNum>
-  <w:abstractNum w:abstractNumId="33" w15:restartNumberingAfterBreak="0">
-    <w:nsid w:val="46986C32"/>
+  <w:abstractNum w:abstractNumId="13" w15:restartNumberingAfterBreak="0">
+    <w:nsid w:val="57AF260A"/>
     <w:multiLevelType w:val="multilevel"/>
-    <w:tmpl w:val="2F2AB9AC"/>
+    <w:tmpl w:val="F37C9A58"/>
     <w:lvl w:ilvl="0">
       <w:start w:val="1"/>
       <w:numFmt w:val="bullet"/>
@@ -11896,7 +11134,7 @@
         <w:sz w:val="20"/>
       </w:rPr>
     </w:lvl>
-    <w:lvl w:ilvl="1">
+    <w:lvl w:ilvl="1" w:tentative="1">
       <w:start w:val="1"/>
       <w:numFmt w:val="bullet"/>
       <w:lvlText w:val="o"/>
@@ -12025,10 +11263,10 @@
       </w:rPr>
     </w:lvl>
   </w:abstractNum>
-  <w:abstractNum w:abstractNumId="34" w15:restartNumberingAfterBreak="0">
-    <w:nsid w:val="483D0C50"/>
+  <w:abstractNum w:abstractNumId="14" w15:restartNumberingAfterBreak="0">
+    <w:nsid w:val="5A6F17FC"/>
     <w:multiLevelType w:val="hybridMultilevel"/>
-    <w:tmpl w:val="10305144"/>
+    <w:tmpl w:val="904E6734"/>
     <w:lvl w:ilvl="0" w:tplc="04090001">
       <w:start w:val="1"/>
       <w:numFmt w:val="bullet"/>
@@ -12138,10 +11376,156 @@
       </w:rPr>
     </w:lvl>
   </w:abstractNum>
-  <w:abstractNum w:abstractNumId="35" w15:restartNumberingAfterBreak="0">
-    <w:nsid w:val="48B9182F"/>
+  <w:abstractNum w:abstractNumId="15" w15:restartNumberingAfterBreak="0">
+    <w:nsid w:val="64805B21"/>
+    <w:multiLevelType w:val="multilevel"/>
+    <w:tmpl w:val="E5CC7B2E"/>
+    <w:lvl w:ilvl="0">
+      <w:start w:val="1"/>
+      <w:numFmt w:val="decimal"/>
+      <w:pStyle w:val="SGHeading1"/>
+      <w:lvlText w:val="%1."/>
+      <w:lvlJc w:val="left"/>
+      <w:pPr>
+        <w:tabs>
+          <w:tab w:val="num" w:pos="547"/>
+        </w:tabs>
+        <w:ind w:left="547" w:hanging="547"/>
+      </w:pPr>
+      <w:rPr>
+        <w:rFonts w:hint="default"/>
+      </w:rPr>
+    </w:lvl>
+    <w:lvl w:ilvl="1">
+      <w:start w:val="1"/>
+      <w:numFmt w:val="decimal"/>
+      <w:pStyle w:val="SGHeading2"/>
+      <w:lvlText w:val="%1.%2."/>
+      <w:lvlJc w:val="left"/>
+      <w:pPr>
+        <w:tabs>
+          <w:tab w:val="num" w:pos="1267"/>
+        </w:tabs>
+        <w:ind w:left="1267" w:hanging="720"/>
+      </w:pPr>
+      <w:rPr>
+        <w:rFonts w:hint="default"/>
+      </w:rPr>
+    </w:lvl>
+    <w:lvl w:ilvl="2">
+      <w:start w:val="1"/>
+      <w:numFmt w:val="decimal"/>
+      <w:pStyle w:val="SGHeading3"/>
+      <w:lvlText w:val="%1.%2.%3."/>
+      <w:lvlJc w:val="left"/>
+      <w:pPr>
+        <w:tabs>
+          <w:tab w:val="num" w:pos="2347"/>
+        </w:tabs>
+        <w:ind w:left="1987" w:hanging="720"/>
+      </w:pPr>
+      <w:rPr>
+        <w:rFonts w:hint="default"/>
+      </w:rPr>
+    </w:lvl>
+    <w:lvl w:ilvl="3">
+      <w:start w:val="1"/>
+      <w:numFmt w:val="decimal"/>
+      <w:pStyle w:val="SGHeading4"/>
+      <w:lvlText w:val="%1.%2.%3.%4."/>
+      <w:lvlJc w:val="left"/>
+      <w:pPr>
+        <w:tabs>
+          <w:tab w:val="num" w:pos="3067"/>
+        </w:tabs>
+        <w:ind w:left="2707" w:hanging="720"/>
+      </w:pPr>
+      <w:rPr>
+        <w:rFonts w:hint="default"/>
+      </w:rPr>
+    </w:lvl>
+    <w:lvl w:ilvl="4">
+      <w:start w:val="1"/>
+      <w:numFmt w:val="decimal"/>
+      <w:lvlRestart w:val="0"/>
+      <w:pStyle w:val="SGHeading5"/>
+      <w:lvlText w:val="%1.%2.%3.%4.%5."/>
+      <w:lvlJc w:val="left"/>
+      <w:pPr>
+        <w:tabs>
+          <w:tab w:val="num" w:pos="4147"/>
+        </w:tabs>
+        <w:ind w:left="3427" w:hanging="720"/>
+      </w:pPr>
+      <w:rPr>
+        <w:rFonts w:hint="default"/>
+      </w:rPr>
+    </w:lvl>
+    <w:lvl w:ilvl="5">
+      <w:start w:val="1"/>
+      <w:numFmt w:val="decimal"/>
+      <w:lvlText w:val="%1.%2.%3.%4.%5.%6."/>
+      <w:lvlJc w:val="left"/>
+      <w:pPr>
+        <w:tabs>
+          <w:tab w:val="num" w:pos="4867"/>
+        </w:tabs>
+        <w:ind w:left="4723" w:hanging="936"/>
+      </w:pPr>
+      <w:rPr>
+        <w:rFonts w:hint="default"/>
+      </w:rPr>
+    </w:lvl>
+    <w:lvl w:ilvl="6">
+      <w:start w:val="1"/>
+      <w:numFmt w:val="decimal"/>
+      <w:lvlText w:val="%1.%2.%3.%4.%5.%6.%7."/>
+      <w:lvlJc w:val="left"/>
+      <w:pPr>
+        <w:tabs>
+          <w:tab w:val="num" w:pos="5587"/>
+        </w:tabs>
+        <w:ind w:left="5227" w:hanging="1080"/>
+      </w:pPr>
+      <w:rPr>
+        <w:rFonts w:hint="default"/>
+      </w:rPr>
+    </w:lvl>
+    <w:lvl w:ilvl="7">
+      <w:start w:val="1"/>
+      <w:numFmt w:val="decimal"/>
+      <w:lvlText w:val="%1.%2.%3.%4.%5.%6.%7.%8."/>
+      <w:lvlJc w:val="left"/>
+      <w:pPr>
+        <w:tabs>
+          <w:tab w:val="num" w:pos="5947"/>
+        </w:tabs>
+        <w:ind w:left="5731" w:hanging="1224"/>
+      </w:pPr>
+      <w:rPr>
+        <w:rFonts w:hint="default"/>
+      </w:rPr>
+    </w:lvl>
+    <w:lvl w:ilvl="8">
+      <w:start w:val="1"/>
+      <w:numFmt w:val="decimal"/>
+      <w:lvlText w:val="%1.%2.%3.%4.%5.%6.%7.%8.%9."/>
+      <w:lvlJc w:val="left"/>
+      <w:pPr>
+        <w:tabs>
+          <w:tab w:val="num" w:pos="6667"/>
+        </w:tabs>
+        <w:ind w:left="6307" w:hanging="1440"/>
+      </w:pPr>
+      <w:rPr>
+        <w:rFonts w:hint="default"/>
+      </w:rPr>
+    </w:lvl>
+  </w:abstractNum>
+  <w:abstractNum w:abstractNumId="16" w15:restartNumberingAfterBreak="0">
+    <w:nsid w:val="64915600"/>
     <w:multiLevelType w:val="hybridMultilevel"/>
-    <w:tmpl w:val="E60C0F94"/>
+    <w:tmpl w:val="175CA976"/>
     <w:lvl w:ilvl="0" w:tplc="04090001">
       <w:start w:val="1"/>
       <w:numFmt w:val="bullet"/>
@@ -12154,7 +11538,7 @@
         <w:rFonts w:ascii="Symbol" w:hAnsi="Symbol" w:hint="default"/>
       </w:rPr>
     </w:lvl>
-    <w:lvl w:ilvl="1" w:tplc="04090003" w:tentative="1">
+    <w:lvl w:ilvl="1" w:tplc="04090003">
       <w:start w:val="1"/>
       <w:numFmt w:val="bullet"/>
       <w:lvlText w:val="o"/>
@@ -12251,21 +11635,18 @@
       </w:rPr>
     </w:lvl>
   </w:abstractNum>
-  <w:abstractNum w:abstractNumId="36" w15:restartNumberingAfterBreak="0">
-    <w:nsid w:val="48CF032E"/>
+  <w:abstractNum w:abstractNumId="17" w15:restartNumberingAfterBreak="0">
+    <w:nsid w:val="65792B17"/>
     <w:multiLevelType w:val="hybridMultilevel"/>
-    <w:tmpl w:val="5C6C3668"/>
-    <w:lvl w:ilvl="0" w:tplc="04090001">
-      <w:start w:val="1"/>
-      <w:numFmt w:val="bullet"/>
-      <w:lvlText w:val=""/>
+    <w:tmpl w:val="BB5405F0"/>
+    <w:lvl w:ilvl="0" w:tplc="0409000F">
+      <w:start w:val="1"/>
+      <w:numFmt w:val="decimal"/>
+      <w:lvlText w:val="%1."/>
       <w:lvlJc w:val="left"/>
       <w:pPr>
         <w:ind w:left="720" w:hanging="360"/>
       </w:pPr>
-      <w:rPr>
-        <w:rFonts w:ascii="Symbol" w:hAnsi="Symbol" w:hint="default"/>
-      </w:rPr>
     </w:lvl>
     <w:lvl w:ilvl="1" w:tplc="04090003">
       <w:start w:val="1"/>
@@ -12279,773 +11660,74 @@
         <w:rFonts w:ascii="Courier New" w:hAnsi="Courier New" w:cs="Courier New" w:hint="default"/>
       </w:rPr>
     </w:lvl>
-    <w:lvl w:ilvl="2" w:tplc="04090005" w:tentative="1">
-      <w:start w:val="1"/>
-      <w:numFmt w:val="bullet"/>
-      <w:lvlText w:val=""/>
-      <w:lvlJc w:val="left"/>
-      <w:pPr>
-        <w:ind w:left="2160" w:hanging="360"/>
-      </w:pPr>
-      <w:rPr>
-        <w:rFonts w:ascii="Wingdings" w:hAnsi="Wingdings" w:hint="default"/>
-      </w:rPr>
-    </w:lvl>
-    <w:lvl w:ilvl="3" w:tplc="04090001" w:tentative="1">
-      <w:start w:val="1"/>
-      <w:numFmt w:val="bullet"/>
-      <w:lvlText w:val=""/>
+    <w:lvl w:ilvl="2" w:tplc="0409001B" w:tentative="1">
+      <w:start w:val="1"/>
+      <w:numFmt w:val="lowerRoman"/>
+      <w:lvlText w:val="%3."/>
+      <w:lvlJc w:val="right"/>
+      <w:pPr>
+        <w:ind w:left="2160" w:hanging="180"/>
+      </w:pPr>
+    </w:lvl>
+    <w:lvl w:ilvl="3" w:tplc="0409000F" w:tentative="1">
+      <w:start w:val="1"/>
+      <w:numFmt w:val="decimal"/>
+      <w:lvlText w:val="%4."/>
       <w:lvlJc w:val="left"/>
       <w:pPr>
         <w:ind w:left="2880" w:hanging="360"/>
       </w:pPr>
-      <w:rPr>
-        <w:rFonts w:ascii="Symbol" w:hAnsi="Symbol" w:hint="default"/>
-      </w:rPr>
-    </w:lvl>
-    <w:lvl w:ilvl="4" w:tplc="04090003" w:tentative="1">
-      <w:start w:val="1"/>
-      <w:numFmt w:val="bullet"/>
-      <w:lvlText w:val="o"/>
+    </w:lvl>
+    <w:lvl w:ilvl="4" w:tplc="04090019" w:tentative="1">
+      <w:start w:val="1"/>
+      <w:numFmt w:val="lowerLetter"/>
+      <w:lvlText w:val="%5."/>
       <w:lvlJc w:val="left"/>
       <w:pPr>
         <w:ind w:left="3600" w:hanging="360"/>
       </w:pPr>
-      <w:rPr>
-        <w:rFonts w:ascii="Courier New" w:hAnsi="Courier New" w:cs="Courier New" w:hint="default"/>
-      </w:rPr>
-    </w:lvl>
-    <w:lvl w:ilvl="5" w:tplc="04090005" w:tentative="1">
-      <w:start w:val="1"/>
-      <w:numFmt w:val="bullet"/>
-      <w:lvlText w:val=""/>
-      <w:lvlJc w:val="left"/>
-      <w:pPr>
-        <w:ind w:left="4320" w:hanging="360"/>
-      </w:pPr>
-      <w:rPr>
-        <w:rFonts w:ascii="Wingdings" w:hAnsi="Wingdings" w:hint="default"/>
-      </w:rPr>
-    </w:lvl>
-    <w:lvl w:ilvl="6" w:tplc="04090001" w:tentative="1">
-      <w:start w:val="1"/>
-      <w:numFmt w:val="bullet"/>
-      <w:lvlText w:val=""/>
+    </w:lvl>
+    <w:lvl w:ilvl="5" w:tplc="0409001B" w:tentative="1">
+      <w:start w:val="1"/>
+      <w:numFmt w:val="lowerRoman"/>
+      <w:lvlText w:val="%6."/>
+      <w:lvlJc w:val="right"/>
+      <w:pPr>
+        <w:ind w:left="4320" w:hanging="180"/>
+      </w:pPr>
+    </w:lvl>
+    <w:lvl w:ilvl="6" w:tplc="0409000F" w:tentative="1">
+      <w:start w:val="1"/>
+      <w:numFmt w:val="decimal"/>
+      <w:lvlText w:val="%7."/>
       <w:lvlJc w:val="left"/>
       <w:pPr>
         <w:ind w:left="5040" w:hanging="360"/>
       </w:pPr>
-      <w:rPr>
-        <w:rFonts w:ascii="Symbol" w:hAnsi="Symbol" w:hint="default"/>
-      </w:rPr>
-    </w:lvl>
-    <w:lvl w:ilvl="7" w:tplc="04090003" w:tentative="1">
-      <w:start w:val="1"/>
-      <w:numFmt w:val="bullet"/>
-      <w:lvlText w:val="o"/>
+    </w:lvl>
+    <w:lvl w:ilvl="7" w:tplc="04090019" w:tentative="1">
+      <w:start w:val="1"/>
+      <w:numFmt w:val="lowerLetter"/>
+      <w:lvlText w:val="%8."/>
       <w:lvlJc w:val="left"/>
       <w:pPr>
         <w:ind w:left="5760" w:hanging="360"/>
       </w:pPr>
-      <w:rPr>
-        <w:rFonts w:ascii="Courier New" w:hAnsi="Courier New" w:cs="Courier New" w:hint="default"/>
-      </w:rPr>
-    </w:lvl>
-    <w:lvl w:ilvl="8" w:tplc="04090005" w:tentative="1">
-      <w:start w:val="1"/>
-      <w:numFmt w:val="bullet"/>
-      <w:lvlText w:val=""/>
-      <w:lvlJc w:val="left"/>
-      <w:pPr>
-        <w:ind w:left="6480" w:hanging="360"/>
-      </w:pPr>
-      <w:rPr>
-        <w:rFonts w:ascii="Wingdings" w:hAnsi="Wingdings" w:hint="default"/>
-      </w:rPr>
+    </w:lvl>
+    <w:lvl w:ilvl="8" w:tplc="0409001B" w:tentative="1">
+      <w:start w:val="1"/>
+      <w:numFmt w:val="lowerRoman"/>
+      <w:lvlText w:val="%9."/>
+      <w:lvlJc w:val="right"/>
+      <w:pPr>
+        <w:ind w:left="6480" w:hanging="180"/>
+      </w:pPr>
     </w:lvl>
   </w:abstractNum>
-  <w:abstractNum w:abstractNumId="37" w15:restartNumberingAfterBreak="0">
-    <w:nsid w:val="4C1A5298"/>
-    <w:multiLevelType w:val="hybridMultilevel"/>
-    <w:tmpl w:val="AC6A0AE4"/>
-    <w:lvl w:ilvl="0" w:tplc="04090001">
-      <w:start w:val="1"/>
-      <w:numFmt w:val="bullet"/>
-      <w:lvlText w:val=""/>
-      <w:lvlJc w:val="left"/>
-      <w:pPr>
-        <w:ind w:left="720" w:hanging="360"/>
-      </w:pPr>
-      <w:rPr>
-        <w:rFonts w:ascii="Symbol" w:hAnsi="Symbol" w:hint="default"/>
-      </w:rPr>
-    </w:lvl>
-    <w:lvl w:ilvl="1" w:tplc="04090003" w:tentative="1">
-      <w:start w:val="1"/>
-      <w:numFmt w:val="bullet"/>
-      <w:lvlText w:val="o"/>
-      <w:lvlJc w:val="left"/>
-      <w:pPr>
-        <w:ind w:left="1440" w:hanging="360"/>
-      </w:pPr>
-      <w:rPr>
-        <w:rFonts w:ascii="Courier New" w:hAnsi="Courier New" w:cs="Courier New" w:hint="default"/>
-      </w:rPr>
-    </w:lvl>
-    <w:lvl w:ilvl="2" w:tplc="04090005" w:tentative="1">
-      <w:start w:val="1"/>
-      <w:numFmt w:val="bullet"/>
-      <w:lvlText w:val=""/>
-      <w:lvlJc w:val="left"/>
-      <w:pPr>
-        <w:ind w:left="2160" w:hanging="360"/>
-      </w:pPr>
-      <w:rPr>
-        <w:rFonts w:ascii="Wingdings" w:hAnsi="Wingdings" w:hint="default"/>
-      </w:rPr>
-    </w:lvl>
-    <w:lvl w:ilvl="3" w:tplc="04090001" w:tentative="1">
-      <w:start w:val="1"/>
-      <w:numFmt w:val="bullet"/>
-      <w:lvlText w:val=""/>
-      <w:lvlJc w:val="left"/>
-      <w:pPr>
-        <w:ind w:left="2880" w:hanging="360"/>
-      </w:pPr>
-      <w:rPr>
-        <w:rFonts w:ascii="Symbol" w:hAnsi="Symbol" w:hint="default"/>
-      </w:rPr>
-    </w:lvl>
-    <w:lvl w:ilvl="4" w:tplc="04090003" w:tentative="1">
-      <w:start w:val="1"/>
-      <w:numFmt w:val="bullet"/>
-      <w:lvlText w:val="o"/>
-      <w:lvlJc w:val="left"/>
-      <w:pPr>
-        <w:ind w:left="3600" w:hanging="360"/>
-      </w:pPr>
-      <w:rPr>
-        <w:rFonts w:ascii="Courier New" w:hAnsi="Courier New" w:cs="Courier New" w:hint="default"/>
-      </w:rPr>
-    </w:lvl>
-    <w:lvl w:ilvl="5" w:tplc="04090005" w:tentative="1">
-      <w:start w:val="1"/>
-      <w:numFmt w:val="bullet"/>
-      <w:lvlText w:val=""/>
-      <w:lvlJc w:val="left"/>
-      <w:pPr>
-        <w:ind w:left="4320" w:hanging="360"/>
-      </w:pPr>
-      <w:rPr>
-        <w:rFonts w:ascii="Wingdings" w:hAnsi="Wingdings" w:hint="default"/>
-      </w:rPr>
-    </w:lvl>
-    <w:lvl w:ilvl="6" w:tplc="04090001" w:tentative="1">
-      <w:start w:val="1"/>
-      <w:numFmt w:val="bullet"/>
-      <w:lvlText w:val=""/>
-      <w:lvlJc w:val="left"/>
-      <w:pPr>
-        <w:ind w:left="5040" w:hanging="360"/>
-      </w:pPr>
-      <w:rPr>
-        <w:rFonts w:ascii="Symbol" w:hAnsi="Symbol" w:hint="default"/>
-      </w:rPr>
-    </w:lvl>
-    <w:lvl w:ilvl="7" w:tplc="04090003" w:tentative="1">
-      <w:start w:val="1"/>
-      <w:numFmt w:val="bullet"/>
-      <w:lvlText w:val="o"/>
-      <w:lvlJc w:val="left"/>
-      <w:pPr>
-        <w:ind w:left="5760" w:hanging="360"/>
-      </w:pPr>
-      <w:rPr>
-        <w:rFonts w:ascii="Courier New" w:hAnsi="Courier New" w:cs="Courier New" w:hint="default"/>
-      </w:rPr>
-    </w:lvl>
-    <w:lvl w:ilvl="8" w:tplc="04090005" w:tentative="1">
-      <w:start w:val="1"/>
-      <w:numFmt w:val="bullet"/>
-      <w:lvlText w:val=""/>
-      <w:lvlJc w:val="left"/>
-      <w:pPr>
-        <w:ind w:left="6480" w:hanging="360"/>
-      </w:pPr>
-      <w:rPr>
-        <w:rFonts w:ascii="Wingdings" w:hAnsi="Wingdings" w:hint="default"/>
-      </w:rPr>
-    </w:lvl>
-  </w:abstractNum>
-  <w:abstractNum w:abstractNumId="38" w15:restartNumberingAfterBreak="0">
-    <w:nsid w:val="4EC23853"/>
-    <w:multiLevelType w:val="hybridMultilevel"/>
-    <w:tmpl w:val="313296F6"/>
-    <w:lvl w:ilvl="0" w:tplc="04090001">
-      <w:start w:val="1"/>
-      <w:numFmt w:val="bullet"/>
-      <w:lvlText w:val=""/>
-      <w:lvlJc w:val="left"/>
-      <w:pPr>
-        <w:ind w:left="720" w:hanging="360"/>
-      </w:pPr>
-      <w:rPr>
-        <w:rFonts w:ascii="Symbol" w:hAnsi="Symbol" w:hint="default"/>
-      </w:rPr>
-    </w:lvl>
-    <w:lvl w:ilvl="1" w:tplc="04090003" w:tentative="1">
-      <w:start w:val="1"/>
-      <w:numFmt w:val="bullet"/>
-      <w:lvlText w:val="o"/>
-      <w:lvlJc w:val="left"/>
-      <w:pPr>
-        <w:ind w:left="1440" w:hanging="360"/>
-      </w:pPr>
-      <w:rPr>
-        <w:rFonts w:ascii="Courier New" w:hAnsi="Courier New" w:cs="Courier New" w:hint="default"/>
-      </w:rPr>
-    </w:lvl>
-    <w:lvl w:ilvl="2" w:tplc="04090005" w:tentative="1">
-      <w:start w:val="1"/>
-      <w:numFmt w:val="bullet"/>
-      <w:lvlText w:val=""/>
-      <w:lvlJc w:val="left"/>
-      <w:pPr>
-        <w:ind w:left="2160" w:hanging="360"/>
-      </w:pPr>
-      <w:rPr>
-        <w:rFonts w:ascii="Wingdings" w:hAnsi="Wingdings" w:hint="default"/>
-      </w:rPr>
-    </w:lvl>
-    <w:lvl w:ilvl="3" w:tplc="04090001" w:tentative="1">
-      <w:start w:val="1"/>
-      <w:numFmt w:val="bullet"/>
-      <w:lvlText w:val=""/>
-      <w:lvlJc w:val="left"/>
-      <w:pPr>
-        <w:ind w:left="2880" w:hanging="360"/>
-      </w:pPr>
-      <w:rPr>
-        <w:rFonts w:ascii="Symbol" w:hAnsi="Symbol" w:hint="default"/>
-      </w:rPr>
-    </w:lvl>
-    <w:lvl w:ilvl="4" w:tplc="04090003" w:tentative="1">
-      <w:start w:val="1"/>
-      <w:numFmt w:val="bullet"/>
-      <w:lvlText w:val="o"/>
-      <w:lvlJc w:val="left"/>
-      <w:pPr>
-        <w:ind w:left="3600" w:hanging="360"/>
-      </w:pPr>
-      <w:rPr>
-        <w:rFonts w:ascii="Courier New" w:hAnsi="Courier New" w:cs="Courier New" w:hint="default"/>
-      </w:rPr>
-    </w:lvl>
-    <w:lvl w:ilvl="5" w:tplc="04090005" w:tentative="1">
-      <w:start w:val="1"/>
-      <w:numFmt w:val="bullet"/>
-      <w:lvlText w:val=""/>
-      <w:lvlJc w:val="left"/>
-      <w:pPr>
-        <w:ind w:left="4320" w:hanging="360"/>
-      </w:pPr>
-      <w:rPr>
-        <w:rFonts w:ascii="Wingdings" w:hAnsi="Wingdings" w:hint="default"/>
-      </w:rPr>
-    </w:lvl>
-    <w:lvl w:ilvl="6" w:tplc="04090001" w:tentative="1">
-      <w:start w:val="1"/>
-      <w:numFmt w:val="bullet"/>
-      <w:lvlText w:val=""/>
-      <w:lvlJc w:val="left"/>
-      <w:pPr>
-        <w:ind w:left="5040" w:hanging="360"/>
-      </w:pPr>
-      <w:rPr>
-        <w:rFonts w:ascii="Symbol" w:hAnsi="Symbol" w:hint="default"/>
-      </w:rPr>
-    </w:lvl>
-    <w:lvl w:ilvl="7" w:tplc="04090003" w:tentative="1">
-      <w:start w:val="1"/>
-      <w:numFmt w:val="bullet"/>
-      <w:lvlText w:val="o"/>
-      <w:lvlJc w:val="left"/>
-      <w:pPr>
-        <w:ind w:left="5760" w:hanging="360"/>
-      </w:pPr>
-      <w:rPr>
-        <w:rFonts w:ascii="Courier New" w:hAnsi="Courier New" w:cs="Courier New" w:hint="default"/>
-      </w:rPr>
-    </w:lvl>
-    <w:lvl w:ilvl="8" w:tplc="04090005" w:tentative="1">
-      <w:start w:val="1"/>
-      <w:numFmt w:val="bullet"/>
-      <w:lvlText w:val=""/>
-      <w:lvlJc w:val="left"/>
-      <w:pPr>
-        <w:ind w:left="6480" w:hanging="360"/>
-      </w:pPr>
-      <w:rPr>
-        <w:rFonts w:ascii="Wingdings" w:hAnsi="Wingdings" w:hint="default"/>
-      </w:rPr>
-    </w:lvl>
-  </w:abstractNum>
-  <w:abstractNum w:abstractNumId="39" w15:restartNumberingAfterBreak="0">
-    <w:nsid w:val="50495009"/>
-    <w:multiLevelType w:val="hybridMultilevel"/>
-    <w:tmpl w:val="4816D78A"/>
-    <w:lvl w:ilvl="0" w:tplc="04090001">
-      <w:start w:val="1"/>
-      <w:numFmt w:val="bullet"/>
-      <w:lvlText w:val=""/>
-      <w:lvlJc w:val="left"/>
-      <w:pPr>
-        <w:ind w:left="720" w:hanging="360"/>
-      </w:pPr>
-      <w:rPr>
-        <w:rFonts w:ascii="Symbol" w:hAnsi="Symbol" w:hint="default"/>
-      </w:rPr>
-    </w:lvl>
-    <w:lvl w:ilvl="1" w:tplc="04090003" w:tentative="1">
-      <w:start w:val="1"/>
-      <w:numFmt w:val="bullet"/>
-      <w:lvlText w:val="o"/>
-      <w:lvlJc w:val="left"/>
-      <w:pPr>
-        <w:ind w:left="1440" w:hanging="360"/>
-      </w:pPr>
-      <w:rPr>
-        <w:rFonts w:ascii="Courier New" w:hAnsi="Courier New" w:cs="Courier New" w:hint="default"/>
-      </w:rPr>
-    </w:lvl>
-    <w:lvl w:ilvl="2" w:tplc="04090005" w:tentative="1">
-      <w:start w:val="1"/>
-      <w:numFmt w:val="bullet"/>
-      <w:lvlText w:val=""/>
-      <w:lvlJc w:val="left"/>
-      <w:pPr>
-        <w:ind w:left="2160" w:hanging="360"/>
-      </w:pPr>
-      <w:rPr>
-        <w:rFonts w:ascii="Wingdings" w:hAnsi="Wingdings" w:hint="default"/>
-      </w:rPr>
-    </w:lvl>
-    <w:lvl w:ilvl="3" w:tplc="04090001" w:tentative="1">
-      <w:start w:val="1"/>
-      <w:numFmt w:val="bullet"/>
-      <w:lvlText w:val=""/>
-      <w:lvlJc w:val="left"/>
-      <w:pPr>
-        <w:ind w:left="2880" w:hanging="360"/>
-      </w:pPr>
-      <w:rPr>
-        <w:rFonts w:ascii="Symbol" w:hAnsi="Symbol" w:hint="default"/>
-      </w:rPr>
-    </w:lvl>
-    <w:lvl w:ilvl="4" w:tplc="04090003" w:tentative="1">
-      <w:start w:val="1"/>
-      <w:numFmt w:val="bullet"/>
-      <w:lvlText w:val="o"/>
-      <w:lvlJc w:val="left"/>
-      <w:pPr>
-        <w:ind w:left="3600" w:hanging="360"/>
-      </w:pPr>
-      <w:rPr>
-        <w:rFonts w:ascii="Courier New" w:hAnsi="Courier New" w:cs="Courier New" w:hint="default"/>
-      </w:rPr>
-    </w:lvl>
-    <w:lvl w:ilvl="5" w:tplc="04090005" w:tentative="1">
-      <w:start w:val="1"/>
-      <w:numFmt w:val="bullet"/>
-      <w:lvlText w:val=""/>
-      <w:lvlJc w:val="left"/>
-      <w:pPr>
-        <w:ind w:left="4320" w:hanging="360"/>
-      </w:pPr>
-      <w:rPr>
-        <w:rFonts w:ascii="Wingdings" w:hAnsi="Wingdings" w:hint="default"/>
-      </w:rPr>
-    </w:lvl>
-    <w:lvl w:ilvl="6" w:tplc="04090001" w:tentative="1">
-      <w:start w:val="1"/>
-      <w:numFmt w:val="bullet"/>
-      <w:lvlText w:val=""/>
-      <w:lvlJc w:val="left"/>
-      <w:pPr>
-        <w:ind w:left="5040" w:hanging="360"/>
-      </w:pPr>
-      <w:rPr>
-        <w:rFonts w:ascii="Symbol" w:hAnsi="Symbol" w:hint="default"/>
-      </w:rPr>
-    </w:lvl>
-    <w:lvl w:ilvl="7" w:tplc="04090003" w:tentative="1">
-      <w:start w:val="1"/>
-      <w:numFmt w:val="bullet"/>
-      <w:lvlText w:val="o"/>
-      <w:lvlJc w:val="left"/>
-      <w:pPr>
-        <w:ind w:left="5760" w:hanging="360"/>
-      </w:pPr>
-      <w:rPr>
-        <w:rFonts w:ascii="Courier New" w:hAnsi="Courier New" w:cs="Courier New" w:hint="default"/>
-      </w:rPr>
-    </w:lvl>
-    <w:lvl w:ilvl="8" w:tplc="04090005" w:tentative="1">
-      <w:start w:val="1"/>
-      <w:numFmt w:val="bullet"/>
-      <w:lvlText w:val=""/>
-      <w:lvlJc w:val="left"/>
-      <w:pPr>
-        <w:ind w:left="6480" w:hanging="360"/>
-      </w:pPr>
-      <w:rPr>
-        <w:rFonts w:ascii="Wingdings" w:hAnsi="Wingdings" w:hint="default"/>
-      </w:rPr>
-    </w:lvl>
-  </w:abstractNum>
-  <w:abstractNum w:abstractNumId="40" w15:restartNumberingAfterBreak="0">
-    <w:nsid w:val="517004C2"/>
-    <w:multiLevelType w:val="hybridMultilevel"/>
-    <w:tmpl w:val="5E5A1F4E"/>
-    <w:lvl w:ilvl="0" w:tplc="04090001">
-      <w:start w:val="1"/>
-      <w:numFmt w:val="bullet"/>
-      <w:lvlText w:val=""/>
-      <w:lvlJc w:val="left"/>
-      <w:pPr>
-        <w:ind w:left="720" w:hanging="360"/>
-      </w:pPr>
-      <w:rPr>
-        <w:rFonts w:ascii="Symbol" w:hAnsi="Symbol" w:hint="default"/>
-      </w:rPr>
-    </w:lvl>
-    <w:lvl w:ilvl="1" w:tplc="04090003" w:tentative="1">
-      <w:start w:val="1"/>
-      <w:numFmt w:val="bullet"/>
-      <w:lvlText w:val="o"/>
-      <w:lvlJc w:val="left"/>
-      <w:pPr>
-        <w:ind w:left="1440" w:hanging="360"/>
-      </w:pPr>
-      <w:rPr>
-        <w:rFonts w:ascii="Courier New" w:hAnsi="Courier New" w:cs="Courier New" w:hint="default"/>
-      </w:rPr>
-    </w:lvl>
-    <w:lvl w:ilvl="2" w:tplc="04090005" w:tentative="1">
-      <w:start w:val="1"/>
-      <w:numFmt w:val="bullet"/>
-      <w:lvlText w:val=""/>
-      <w:lvlJc w:val="left"/>
-      <w:pPr>
-        <w:ind w:left="2160" w:hanging="360"/>
-      </w:pPr>
-      <w:rPr>
-        <w:rFonts w:ascii="Wingdings" w:hAnsi="Wingdings" w:hint="default"/>
-      </w:rPr>
-    </w:lvl>
-    <w:lvl w:ilvl="3" w:tplc="04090001" w:tentative="1">
-      <w:start w:val="1"/>
-      <w:numFmt w:val="bullet"/>
-      <w:lvlText w:val=""/>
-      <w:lvlJc w:val="left"/>
-      <w:pPr>
-        <w:ind w:left="2880" w:hanging="360"/>
-      </w:pPr>
-      <w:rPr>
-        <w:rFonts w:ascii="Symbol" w:hAnsi="Symbol" w:hint="default"/>
-      </w:rPr>
-    </w:lvl>
-    <w:lvl w:ilvl="4" w:tplc="04090003" w:tentative="1">
-      <w:start w:val="1"/>
-      <w:numFmt w:val="bullet"/>
-      <w:lvlText w:val="o"/>
-      <w:lvlJc w:val="left"/>
-      <w:pPr>
-        <w:ind w:left="3600" w:hanging="360"/>
-      </w:pPr>
-      <w:rPr>
-        <w:rFonts w:ascii="Courier New" w:hAnsi="Courier New" w:cs="Courier New" w:hint="default"/>
-      </w:rPr>
-    </w:lvl>
-    <w:lvl w:ilvl="5" w:tplc="04090005" w:tentative="1">
-      <w:start w:val="1"/>
-      <w:numFmt w:val="bullet"/>
-      <w:lvlText w:val=""/>
-      <w:lvlJc w:val="left"/>
-      <w:pPr>
-        <w:ind w:left="4320" w:hanging="360"/>
-      </w:pPr>
-      <w:rPr>
-        <w:rFonts w:ascii="Wingdings" w:hAnsi="Wingdings" w:hint="default"/>
-      </w:rPr>
-    </w:lvl>
-    <w:lvl w:ilvl="6" w:tplc="04090001" w:tentative="1">
-      <w:start w:val="1"/>
-      <w:numFmt w:val="bullet"/>
-      <w:lvlText w:val=""/>
-      <w:lvlJc w:val="left"/>
-      <w:pPr>
-        <w:ind w:left="5040" w:hanging="360"/>
-      </w:pPr>
-      <w:rPr>
-        <w:rFonts w:ascii="Symbol" w:hAnsi="Symbol" w:hint="default"/>
-      </w:rPr>
-    </w:lvl>
-    <w:lvl w:ilvl="7" w:tplc="04090003" w:tentative="1">
-      <w:start w:val="1"/>
-      <w:numFmt w:val="bullet"/>
-      <w:lvlText w:val="o"/>
-      <w:lvlJc w:val="left"/>
-      <w:pPr>
-        <w:ind w:left="5760" w:hanging="360"/>
-      </w:pPr>
-      <w:rPr>
-        <w:rFonts w:ascii="Courier New" w:hAnsi="Courier New" w:cs="Courier New" w:hint="default"/>
-      </w:rPr>
-    </w:lvl>
-    <w:lvl w:ilvl="8" w:tplc="04090005" w:tentative="1">
-      <w:start w:val="1"/>
-      <w:numFmt w:val="bullet"/>
-      <w:lvlText w:val=""/>
-      <w:lvlJc w:val="left"/>
-      <w:pPr>
-        <w:ind w:left="6480" w:hanging="360"/>
-      </w:pPr>
-      <w:rPr>
-        <w:rFonts w:ascii="Wingdings" w:hAnsi="Wingdings" w:hint="default"/>
-      </w:rPr>
-    </w:lvl>
-  </w:abstractNum>
-  <w:abstractNum w:abstractNumId="41" w15:restartNumberingAfterBreak="0">
-    <w:nsid w:val="517F32B6"/>
-    <w:multiLevelType w:val="hybridMultilevel"/>
-    <w:tmpl w:val="685C0E2E"/>
-    <w:lvl w:ilvl="0" w:tplc="04090001">
-      <w:start w:val="1"/>
-      <w:numFmt w:val="bullet"/>
-      <w:lvlText w:val=""/>
-      <w:lvlJc w:val="left"/>
-      <w:pPr>
-        <w:ind w:left="720" w:hanging="360"/>
-      </w:pPr>
-      <w:rPr>
-        <w:rFonts w:ascii="Symbol" w:hAnsi="Symbol" w:hint="default"/>
-      </w:rPr>
-    </w:lvl>
-    <w:lvl w:ilvl="1" w:tplc="04090003" w:tentative="1">
-      <w:start w:val="1"/>
-      <w:numFmt w:val="bullet"/>
-      <w:lvlText w:val="o"/>
-      <w:lvlJc w:val="left"/>
-      <w:pPr>
-        <w:ind w:left="1440" w:hanging="360"/>
-      </w:pPr>
-      <w:rPr>
-        <w:rFonts w:ascii="Courier New" w:hAnsi="Courier New" w:cs="Courier New" w:hint="default"/>
-      </w:rPr>
-    </w:lvl>
-    <w:lvl w:ilvl="2" w:tplc="04090005" w:tentative="1">
-      <w:start w:val="1"/>
-      <w:numFmt w:val="bullet"/>
-      <w:lvlText w:val=""/>
-      <w:lvlJc w:val="left"/>
-      <w:pPr>
-        <w:ind w:left="2160" w:hanging="360"/>
-      </w:pPr>
-      <w:rPr>
-        <w:rFonts w:ascii="Wingdings" w:hAnsi="Wingdings" w:hint="default"/>
-      </w:rPr>
-    </w:lvl>
-    <w:lvl w:ilvl="3" w:tplc="04090001" w:tentative="1">
-      <w:start w:val="1"/>
-      <w:numFmt w:val="bullet"/>
-      <w:lvlText w:val=""/>
-      <w:lvlJc w:val="left"/>
-      <w:pPr>
-        <w:ind w:left="2880" w:hanging="360"/>
-      </w:pPr>
-      <w:rPr>
-        <w:rFonts w:ascii="Symbol" w:hAnsi="Symbol" w:hint="default"/>
-      </w:rPr>
-    </w:lvl>
-    <w:lvl w:ilvl="4" w:tplc="04090003" w:tentative="1">
-      <w:start w:val="1"/>
-      <w:numFmt w:val="bullet"/>
-      <w:lvlText w:val="o"/>
-      <w:lvlJc w:val="left"/>
-      <w:pPr>
-        <w:ind w:left="3600" w:hanging="360"/>
-      </w:pPr>
-      <w:rPr>
-        <w:rFonts w:ascii="Courier New" w:hAnsi="Courier New" w:cs="Courier New" w:hint="default"/>
-      </w:rPr>
-    </w:lvl>
-    <w:lvl w:ilvl="5" w:tplc="04090005" w:tentative="1">
-      <w:start w:val="1"/>
-      <w:numFmt w:val="bullet"/>
-      <w:lvlText w:val=""/>
-      <w:lvlJc w:val="left"/>
-      <w:pPr>
-        <w:ind w:left="4320" w:hanging="360"/>
-      </w:pPr>
-      <w:rPr>
-        <w:rFonts w:ascii="Wingdings" w:hAnsi="Wingdings" w:hint="default"/>
-      </w:rPr>
-    </w:lvl>
-    <w:lvl w:ilvl="6" w:tplc="04090001" w:tentative="1">
-      <w:start w:val="1"/>
-      <w:numFmt w:val="bullet"/>
-      <w:lvlText w:val=""/>
-      <w:lvlJc w:val="left"/>
-      <w:pPr>
-        <w:ind w:left="5040" w:hanging="360"/>
-      </w:pPr>
-      <w:rPr>
-        <w:rFonts w:ascii="Symbol" w:hAnsi="Symbol" w:hint="default"/>
-      </w:rPr>
-    </w:lvl>
-    <w:lvl w:ilvl="7" w:tplc="04090003" w:tentative="1">
-      <w:start w:val="1"/>
-      <w:numFmt w:val="bullet"/>
-      <w:lvlText w:val="o"/>
-      <w:lvlJc w:val="left"/>
-      <w:pPr>
-        <w:ind w:left="5760" w:hanging="360"/>
-      </w:pPr>
-      <w:rPr>
-        <w:rFonts w:ascii="Courier New" w:hAnsi="Courier New" w:cs="Courier New" w:hint="default"/>
-      </w:rPr>
-    </w:lvl>
-    <w:lvl w:ilvl="8" w:tplc="04090005" w:tentative="1">
-      <w:start w:val="1"/>
-      <w:numFmt w:val="bullet"/>
-      <w:lvlText w:val=""/>
-      <w:lvlJc w:val="left"/>
-      <w:pPr>
-        <w:ind w:left="6480" w:hanging="360"/>
-      </w:pPr>
-      <w:rPr>
-        <w:rFonts w:ascii="Wingdings" w:hAnsi="Wingdings" w:hint="default"/>
-      </w:rPr>
-    </w:lvl>
-  </w:abstractNum>
-  <w:abstractNum w:abstractNumId="42" w15:restartNumberingAfterBreak="0">
-    <w:nsid w:val="57077526"/>
-    <w:multiLevelType w:val="hybridMultilevel"/>
-    <w:tmpl w:val="2974B450"/>
-    <w:lvl w:ilvl="0" w:tplc="04090001">
-      <w:start w:val="1"/>
-      <w:numFmt w:val="bullet"/>
-      <w:lvlText w:val=""/>
-      <w:lvlJc w:val="left"/>
-      <w:pPr>
-        <w:ind w:left="720" w:hanging="360"/>
-      </w:pPr>
-      <w:rPr>
-        <w:rFonts w:ascii="Symbol" w:hAnsi="Symbol" w:hint="default"/>
-      </w:rPr>
-    </w:lvl>
-    <w:lvl w:ilvl="1" w:tplc="04090003" w:tentative="1">
-      <w:start w:val="1"/>
-      <w:numFmt w:val="bullet"/>
-      <w:lvlText w:val="o"/>
-      <w:lvlJc w:val="left"/>
-      <w:pPr>
-        <w:ind w:left="1440" w:hanging="360"/>
-      </w:pPr>
-      <w:rPr>
-        <w:rFonts w:ascii="Courier New" w:hAnsi="Courier New" w:cs="Courier New" w:hint="default"/>
-      </w:rPr>
-    </w:lvl>
-    <w:lvl w:ilvl="2" w:tplc="04090005" w:tentative="1">
-      <w:start w:val="1"/>
-      <w:numFmt w:val="bullet"/>
-      <w:lvlText w:val=""/>
-      <w:lvlJc w:val="left"/>
-      <w:pPr>
-        <w:ind w:left="2160" w:hanging="360"/>
-      </w:pPr>
-      <w:rPr>
-        <w:rFonts w:ascii="Wingdings" w:hAnsi="Wingdings" w:hint="default"/>
-      </w:rPr>
-    </w:lvl>
-    <w:lvl w:ilvl="3" w:tplc="04090001" w:tentative="1">
-      <w:start w:val="1"/>
-      <w:numFmt w:val="bullet"/>
-      <w:lvlText w:val=""/>
-      <w:lvlJc w:val="left"/>
-      <w:pPr>
-        <w:ind w:left="2880" w:hanging="360"/>
-      </w:pPr>
-      <w:rPr>
-        <w:rFonts w:ascii="Symbol" w:hAnsi="Symbol" w:hint="default"/>
-      </w:rPr>
-    </w:lvl>
-    <w:lvl w:ilvl="4" w:tplc="04090003" w:tentative="1">
-      <w:start w:val="1"/>
-      <w:numFmt w:val="bullet"/>
-      <w:lvlText w:val="o"/>
-      <w:lvlJc w:val="left"/>
-      <w:pPr>
-        <w:ind w:left="3600" w:hanging="360"/>
-      </w:pPr>
-      <w:rPr>
-        <w:rFonts w:ascii="Courier New" w:hAnsi="Courier New" w:cs="Courier New" w:hint="default"/>
-      </w:rPr>
-    </w:lvl>
-    <w:lvl w:ilvl="5" w:tplc="04090005" w:tentative="1">
-      <w:start w:val="1"/>
-      <w:numFmt w:val="bullet"/>
-      <w:lvlText w:val=""/>
-      <w:lvlJc w:val="left"/>
-      <w:pPr>
-        <w:ind w:left="4320" w:hanging="360"/>
-      </w:pPr>
-      <w:rPr>
-        <w:rFonts w:ascii="Wingdings" w:hAnsi="Wingdings" w:hint="default"/>
-      </w:rPr>
-    </w:lvl>
-    <w:lvl w:ilvl="6" w:tplc="04090001" w:tentative="1">
-      <w:start w:val="1"/>
-      <w:numFmt w:val="bullet"/>
-      <w:lvlText w:val=""/>
-      <w:lvlJc w:val="left"/>
-      <w:pPr>
-        <w:ind w:left="5040" w:hanging="360"/>
-      </w:pPr>
-      <w:rPr>
-        <w:rFonts w:ascii="Symbol" w:hAnsi="Symbol" w:hint="default"/>
-      </w:rPr>
-    </w:lvl>
-    <w:lvl w:ilvl="7" w:tplc="04090003" w:tentative="1">
-      <w:start w:val="1"/>
-      <w:numFmt w:val="bullet"/>
-      <w:lvlText w:val="o"/>
-      <w:lvlJc w:val="left"/>
-      <w:pPr>
-        <w:ind w:left="5760" w:hanging="360"/>
-      </w:pPr>
-      <w:rPr>
-        <w:rFonts w:ascii="Courier New" w:hAnsi="Courier New" w:cs="Courier New" w:hint="default"/>
-      </w:rPr>
-    </w:lvl>
-    <w:lvl w:ilvl="8" w:tplc="04090005" w:tentative="1">
-      <w:start w:val="1"/>
-      <w:numFmt w:val="bullet"/>
-      <w:lvlText w:val=""/>
-      <w:lvlJc w:val="left"/>
-      <w:pPr>
-        <w:ind w:left="6480" w:hanging="360"/>
-      </w:pPr>
-      <w:rPr>
-        <w:rFonts w:ascii="Wingdings" w:hAnsi="Wingdings" w:hint="default"/>
-      </w:rPr>
-    </w:lvl>
-  </w:abstractNum>
-  <w:abstractNum w:abstractNumId="43" w15:restartNumberingAfterBreak="0">
-    <w:nsid w:val="57AF260A"/>
+  <w:abstractNum w:abstractNumId="18" w15:restartNumberingAfterBreak="0">
+    <w:nsid w:val="710A5EB9"/>
     <w:multiLevelType w:val="multilevel"/>
-    <w:tmpl w:val="F37C9A58"/>
+    <w:tmpl w:val="59C40BC4"/>
     <w:lvl w:ilvl="0">
       <w:start w:val="1"/>
       <w:numFmt w:val="bullet"/>
@@ -13191,1467 +11873,7 @@
       </w:rPr>
     </w:lvl>
   </w:abstractNum>
-  <w:abstractNum w:abstractNumId="44" w15:restartNumberingAfterBreak="0">
-    <w:nsid w:val="5A6F17FC"/>
-    <w:multiLevelType w:val="hybridMultilevel"/>
-    <w:tmpl w:val="904E6734"/>
-    <w:lvl w:ilvl="0" w:tplc="04090001">
-      <w:start w:val="1"/>
-      <w:numFmt w:val="bullet"/>
-      <w:lvlText w:val=""/>
-      <w:lvlJc w:val="left"/>
-      <w:pPr>
-        <w:ind w:left="720" w:hanging="360"/>
-      </w:pPr>
-      <w:rPr>
-        <w:rFonts w:ascii="Symbol" w:hAnsi="Symbol" w:hint="default"/>
-      </w:rPr>
-    </w:lvl>
-    <w:lvl w:ilvl="1" w:tplc="04090003" w:tentative="1">
-      <w:start w:val="1"/>
-      <w:numFmt w:val="bullet"/>
-      <w:lvlText w:val="o"/>
-      <w:lvlJc w:val="left"/>
-      <w:pPr>
-        <w:ind w:left="1440" w:hanging="360"/>
-      </w:pPr>
-      <w:rPr>
-        <w:rFonts w:ascii="Courier New" w:hAnsi="Courier New" w:cs="Courier New" w:hint="default"/>
-      </w:rPr>
-    </w:lvl>
-    <w:lvl w:ilvl="2" w:tplc="04090005" w:tentative="1">
-      <w:start w:val="1"/>
-      <w:numFmt w:val="bullet"/>
-      <w:lvlText w:val=""/>
-      <w:lvlJc w:val="left"/>
-      <w:pPr>
-        <w:ind w:left="2160" w:hanging="360"/>
-      </w:pPr>
-      <w:rPr>
-        <w:rFonts w:ascii="Wingdings" w:hAnsi="Wingdings" w:hint="default"/>
-      </w:rPr>
-    </w:lvl>
-    <w:lvl w:ilvl="3" w:tplc="04090001" w:tentative="1">
-      <w:start w:val="1"/>
-      <w:numFmt w:val="bullet"/>
-      <w:lvlText w:val=""/>
-      <w:lvlJc w:val="left"/>
-      <w:pPr>
-        <w:ind w:left="2880" w:hanging="360"/>
-      </w:pPr>
-      <w:rPr>
-        <w:rFonts w:ascii="Symbol" w:hAnsi="Symbol" w:hint="default"/>
-      </w:rPr>
-    </w:lvl>
-    <w:lvl w:ilvl="4" w:tplc="04090003" w:tentative="1">
-      <w:start w:val="1"/>
-      <w:numFmt w:val="bullet"/>
-      <w:lvlText w:val="o"/>
-      <w:lvlJc w:val="left"/>
-      <w:pPr>
-        <w:ind w:left="3600" w:hanging="360"/>
-      </w:pPr>
-      <w:rPr>
-        <w:rFonts w:ascii="Courier New" w:hAnsi="Courier New" w:cs="Courier New" w:hint="default"/>
-      </w:rPr>
-    </w:lvl>
-    <w:lvl w:ilvl="5" w:tplc="04090005" w:tentative="1">
-      <w:start w:val="1"/>
-      <w:numFmt w:val="bullet"/>
-      <w:lvlText w:val=""/>
-      <w:lvlJc w:val="left"/>
-      <w:pPr>
-        <w:ind w:left="4320" w:hanging="360"/>
-      </w:pPr>
-      <w:rPr>
-        <w:rFonts w:ascii="Wingdings" w:hAnsi="Wingdings" w:hint="default"/>
-      </w:rPr>
-    </w:lvl>
-    <w:lvl w:ilvl="6" w:tplc="04090001" w:tentative="1">
-      <w:start w:val="1"/>
-      <w:numFmt w:val="bullet"/>
-      <w:lvlText w:val=""/>
-      <w:lvlJc w:val="left"/>
-      <w:pPr>
-        <w:ind w:left="5040" w:hanging="360"/>
-      </w:pPr>
-      <w:rPr>
-        <w:rFonts w:ascii="Symbol" w:hAnsi="Symbol" w:hint="default"/>
-      </w:rPr>
-    </w:lvl>
-    <w:lvl w:ilvl="7" w:tplc="04090003" w:tentative="1">
-      <w:start w:val="1"/>
-      <w:numFmt w:val="bullet"/>
-      <w:lvlText w:val="o"/>
-      <w:lvlJc w:val="left"/>
-      <w:pPr>
-        <w:ind w:left="5760" w:hanging="360"/>
-      </w:pPr>
-      <w:rPr>
-        <w:rFonts w:ascii="Courier New" w:hAnsi="Courier New" w:cs="Courier New" w:hint="default"/>
-      </w:rPr>
-    </w:lvl>
-    <w:lvl w:ilvl="8" w:tplc="04090005" w:tentative="1">
-      <w:start w:val="1"/>
-      <w:numFmt w:val="bullet"/>
-      <w:lvlText w:val=""/>
-      <w:lvlJc w:val="left"/>
-      <w:pPr>
-        <w:ind w:left="6480" w:hanging="360"/>
-      </w:pPr>
-      <w:rPr>
-        <w:rFonts w:ascii="Wingdings" w:hAnsi="Wingdings" w:hint="default"/>
-      </w:rPr>
-    </w:lvl>
-  </w:abstractNum>
-  <w:abstractNum w:abstractNumId="45" w15:restartNumberingAfterBreak="0">
-    <w:nsid w:val="5DBB2896"/>
-    <w:multiLevelType w:val="hybridMultilevel"/>
-    <w:tmpl w:val="46AED284"/>
-    <w:lvl w:ilvl="0" w:tplc="04090001">
-      <w:start w:val="1"/>
-      <w:numFmt w:val="bullet"/>
-      <w:lvlText w:val=""/>
-      <w:lvlJc w:val="left"/>
-      <w:pPr>
-        <w:ind w:left="720" w:hanging="360"/>
-      </w:pPr>
-      <w:rPr>
-        <w:rFonts w:ascii="Symbol" w:hAnsi="Symbol" w:hint="default"/>
-      </w:rPr>
-    </w:lvl>
-    <w:lvl w:ilvl="1" w:tplc="04090003" w:tentative="1">
-      <w:start w:val="1"/>
-      <w:numFmt w:val="bullet"/>
-      <w:lvlText w:val="o"/>
-      <w:lvlJc w:val="left"/>
-      <w:pPr>
-        <w:ind w:left="1440" w:hanging="360"/>
-      </w:pPr>
-      <w:rPr>
-        <w:rFonts w:ascii="Courier New" w:hAnsi="Courier New" w:cs="Courier New" w:hint="default"/>
-      </w:rPr>
-    </w:lvl>
-    <w:lvl w:ilvl="2" w:tplc="04090005" w:tentative="1">
-      <w:start w:val="1"/>
-      <w:numFmt w:val="bullet"/>
-      <w:lvlText w:val=""/>
-      <w:lvlJc w:val="left"/>
-      <w:pPr>
-        <w:ind w:left="2160" w:hanging="360"/>
-      </w:pPr>
-      <w:rPr>
-        <w:rFonts w:ascii="Wingdings" w:hAnsi="Wingdings" w:hint="default"/>
-      </w:rPr>
-    </w:lvl>
-    <w:lvl w:ilvl="3" w:tplc="04090001" w:tentative="1">
-      <w:start w:val="1"/>
-      <w:numFmt w:val="bullet"/>
-      <w:lvlText w:val=""/>
-      <w:lvlJc w:val="left"/>
-      <w:pPr>
-        <w:ind w:left="2880" w:hanging="360"/>
-      </w:pPr>
-      <w:rPr>
-        <w:rFonts w:ascii="Symbol" w:hAnsi="Symbol" w:hint="default"/>
-      </w:rPr>
-    </w:lvl>
-    <w:lvl w:ilvl="4" w:tplc="04090003" w:tentative="1">
-      <w:start w:val="1"/>
-      <w:numFmt w:val="bullet"/>
-      <w:lvlText w:val="o"/>
-      <w:lvlJc w:val="left"/>
-      <w:pPr>
-        <w:ind w:left="3600" w:hanging="360"/>
-      </w:pPr>
-      <w:rPr>
-        <w:rFonts w:ascii="Courier New" w:hAnsi="Courier New" w:cs="Courier New" w:hint="default"/>
-      </w:rPr>
-    </w:lvl>
-    <w:lvl w:ilvl="5" w:tplc="04090005" w:tentative="1">
-      <w:start w:val="1"/>
-      <w:numFmt w:val="bullet"/>
-      <w:lvlText w:val=""/>
-      <w:lvlJc w:val="left"/>
-      <w:pPr>
-        <w:ind w:left="4320" w:hanging="360"/>
-      </w:pPr>
-      <w:rPr>
-        <w:rFonts w:ascii="Wingdings" w:hAnsi="Wingdings" w:hint="default"/>
-      </w:rPr>
-    </w:lvl>
-    <w:lvl w:ilvl="6" w:tplc="04090001" w:tentative="1">
-      <w:start w:val="1"/>
-      <w:numFmt w:val="bullet"/>
-      <w:lvlText w:val=""/>
-      <w:lvlJc w:val="left"/>
-      <w:pPr>
-        <w:ind w:left="5040" w:hanging="360"/>
-      </w:pPr>
-      <w:rPr>
-        <w:rFonts w:ascii="Symbol" w:hAnsi="Symbol" w:hint="default"/>
-      </w:rPr>
-    </w:lvl>
-    <w:lvl w:ilvl="7" w:tplc="04090003" w:tentative="1">
-      <w:start w:val="1"/>
-      <w:numFmt w:val="bullet"/>
-      <w:lvlText w:val="o"/>
-      <w:lvlJc w:val="left"/>
-      <w:pPr>
-        <w:ind w:left="5760" w:hanging="360"/>
-      </w:pPr>
-      <w:rPr>
-        <w:rFonts w:ascii="Courier New" w:hAnsi="Courier New" w:cs="Courier New" w:hint="default"/>
-      </w:rPr>
-    </w:lvl>
-    <w:lvl w:ilvl="8" w:tplc="04090005" w:tentative="1">
-      <w:start w:val="1"/>
-      <w:numFmt w:val="bullet"/>
-      <w:lvlText w:val=""/>
-      <w:lvlJc w:val="left"/>
-      <w:pPr>
-        <w:ind w:left="6480" w:hanging="360"/>
-      </w:pPr>
-      <w:rPr>
-        <w:rFonts w:ascii="Wingdings" w:hAnsi="Wingdings" w:hint="default"/>
-      </w:rPr>
-    </w:lvl>
-  </w:abstractNum>
-  <w:abstractNum w:abstractNumId="46" w15:restartNumberingAfterBreak="0">
-    <w:nsid w:val="5FA34611"/>
-    <w:multiLevelType w:val="hybridMultilevel"/>
-    <w:tmpl w:val="921E31F2"/>
-    <w:lvl w:ilvl="0" w:tplc="04090011">
-      <w:start w:val="1"/>
-      <w:numFmt w:val="decimal"/>
-      <w:lvlText w:val="%1)"/>
-      <w:lvlJc w:val="left"/>
-      <w:pPr>
-        <w:ind w:left="720" w:hanging="360"/>
-      </w:pPr>
-    </w:lvl>
-    <w:lvl w:ilvl="1" w:tplc="04090019" w:tentative="1">
-      <w:start w:val="1"/>
-      <w:numFmt w:val="lowerLetter"/>
-      <w:lvlText w:val="%2."/>
-      <w:lvlJc w:val="left"/>
-      <w:pPr>
-        <w:ind w:left="1440" w:hanging="360"/>
-      </w:pPr>
-    </w:lvl>
-    <w:lvl w:ilvl="2" w:tplc="0409001B" w:tentative="1">
-      <w:start w:val="1"/>
-      <w:numFmt w:val="lowerRoman"/>
-      <w:lvlText w:val="%3."/>
-      <w:lvlJc w:val="right"/>
-      <w:pPr>
-        <w:ind w:left="2160" w:hanging="180"/>
-      </w:pPr>
-    </w:lvl>
-    <w:lvl w:ilvl="3" w:tplc="0409000F" w:tentative="1">
-      <w:start w:val="1"/>
-      <w:numFmt w:val="decimal"/>
-      <w:lvlText w:val="%4."/>
-      <w:lvlJc w:val="left"/>
-      <w:pPr>
-        <w:ind w:left="2880" w:hanging="360"/>
-      </w:pPr>
-    </w:lvl>
-    <w:lvl w:ilvl="4" w:tplc="04090019" w:tentative="1">
-      <w:start w:val="1"/>
-      <w:numFmt w:val="lowerLetter"/>
-      <w:lvlText w:val="%5."/>
-      <w:lvlJc w:val="left"/>
-      <w:pPr>
-        <w:ind w:left="3600" w:hanging="360"/>
-      </w:pPr>
-    </w:lvl>
-    <w:lvl w:ilvl="5" w:tplc="0409001B" w:tentative="1">
-      <w:start w:val="1"/>
-      <w:numFmt w:val="lowerRoman"/>
-      <w:lvlText w:val="%6."/>
-      <w:lvlJc w:val="right"/>
-      <w:pPr>
-        <w:ind w:left="4320" w:hanging="180"/>
-      </w:pPr>
-    </w:lvl>
-    <w:lvl w:ilvl="6" w:tplc="0409000F" w:tentative="1">
-      <w:start w:val="1"/>
-      <w:numFmt w:val="decimal"/>
-      <w:lvlText w:val="%7."/>
-      <w:lvlJc w:val="left"/>
-      <w:pPr>
-        <w:ind w:left="5040" w:hanging="360"/>
-      </w:pPr>
-    </w:lvl>
-    <w:lvl w:ilvl="7" w:tplc="04090019" w:tentative="1">
-      <w:start w:val="1"/>
-      <w:numFmt w:val="lowerLetter"/>
-      <w:lvlText w:val="%8."/>
-      <w:lvlJc w:val="left"/>
-      <w:pPr>
-        <w:ind w:left="5760" w:hanging="360"/>
-      </w:pPr>
-    </w:lvl>
-    <w:lvl w:ilvl="8" w:tplc="0409001B" w:tentative="1">
-      <w:start w:val="1"/>
-      <w:numFmt w:val="lowerRoman"/>
-      <w:lvlText w:val="%9."/>
-      <w:lvlJc w:val="right"/>
-      <w:pPr>
-        <w:ind w:left="6480" w:hanging="180"/>
-      </w:pPr>
-    </w:lvl>
-  </w:abstractNum>
-  <w:abstractNum w:abstractNumId="47" w15:restartNumberingAfterBreak="0">
-    <w:nsid w:val="61C80027"/>
-    <w:multiLevelType w:val="hybridMultilevel"/>
-    <w:tmpl w:val="3072FF50"/>
-    <w:lvl w:ilvl="0" w:tplc="04090001">
-      <w:start w:val="1"/>
-      <w:numFmt w:val="bullet"/>
-      <w:lvlText w:val=""/>
-      <w:lvlJc w:val="left"/>
-      <w:pPr>
-        <w:ind w:left="720" w:hanging="360"/>
-      </w:pPr>
-      <w:rPr>
-        <w:rFonts w:ascii="Symbol" w:hAnsi="Symbol" w:hint="default"/>
-      </w:rPr>
-    </w:lvl>
-    <w:lvl w:ilvl="1" w:tplc="04090003" w:tentative="1">
-      <w:start w:val="1"/>
-      <w:numFmt w:val="bullet"/>
-      <w:lvlText w:val="o"/>
-      <w:lvlJc w:val="left"/>
-      <w:pPr>
-        <w:ind w:left="1440" w:hanging="360"/>
-      </w:pPr>
-      <w:rPr>
-        <w:rFonts w:ascii="Courier New" w:hAnsi="Courier New" w:cs="Courier New" w:hint="default"/>
-      </w:rPr>
-    </w:lvl>
-    <w:lvl w:ilvl="2" w:tplc="04090005" w:tentative="1">
-      <w:start w:val="1"/>
-      <w:numFmt w:val="bullet"/>
-      <w:lvlText w:val=""/>
-      <w:lvlJc w:val="left"/>
-      <w:pPr>
-        <w:ind w:left="2160" w:hanging="360"/>
-      </w:pPr>
-      <w:rPr>
-        <w:rFonts w:ascii="Wingdings" w:hAnsi="Wingdings" w:hint="default"/>
-      </w:rPr>
-    </w:lvl>
-    <w:lvl w:ilvl="3" w:tplc="04090001" w:tentative="1">
-      <w:start w:val="1"/>
-      <w:numFmt w:val="bullet"/>
-      <w:lvlText w:val=""/>
-      <w:lvlJc w:val="left"/>
-      <w:pPr>
-        <w:ind w:left="2880" w:hanging="360"/>
-      </w:pPr>
-      <w:rPr>
-        <w:rFonts w:ascii="Symbol" w:hAnsi="Symbol" w:hint="default"/>
-      </w:rPr>
-    </w:lvl>
-    <w:lvl w:ilvl="4" w:tplc="04090003" w:tentative="1">
-      <w:start w:val="1"/>
-      <w:numFmt w:val="bullet"/>
-      <w:lvlText w:val="o"/>
-      <w:lvlJc w:val="left"/>
-      <w:pPr>
-        <w:ind w:left="3600" w:hanging="360"/>
-      </w:pPr>
-      <w:rPr>
-        <w:rFonts w:ascii="Courier New" w:hAnsi="Courier New" w:cs="Courier New" w:hint="default"/>
-      </w:rPr>
-    </w:lvl>
-    <w:lvl w:ilvl="5" w:tplc="04090005" w:tentative="1">
-      <w:start w:val="1"/>
-      <w:numFmt w:val="bullet"/>
-      <w:lvlText w:val=""/>
-      <w:lvlJc w:val="left"/>
-      <w:pPr>
-        <w:ind w:left="4320" w:hanging="360"/>
-      </w:pPr>
-      <w:rPr>
-        <w:rFonts w:ascii="Wingdings" w:hAnsi="Wingdings" w:hint="default"/>
-      </w:rPr>
-    </w:lvl>
-    <w:lvl w:ilvl="6" w:tplc="04090001" w:tentative="1">
-      <w:start w:val="1"/>
-      <w:numFmt w:val="bullet"/>
-      <w:lvlText w:val=""/>
-      <w:lvlJc w:val="left"/>
-      <w:pPr>
-        <w:ind w:left="5040" w:hanging="360"/>
-      </w:pPr>
-      <w:rPr>
-        <w:rFonts w:ascii="Symbol" w:hAnsi="Symbol" w:hint="default"/>
-      </w:rPr>
-    </w:lvl>
-    <w:lvl w:ilvl="7" w:tplc="04090003" w:tentative="1">
-      <w:start w:val="1"/>
-      <w:numFmt w:val="bullet"/>
-      <w:lvlText w:val="o"/>
-      <w:lvlJc w:val="left"/>
-      <w:pPr>
-        <w:ind w:left="5760" w:hanging="360"/>
-      </w:pPr>
-      <w:rPr>
-        <w:rFonts w:ascii="Courier New" w:hAnsi="Courier New" w:cs="Courier New" w:hint="default"/>
-      </w:rPr>
-    </w:lvl>
-    <w:lvl w:ilvl="8" w:tplc="04090005" w:tentative="1">
-      <w:start w:val="1"/>
-      <w:numFmt w:val="bullet"/>
-      <w:lvlText w:val=""/>
-      <w:lvlJc w:val="left"/>
-      <w:pPr>
-        <w:ind w:left="6480" w:hanging="360"/>
-      </w:pPr>
-      <w:rPr>
-        <w:rFonts w:ascii="Wingdings" w:hAnsi="Wingdings" w:hint="default"/>
-      </w:rPr>
-    </w:lvl>
-  </w:abstractNum>
-  <w:abstractNum w:abstractNumId="48" w15:restartNumberingAfterBreak="0">
-    <w:nsid w:val="634C313B"/>
-    <w:multiLevelType w:val="hybridMultilevel"/>
-    <w:tmpl w:val="B750F484"/>
-    <w:lvl w:ilvl="0" w:tplc="04090001">
-      <w:start w:val="1"/>
-      <w:numFmt w:val="bullet"/>
-      <w:lvlText w:val=""/>
-      <w:lvlJc w:val="left"/>
-      <w:pPr>
-        <w:ind w:left="720" w:hanging="360"/>
-      </w:pPr>
-      <w:rPr>
-        <w:rFonts w:ascii="Symbol" w:hAnsi="Symbol" w:hint="default"/>
-      </w:rPr>
-    </w:lvl>
-    <w:lvl w:ilvl="1" w:tplc="04090003" w:tentative="1">
-      <w:start w:val="1"/>
-      <w:numFmt w:val="bullet"/>
-      <w:lvlText w:val="o"/>
-      <w:lvlJc w:val="left"/>
-      <w:pPr>
-        <w:ind w:left="1440" w:hanging="360"/>
-      </w:pPr>
-      <w:rPr>
-        <w:rFonts w:ascii="Courier New" w:hAnsi="Courier New" w:cs="Courier New" w:hint="default"/>
-      </w:rPr>
-    </w:lvl>
-    <w:lvl w:ilvl="2" w:tplc="04090005" w:tentative="1">
-      <w:start w:val="1"/>
-      <w:numFmt w:val="bullet"/>
-      <w:lvlText w:val=""/>
-      <w:lvlJc w:val="left"/>
-      <w:pPr>
-        <w:ind w:left="2160" w:hanging="360"/>
-      </w:pPr>
-      <w:rPr>
-        <w:rFonts w:ascii="Wingdings" w:hAnsi="Wingdings" w:hint="default"/>
-      </w:rPr>
-    </w:lvl>
-    <w:lvl w:ilvl="3" w:tplc="04090001" w:tentative="1">
-      <w:start w:val="1"/>
-      <w:numFmt w:val="bullet"/>
-      <w:lvlText w:val=""/>
-      <w:lvlJc w:val="left"/>
-      <w:pPr>
-        <w:ind w:left="2880" w:hanging="360"/>
-      </w:pPr>
-      <w:rPr>
-        <w:rFonts w:ascii="Symbol" w:hAnsi="Symbol" w:hint="default"/>
-      </w:rPr>
-    </w:lvl>
-    <w:lvl w:ilvl="4" w:tplc="04090003" w:tentative="1">
-      <w:start w:val="1"/>
-      <w:numFmt w:val="bullet"/>
-      <w:lvlText w:val="o"/>
-      <w:lvlJc w:val="left"/>
-      <w:pPr>
-        <w:ind w:left="3600" w:hanging="360"/>
-      </w:pPr>
-      <w:rPr>
-        <w:rFonts w:ascii="Courier New" w:hAnsi="Courier New" w:cs="Courier New" w:hint="default"/>
-      </w:rPr>
-    </w:lvl>
-    <w:lvl w:ilvl="5" w:tplc="04090005" w:tentative="1">
-      <w:start w:val="1"/>
-      <w:numFmt w:val="bullet"/>
-      <w:lvlText w:val=""/>
-      <w:lvlJc w:val="left"/>
-      <w:pPr>
-        <w:ind w:left="4320" w:hanging="360"/>
-      </w:pPr>
-      <w:rPr>
-        <w:rFonts w:ascii="Wingdings" w:hAnsi="Wingdings" w:hint="default"/>
-      </w:rPr>
-    </w:lvl>
-    <w:lvl w:ilvl="6" w:tplc="04090001" w:tentative="1">
-      <w:start w:val="1"/>
-      <w:numFmt w:val="bullet"/>
-      <w:lvlText w:val=""/>
-      <w:lvlJc w:val="left"/>
-      <w:pPr>
-        <w:ind w:left="5040" w:hanging="360"/>
-      </w:pPr>
-      <w:rPr>
-        <w:rFonts w:ascii="Symbol" w:hAnsi="Symbol" w:hint="default"/>
-      </w:rPr>
-    </w:lvl>
-    <w:lvl w:ilvl="7" w:tplc="04090003" w:tentative="1">
-      <w:start w:val="1"/>
-      <w:numFmt w:val="bullet"/>
-      <w:lvlText w:val="o"/>
-      <w:lvlJc w:val="left"/>
-      <w:pPr>
-        <w:ind w:left="5760" w:hanging="360"/>
-      </w:pPr>
-      <w:rPr>
-        <w:rFonts w:ascii="Courier New" w:hAnsi="Courier New" w:cs="Courier New" w:hint="default"/>
-      </w:rPr>
-    </w:lvl>
-    <w:lvl w:ilvl="8" w:tplc="04090005" w:tentative="1">
-      <w:start w:val="1"/>
-      <w:numFmt w:val="bullet"/>
-      <w:lvlText w:val=""/>
-      <w:lvlJc w:val="left"/>
-      <w:pPr>
-        <w:ind w:left="6480" w:hanging="360"/>
-      </w:pPr>
-      <w:rPr>
-        <w:rFonts w:ascii="Wingdings" w:hAnsi="Wingdings" w:hint="default"/>
-      </w:rPr>
-    </w:lvl>
-  </w:abstractNum>
-  <w:abstractNum w:abstractNumId="49" w15:restartNumberingAfterBreak="0">
-    <w:nsid w:val="63976132"/>
-    <w:multiLevelType w:val="hybridMultilevel"/>
-    <w:tmpl w:val="F6BE6EAC"/>
-    <w:lvl w:ilvl="0" w:tplc="04090001">
-      <w:start w:val="1"/>
-      <w:numFmt w:val="bullet"/>
-      <w:lvlText w:val=""/>
-      <w:lvlJc w:val="left"/>
-      <w:pPr>
-        <w:ind w:left="720" w:hanging="360"/>
-      </w:pPr>
-      <w:rPr>
-        <w:rFonts w:ascii="Symbol" w:hAnsi="Symbol" w:hint="default"/>
-      </w:rPr>
-    </w:lvl>
-    <w:lvl w:ilvl="1" w:tplc="04090003" w:tentative="1">
-      <w:start w:val="1"/>
-      <w:numFmt w:val="bullet"/>
-      <w:lvlText w:val="o"/>
-      <w:lvlJc w:val="left"/>
-      <w:pPr>
-        <w:ind w:left="1440" w:hanging="360"/>
-      </w:pPr>
-      <w:rPr>
-        <w:rFonts w:ascii="Courier New" w:hAnsi="Courier New" w:cs="Courier New" w:hint="default"/>
-      </w:rPr>
-    </w:lvl>
-    <w:lvl w:ilvl="2" w:tplc="04090005" w:tentative="1">
-      <w:start w:val="1"/>
-      <w:numFmt w:val="bullet"/>
-      <w:lvlText w:val=""/>
-      <w:lvlJc w:val="left"/>
-      <w:pPr>
-        <w:ind w:left="2160" w:hanging="360"/>
-      </w:pPr>
-      <w:rPr>
-        <w:rFonts w:ascii="Wingdings" w:hAnsi="Wingdings" w:hint="default"/>
-      </w:rPr>
-    </w:lvl>
-    <w:lvl w:ilvl="3" w:tplc="04090001" w:tentative="1">
-      <w:start w:val="1"/>
-      <w:numFmt w:val="bullet"/>
-      <w:lvlText w:val=""/>
-      <w:lvlJc w:val="left"/>
-      <w:pPr>
-        <w:ind w:left="2880" w:hanging="360"/>
-      </w:pPr>
-      <w:rPr>
-        <w:rFonts w:ascii="Symbol" w:hAnsi="Symbol" w:hint="default"/>
-      </w:rPr>
-    </w:lvl>
-    <w:lvl w:ilvl="4" w:tplc="04090003" w:tentative="1">
-      <w:start w:val="1"/>
-      <w:numFmt w:val="bullet"/>
-      <w:lvlText w:val="o"/>
-      <w:lvlJc w:val="left"/>
-      <w:pPr>
-        <w:ind w:left="3600" w:hanging="360"/>
-      </w:pPr>
-      <w:rPr>
-        <w:rFonts w:ascii="Courier New" w:hAnsi="Courier New" w:cs="Courier New" w:hint="default"/>
-      </w:rPr>
-    </w:lvl>
-    <w:lvl w:ilvl="5" w:tplc="04090005" w:tentative="1">
-      <w:start w:val="1"/>
-      <w:numFmt w:val="bullet"/>
-      <w:lvlText w:val=""/>
-      <w:lvlJc w:val="left"/>
-      <w:pPr>
-        <w:ind w:left="4320" w:hanging="360"/>
-      </w:pPr>
-      <w:rPr>
-        <w:rFonts w:ascii="Wingdings" w:hAnsi="Wingdings" w:hint="default"/>
-      </w:rPr>
-    </w:lvl>
-    <w:lvl w:ilvl="6" w:tplc="04090001" w:tentative="1">
-      <w:start w:val="1"/>
-      <w:numFmt w:val="bullet"/>
-      <w:lvlText w:val=""/>
-      <w:lvlJc w:val="left"/>
-      <w:pPr>
-        <w:ind w:left="5040" w:hanging="360"/>
-      </w:pPr>
-      <w:rPr>
-        <w:rFonts w:ascii="Symbol" w:hAnsi="Symbol" w:hint="default"/>
-      </w:rPr>
-    </w:lvl>
-    <w:lvl w:ilvl="7" w:tplc="04090003" w:tentative="1">
-      <w:start w:val="1"/>
-      <w:numFmt w:val="bullet"/>
-      <w:lvlText w:val="o"/>
-      <w:lvlJc w:val="left"/>
-      <w:pPr>
-        <w:ind w:left="5760" w:hanging="360"/>
-      </w:pPr>
-      <w:rPr>
-        <w:rFonts w:ascii="Courier New" w:hAnsi="Courier New" w:cs="Courier New" w:hint="default"/>
-      </w:rPr>
-    </w:lvl>
-    <w:lvl w:ilvl="8" w:tplc="04090005" w:tentative="1">
-      <w:start w:val="1"/>
-      <w:numFmt w:val="bullet"/>
-      <w:lvlText w:val=""/>
-      <w:lvlJc w:val="left"/>
-      <w:pPr>
-        <w:ind w:left="6480" w:hanging="360"/>
-      </w:pPr>
-      <w:rPr>
-        <w:rFonts w:ascii="Wingdings" w:hAnsi="Wingdings" w:hint="default"/>
-      </w:rPr>
-    </w:lvl>
-  </w:abstractNum>
-  <w:abstractNum w:abstractNumId="50" w15:restartNumberingAfterBreak="0">
-    <w:nsid w:val="64805B21"/>
-    <w:multiLevelType w:val="multilevel"/>
-    <w:tmpl w:val="E5CC7B2E"/>
-    <w:lvl w:ilvl="0">
-      <w:start w:val="1"/>
-      <w:numFmt w:val="decimal"/>
-      <w:pStyle w:val="SGHeading1"/>
-      <w:lvlText w:val="%1."/>
-      <w:lvlJc w:val="left"/>
-      <w:pPr>
-        <w:tabs>
-          <w:tab w:val="num" w:pos="547"/>
-        </w:tabs>
-        <w:ind w:left="547" w:hanging="547"/>
-      </w:pPr>
-      <w:rPr>
-        <w:rFonts w:hint="default"/>
-      </w:rPr>
-    </w:lvl>
-    <w:lvl w:ilvl="1">
-      <w:start w:val="1"/>
-      <w:numFmt w:val="decimal"/>
-      <w:pStyle w:val="SGHeading2"/>
-      <w:lvlText w:val="%1.%2."/>
-      <w:lvlJc w:val="left"/>
-      <w:pPr>
-        <w:tabs>
-          <w:tab w:val="num" w:pos="1267"/>
-        </w:tabs>
-        <w:ind w:left="1267" w:hanging="720"/>
-      </w:pPr>
-      <w:rPr>
-        <w:rFonts w:hint="default"/>
-      </w:rPr>
-    </w:lvl>
-    <w:lvl w:ilvl="2">
-      <w:start w:val="1"/>
-      <w:numFmt w:val="decimal"/>
-      <w:pStyle w:val="SGHeading3"/>
-      <w:lvlText w:val="%1.%2.%3."/>
-      <w:lvlJc w:val="left"/>
-      <w:pPr>
-        <w:tabs>
-          <w:tab w:val="num" w:pos="2347"/>
-        </w:tabs>
-        <w:ind w:left="1987" w:hanging="720"/>
-      </w:pPr>
-      <w:rPr>
-        <w:rFonts w:hint="default"/>
-      </w:rPr>
-    </w:lvl>
-    <w:lvl w:ilvl="3">
-      <w:start w:val="1"/>
-      <w:numFmt w:val="decimal"/>
-      <w:pStyle w:val="SGHeading4"/>
-      <w:lvlText w:val="%1.%2.%3.%4."/>
-      <w:lvlJc w:val="left"/>
-      <w:pPr>
-        <w:tabs>
-          <w:tab w:val="num" w:pos="3067"/>
-        </w:tabs>
-        <w:ind w:left="2707" w:hanging="720"/>
-      </w:pPr>
-      <w:rPr>
-        <w:rFonts w:hint="default"/>
-      </w:rPr>
-    </w:lvl>
-    <w:lvl w:ilvl="4">
-      <w:start w:val="1"/>
-      <w:numFmt w:val="decimal"/>
-      <w:lvlRestart w:val="0"/>
-      <w:pStyle w:val="SGHeading5"/>
-      <w:lvlText w:val="%1.%2.%3.%4.%5."/>
-      <w:lvlJc w:val="left"/>
-      <w:pPr>
-        <w:tabs>
-          <w:tab w:val="num" w:pos="4147"/>
-        </w:tabs>
-        <w:ind w:left="3427" w:hanging="720"/>
-      </w:pPr>
-      <w:rPr>
-        <w:rFonts w:hint="default"/>
-      </w:rPr>
-    </w:lvl>
-    <w:lvl w:ilvl="5">
-      <w:start w:val="1"/>
-      <w:numFmt w:val="decimal"/>
-      <w:lvlText w:val="%1.%2.%3.%4.%5.%6."/>
-      <w:lvlJc w:val="left"/>
-      <w:pPr>
-        <w:tabs>
-          <w:tab w:val="num" w:pos="4867"/>
-        </w:tabs>
-        <w:ind w:left="4723" w:hanging="936"/>
-      </w:pPr>
-      <w:rPr>
-        <w:rFonts w:hint="default"/>
-      </w:rPr>
-    </w:lvl>
-    <w:lvl w:ilvl="6">
-      <w:start w:val="1"/>
-      <w:numFmt w:val="decimal"/>
-      <w:lvlText w:val="%1.%2.%3.%4.%5.%6.%7."/>
-      <w:lvlJc w:val="left"/>
-      <w:pPr>
-        <w:tabs>
-          <w:tab w:val="num" w:pos="5587"/>
-        </w:tabs>
-        <w:ind w:left="5227" w:hanging="1080"/>
-      </w:pPr>
-      <w:rPr>
-        <w:rFonts w:hint="default"/>
-      </w:rPr>
-    </w:lvl>
-    <w:lvl w:ilvl="7">
-      <w:start w:val="1"/>
-      <w:numFmt w:val="decimal"/>
-      <w:lvlText w:val="%1.%2.%3.%4.%5.%6.%7.%8."/>
-      <w:lvlJc w:val="left"/>
-      <w:pPr>
-        <w:tabs>
-          <w:tab w:val="num" w:pos="5947"/>
-        </w:tabs>
-        <w:ind w:left="5731" w:hanging="1224"/>
-      </w:pPr>
-      <w:rPr>
-        <w:rFonts w:hint="default"/>
-      </w:rPr>
-    </w:lvl>
-    <w:lvl w:ilvl="8">
-      <w:start w:val="1"/>
-      <w:numFmt w:val="decimal"/>
-      <w:lvlText w:val="%1.%2.%3.%4.%5.%6.%7.%8.%9."/>
-      <w:lvlJc w:val="left"/>
-      <w:pPr>
-        <w:tabs>
-          <w:tab w:val="num" w:pos="6667"/>
-        </w:tabs>
-        <w:ind w:left="6307" w:hanging="1440"/>
-      </w:pPr>
-      <w:rPr>
-        <w:rFonts w:hint="default"/>
-      </w:rPr>
-    </w:lvl>
-  </w:abstractNum>
-  <w:abstractNum w:abstractNumId="51" w15:restartNumberingAfterBreak="0">
-    <w:nsid w:val="64915600"/>
-    <w:multiLevelType w:val="hybridMultilevel"/>
-    <w:tmpl w:val="175CA976"/>
-    <w:lvl w:ilvl="0" w:tplc="04090001">
-      <w:start w:val="1"/>
-      <w:numFmt w:val="bullet"/>
-      <w:lvlText w:val=""/>
-      <w:lvlJc w:val="left"/>
-      <w:pPr>
-        <w:ind w:left="720" w:hanging="360"/>
-      </w:pPr>
-      <w:rPr>
-        <w:rFonts w:ascii="Symbol" w:hAnsi="Symbol" w:hint="default"/>
-      </w:rPr>
-    </w:lvl>
-    <w:lvl w:ilvl="1" w:tplc="04090003">
-      <w:start w:val="1"/>
-      <w:numFmt w:val="bullet"/>
-      <w:lvlText w:val="o"/>
-      <w:lvlJc w:val="left"/>
-      <w:pPr>
-        <w:ind w:left="1440" w:hanging="360"/>
-      </w:pPr>
-      <w:rPr>
-        <w:rFonts w:ascii="Courier New" w:hAnsi="Courier New" w:cs="Courier New" w:hint="default"/>
-      </w:rPr>
-    </w:lvl>
-    <w:lvl w:ilvl="2" w:tplc="04090005" w:tentative="1">
-      <w:start w:val="1"/>
-      <w:numFmt w:val="bullet"/>
-      <w:lvlText w:val=""/>
-      <w:lvlJc w:val="left"/>
-      <w:pPr>
-        <w:ind w:left="2160" w:hanging="360"/>
-      </w:pPr>
-      <w:rPr>
-        <w:rFonts w:ascii="Wingdings" w:hAnsi="Wingdings" w:hint="default"/>
-      </w:rPr>
-    </w:lvl>
-    <w:lvl w:ilvl="3" w:tplc="04090001" w:tentative="1">
-      <w:start w:val="1"/>
-      <w:numFmt w:val="bullet"/>
-      <w:lvlText w:val=""/>
-      <w:lvlJc w:val="left"/>
-      <w:pPr>
-        <w:ind w:left="2880" w:hanging="360"/>
-      </w:pPr>
-      <w:rPr>
-        <w:rFonts w:ascii="Symbol" w:hAnsi="Symbol" w:hint="default"/>
-      </w:rPr>
-    </w:lvl>
-    <w:lvl w:ilvl="4" w:tplc="04090003" w:tentative="1">
-      <w:start w:val="1"/>
-      <w:numFmt w:val="bullet"/>
-      <w:lvlText w:val="o"/>
-      <w:lvlJc w:val="left"/>
-      <w:pPr>
-        <w:ind w:left="3600" w:hanging="360"/>
-      </w:pPr>
-      <w:rPr>
-        <w:rFonts w:ascii="Courier New" w:hAnsi="Courier New" w:cs="Courier New" w:hint="default"/>
-      </w:rPr>
-    </w:lvl>
-    <w:lvl w:ilvl="5" w:tplc="04090005" w:tentative="1">
-      <w:start w:val="1"/>
-      <w:numFmt w:val="bullet"/>
-      <w:lvlText w:val=""/>
-      <w:lvlJc w:val="left"/>
-      <w:pPr>
-        <w:ind w:left="4320" w:hanging="360"/>
-      </w:pPr>
-      <w:rPr>
-        <w:rFonts w:ascii="Wingdings" w:hAnsi="Wingdings" w:hint="default"/>
-      </w:rPr>
-    </w:lvl>
-    <w:lvl w:ilvl="6" w:tplc="04090001" w:tentative="1">
-      <w:start w:val="1"/>
-      <w:numFmt w:val="bullet"/>
-      <w:lvlText w:val=""/>
-      <w:lvlJc w:val="left"/>
-      <w:pPr>
-        <w:ind w:left="5040" w:hanging="360"/>
-      </w:pPr>
-      <w:rPr>
-        <w:rFonts w:ascii="Symbol" w:hAnsi="Symbol" w:hint="default"/>
-      </w:rPr>
-    </w:lvl>
-    <w:lvl w:ilvl="7" w:tplc="04090003" w:tentative="1">
-      <w:start w:val="1"/>
-      <w:numFmt w:val="bullet"/>
-      <w:lvlText w:val="o"/>
-      <w:lvlJc w:val="left"/>
-      <w:pPr>
-        <w:ind w:left="5760" w:hanging="360"/>
-      </w:pPr>
-      <w:rPr>
-        <w:rFonts w:ascii="Courier New" w:hAnsi="Courier New" w:cs="Courier New" w:hint="default"/>
-      </w:rPr>
-    </w:lvl>
-    <w:lvl w:ilvl="8" w:tplc="04090005" w:tentative="1">
-      <w:start w:val="1"/>
-      <w:numFmt w:val="bullet"/>
-      <w:lvlText w:val=""/>
-      <w:lvlJc w:val="left"/>
-      <w:pPr>
-        <w:ind w:left="6480" w:hanging="360"/>
-      </w:pPr>
-      <w:rPr>
-        <w:rFonts w:ascii="Wingdings" w:hAnsi="Wingdings" w:hint="default"/>
-      </w:rPr>
-    </w:lvl>
-  </w:abstractNum>
-  <w:abstractNum w:abstractNumId="52" w15:restartNumberingAfterBreak="0">
-    <w:nsid w:val="65792B17"/>
-    <w:multiLevelType w:val="hybridMultilevel"/>
-    <w:tmpl w:val="BB5405F0"/>
-    <w:lvl w:ilvl="0" w:tplc="0409000F">
-      <w:start w:val="1"/>
-      <w:numFmt w:val="decimal"/>
-      <w:lvlText w:val="%1."/>
-      <w:lvlJc w:val="left"/>
-      <w:pPr>
-        <w:ind w:left="720" w:hanging="360"/>
-      </w:pPr>
-    </w:lvl>
-    <w:lvl w:ilvl="1" w:tplc="04090003">
-      <w:start w:val="1"/>
-      <w:numFmt w:val="bullet"/>
-      <w:lvlText w:val="o"/>
-      <w:lvlJc w:val="left"/>
-      <w:pPr>
-        <w:ind w:left="1440" w:hanging="360"/>
-      </w:pPr>
-      <w:rPr>
-        <w:rFonts w:ascii="Courier New" w:hAnsi="Courier New" w:cs="Courier New" w:hint="default"/>
-      </w:rPr>
-    </w:lvl>
-    <w:lvl w:ilvl="2" w:tplc="0409001B" w:tentative="1">
-      <w:start w:val="1"/>
-      <w:numFmt w:val="lowerRoman"/>
-      <w:lvlText w:val="%3."/>
-      <w:lvlJc w:val="right"/>
-      <w:pPr>
-        <w:ind w:left="2160" w:hanging="180"/>
-      </w:pPr>
-    </w:lvl>
-    <w:lvl w:ilvl="3" w:tplc="0409000F" w:tentative="1">
-      <w:start w:val="1"/>
-      <w:numFmt w:val="decimal"/>
-      <w:lvlText w:val="%4."/>
-      <w:lvlJc w:val="left"/>
-      <w:pPr>
-        <w:ind w:left="2880" w:hanging="360"/>
-      </w:pPr>
-    </w:lvl>
-    <w:lvl w:ilvl="4" w:tplc="04090019" w:tentative="1">
-      <w:start w:val="1"/>
-      <w:numFmt w:val="lowerLetter"/>
-      <w:lvlText w:val="%5."/>
-      <w:lvlJc w:val="left"/>
-      <w:pPr>
-        <w:ind w:left="3600" w:hanging="360"/>
-      </w:pPr>
-    </w:lvl>
-    <w:lvl w:ilvl="5" w:tplc="0409001B" w:tentative="1">
-      <w:start w:val="1"/>
-      <w:numFmt w:val="lowerRoman"/>
-      <w:lvlText w:val="%6."/>
-      <w:lvlJc w:val="right"/>
-      <w:pPr>
-        <w:ind w:left="4320" w:hanging="180"/>
-      </w:pPr>
-    </w:lvl>
-    <w:lvl w:ilvl="6" w:tplc="0409000F" w:tentative="1">
-      <w:start w:val="1"/>
-      <w:numFmt w:val="decimal"/>
-      <w:lvlText w:val="%7."/>
-      <w:lvlJc w:val="left"/>
-      <w:pPr>
-        <w:ind w:left="5040" w:hanging="360"/>
-      </w:pPr>
-    </w:lvl>
-    <w:lvl w:ilvl="7" w:tplc="04090019" w:tentative="1">
-      <w:start w:val="1"/>
-      <w:numFmt w:val="lowerLetter"/>
-      <w:lvlText w:val="%8."/>
-      <w:lvlJc w:val="left"/>
-      <w:pPr>
-        <w:ind w:left="5760" w:hanging="360"/>
-      </w:pPr>
-    </w:lvl>
-    <w:lvl w:ilvl="8" w:tplc="0409001B" w:tentative="1">
-      <w:start w:val="1"/>
-      <w:numFmt w:val="lowerRoman"/>
-      <w:lvlText w:val="%9."/>
-      <w:lvlJc w:val="right"/>
-      <w:pPr>
-        <w:ind w:left="6480" w:hanging="180"/>
-      </w:pPr>
-    </w:lvl>
-  </w:abstractNum>
-  <w:abstractNum w:abstractNumId="53" w15:restartNumberingAfterBreak="0">
-    <w:nsid w:val="67074E28"/>
-    <w:multiLevelType w:val="hybridMultilevel"/>
-    <w:tmpl w:val="2F0E729C"/>
-    <w:lvl w:ilvl="0" w:tplc="04090001">
-      <w:start w:val="1"/>
-      <w:numFmt w:val="bullet"/>
-      <w:lvlText w:val=""/>
-      <w:lvlJc w:val="left"/>
-      <w:pPr>
-        <w:ind w:left="720" w:hanging="360"/>
-      </w:pPr>
-      <w:rPr>
-        <w:rFonts w:ascii="Symbol" w:hAnsi="Symbol" w:hint="default"/>
-      </w:rPr>
-    </w:lvl>
-    <w:lvl w:ilvl="1" w:tplc="04090003" w:tentative="1">
-      <w:start w:val="1"/>
-      <w:numFmt w:val="bullet"/>
-      <w:lvlText w:val="o"/>
-      <w:lvlJc w:val="left"/>
-      <w:pPr>
-        <w:ind w:left="1440" w:hanging="360"/>
-      </w:pPr>
-      <w:rPr>
-        <w:rFonts w:ascii="Courier New" w:hAnsi="Courier New" w:cs="Courier New" w:hint="default"/>
-      </w:rPr>
-    </w:lvl>
-    <w:lvl w:ilvl="2" w:tplc="04090005" w:tentative="1">
-      <w:start w:val="1"/>
-      <w:numFmt w:val="bullet"/>
-      <w:lvlText w:val=""/>
-      <w:lvlJc w:val="left"/>
-      <w:pPr>
-        <w:ind w:left="2160" w:hanging="360"/>
-      </w:pPr>
-      <w:rPr>
-        <w:rFonts w:ascii="Wingdings" w:hAnsi="Wingdings" w:hint="default"/>
-      </w:rPr>
-    </w:lvl>
-    <w:lvl w:ilvl="3" w:tplc="04090001" w:tentative="1">
-      <w:start w:val="1"/>
-      <w:numFmt w:val="bullet"/>
-      <w:lvlText w:val=""/>
-      <w:lvlJc w:val="left"/>
-      <w:pPr>
-        <w:ind w:left="2880" w:hanging="360"/>
-      </w:pPr>
-      <w:rPr>
-        <w:rFonts w:ascii="Symbol" w:hAnsi="Symbol" w:hint="default"/>
-      </w:rPr>
-    </w:lvl>
-    <w:lvl w:ilvl="4" w:tplc="04090003" w:tentative="1">
-      <w:start w:val="1"/>
-      <w:numFmt w:val="bullet"/>
-      <w:lvlText w:val="o"/>
-      <w:lvlJc w:val="left"/>
-      <w:pPr>
-        <w:ind w:left="3600" w:hanging="360"/>
-      </w:pPr>
-      <w:rPr>
-        <w:rFonts w:ascii="Courier New" w:hAnsi="Courier New" w:cs="Courier New" w:hint="default"/>
-      </w:rPr>
-    </w:lvl>
-    <w:lvl w:ilvl="5" w:tplc="04090005" w:tentative="1">
-      <w:start w:val="1"/>
-      <w:numFmt w:val="bullet"/>
-      <w:lvlText w:val=""/>
-      <w:lvlJc w:val="left"/>
-      <w:pPr>
-        <w:ind w:left="4320" w:hanging="360"/>
-      </w:pPr>
-      <w:rPr>
-        <w:rFonts w:ascii="Wingdings" w:hAnsi="Wingdings" w:hint="default"/>
-      </w:rPr>
-    </w:lvl>
-    <w:lvl w:ilvl="6" w:tplc="04090001" w:tentative="1">
-      <w:start w:val="1"/>
-      <w:numFmt w:val="bullet"/>
-      <w:lvlText w:val=""/>
-      <w:lvlJc w:val="left"/>
-      <w:pPr>
-        <w:ind w:left="5040" w:hanging="360"/>
-      </w:pPr>
-      <w:rPr>
-        <w:rFonts w:ascii="Symbol" w:hAnsi="Symbol" w:hint="default"/>
-      </w:rPr>
-    </w:lvl>
-    <w:lvl w:ilvl="7" w:tplc="04090003" w:tentative="1">
-      <w:start w:val="1"/>
-      <w:numFmt w:val="bullet"/>
-      <w:lvlText w:val="o"/>
-      <w:lvlJc w:val="left"/>
-      <w:pPr>
-        <w:ind w:left="5760" w:hanging="360"/>
-      </w:pPr>
-      <w:rPr>
-        <w:rFonts w:ascii="Courier New" w:hAnsi="Courier New" w:cs="Courier New" w:hint="default"/>
-      </w:rPr>
-    </w:lvl>
-    <w:lvl w:ilvl="8" w:tplc="04090005" w:tentative="1">
-      <w:start w:val="1"/>
-      <w:numFmt w:val="bullet"/>
-      <w:lvlText w:val=""/>
-      <w:lvlJc w:val="left"/>
-      <w:pPr>
-        <w:ind w:left="6480" w:hanging="360"/>
-      </w:pPr>
-      <w:rPr>
-        <w:rFonts w:ascii="Wingdings" w:hAnsi="Wingdings" w:hint="default"/>
-      </w:rPr>
-    </w:lvl>
-  </w:abstractNum>
-  <w:abstractNum w:abstractNumId="54" w15:restartNumberingAfterBreak="0">
-    <w:nsid w:val="690C4319"/>
-    <w:multiLevelType w:val="hybridMultilevel"/>
-    <w:tmpl w:val="96720368"/>
-    <w:lvl w:ilvl="0" w:tplc="04090001">
-      <w:start w:val="1"/>
-      <w:numFmt w:val="bullet"/>
-      <w:lvlText w:val=""/>
-      <w:lvlJc w:val="left"/>
-      <w:pPr>
-        <w:ind w:left="720" w:hanging="360"/>
-      </w:pPr>
-      <w:rPr>
-        <w:rFonts w:ascii="Symbol" w:hAnsi="Symbol" w:hint="default"/>
-      </w:rPr>
-    </w:lvl>
-    <w:lvl w:ilvl="1" w:tplc="04090003" w:tentative="1">
-      <w:start w:val="1"/>
-      <w:numFmt w:val="bullet"/>
-      <w:lvlText w:val="o"/>
-      <w:lvlJc w:val="left"/>
-      <w:pPr>
-        <w:ind w:left="1440" w:hanging="360"/>
-      </w:pPr>
-      <w:rPr>
-        <w:rFonts w:ascii="Courier New" w:hAnsi="Courier New" w:cs="Courier New" w:hint="default"/>
-      </w:rPr>
-    </w:lvl>
-    <w:lvl w:ilvl="2" w:tplc="04090005" w:tentative="1">
-      <w:start w:val="1"/>
-      <w:numFmt w:val="bullet"/>
-      <w:lvlText w:val=""/>
-      <w:lvlJc w:val="left"/>
-      <w:pPr>
-        <w:ind w:left="2160" w:hanging="360"/>
-      </w:pPr>
-      <w:rPr>
-        <w:rFonts w:ascii="Wingdings" w:hAnsi="Wingdings" w:hint="default"/>
-      </w:rPr>
-    </w:lvl>
-    <w:lvl w:ilvl="3" w:tplc="04090001" w:tentative="1">
-      <w:start w:val="1"/>
-      <w:numFmt w:val="bullet"/>
-      <w:lvlText w:val=""/>
-      <w:lvlJc w:val="left"/>
-      <w:pPr>
-        <w:ind w:left="2880" w:hanging="360"/>
-      </w:pPr>
-      <w:rPr>
-        <w:rFonts w:ascii="Symbol" w:hAnsi="Symbol" w:hint="default"/>
-      </w:rPr>
-    </w:lvl>
-    <w:lvl w:ilvl="4" w:tplc="04090003" w:tentative="1">
-      <w:start w:val="1"/>
-      <w:numFmt w:val="bullet"/>
-      <w:lvlText w:val="o"/>
-      <w:lvlJc w:val="left"/>
-      <w:pPr>
-        <w:ind w:left="3600" w:hanging="360"/>
-      </w:pPr>
-      <w:rPr>
-        <w:rFonts w:ascii="Courier New" w:hAnsi="Courier New" w:cs="Courier New" w:hint="default"/>
-      </w:rPr>
-    </w:lvl>
-    <w:lvl w:ilvl="5" w:tplc="04090005" w:tentative="1">
-      <w:start w:val="1"/>
-      <w:numFmt w:val="bullet"/>
-      <w:lvlText w:val=""/>
-      <w:lvlJc w:val="left"/>
-      <w:pPr>
-        <w:ind w:left="4320" w:hanging="360"/>
-      </w:pPr>
-      <w:rPr>
-        <w:rFonts w:ascii="Wingdings" w:hAnsi="Wingdings" w:hint="default"/>
-      </w:rPr>
-    </w:lvl>
-    <w:lvl w:ilvl="6" w:tplc="04090001" w:tentative="1">
-      <w:start w:val="1"/>
-      <w:numFmt w:val="bullet"/>
-      <w:lvlText w:val=""/>
-      <w:lvlJc w:val="left"/>
-      <w:pPr>
-        <w:ind w:left="5040" w:hanging="360"/>
-      </w:pPr>
-      <w:rPr>
-        <w:rFonts w:ascii="Symbol" w:hAnsi="Symbol" w:hint="default"/>
-      </w:rPr>
-    </w:lvl>
-    <w:lvl w:ilvl="7" w:tplc="04090003" w:tentative="1">
-      <w:start w:val="1"/>
-      <w:numFmt w:val="bullet"/>
-      <w:lvlText w:val="o"/>
-      <w:lvlJc w:val="left"/>
-      <w:pPr>
-        <w:ind w:left="5760" w:hanging="360"/>
-      </w:pPr>
-      <w:rPr>
-        <w:rFonts w:ascii="Courier New" w:hAnsi="Courier New" w:cs="Courier New" w:hint="default"/>
-      </w:rPr>
-    </w:lvl>
-    <w:lvl w:ilvl="8" w:tplc="04090005" w:tentative="1">
-      <w:start w:val="1"/>
-      <w:numFmt w:val="bullet"/>
-      <w:lvlText w:val=""/>
-      <w:lvlJc w:val="left"/>
-      <w:pPr>
-        <w:ind w:left="6480" w:hanging="360"/>
-      </w:pPr>
-      <w:rPr>
-        <w:rFonts w:ascii="Wingdings" w:hAnsi="Wingdings" w:hint="default"/>
-      </w:rPr>
-    </w:lvl>
-  </w:abstractNum>
-  <w:abstractNum w:abstractNumId="55" w15:restartNumberingAfterBreak="0">
-    <w:nsid w:val="710A5EB9"/>
-    <w:multiLevelType w:val="multilevel"/>
-    <w:tmpl w:val="59C40BC4"/>
-    <w:lvl w:ilvl="0">
-      <w:start w:val="1"/>
-      <w:numFmt w:val="bullet"/>
-      <w:lvlText w:val=""/>
-      <w:lvlJc w:val="left"/>
-      <w:pPr>
-        <w:tabs>
-          <w:tab w:val="num" w:pos="720"/>
-        </w:tabs>
-        <w:ind w:left="720" w:hanging="360"/>
-      </w:pPr>
-      <w:rPr>
-        <w:rFonts w:ascii="Symbol" w:hAnsi="Symbol" w:hint="default"/>
-        <w:sz w:val="20"/>
-      </w:rPr>
-    </w:lvl>
-    <w:lvl w:ilvl="1" w:tentative="1">
-      <w:start w:val="1"/>
-      <w:numFmt w:val="bullet"/>
-      <w:lvlText w:val="o"/>
-      <w:lvlJc w:val="left"/>
-      <w:pPr>
-        <w:tabs>
-          <w:tab w:val="num" w:pos="1440"/>
-        </w:tabs>
-        <w:ind w:left="1440" w:hanging="360"/>
-      </w:pPr>
-      <w:rPr>
-        <w:rFonts w:ascii="Courier New" w:hAnsi="Courier New" w:hint="default"/>
-        <w:sz w:val="20"/>
-      </w:rPr>
-    </w:lvl>
-    <w:lvl w:ilvl="2" w:tentative="1">
-      <w:start w:val="1"/>
-      <w:numFmt w:val="bullet"/>
-      <w:lvlText w:val=""/>
-      <w:lvlJc w:val="left"/>
-      <w:pPr>
-        <w:tabs>
-          <w:tab w:val="num" w:pos="2160"/>
-        </w:tabs>
-        <w:ind w:left="2160" w:hanging="360"/>
-      </w:pPr>
-      <w:rPr>
-        <w:rFonts w:ascii="Wingdings" w:hAnsi="Wingdings" w:hint="default"/>
-        <w:sz w:val="20"/>
-      </w:rPr>
-    </w:lvl>
-    <w:lvl w:ilvl="3" w:tentative="1">
-      <w:start w:val="1"/>
-      <w:numFmt w:val="bullet"/>
-      <w:lvlText w:val=""/>
-      <w:lvlJc w:val="left"/>
-      <w:pPr>
-        <w:tabs>
-          <w:tab w:val="num" w:pos="2880"/>
-        </w:tabs>
-        <w:ind w:left="2880" w:hanging="360"/>
-      </w:pPr>
-      <w:rPr>
-        <w:rFonts w:ascii="Wingdings" w:hAnsi="Wingdings" w:hint="default"/>
-        <w:sz w:val="20"/>
-      </w:rPr>
-    </w:lvl>
-    <w:lvl w:ilvl="4" w:tentative="1">
-      <w:start w:val="1"/>
-      <w:numFmt w:val="bullet"/>
-      <w:lvlText w:val=""/>
-      <w:lvlJc w:val="left"/>
-      <w:pPr>
-        <w:tabs>
-          <w:tab w:val="num" w:pos="3600"/>
-        </w:tabs>
-        <w:ind w:left="3600" w:hanging="360"/>
-      </w:pPr>
-      <w:rPr>
-        <w:rFonts w:ascii="Wingdings" w:hAnsi="Wingdings" w:hint="default"/>
-        <w:sz w:val="20"/>
-      </w:rPr>
-    </w:lvl>
-    <w:lvl w:ilvl="5" w:tentative="1">
-      <w:start w:val="1"/>
-      <w:numFmt w:val="bullet"/>
-      <w:lvlText w:val=""/>
-      <w:lvlJc w:val="left"/>
-      <w:pPr>
-        <w:tabs>
-          <w:tab w:val="num" w:pos="4320"/>
-        </w:tabs>
-        <w:ind w:left="4320" w:hanging="360"/>
-      </w:pPr>
-      <w:rPr>
-        <w:rFonts w:ascii="Wingdings" w:hAnsi="Wingdings" w:hint="default"/>
-        <w:sz w:val="20"/>
-      </w:rPr>
-    </w:lvl>
-    <w:lvl w:ilvl="6" w:tentative="1">
-      <w:start w:val="1"/>
-      <w:numFmt w:val="bullet"/>
-      <w:lvlText w:val=""/>
-      <w:lvlJc w:val="left"/>
-      <w:pPr>
-        <w:tabs>
-          <w:tab w:val="num" w:pos="5040"/>
-        </w:tabs>
-        <w:ind w:left="5040" w:hanging="360"/>
-      </w:pPr>
-      <w:rPr>
-        <w:rFonts w:ascii="Wingdings" w:hAnsi="Wingdings" w:hint="default"/>
-        <w:sz w:val="20"/>
-      </w:rPr>
-    </w:lvl>
-    <w:lvl w:ilvl="7" w:tentative="1">
-      <w:start w:val="1"/>
-      <w:numFmt w:val="bullet"/>
-      <w:lvlText w:val=""/>
-      <w:lvlJc w:val="left"/>
-      <w:pPr>
-        <w:tabs>
-          <w:tab w:val="num" w:pos="5760"/>
-        </w:tabs>
-        <w:ind w:left="5760" w:hanging="360"/>
-      </w:pPr>
-      <w:rPr>
-        <w:rFonts w:ascii="Wingdings" w:hAnsi="Wingdings" w:hint="default"/>
-        <w:sz w:val="20"/>
-      </w:rPr>
-    </w:lvl>
-    <w:lvl w:ilvl="8" w:tentative="1">
-      <w:start w:val="1"/>
-      <w:numFmt w:val="bullet"/>
-      <w:lvlText w:val=""/>
-      <w:lvlJc w:val="left"/>
-      <w:pPr>
-        <w:tabs>
-          <w:tab w:val="num" w:pos="6480"/>
-        </w:tabs>
-        <w:ind w:left="6480" w:hanging="360"/>
-      </w:pPr>
-      <w:rPr>
-        <w:rFonts w:ascii="Wingdings" w:hAnsi="Wingdings" w:hint="default"/>
-        <w:sz w:val="20"/>
-      </w:rPr>
-    </w:lvl>
-  </w:abstractNum>
-  <w:abstractNum w:abstractNumId="56" w15:restartNumberingAfterBreak="0">
-    <w:nsid w:val="750502D6"/>
-    <w:multiLevelType w:val="hybridMultilevel"/>
-    <w:tmpl w:val="E27AE442"/>
-    <w:lvl w:ilvl="0" w:tplc="04090011">
-      <w:start w:val="1"/>
-      <w:numFmt w:val="decimal"/>
-      <w:lvlText w:val="%1)"/>
-      <w:lvlJc w:val="left"/>
-      <w:pPr>
-        <w:ind w:left="720" w:hanging="360"/>
-      </w:pPr>
-    </w:lvl>
-    <w:lvl w:ilvl="1" w:tplc="04090019" w:tentative="1">
-      <w:start w:val="1"/>
-      <w:numFmt w:val="lowerLetter"/>
-      <w:lvlText w:val="%2."/>
-      <w:lvlJc w:val="left"/>
-      <w:pPr>
-        <w:ind w:left="1440" w:hanging="360"/>
-      </w:pPr>
-    </w:lvl>
-    <w:lvl w:ilvl="2" w:tplc="0409001B" w:tentative="1">
-      <w:start w:val="1"/>
-      <w:numFmt w:val="lowerRoman"/>
-      <w:lvlText w:val="%3."/>
-      <w:lvlJc w:val="right"/>
-      <w:pPr>
-        <w:ind w:left="2160" w:hanging="180"/>
-      </w:pPr>
-    </w:lvl>
-    <w:lvl w:ilvl="3" w:tplc="0409000F" w:tentative="1">
-      <w:start w:val="1"/>
-      <w:numFmt w:val="decimal"/>
-      <w:lvlText w:val="%4."/>
-      <w:lvlJc w:val="left"/>
-      <w:pPr>
-        <w:ind w:left="2880" w:hanging="360"/>
-      </w:pPr>
-    </w:lvl>
-    <w:lvl w:ilvl="4" w:tplc="04090019" w:tentative="1">
-      <w:start w:val="1"/>
-      <w:numFmt w:val="lowerLetter"/>
-      <w:lvlText w:val="%5."/>
-      <w:lvlJc w:val="left"/>
-      <w:pPr>
-        <w:ind w:left="3600" w:hanging="360"/>
-      </w:pPr>
-    </w:lvl>
-    <w:lvl w:ilvl="5" w:tplc="0409001B" w:tentative="1">
-      <w:start w:val="1"/>
-      <w:numFmt w:val="lowerRoman"/>
-      <w:lvlText w:val="%6."/>
-      <w:lvlJc w:val="right"/>
-      <w:pPr>
-        <w:ind w:left="4320" w:hanging="180"/>
-      </w:pPr>
-    </w:lvl>
-    <w:lvl w:ilvl="6" w:tplc="0409000F" w:tentative="1">
-      <w:start w:val="1"/>
-      <w:numFmt w:val="decimal"/>
-      <w:lvlText w:val="%7."/>
-      <w:lvlJc w:val="left"/>
-      <w:pPr>
-        <w:ind w:left="5040" w:hanging="360"/>
-      </w:pPr>
-    </w:lvl>
-    <w:lvl w:ilvl="7" w:tplc="04090019" w:tentative="1">
-      <w:start w:val="1"/>
-      <w:numFmt w:val="lowerLetter"/>
-      <w:lvlText w:val="%8."/>
-      <w:lvlJc w:val="left"/>
-      <w:pPr>
-        <w:ind w:left="5760" w:hanging="360"/>
-      </w:pPr>
-    </w:lvl>
-    <w:lvl w:ilvl="8" w:tplc="0409001B" w:tentative="1">
-      <w:start w:val="1"/>
-      <w:numFmt w:val="lowerRoman"/>
-      <w:lvlText w:val="%9."/>
-      <w:lvlJc w:val="right"/>
-      <w:pPr>
-        <w:ind w:left="6480" w:hanging="180"/>
-      </w:pPr>
-    </w:lvl>
-  </w:abstractNum>
-  <w:abstractNum w:abstractNumId="57" w15:restartNumberingAfterBreak="0">
+  <w:abstractNum w:abstractNumId="19" w15:restartNumberingAfterBreak="0">
     <w:nsid w:val="76463F09"/>
     <w:multiLevelType w:val="hybridMultilevel"/>
     <w:tmpl w:val="A0B81E7A"/>
@@ -14764,563 +11986,67 @@
       </w:rPr>
     </w:lvl>
   </w:abstractNum>
-  <w:abstractNum w:abstractNumId="58" w15:restartNumberingAfterBreak="0">
-    <w:nsid w:val="792C4E99"/>
-    <w:multiLevelType w:val="hybridMultilevel"/>
-    <w:tmpl w:val="14EABCCE"/>
-    <w:lvl w:ilvl="0" w:tplc="0409000F">
-      <w:start w:val="1"/>
-      <w:numFmt w:val="decimal"/>
-      <w:lvlText w:val="%1."/>
-      <w:lvlJc w:val="left"/>
-      <w:pPr>
-        <w:ind w:left="720" w:hanging="360"/>
-      </w:pPr>
-      <w:rPr>
-        <w:rFonts w:hint="default"/>
-      </w:rPr>
-    </w:lvl>
-    <w:lvl w:ilvl="1" w:tplc="04090019">
-      <w:start w:val="1"/>
-      <w:numFmt w:val="lowerLetter"/>
-      <w:lvlText w:val="%2."/>
-      <w:lvlJc w:val="left"/>
-      <w:pPr>
-        <w:ind w:left="1440" w:hanging="360"/>
-      </w:pPr>
-    </w:lvl>
-    <w:lvl w:ilvl="2" w:tplc="0409001B" w:tentative="1">
-      <w:start w:val="1"/>
-      <w:numFmt w:val="lowerRoman"/>
-      <w:lvlText w:val="%3."/>
-      <w:lvlJc w:val="right"/>
-      <w:pPr>
-        <w:ind w:left="2160" w:hanging="180"/>
-      </w:pPr>
-    </w:lvl>
-    <w:lvl w:ilvl="3" w:tplc="0409000F" w:tentative="1">
-      <w:start w:val="1"/>
-      <w:numFmt w:val="decimal"/>
-      <w:lvlText w:val="%4."/>
-      <w:lvlJc w:val="left"/>
-      <w:pPr>
-        <w:ind w:left="2880" w:hanging="360"/>
-      </w:pPr>
-    </w:lvl>
-    <w:lvl w:ilvl="4" w:tplc="04090019" w:tentative="1">
-      <w:start w:val="1"/>
-      <w:numFmt w:val="lowerLetter"/>
-      <w:lvlText w:val="%5."/>
-      <w:lvlJc w:val="left"/>
-      <w:pPr>
-        <w:ind w:left="3600" w:hanging="360"/>
-      </w:pPr>
-    </w:lvl>
-    <w:lvl w:ilvl="5" w:tplc="0409001B" w:tentative="1">
-      <w:start w:val="1"/>
-      <w:numFmt w:val="lowerRoman"/>
-      <w:lvlText w:val="%6."/>
-      <w:lvlJc w:val="right"/>
-      <w:pPr>
-        <w:ind w:left="4320" w:hanging="180"/>
-      </w:pPr>
-    </w:lvl>
-    <w:lvl w:ilvl="6" w:tplc="0409000F" w:tentative="1">
-      <w:start w:val="1"/>
-      <w:numFmt w:val="decimal"/>
-      <w:lvlText w:val="%7."/>
-      <w:lvlJc w:val="left"/>
-      <w:pPr>
-        <w:ind w:left="5040" w:hanging="360"/>
-      </w:pPr>
-    </w:lvl>
-    <w:lvl w:ilvl="7" w:tplc="04090019" w:tentative="1">
-      <w:start w:val="1"/>
-      <w:numFmt w:val="lowerLetter"/>
-      <w:lvlText w:val="%8."/>
-      <w:lvlJc w:val="left"/>
-      <w:pPr>
-        <w:ind w:left="5760" w:hanging="360"/>
-      </w:pPr>
-    </w:lvl>
-    <w:lvl w:ilvl="8" w:tplc="0409001B" w:tentative="1">
-      <w:start w:val="1"/>
-      <w:numFmt w:val="lowerRoman"/>
-      <w:lvlText w:val="%9."/>
-      <w:lvlJc w:val="right"/>
-      <w:pPr>
-        <w:ind w:left="6480" w:hanging="180"/>
-      </w:pPr>
-    </w:lvl>
-  </w:abstractNum>
-  <w:abstractNum w:abstractNumId="59" w15:restartNumberingAfterBreak="0">
-    <w:nsid w:val="796E3C38"/>
-    <w:multiLevelType w:val="hybridMultilevel"/>
-    <w:tmpl w:val="FE14CA7C"/>
-    <w:lvl w:ilvl="0" w:tplc="04090001">
-      <w:start w:val="1"/>
-      <w:numFmt w:val="bullet"/>
-      <w:lvlText w:val=""/>
-      <w:lvlJc w:val="left"/>
-      <w:pPr>
-        <w:ind w:left="720" w:hanging="360"/>
-      </w:pPr>
-      <w:rPr>
-        <w:rFonts w:ascii="Symbol" w:hAnsi="Symbol" w:hint="default"/>
-      </w:rPr>
-    </w:lvl>
-    <w:lvl w:ilvl="1" w:tplc="04090003" w:tentative="1">
-      <w:start w:val="1"/>
-      <w:numFmt w:val="bullet"/>
-      <w:lvlText w:val="o"/>
-      <w:lvlJc w:val="left"/>
-      <w:pPr>
-        <w:ind w:left="1440" w:hanging="360"/>
-      </w:pPr>
-      <w:rPr>
-        <w:rFonts w:ascii="Courier New" w:hAnsi="Courier New" w:cs="Courier New" w:hint="default"/>
-      </w:rPr>
-    </w:lvl>
-    <w:lvl w:ilvl="2" w:tplc="04090005" w:tentative="1">
-      <w:start w:val="1"/>
-      <w:numFmt w:val="bullet"/>
-      <w:lvlText w:val=""/>
-      <w:lvlJc w:val="left"/>
-      <w:pPr>
-        <w:ind w:left="2160" w:hanging="360"/>
-      </w:pPr>
-      <w:rPr>
-        <w:rFonts w:ascii="Wingdings" w:hAnsi="Wingdings" w:hint="default"/>
-      </w:rPr>
-    </w:lvl>
-    <w:lvl w:ilvl="3" w:tplc="04090001" w:tentative="1">
-      <w:start w:val="1"/>
-      <w:numFmt w:val="bullet"/>
-      <w:lvlText w:val=""/>
-      <w:lvlJc w:val="left"/>
-      <w:pPr>
-        <w:ind w:left="2880" w:hanging="360"/>
-      </w:pPr>
-      <w:rPr>
-        <w:rFonts w:ascii="Symbol" w:hAnsi="Symbol" w:hint="default"/>
-      </w:rPr>
-    </w:lvl>
-    <w:lvl w:ilvl="4" w:tplc="04090003" w:tentative="1">
-      <w:start w:val="1"/>
-      <w:numFmt w:val="bullet"/>
-      <w:lvlText w:val="o"/>
-      <w:lvlJc w:val="left"/>
-      <w:pPr>
-        <w:ind w:left="3600" w:hanging="360"/>
-      </w:pPr>
-      <w:rPr>
-        <w:rFonts w:ascii="Courier New" w:hAnsi="Courier New" w:cs="Courier New" w:hint="default"/>
-      </w:rPr>
-    </w:lvl>
-    <w:lvl w:ilvl="5" w:tplc="04090005" w:tentative="1">
-      <w:start w:val="1"/>
-      <w:numFmt w:val="bullet"/>
-      <w:lvlText w:val=""/>
-      <w:lvlJc w:val="left"/>
-      <w:pPr>
-        <w:ind w:left="4320" w:hanging="360"/>
-      </w:pPr>
-      <w:rPr>
-        <w:rFonts w:ascii="Wingdings" w:hAnsi="Wingdings" w:hint="default"/>
-      </w:rPr>
-    </w:lvl>
-    <w:lvl w:ilvl="6" w:tplc="04090001" w:tentative="1">
-      <w:start w:val="1"/>
-      <w:numFmt w:val="bullet"/>
-      <w:lvlText w:val=""/>
-      <w:lvlJc w:val="left"/>
-      <w:pPr>
-        <w:ind w:left="5040" w:hanging="360"/>
-      </w:pPr>
-      <w:rPr>
-        <w:rFonts w:ascii="Symbol" w:hAnsi="Symbol" w:hint="default"/>
-      </w:rPr>
-    </w:lvl>
-    <w:lvl w:ilvl="7" w:tplc="04090003" w:tentative="1">
-      <w:start w:val="1"/>
-      <w:numFmt w:val="bullet"/>
-      <w:lvlText w:val="o"/>
-      <w:lvlJc w:val="left"/>
-      <w:pPr>
-        <w:ind w:left="5760" w:hanging="360"/>
-      </w:pPr>
-      <w:rPr>
-        <w:rFonts w:ascii="Courier New" w:hAnsi="Courier New" w:cs="Courier New" w:hint="default"/>
-      </w:rPr>
-    </w:lvl>
-    <w:lvl w:ilvl="8" w:tplc="04090005" w:tentative="1">
-      <w:start w:val="1"/>
-      <w:numFmt w:val="bullet"/>
-      <w:lvlText w:val=""/>
-      <w:lvlJc w:val="left"/>
-      <w:pPr>
-        <w:ind w:left="6480" w:hanging="360"/>
-      </w:pPr>
-      <w:rPr>
-        <w:rFonts w:ascii="Wingdings" w:hAnsi="Wingdings" w:hint="default"/>
-      </w:rPr>
-    </w:lvl>
-  </w:abstractNum>
-  <w:abstractNum w:abstractNumId="60" w15:restartNumberingAfterBreak="0">
-    <w:nsid w:val="7B857335"/>
-    <w:multiLevelType w:val="hybridMultilevel"/>
-    <w:tmpl w:val="A590F1DC"/>
-    <w:lvl w:ilvl="0" w:tplc="B938466A">
-      <w:numFmt w:val="bullet"/>
-      <w:lvlText w:val="-"/>
-      <w:lvlJc w:val="left"/>
-      <w:pPr>
-        <w:ind w:left="720" w:hanging="360"/>
-      </w:pPr>
-      <w:rPr>
-        <w:rFonts w:ascii="Calibri" w:eastAsia="Times New Roman" w:hAnsi="Calibri" w:cs="Calibri" w:hint="default"/>
-      </w:rPr>
-    </w:lvl>
-    <w:lvl w:ilvl="1" w:tplc="04090003" w:tentative="1">
-      <w:start w:val="1"/>
-      <w:numFmt w:val="bullet"/>
-      <w:lvlText w:val="o"/>
-      <w:lvlJc w:val="left"/>
-      <w:pPr>
-        <w:ind w:left="1440" w:hanging="360"/>
-      </w:pPr>
-      <w:rPr>
-        <w:rFonts w:ascii="Courier New" w:hAnsi="Courier New" w:cs="Courier New" w:hint="default"/>
-      </w:rPr>
-    </w:lvl>
-    <w:lvl w:ilvl="2" w:tplc="04090005" w:tentative="1">
-      <w:start w:val="1"/>
-      <w:numFmt w:val="bullet"/>
-      <w:lvlText w:val=""/>
-      <w:lvlJc w:val="left"/>
-      <w:pPr>
-        <w:ind w:left="2160" w:hanging="360"/>
-      </w:pPr>
-      <w:rPr>
-        <w:rFonts w:ascii="Wingdings" w:hAnsi="Wingdings" w:hint="default"/>
-      </w:rPr>
-    </w:lvl>
-    <w:lvl w:ilvl="3" w:tplc="04090001" w:tentative="1">
-      <w:start w:val="1"/>
-      <w:numFmt w:val="bullet"/>
-      <w:lvlText w:val=""/>
-      <w:lvlJc w:val="left"/>
-      <w:pPr>
-        <w:ind w:left="2880" w:hanging="360"/>
-      </w:pPr>
-      <w:rPr>
-        <w:rFonts w:ascii="Symbol" w:hAnsi="Symbol" w:hint="default"/>
-      </w:rPr>
-    </w:lvl>
-    <w:lvl w:ilvl="4" w:tplc="04090003" w:tentative="1">
-      <w:start w:val="1"/>
-      <w:numFmt w:val="bullet"/>
-      <w:lvlText w:val="o"/>
-      <w:lvlJc w:val="left"/>
-      <w:pPr>
-        <w:ind w:left="3600" w:hanging="360"/>
-      </w:pPr>
-      <w:rPr>
-        <w:rFonts w:ascii="Courier New" w:hAnsi="Courier New" w:cs="Courier New" w:hint="default"/>
-      </w:rPr>
-    </w:lvl>
-    <w:lvl w:ilvl="5" w:tplc="04090005" w:tentative="1">
-      <w:start w:val="1"/>
-      <w:numFmt w:val="bullet"/>
-      <w:lvlText w:val=""/>
-      <w:lvlJc w:val="left"/>
-      <w:pPr>
-        <w:ind w:left="4320" w:hanging="360"/>
-      </w:pPr>
-      <w:rPr>
-        <w:rFonts w:ascii="Wingdings" w:hAnsi="Wingdings" w:hint="default"/>
-      </w:rPr>
-    </w:lvl>
-    <w:lvl w:ilvl="6" w:tplc="04090001" w:tentative="1">
-      <w:start w:val="1"/>
-      <w:numFmt w:val="bullet"/>
-      <w:lvlText w:val=""/>
-      <w:lvlJc w:val="left"/>
-      <w:pPr>
-        <w:ind w:left="5040" w:hanging="360"/>
-      </w:pPr>
-      <w:rPr>
-        <w:rFonts w:ascii="Symbol" w:hAnsi="Symbol" w:hint="default"/>
-      </w:rPr>
-    </w:lvl>
-    <w:lvl w:ilvl="7" w:tplc="04090003" w:tentative="1">
-      <w:start w:val="1"/>
-      <w:numFmt w:val="bullet"/>
-      <w:lvlText w:val="o"/>
-      <w:lvlJc w:val="left"/>
-      <w:pPr>
-        <w:ind w:left="5760" w:hanging="360"/>
-      </w:pPr>
-      <w:rPr>
-        <w:rFonts w:ascii="Courier New" w:hAnsi="Courier New" w:cs="Courier New" w:hint="default"/>
-      </w:rPr>
-    </w:lvl>
-    <w:lvl w:ilvl="8" w:tplc="04090005" w:tentative="1">
-      <w:start w:val="1"/>
-      <w:numFmt w:val="bullet"/>
-      <w:lvlText w:val=""/>
-      <w:lvlJc w:val="left"/>
-      <w:pPr>
-        <w:ind w:left="6480" w:hanging="360"/>
-      </w:pPr>
-      <w:rPr>
-        <w:rFonts w:ascii="Wingdings" w:hAnsi="Wingdings" w:hint="default"/>
-      </w:rPr>
-    </w:lvl>
-  </w:abstractNum>
-  <w:num w:numId="1" w16cid:durableId="38553421">
+  <w:num w:numId="1" w16cid:durableId="2047481379">
     <w:abstractNumId w:val="0"/>
-    <w:lvlOverride w:ilvl="0">
-      <w:lvl w:ilvl="0">
-        <w:start w:val="1"/>
-        <w:numFmt w:val="bullet"/>
-        <w:lvlText w:val=""/>
-        <w:legacy w:legacy="1" w:legacySpace="0" w:legacyIndent="360"/>
-        <w:lvlJc w:val="left"/>
-        <w:pPr>
-          <w:ind w:left="360" w:hanging="360"/>
-        </w:pPr>
-        <w:rPr>
-          <w:rFonts w:ascii="Symbol" w:hAnsi="Symbol" w:hint="default"/>
-        </w:rPr>
-      </w:lvl>
-    </w:lvlOverride>
   </w:num>
-  <w:num w:numId="2" w16cid:durableId="981538698">
+  <w:num w:numId="2" w16cid:durableId="1137651956">
+    <w:abstractNumId w:val="15"/>
+  </w:num>
+  <w:num w:numId="3" w16cid:durableId="1824004607">
+    <w:abstractNumId w:val="16"/>
+  </w:num>
+  <w:num w:numId="4" w16cid:durableId="1843355151">
+    <w:abstractNumId w:val="10"/>
+  </w:num>
+  <w:num w:numId="5" w16cid:durableId="1734422222">
+    <w:abstractNumId w:val="11"/>
+  </w:num>
+  <w:num w:numId="6" w16cid:durableId="1540555372">
+    <w:abstractNumId w:val="18"/>
+  </w:num>
+  <w:num w:numId="7" w16cid:durableId="136577369">
+    <w:abstractNumId w:val="2"/>
+  </w:num>
+  <w:num w:numId="8" w16cid:durableId="1142581606">
+    <w:abstractNumId w:val="13"/>
+  </w:num>
+  <w:num w:numId="9" w16cid:durableId="755056438">
+    <w:abstractNumId w:val="3"/>
+  </w:num>
+  <w:num w:numId="10" w16cid:durableId="260912829">
+    <w:abstractNumId w:val="9"/>
+  </w:num>
+  <w:num w:numId="11" w16cid:durableId="1580673731">
+    <w:abstractNumId w:val="8"/>
+  </w:num>
+  <w:num w:numId="12" w16cid:durableId="1003780315">
     <w:abstractNumId w:val="6"/>
   </w:num>
-  <w:num w:numId="3" w16cid:durableId="1056391161">
-    <w:abstractNumId w:val="6"/>
-    <w:lvlOverride w:ilvl="0">
-      <w:lvl w:ilvl="0">
-        <w:start w:val="1"/>
-        <w:numFmt w:val="decimal"/>
-        <w:lvlText w:val="%1."/>
-        <w:legacy w:legacy="1" w:legacySpace="0" w:legacyIndent="360"/>
-        <w:lvlJc w:val="left"/>
-        <w:pPr>
-          <w:ind w:left="360" w:hanging="360"/>
-        </w:pPr>
-      </w:lvl>
-    </w:lvlOverride>
+  <w:num w:numId="13" w16cid:durableId="1042486044">
+    <w:abstractNumId w:val="12"/>
   </w:num>
-  <w:num w:numId="4" w16cid:durableId="1501505164">
-    <w:abstractNumId w:val="6"/>
-    <w:lvlOverride w:ilvl="0">
-      <w:lvl w:ilvl="0">
-        <w:start w:val="1"/>
-        <w:numFmt w:val="decimal"/>
-        <w:lvlText w:val="%1."/>
-        <w:legacy w:legacy="1" w:legacySpace="0" w:legacyIndent="360"/>
-        <w:lvlJc w:val="left"/>
-        <w:pPr>
-          <w:ind w:left="360" w:hanging="360"/>
-        </w:pPr>
-      </w:lvl>
-    </w:lvlOverride>
+  <w:num w:numId="14" w16cid:durableId="2014647660">
+    <w:abstractNumId w:val="19"/>
   </w:num>
-  <w:num w:numId="5" w16cid:durableId="1485588505">
-    <w:abstractNumId w:val="6"/>
-    <w:lvlOverride w:ilvl="0">
-      <w:lvl w:ilvl="0">
-        <w:start w:val="1"/>
-        <w:numFmt w:val="decimal"/>
-        <w:lvlText w:val="%1."/>
-        <w:legacy w:legacy="1" w:legacySpace="0" w:legacyIndent="360"/>
-        <w:lvlJc w:val="left"/>
-        <w:pPr>
-          <w:ind w:left="360" w:hanging="360"/>
-        </w:pPr>
-      </w:lvl>
-    </w:lvlOverride>
+  <w:num w:numId="15" w16cid:durableId="912131360">
+    <w:abstractNumId w:val="14"/>
   </w:num>
-  <w:num w:numId="6" w16cid:durableId="2047481379">
-    <w:abstractNumId w:val="2"/>
-  </w:num>
-  <w:num w:numId="7" w16cid:durableId="1137651956">
-    <w:abstractNumId w:val="50"/>
-  </w:num>
-  <w:num w:numId="8" w16cid:durableId="1469519384">
-    <w:abstractNumId w:val="21"/>
-  </w:num>
-  <w:num w:numId="9" w16cid:durableId="988486434">
-    <w:abstractNumId w:val="38"/>
-  </w:num>
-  <w:num w:numId="10" w16cid:durableId="1308047874">
-    <w:abstractNumId w:val="20"/>
-  </w:num>
-  <w:num w:numId="11" w16cid:durableId="1680817119">
-    <w:abstractNumId w:val="48"/>
-  </w:num>
-  <w:num w:numId="12" w16cid:durableId="1657032424">
-    <w:abstractNumId w:val="34"/>
-  </w:num>
-  <w:num w:numId="13" w16cid:durableId="649864577">
-    <w:abstractNumId w:val="41"/>
-  </w:num>
-  <w:num w:numId="14" w16cid:durableId="1726565903">
-    <w:abstractNumId w:val="47"/>
-  </w:num>
-  <w:num w:numId="15" w16cid:durableId="291138803">
-    <w:abstractNumId w:val="54"/>
-  </w:num>
-  <w:num w:numId="16" w16cid:durableId="378406814">
-    <w:abstractNumId w:val="60"/>
-  </w:num>
-  <w:num w:numId="17" w16cid:durableId="1651863553">
-    <w:abstractNumId w:val="32"/>
-  </w:num>
-  <w:num w:numId="18" w16cid:durableId="226379165">
+  <w:num w:numId="16" w16cid:durableId="292248374">
     <w:abstractNumId w:val="7"/>
   </w:num>
-  <w:num w:numId="19" w16cid:durableId="1233077439">
-    <w:abstractNumId w:val="16"/>
+  <w:num w:numId="17" w16cid:durableId="709300402">
+    <w:abstractNumId w:val="5"/>
   </w:num>
-  <w:num w:numId="20" w16cid:durableId="1384676454">
-    <w:abstractNumId w:val="46"/>
-  </w:num>
-  <w:num w:numId="21" w16cid:durableId="1535535207">
-    <w:abstractNumId w:val="56"/>
-  </w:num>
-  <w:num w:numId="22" w16cid:durableId="974218683">
+  <w:num w:numId="18" w16cid:durableId="1557860830">
     <w:abstractNumId w:val="4"/>
   </w:num>
-  <w:num w:numId="23" w16cid:durableId="811405244">
-    <w:abstractNumId w:val="18"/>
+  <w:num w:numId="19" w16cid:durableId="390730905">
+    <w:abstractNumId w:val="17"/>
   </w:num>
-  <w:num w:numId="24" w16cid:durableId="1968202110">
-    <w:abstractNumId w:val="45"/>
-  </w:num>
-  <w:num w:numId="25" w16cid:durableId="117116312">
-    <w:abstractNumId w:val="8"/>
-  </w:num>
-  <w:num w:numId="26" w16cid:durableId="834959143">
-    <w:abstractNumId w:val="59"/>
-  </w:num>
-  <w:num w:numId="27" w16cid:durableId="1562981036">
-    <w:abstractNumId w:val="31"/>
-  </w:num>
-  <w:num w:numId="28" w16cid:durableId="1673607329">
-    <w:abstractNumId w:val="35"/>
-  </w:num>
-  <w:num w:numId="29" w16cid:durableId="963852183">
-    <w:abstractNumId w:val="42"/>
-  </w:num>
-  <w:num w:numId="30" w16cid:durableId="2009794409">
-    <w:abstractNumId w:val="37"/>
-  </w:num>
-  <w:num w:numId="31" w16cid:durableId="1987314705">
-    <w:abstractNumId w:val="49"/>
-  </w:num>
-  <w:num w:numId="32" w16cid:durableId="1824004607">
-    <w:abstractNumId w:val="51"/>
-  </w:num>
-  <w:num w:numId="33" w16cid:durableId="1772360895">
-    <w:abstractNumId w:val="40"/>
-  </w:num>
-  <w:num w:numId="34" w16cid:durableId="1434744324">
-    <w:abstractNumId w:val="27"/>
-  </w:num>
-  <w:num w:numId="35" w16cid:durableId="2024866083">
-    <w:abstractNumId w:val="53"/>
-  </w:num>
-  <w:num w:numId="36" w16cid:durableId="2006855178">
-    <w:abstractNumId w:val="9"/>
-  </w:num>
-  <w:num w:numId="37" w16cid:durableId="878318313">
-    <w:abstractNumId w:val="28"/>
-  </w:num>
-  <w:num w:numId="38" w16cid:durableId="1843355151">
-    <w:abstractNumId w:val="29"/>
-  </w:num>
-  <w:num w:numId="39" w16cid:durableId="891304514">
-    <w:abstractNumId w:val="33"/>
-  </w:num>
-  <w:num w:numId="40" w16cid:durableId="1488745686">
-    <w:abstractNumId w:val="23"/>
-  </w:num>
-  <w:num w:numId="41" w16cid:durableId="261575900">
-    <w:abstractNumId w:val="10"/>
-  </w:num>
-  <w:num w:numId="42" w16cid:durableId="1734422222">
-    <w:abstractNumId w:val="36"/>
-  </w:num>
-  <w:num w:numId="43" w16cid:durableId="1540555372">
-    <w:abstractNumId w:val="55"/>
-  </w:num>
-  <w:num w:numId="44" w16cid:durableId="136577369">
-    <w:abstractNumId w:val="12"/>
-  </w:num>
-  <w:num w:numId="45" w16cid:durableId="1142581606">
-    <w:abstractNumId w:val="43"/>
-  </w:num>
-  <w:num w:numId="46" w16cid:durableId="1160191040">
+  <w:num w:numId="20" w16cid:durableId="1029574910">
     <w:abstractNumId w:val="1"/>
   </w:num>
-  <w:num w:numId="47" w16cid:durableId="644315928">
-    <w:abstractNumId w:val="3"/>
-  </w:num>
-  <w:num w:numId="48" w16cid:durableId="1512993573">
-    <w:abstractNumId w:val="30"/>
-  </w:num>
-  <w:num w:numId="49" w16cid:durableId="8604160">
-    <w:abstractNumId w:val="5"/>
-  </w:num>
-  <w:num w:numId="50" w16cid:durableId="635069165">
-    <w:abstractNumId w:val="13"/>
-  </w:num>
-  <w:num w:numId="51" w16cid:durableId="989409384">
-    <w:abstractNumId w:val="15"/>
-  </w:num>
-  <w:num w:numId="52" w16cid:durableId="260332887">
-    <w:abstractNumId w:val="58"/>
-  </w:num>
-  <w:num w:numId="53" w16cid:durableId="755056438">
-    <w:abstractNumId w:val="14"/>
-  </w:num>
-  <w:num w:numId="54" w16cid:durableId="260912829">
-    <w:abstractNumId w:val="26"/>
-  </w:num>
-  <w:num w:numId="55" w16cid:durableId="1580673731">
-    <w:abstractNumId w:val="25"/>
-  </w:num>
-  <w:num w:numId="56" w16cid:durableId="1003780315">
-    <w:abstractNumId w:val="22"/>
-  </w:num>
-  <w:num w:numId="57" w16cid:durableId="1042486044">
-    <w:abstractNumId w:val="39"/>
-  </w:num>
-  <w:num w:numId="58" w16cid:durableId="2014647660">
-    <w:abstractNumId w:val="57"/>
-  </w:num>
-  <w:num w:numId="59" w16cid:durableId="912131360">
-    <w:abstractNumId w:val="44"/>
-  </w:num>
-  <w:num w:numId="60" w16cid:durableId="292248374">
-    <w:abstractNumId w:val="24"/>
-  </w:num>
-  <w:num w:numId="61" w16cid:durableId="709300402">
-    <w:abstractNumId w:val="19"/>
-  </w:num>
-  <w:num w:numId="62" w16cid:durableId="1557860830">
-    <w:abstractNumId w:val="17"/>
-  </w:num>
-  <w:num w:numId="63" w16cid:durableId="390730905">
-    <w:abstractNumId w:val="52"/>
-  </w:num>
-  <w:num w:numId="64" w16cid:durableId="1029574910">
-    <w:abstractNumId w:val="11"/>
-  </w:num>
+  <w:numIdMacAtCleanup w:val="20"/>
 </w:numbering>
 </file>
 
@@ -15637,7 +12363,7 @@
     <w:pPr>
       <w:keepNext/>
       <w:numPr>
-        <w:numId w:val="6"/>
+        <w:numId w:val="1"/>
       </w:numPr>
       <w:spacing w:before="240" w:after="60"/>
       <w:outlineLvl w:val="0"/>
@@ -15658,7 +12384,7 @@
       <w:keepNext/>
       <w:numPr>
         <w:ilvl w:val="1"/>
-        <w:numId w:val="6"/>
+        <w:numId w:val="1"/>
       </w:numPr>
       <w:pBdr>
         <w:bottom w:val="single" w:sz="4" w:space="1" w:color="auto"/>
@@ -15683,7 +12409,7 @@
       <w:keepNext/>
       <w:numPr>
         <w:ilvl w:val="2"/>
-        <w:numId w:val="6"/>
+        <w:numId w:val="1"/>
       </w:numPr>
       <w:spacing w:before="240" w:after="60"/>
       <w:outlineLvl w:val="2"/>
@@ -15706,7 +12432,7 @@
       <w:keepNext/>
       <w:numPr>
         <w:ilvl w:val="3"/>
-        <w:numId w:val="6"/>
+        <w:numId w:val="1"/>
       </w:numPr>
       <w:outlineLvl w:val="3"/>
     </w:pPr>
@@ -15725,7 +12451,7 @@
       <w:keepNext/>
       <w:numPr>
         <w:ilvl w:val="4"/>
-        <w:numId w:val="6"/>
+        <w:numId w:val="1"/>
       </w:numPr>
       <w:outlineLvl w:val="4"/>
     </w:pPr>
@@ -15743,7 +12469,7 @@
     <w:pPr>
       <w:numPr>
         <w:ilvl w:val="5"/>
-        <w:numId w:val="6"/>
+        <w:numId w:val="1"/>
       </w:numPr>
       <w:spacing w:before="240" w:after="60"/>
       <w:outlineLvl w:val="5"/>
@@ -15764,7 +12490,7 @@
     <w:pPr>
       <w:numPr>
         <w:ilvl w:val="6"/>
-        <w:numId w:val="6"/>
+        <w:numId w:val="1"/>
       </w:numPr>
       <w:spacing w:before="240" w:after="60"/>
       <w:outlineLvl w:val="6"/>
@@ -15782,7 +12508,7 @@
     <w:pPr>
       <w:numPr>
         <w:ilvl w:val="7"/>
-        <w:numId w:val="6"/>
+        <w:numId w:val="1"/>
       </w:numPr>
       <w:spacing w:before="240" w:after="60"/>
       <w:outlineLvl w:val="7"/>
@@ -15802,7 +12528,7 @@
     <w:pPr>
       <w:numPr>
         <w:ilvl w:val="8"/>
-        <w:numId w:val="6"/>
+        <w:numId w:val="1"/>
       </w:numPr>
       <w:spacing w:before="240" w:after="60"/>
       <w:outlineLvl w:val="8"/>
@@ -16049,7 +12775,7 @@
     <w:pPr>
       <w:pageBreakBefore/>
       <w:numPr>
-        <w:numId w:val="7"/>
+        <w:numId w:val="2"/>
       </w:numPr>
       <w:spacing w:after="120"/>
       <w:outlineLvl w:val="0"/>
@@ -16070,7 +12796,7 @@
       <w:keepNext/>
       <w:numPr>
         <w:ilvl w:val="1"/>
-        <w:numId w:val="7"/>
+        <w:numId w:val="2"/>
       </w:numPr>
       <w:spacing w:before="240" w:after="120"/>
       <w:outlineLvl w:val="1"/>
@@ -16090,7 +12816,7 @@
       <w:keepNext/>
       <w:numPr>
         <w:ilvl w:val="2"/>
-        <w:numId w:val="7"/>
+        <w:numId w:val="2"/>
       </w:numPr>
       <w:tabs>
         <w:tab w:val="left" w:pos="1987"/>
@@ -16113,7 +12839,7 @@
       <w:keepNext/>
       <w:numPr>
         <w:ilvl w:val="3"/>
-        <w:numId w:val="7"/>
+        <w:numId w:val="2"/>
       </w:numPr>
       <w:tabs>
         <w:tab w:val="left" w:pos="2707"/>
@@ -16143,7 +12869,7 @@
     <w:pPr>
       <w:numPr>
         <w:ilvl w:val="4"/>
-        <w:numId w:val="7"/>
+        <w:numId w:val="2"/>
       </w:numPr>
     </w:pPr>
     <w:rPr>
